--- a/Sem1/Introduction to Artificial Intelligence/project-assignment/report.docx
+++ b/Sem1/Introduction to Artificial Intelligence/project-assignment/report.docx
@@ -31,7 +31,7 @@
                     </pic:cNvPicPr>
                   </pic:nvPicPr>
                   <pic:blipFill>
-                    <a:blip r:embed="rId7">
+                    <a:blip r:embed="rId8">
                       <a:extLst>
                         <a:ext uri="{28A0092B-C50C-407E-A947-70E740481C1C}">
                           <a14:useLocalDpi xmlns:a14="http://schemas.microsoft.com/office/drawing/2010/main" val="0"/>
@@ -107,7 +107,7 @@
                     </pic:cNvPicPr>
                   </pic:nvPicPr>
                   <pic:blipFill>
-                    <a:blip r:embed="rId8">
+                    <a:blip r:embed="rId9">
                       <a:extLst>
                         <a:ext uri="{28A0092B-C50C-407E-A947-70E740481C1C}">
                           <a14:useLocalDpi xmlns:a14="http://schemas.microsoft.com/office/drawing/2010/main" val="0"/>
@@ -188,11 +188,19 @@
         <w:jc w:val="left"/>
         <w:rPr>
           <w:b/>
-          <w:sz w:val="32"/>
-          <w:szCs w:val="32"/>
-          <w:u w:val="single"/>
-        </w:rPr>
-      </w:pPr>
+          <w:sz w:val="28"/>
+          <w:szCs w:val="28"/>
+        </w:rPr>
+      </w:pPr>
+      <w:r>
+        <w:rPr>
+          <w:b/>
+          <w:bCs/>
+          <w:sz w:val="28"/>
+          <w:szCs w:val="28"/>
+        </w:rPr>
+        <w:t>Predictive Modelling for Credit Card Default Using Machine Learning</w:t>
+      </w:r>
     </w:p>
     <w:p>
       <w:pPr>
@@ -205,6 +213,7 @@
           <w:u w:val="single"/>
         </w:rPr>
       </w:pPr>
+      <w:proofErr w:type="spellStart"/>
       <w:r>
         <w:rPr>
           <w:b/>
@@ -212,48 +221,49 @@
           <w:szCs w:val="32"/>
           <w:u w:val="single"/>
         </w:rPr>
-        <w:t>Programme title:</w:t>
-      </w:r>
-    </w:p>
-    <w:p>
-      <w:pPr>
-        <w:spacing w:line="360" w:lineRule="auto"/>
-        <w:jc w:val="left"/>
-        <w:rPr>
-          <w:b/>
-          <w:sz w:val="28"/>
-          <w:szCs w:val="28"/>
-        </w:rPr>
-      </w:pPr>
-      <w:r>
-        <w:rPr>
-          <w:b/>
-          <w:sz w:val="28"/>
-          <w:szCs w:val="28"/>
-        </w:rPr>
-        <w:t>MSc Artificial Intelligence</w:t>
-      </w:r>
-    </w:p>
-    <w:p>
-      <w:pPr>
-        <w:spacing w:line="360" w:lineRule="auto"/>
-        <w:jc w:val="left"/>
+        <w:t>Programme</w:t>
+      </w:r>
+      <w:proofErr w:type="spellEnd"/>
+      <w:r>
         <w:rPr>
           <w:b/>
           <w:sz w:val="32"/>
           <w:szCs w:val="32"/>
           <w:u w:val="single"/>
         </w:rPr>
-      </w:pPr>
-      <w:r>
+        <w:t xml:space="preserve"> title:</w:t>
+      </w:r>
+    </w:p>
+    <w:p>
+      <w:pPr>
+        <w:spacing w:line="360" w:lineRule="auto"/>
+        <w:jc w:val="left"/>
+        <w:rPr>
+          <w:b/>
+          <w:sz w:val="28"/>
+          <w:szCs w:val="28"/>
+        </w:rPr>
+      </w:pPr>
+      <w:r>
+        <w:rPr>
+          <w:b/>
+          <w:sz w:val="28"/>
+          <w:szCs w:val="28"/>
+        </w:rPr>
+        <w:t>MSc Artificial Intelligence</w:t>
+      </w:r>
+    </w:p>
+    <w:p>
+      <w:pPr>
+        <w:spacing w:line="360" w:lineRule="auto"/>
+        <w:jc w:val="left"/>
         <w:rPr>
           <w:b/>
           <w:sz w:val="32"/>
           <w:szCs w:val="32"/>
           <w:u w:val="single"/>
         </w:rPr>
-        <w:t>Prepared by</w:t>
-      </w:r>
+      </w:pPr>
       <w:r>
         <w:rPr>
           <w:b/>
@@ -261,115 +271,124 @@
           <w:szCs w:val="32"/>
           <w:u w:val="single"/>
         </w:rPr>
-        <w:t>:</w:t>
-      </w:r>
-    </w:p>
-    <w:p>
-      <w:pPr>
-        <w:spacing w:line="360" w:lineRule="auto"/>
-        <w:jc w:val="left"/>
-        <w:rPr>
-          <w:b/>
-          <w:sz w:val="28"/>
-          <w:szCs w:val="28"/>
-        </w:rPr>
-      </w:pPr>
-      <w:r>
-        <w:rPr>
-          <w:b/>
-          <w:sz w:val="28"/>
-          <w:szCs w:val="28"/>
-        </w:rPr>
-        <w:t>Amaan Mohammed Khalander</w:t>
-      </w:r>
-    </w:p>
-    <w:p>
-      <w:pPr>
-        <w:spacing w:line="360" w:lineRule="auto"/>
-        <w:jc w:val="left"/>
+        <w:t>Prepared by</w:t>
+      </w:r>
+      <w:r>
         <w:rPr>
           <w:b/>
           <w:sz w:val="32"/>
           <w:szCs w:val="32"/>
           <w:u w:val="single"/>
         </w:rPr>
-      </w:pPr>
-      <w:r>
+        <w:t>:</w:t>
+      </w:r>
+    </w:p>
+    <w:p>
+      <w:pPr>
+        <w:spacing w:line="360" w:lineRule="auto"/>
+        <w:jc w:val="left"/>
+        <w:rPr>
+          <w:b/>
+          <w:sz w:val="28"/>
+          <w:szCs w:val="28"/>
+        </w:rPr>
+      </w:pPr>
+      <w:r>
+        <w:rPr>
+          <w:b/>
+          <w:sz w:val="28"/>
+          <w:szCs w:val="28"/>
+        </w:rPr>
+        <w:t>Amaan Mohammed Khalander</w:t>
+      </w:r>
+    </w:p>
+    <w:p>
+      <w:pPr>
+        <w:spacing w:line="360" w:lineRule="auto"/>
+        <w:jc w:val="left"/>
         <w:rPr>
           <w:b/>
           <w:sz w:val="32"/>
           <w:szCs w:val="32"/>
           <w:u w:val="single"/>
         </w:rPr>
-        <w:t>Year:</w:t>
-      </w:r>
-    </w:p>
-    <w:p>
-      <w:pPr>
-        <w:spacing w:line="360" w:lineRule="auto"/>
-        <w:jc w:val="left"/>
-        <w:rPr>
-          <w:b/>
-          <w:sz w:val="28"/>
-          <w:szCs w:val="28"/>
-        </w:rPr>
-      </w:pPr>
-      <w:r>
-        <w:rPr>
-          <w:b/>
-          <w:sz w:val="28"/>
-          <w:szCs w:val="28"/>
-        </w:rPr>
-        <w:t xml:space="preserve">Term 1 </w:t>
-      </w:r>
-      <w:r>
-        <w:rPr>
-          <w:b/>
-          <w:sz w:val="28"/>
-          <w:szCs w:val="28"/>
-        </w:rPr>
-        <w:t>–</w:t>
-      </w:r>
-      <w:r>
-        <w:rPr>
-          <w:b/>
-          <w:sz w:val="28"/>
-          <w:szCs w:val="28"/>
-        </w:rPr>
-        <w:t xml:space="preserve"> 2026</w:t>
-      </w:r>
-    </w:p>
-    <w:p>
-      <w:pPr>
-        <w:spacing w:line="360" w:lineRule="auto"/>
-        <w:jc w:val="left"/>
+      </w:pPr>
+      <w:r>
         <w:rPr>
           <w:b/>
           <w:sz w:val="32"/>
           <w:szCs w:val="32"/>
           <w:u w:val="single"/>
         </w:rPr>
-      </w:pPr>
-      <w:r>
+        <w:t>Year:</w:t>
+      </w:r>
+    </w:p>
+    <w:p>
+      <w:pPr>
+        <w:spacing w:line="360" w:lineRule="auto"/>
+        <w:jc w:val="left"/>
+        <w:rPr>
+          <w:b/>
+          <w:sz w:val="28"/>
+          <w:szCs w:val="28"/>
+        </w:rPr>
+      </w:pPr>
+      <w:r>
+        <w:rPr>
+          <w:b/>
+          <w:sz w:val="28"/>
+          <w:szCs w:val="28"/>
+        </w:rPr>
+        <w:t xml:space="preserve">Term 1 </w:t>
+      </w:r>
+      <w:r>
+        <w:rPr>
+          <w:b/>
+          <w:sz w:val="28"/>
+          <w:szCs w:val="28"/>
+        </w:rPr>
+        <w:t>–</w:t>
+      </w:r>
+      <w:r>
+        <w:rPr>
+          <w:b/>
+          <w:sz w:val="28"/>
+          <w:szCs w:val="28"/>
+        </w:rPr>
+        <w:t xml:space="preserve"> 2026</w:t>
+      </w:r>
+    </w:p>
+    <w:p>
+      <w:pPr>
+        <w:spacing w:line="360" w:lineRule="auto"/>
+        <w:jc w:val="left"/>
         <w:rPr>
           <w:b/>
           <w:sz w:val="32"/>
           <w:szCs w:val="32"/>
           <w:u w:val="single"/>
         </w:rPr>
-        <w:t>Date:</w:t>
-      </w:r>
-    </w:p>
-    <w:p>
-      <w:pPr>
-        <w:spacing w:line="360" w:lineRule="auto"/>
-        <w:jc w:val="left"/>
+      </w:pPr>
+      <w:r>
         <w:rPr>
           <w:b/>
           <w:sz w:val="32"/>
           <w:szCs w:val="32"/>
           <w:u w:val="single"/>
         </w:rPr>
+        <w:t>Date:</w:t>
+      </w:r>
+    </w:p>
+    <w:p>
+      <w:pPr>
+        <w:spacing w:line="360" w:lineRule="auto"/>
+        <w:jc w:val="left"/>
+        <w:rPr>
+          <w:b/>
+          <w:sz w:val="32"/>
+          <w:szCs w:val="32"/>
+          <w:u w:val="single"/>
+        </w:rPr>
       </w:pPr>
       <w:r>
         <w:rPr>
@@ -406,29 +425,6 @@
       <w:pPr>
         <w:jc w:val="center"/>
       </w:pPr>
-    </w:p>
-    <w:p>
-      <w:pPr>
-        <w:jc w:val="center"/>
-      </w:pPr>
-    </w:p>
-    <w:p>
-      <w:pPr>
-        <w:jc w:val="center"/>
-      </w:pPr>
-    </w:p>
-    <w:p>
-      <w:pPr>
-        <w:pStyle w:val="Heading1"/>
-        <w:spacing w:before="0"/>
-      </w:pPr>
-      <w:r>
-        <w:br w:type="page"/>
-      </w:r>
-      <w:r>
-        <w:lastRenderedPageBreak/>
-        <w:t>Executive Summary</w:t>
-      </w:r>
     </w:p>
     <w:p>
       <w:pPr>
@@ -446,24 +442,1847 @@
         <w:br w:type="page"/>
       </w:r>
     </w:p>
-    <w:p>
-      <w:pPr>
-        <w:pStyle w:val="Heading1"/>
-        <w:spacing w:before="0"/>
-      </w:pPr>
-      <w:r>
-        <w:lastRenderedPageBreak/>
-        <w:t>Table of Contents</w:t>
-      </w:r>
-    </w:p>
-    <w:p/>
-    <w:p>
-      <w:pPr>
-        <w:spacing w:after="160"/>
-        <w:jc w:val="left"/>
-      </w:pPr>
-      <w:r>
-        <w:br w:type="page"/>
+    <w:sdt>
+      <w:sdtPr>
+        <w:rPr>
+          <w:rFonts w:ascii="Times New Roman" w:eastAsiaTheme="minorHAnsi" w:hAnsi="Times New Roman" w:cstheme="minorBidi"/>
+          <w:color w:val="auto"/>
+          <w:kern w:val="2"/>
+          <w:sz w:val="24"/>
+          <w:szCs w:val="24"/>
+          <w14:ligatures w14:val="standardContextual"/>
+        </w:rPr>
+        <w:id w:val="62466959"/>
+        <w:docPartObj>
+          <w:docPartGallery w:val="Table of Contents"/>
+          <w:docPartUnique/>
+        </w:docPartObj>
+      </w:sdtPr>
+      <w:sdtEndPr>
+        <w:rPr>
+          <w:b/>
+          <w:bCs/>
+          <w:noProof/>
+        </w:rPr>
+      </w:sdtEndPr>
+      <w:sdtContent>
+        <w:p>
+          <w:pPr>
+            <w:pStyle w:val="TOCHeading"/>
+            <w:spacing w:before="0" w:line="360" w:lineRule="auto"/>
+            <w:rPr>
+              <w:rFonts w:ascii="Times New Roman" w:hAnsi="Times New Roman" w:cs="Times New Roman"/>
+              <w:b/>
+              <w:bCs/>
+              <w:color w:val="000000" w:themeColor="text1"/>
+            </w:rPr>
+          </w:pPr>
+          <w:r>
+            <w:rPr>
+              <w:rFonts w:ascii="Times New Roman" w:hAnsi="Times New Roman" w:cs="Times New Roman"/>
+              <w:b/>
+              <w:bCs/>
+              <w:color w:val="000000" w:themeColor="text1"/>
+            </w:rPr>
+            <w:t xml:space="preserve">Table of </w:t>
+          </w:r>
+          <w:r>
+            <w:rPr>
+              <w:rFonts w:ascii="Times New Roman" w:hAnsi="Times New Roman" w:cs="Times New Roman"/>
+              <w:b/>
+              <w:bCs/>
+              <w:color w:val="000000" w:themeColor="text1"/>
+            </w:rPr>
+            <w:t>Contents</w:t>
+          </w:r>
+        </w:p>
+        <w:p>
+          <w:pPr>
+            <w:pStyle w:val="TOC1"/>
+            <w:rPr>
+              <w:rFonts w:asciiTheme="minorHAnsi" w:eastAsiaTheme="minorEastAsia" w:hAnsiTheme="minorHAnsi"/>
+              <w:noProof/>
+            </w:rPr>
+          </w:pPr>
+          <w:r>
+            <w:fldChar w:fldCharType="begin"/>
+          </w:r>
+          <w:r>
+            <w:instrText xml:space="preserve"> TOC \o "1-3" \h \z \u </w:instrText>
+          </w:r>
+          <w:r>
+            <w:fldChar w:fldCharType="separate"/>
+          </w:r>
+          <w:hyperlink w:anchor="_Toc231084588" w:history="1">
+            <w:r>
+              <w:rPr>
+                <w:rStyle w:val="Hyperlink"/>
+                <w:noProof/>
+              </w:rPr>
+              <w:t>Introduction</w:t>
+            </w:r>
+            <w:r>
+              <w:rPr>
+                <w:noProof/>
+                <w:webHidden/>
+              </w:rPr>
+              <w:tab/>
+            </w:r>
+            <w:r>
+              <w:rPr>
+                <w:noProof/>
+                <w:webHidden/>
+              </w:rPr>
+              <w:fldChar w:fldCharType="begin"/>
+            </w:r>
+            <w:r>
+              <w:rPr>
+                <w:noProof/>
+                <w:webHidden/>
+              </w:rPr>
+              <w:instrText xml:space="preserve"> PAGEREF _Toc231084588 \h </w:instrText>
+            </w:r>
+            <w:r>
+              <w:rPr>
+                <w:noProof/>
+                <w:webHidden/>
+              </w:rPr>
+            </w:r>
+            <w:r>
+              <w:rPr>
+                <w:noProof/>
+                <w:webHidden/>
+              </w:rPr>
+              <w:fldChar w:fldCharType="separate"/>
+            </w:r>
+            <w:r>
+              <w:rPr>
+                <w:noProof/>
+                <w:webHidden/>
+              </w:rPr>
+              <w:t>4</w:t>
+            </w:r>
+            <w:r>
+              <w:rPr>
+                <w:noProof/>
+                <w:webHidden/>
+              </w:rPr>
+              <w:fldChar w:fldCharType="end"/>
+            </w:r>
+          </w:hyperlink>
+        </w:p>
+        <w:p>
+          <w:pPr>
+            <w:pStyle w:val="TOC1"/>
+            <w:rPr>
+              <w:rFonts w:asciiTheme="minorHAnsi" w:eastAsiaTheme="minorEastAsia" w:hAnsiTheme="minorHAnsi"/>
+              <w:noProof/>
+            </w:rPr>
+          </w:pPr>
+          <w:hyperlink w:anchor="_Toc231084589" w:history="1">
+            <w:r>
+              <w:rPr>
+                <w:rStyle w:val="Hyperlink"/>
+                <w:noProof/>
+              </w:rPr>
+              <w:t>Exploratory Data Analysis (Task 1)</w:t>
+            </w:r>
+            <w:r>
+              <w:rPr>
+                <w:noProof/>
+                <w:webHidden/>
+              </w:rPr>
+              <w:tab/>
+            </w:r>
+            <w:r>
+              <w:rPr>
+                <w:noProof/>
+                <w:webHidden/>
+              </w:rPr>
+              <w:fldChar w:fldCharType="begin"/>
+            </w:r>
+            <w:r>
+              <w:rPr>
+                <w:noProof/>
+                <w:webHidden/>
+              </w:rPr>
+              <w:instrText xml:space="preserve"> PAGEREF _Toc231084589 \h </w:instrText>
+            </w:r>
+            <w:r>
+              <w:rPr>
+                <w:noProof/>
+                <w:webHidden/>
+              </w:rPr>
+            </w:r>
+            <w:r>
+              <w:rPr>
+                <w:noProof/>
+                <w:webHidden/>
+              </w:rPr>
+              <w:fldChar w:fldCharType="separate"/>
+            </w:r>
+            <w:r>
+              <w:rPr>
+                <w:noProof/>
+                <w:webHidden/>
+              </w:rPr>
+              <w:t>5</w:t>
+            </w:r>
+            <w:r>
+              <w:rPr>
+                <w:noProof/>
+                <w:webHidden/>
+              </w:rPr>
+              <w:fldChar w:fldCharType="end"/>
+            </w:r>
+          </w:hyperlink>
+        </w:p>
+        <w:p>
+          <w:pPr>
+            <w:pStyle w:val="TOC1"/>
+            <w:rPr>
+              <w:rFonts w:asciiTheme="minorHAnsi" w:eastAsiaTheme="minorEastAsia" w:hAnsiTheme="minorHAnsi"/>
+              <w:noProof/>
+            </w:rPr>
+          </w:pPr>
+          <w:hyperlink w:anchor="_Toc231084590" w:history="1">
+            <w:r>
+              <w:rPr>
+                <w:rStyle w:val="Hyperlink"/>
+                <w:noProof/>
+              </w:rPr>
+              <w:t>Data Preparation (Task 2)</w:t>
+            </w:r>
+            <w:r>
+              <w:rPr>
+                <w:noProof/>
+                <w:webHidden/>
+              </w:rPr>
+              <w:tab/>
+            </w:r>
+            <w:r>
+              <w:rPr>
+                <w:noProof/>
+                <w:webHidden/>
+              </w:rPr>
+              <w:fldChar w:fldCharType="begin"/>
+            </w:r>
+            <w:r>
+              <w:rPr>
+                <w:noProof/>
+                <w:webHidden/>
+              </w:rPr>
+              <w:instrText xml:space="preserve"> PAGEREF _Toc231084590 \h </w:instrText>
+            </w:r>
+            <w:r>
+              <w:rPr>
+                <w:noProof/>
+                <w:webHidden/>
+              </w:rPr>
+            </w:r>
+            <w:r>
+              <w:rPr>
+                <w:noProof/>
+                <w:webHidden/>
+              </w:rPr>
+              <w:fldChar w:fldCharType="separate"/>
+            </w:r>
+            <w:r>
+              <w:rPr>
+                <w:noProof/>
+                <w:webHidden/>
+              </w:rPr>
+              <w:t>9</w:t>
+            </w:r>
+            <w:r>
+              <w:rPr>
+                <w:noProof/>
+                <w:webHidden/>
+              </w:rPr>
+              <w:fldChar w:fldCharType="end"/>
+            </w:r>
+          </w:hyperlink>
+        </w:p>
+        <w:p>
+          <w:pPr>
+            <w:pStyle w:val="TOC1"/>
+            <w:rPr>
+              <w:rFonts w:asciiTheme="minorHAnsi" w:eastAsiaTheme="minorEastAsia" w:hAnsiTheme="minorHAnsi"/>
+              <w:noProof/>
+            </w:rPr>
+          </w:pPr>
+          <w:hyperlink w:anchor="_Toc231084591" w:history="1">
+            <w:r>
+              <w:rPr>
+                <w:rStyle w:val="Hyperlink"/>
+                <w:noProof/>
+              </w:rPr>
+              <w:t>Model Training (Task 3)</w:t>
+            </w:r>
+            <w:r>
+              <w:rPr>
+                <w:noProof/>
+                <w:webHidden/>
+              </w:rPr>
+              <w:tab/>
+            </w:r>
+            <w:r>
+              <w:rPr>
+                <w:noProof/>
+                <w:webHidden/>
+              </w:rPr>
+              <w:fldChar w:fldCharType="begin"/>
+            </w:r>
+            <w:r>
+              <w:rPr>
+                <w:noProof/>
+                <w:webHidden/>
+              </w:rPr>
+              <w:instrText xml:space="preserve"> PAGEREF _Toc231084591 \h </w:instrText>
+            </w:r>
+            <w:r>
+              <w:rPr>
+                <w:noProof/>
+                <w:webHidden/>
+              </w:rPr>
+            </w:r>
+            <w:r>
+              <w:rPr>
+                <w:noProof/>
+                <w:webHidden/>
+              </w:rPr>
+              <w:fldChar w:fldCharType="separate"/>
+            </w:r>
+            <w:r>
+              <w:rPr>
+                <w:noProof/>
+                <w:webHidden/>
+              </w:rPr>
+              <w:t>10</w:t>
+            </w:r>
+            <w:r>
+              <w:rPr>
+                <w:noProof/>
+                <w:webHidden/>
+              </w:rPr>
+              <w:fldChar w:fldCharType="end"/>
+            </w:r>
+          </w:hyperlink>
+        </w:p>
+        <w:p>
+          <w:pPr>
+            <w:pStyle w:val="TOC1"/>
+            <w:rPr>
+              <w:rFonts w:asciiTheme="minorHAnsi" w:eastAsiaTheme="minorEastAsia" w:hAnsiTheme="minorHAnsi"/>
+              <w:noProof/>
+            </w:rPr>
+          </w:pPr>
+          <w:hyperlink w:anchor="_Toc231084592" w:history="1">
+            <w:r>
+              <w:rPr>
+                <w:rStyle w:val="Hyperlink"/>
+                <w:noProof/>
+              </w:rPr>
+              <w:t>Model Evaluation and Visualization (Task 4)</w:t>
+            </w:r>
+            <w:r>
+              <w:rPr>
+                <w:noProof/>
+                <w:webHidden/>
+              </w:rPr>
+              <w:tab/>
+            </w:r>
+            <w:r>
+              <w:rPr>
+                <w:noProof/>
+                <w:webHidden/>
+              </w:rPr>
+              <w:fldChar w:fldCharType="begin"/>
+            </w:r>
+            <w:r>
+              <w:rPr>
+                <w:noProof/>
+                <w:webHidden/>
+              </w:rPr>
+              <w:instrText xml:space="preserve"> PAGEREF _Toc231084592 \h </w:instrText>
+            </w:r>
+            <w:r>
+              <w:rPr>
+                <w:noProof/>
+                <w:webHidden/>
+              </w:rPr>
+            </w:r>
+            <w:r>
+              <w:rPr>
+                <w:noProof/>
+                <w:webHidden/>
+              </w:rPr>
+              <w:fldChar w:fldCharType="separate"/>
+            </w:r>
+            <w:r>
+              <w:rPr>
+                <w:noProof/>
+                <w:webHidden/>
+              </w:rPr>
+              <w:t>11</w:t>
+            </w:r>
+            <w:r>
+              <w:rPr>
+                <w:noProof/>
+                <w:webHidden/>
+              </w:rPr>
+              <w:fldChar w:fldCharType="end"/>
+            </w:r>
+          </w:hyperlink>
+        </w:p>
+        <w:p>
+          <w:pPr>
+            <w:pStyle w:val="TOC1"/>
+            <w:rPr>
+              <w:rFonts w:asciiTheme="minorHAnsi" w:eastAsiaTheme="minorEastAsia" w:hAnsiTheme="minorHAnsi"/>
+              <w:noProof/>
+            </w:rPr>
+          </w:pPr>
+          <w:hyperlink w:anchor="_Toc231084593" w:history="1">
+            <w:r>
+              <w:rPr>
+                <w:rStyle w:val="Hyperlink"/>
+                <w:noProof/>
+              </w:rPr>
+              <w:t>Model Interpretation and Feature Importance</w:t>
+            </w:r>
+            <w:r>
+              <w:rPr>
+                <w:noProof/>
+                <w:webHidden/>
+              </w:rPr>
+              <w:tab/>
+            </w:r>
+            <w:r>
+              <w:rPr>
+                <w:noProof/>
+                <w:webHidden/>
+              </w:rPr>
+              <w:fldChar w:fldCharType="begin"/>
+            </w:r>
+            <w:r>
+              <w:rPr>
+                <w:noProof/>
+                <w:webHidden/>
+              </w:rPr>
+              <w:instrText xml:space="preserve"> PAGEREF _Toc231084593 \h </w:instrText>
+            </w:r>
+            <w:r>
+              <w:rPr>
+                <w:noProof/>
+                <w:webHidden/>
+              </w:rPr>
+            </w:r>
+            <w:r>
+              <w:rPr>
+                <w:noProof/>
+                <w:webHidden/>
+              </w:rPr>
+              <w:fldChar w:fldCharType="separate"/>
+            </w:r>
+            <w:r>
+              <w:rPr>
+                <w:noProof/>
+                <w:webHidden/>
+              </w:rPr>
+              <w:t>13</w:t>
+            </w:r>
+            <w:r>
+              <w:rPr>
+                <w:noProof/>
+                <w:webHidden/>
+              </w:rPr>
+              <w:fldChar w:fldCharType="end"/>
+            </w:r>
+          </w:hyperlink>
+        </w:p>
+        <w:p>
+          <w:pPr>
+            <w:pStyle w:val="TOC1"/>
+            <w:rPr>
+              <w:rFonts w:asciiTheme="minorHAnsi" w:eastAsiaTheme="minorEastAsia" w:hAnsiTheme="minorHAnsi"/>
+              <w:noProof/>
+            </w:rPr>
+          </w:pPr>
+          <w:hyperlink w:anchor="_Toc231084594" w:history="1">
+            <w:r>
+              <w:rPr>
+                <w:rStyle w:val="Hyperlink"/>
+                <w:noProof/>
+              </w:rPr>
+              <w:t>Conclusion and Future Work (Task 5)</w:t>
+            </w:r>
+            <w:r>
+              <w:rPr>
+                <w:noProof/>
+                <w:webHidden/>
+              </w:rPr>
+              <w:tab/>
+            </w:r>
+            <w:r>
+              <w:rPr>
+                <w:noProof/>
+                <w:webHidden/>
+              </w:rPr>
+              <w:fldChar w:fldCharType="begin"/>
+            </w:r>
+            <w:r>
+              <w:rPr>
+                <w:noProof/>
+                <w:webHidden/>
+              </w:rPr>
+              <w:instrText xml:space="preserve"> PAGEREF _Toc231084594 \h </w:instrText>
+            </w:r>
+            <w:r>
+              <w:rPr>
+                <w:noProof/>
+                <w:webHidden/>
+              </w:rPr>
+            </w:r>
+            <w:r>
+              <w:rPr>
+                <w:noProof/>
+                <w:webHidden/>
+              </w:rPr>
+              <w:fldChar w:fldCharType="separate"/>
+            </w:r>
+            <w:r>
+              <w:rPr>
+                <w:noProof/>
+                <w:webHidden/>
+              </w:rPr>
+              <w:t>15</w:t>
+            </w:r>
+            <w:r>
+              <w:rPr>
+                <w:noProof/>
+                <w:webHidden/>
+              </w:rPr>
+              <w:fldChar w:fldCharType="end"/>
+            </w:r>
+          </w:hyperlink>
+        </w:p>
+        <w:p>
+          <w:pPr>
+            <w:pStyle w:val="TOC1"/>
+            <w:rPr>
+              <w:b/>
+              <w:bCs/>
+              <w:noProof/>
+            </w:rPr>
+          </w:pPr>
+          <w:hyperlink w:anchor="_Toc231084595" w:history="1">
+            <w:r>
+              <w:rPr>
+                <w:rStyle w:val="Hyperlink"/>
+                <w:noProof/>
+              </w:rPr>
+              <w:t>References</w:t>
+            </w:r>
+            <w:r>
+              <w:rPr>
+                <w:noProof/>
+                <w:webHidden/>
+              </w:rPr>
+              <w:tab/>
+            </w:r>
+            <w:r>
+              <w:rPr>
+                <w:noProof/>
+                <w:webHidden/>
+              </w:rPr>
+              <w:fldChar w:fldCharType="begin"/>
+            </w:r>
+            <w:r>
+              <w:rPr>
+                <w:noProof/>
+                <w:webHidden/>
+              </w:rPr>
+              <w:instrText xml:space="preserve"> PAGEREF _Toc231084595 \h </w:instrText>
+            </w:r>
+            <w:r>
+              <w:rPr>
+                <w:noProof/>
+                <w:webHidden/>
+              </w:rPr>
+            </w:r>
+            <w:r>
+              <w:rPr>
+                <w:noProof/>
+                <w:webHidden/>
+              </w:rPr>
+              <w:fldChar w:fldCharType="separate"/>
+            </w:r>
+            <w:r>
+              <w:rPr>
+                <w:noProof/>
+                <w:webHidden/>
+              </w:rPr>
+              <w:t>16</w:t>
+            </w:r>
+            <w:r>
+              <w:rPr>
+                <w:noProof/>
+                <w:webHidden/>
+              </w:rPr>
+              <w:fldChar w:fldCharType="end"/>
+            </w:r>
+          </w:hyperlink>
+          <w:r>
+            <w:rPr>
+              <w:b/>
+              <w:bCs/>
+              <w:noProof/>
+            </w:rPr>
+            <w:fldChar w:fldCharType="end"/>
+          </w:r>
+        </w:p>
+      </w:sdtContent>
+    </w:sdt>
+    <w:p>
+      <w:pPr>
+        <w:spacing w:line="360" w:lineRule="auto"/>
+      </w:pPr>
+    </w:p>
+    <w:p>
+      <w:pPr>
+        <w:pStyle w:val="TableofFigures"/>
+        <w:tabs>
+          <w:tab w:val="right" w:leader="dot" w:pos="9016"/>
+        </w:tabs>
+        <w:spacing w:line="360" w:lineRule="auto"/>
+        <w:rPr>
+          <w:b/>
+          <w:bCs/>
+          <w:color w:val="000000" w:themeColor="text1"/>
+          <w:sz w:val="32"/>
+          <w:szCs w:val="32"/>
+        </w:rPr>
+      </w:pPr>
+      <w:r>
+        <w:rPr>
+          <w:b/>
+          <w:bCs/>
+          <w:color w:val="000000" w:themeColor="text1"/>
+          <w:sz w:val="32"/>
+          <w:szCs w:val="32"/>
+        </w:rPr>
+        <w:t>Table of Figures</w:t>
+      </w:r>
+    </w:p>
+    <w:p>
+      <w:pPr>
+        <w:pStyle w:val="TableofFigures"/>
+        <w:tabs>
+          <w:tab w:val="right" w:leader="dot" w:pos="9016"/>
+        </w:tabs>
+        <w:spacing w:line="360" w:lineRule="auto"/>
+        <w:rPr>
+          <w:rFonts w:asciiTheme="minorHAnsi" w:eastAsiaTheme="minorEastAsia" w:hAnsiTheme="minorHAnsi"/>
+          <w:noProof/>
+        </w:rPr>
+      </w:pPr>
+      <w:r>
+        <w:fldChar w:fldCharType="begin"/>
+      </w:r>
+      <w:r>
+        <w:instrText xml:space="preserve"> TOC \h \z \c "Figure" </w:instrText>
+      </w:r>
+      <w:r>
+        <w:fldChar w:fldCharType="separate"/>
+      </w:r>
+      <w:hyperlink w:anchor="_Toc231085003" w:history="1">
+        <w:r>
+          <w:rPr>
+            <w:rStyle w:val="Hyperlink"/>
+            <w:noProof/>
+          </w:rPr>
+          <w:t>Figure 1: Distribution of the target variable (default vs. non default)</w:t>
+        </w:r>
+        <w:r>
+          <w:rPr>
+            <w:noProof/>
+            <w:webHidden/>
+          </w:rPr>
+          <w:tab/>
+        </w:r>
+        <w:r>
+          <w:rPr>
+            <w:noProof/>
+            <w:webHidden/>
+          </w:rPr>
+          <w:fldChar w:fldCharType="begin"/>
+        </w:r>
+        <w:r>
+          <w:rPr>
+            <w:noProof/>
+            <w:webHidden/>
+          </w:rPr>
+          <w:instrText xml:space="preserve"> PAGEREF _Toc231085003 \h </w:instrText>
+        </w:r>
+        <w:r>
+          <w:rPr>
+            <w:noProof/>
+            <w:webHidden/>
+          </w:rPr>
+        </w:r>
+        <w:r>
+          <w:rPr>
+            <w:noProof/>
+            <w:webHidden/>
+          </w:rPr>
+          <w:fldChar w:fldCharType="separate"/>
+        </w:r>
+        <w:r>
+          <w:rPr>
+            <w:noProof/>
+            <w:webHidden/>
+          </w:rPr>
+          <w:t>5</w:t>
+        </w:r>
+        <w:r>
+          <w:rPr>
+            <w:noProof/>
+            <w:webHidden/>
+          </w:rPr>
+          <w:fldChar w:fldCharType="end"/>
+        </w:r>
+      </w:hyperlink>
+    </w:p>
+    <w:p>
+      <w:pPr>
+        <w:pStyle w:val="TableofFigures"/>
+        <w:tabs>
+          <w:tab w:val="right" w:leader="dot" w:pos="9016"/>
+        </w:tabs>
+        <w:spacing w:line="360" w:lineRule="auto"/>
+        <w:rPr>
+          <w:rFonts w:asciiTheme="minorHAnsi" w:eastAsiaTheme="minorEastAsia" w:hAnsiTheme="minorHAnsi"/>
+          <w:noProof/>
+        </w:rPr>
+      </w:pPr>
+      <w:hyperlink w:anchor="_Toc231085004" w:history="1">
+        <w:r>
+          <w:rPr>
+            <w:rStyle w:val="Hyperlink"/>
+            <w:noProof/>
+          </w:rPr>
+          <w:t>Figure 2: Histograms of key numerical features (LIMIT_BAL, AGE, BILLAMT_SUM, LIMITBAL_LOG).</w:t>
+        </w:r>
+        <w:r>
+          <w:rPr>
+            <w:noProof/>
+            <w:webHidden/>
+          </w:rPr>
+          <w:tab/>
+        </w:r>
+        <w:r>
+          <w:rPr>
+            <w:noProof/>
+            <w:webHidden/>
+          </w:rPr>
+          <w:fldChar w:fldCharType="begin"/>
+        </w:r>
+        <w:r>
+          <w:rPr>
+            <w:noProof/>
+            <w:webHidden/>
+          </w:rPr>
+          <w:instrText xml:space="preserve"> PAGEREF _Toc231085004 \h </w:instrText>
+        </w:r>
+        <w:r>
+          <w:rPr>
+            <w:noProof/>
+            <w:webHidden/>
+          </w:rPr>
+        </w:r>
+        <w:r>
+          <w:rPr>
+            <w:noProof/>
+            <w:webHidden/>
+          </w:rPr>
+          <w:fldChar w:fldCharType="separate"/>
+        </w:r>
+        <w:r>
+          <w:rPr>
+            <w:noProof/>
+            <w:webHidden/>
+          </w:rPr>
+          <w:t>6</w:t>
+        </w:r>
+        <w:r>
+          <w:rPr>
+            <w:noProof/>
+            <w:webHidden/>
+          </w:rPr>
+          <w:fldChar w:fldCharType="end"/>
+        </w:r>
+      </w:hyperlink>
+    </w:p>
+    <w:p>
+      <w:pPr>
+        <w:pStyle w:val="TableofFigures"/>
+        <w:tabs>
+          <w:tab w:val="right" w:leader="dot" w:pos="9016"/>
+        </w:tabs>
+        <w:spacing w:line="360" w:lineRule="auto"/>
+        <w:rPr>
+          <w:rFonts w:asciiTheme="minorHAnsi" w:eastAsiaTheme="minorEastAsia" w:hAnsiTheme="minorHAnsi"/>
+          <w:noProof/>
+        </w:rPr>
+      </w:pPr>
+      <w:hyperlink w:anchor="_Toc231085005" w:history="1">
+        <w:r>
+          <w:rPr>
+            <w:rStyle w:val="Hyperlink"/>
+            <w:noProof/>
+          </w:rPr>
+          <w:t>Figure 3: Boxplots of numerical features grouped by default status.</w:t>
+        </w:r>
+        <w:r>
+          <w:rPr>
+            <w:noProof/>
+            <w:webHidden/>
+          </w:rPr>
+          <w:tab/>
+        </w:r>
+        <w:r>
+          <w:rPr>
+            <w:noProof/>
+            <w:webHidden/>
+          </w:rPr>
+          <w:fldChar w:fldCharType="begin"/>
+        </w:r>
+        <w:r>
+          <w:rPr>
+            <w:noProof/>
+            <w:webHidden/>
+          </w:rPr>
+          <w:instrText xml:space="preserve"> PAGEREF _Toc231085005 \h </w:instrText>
+        </w:r>
+        <w:r>
+          <w:rPr>
+            <w:noProof/>
+            <w:webHidden/>
+          </w:rPr>
+        </w:r>
+        <w:r>
+          <w:rPr>
+            <w:noProof/>
+            <w:webHidden/>
+          </w:rPr>
+          <w:fldChar w:fldCharType="separate"/>
+        </w:r>
+        <w:r>
+          <w:rPr>
+            <w:noProof/>
+            <w:webHidden/>
+          </w:rPr>
+          <w:t>6</w:t>
+        </w:r>
+        <w:r>
+          <w:rPr>
+            <w:noProof/>
+            <w:webHidden/>
+          </w:rPr>
+          <w:fldChar w:fldCharType="end"/>
+        </w:r>
+      </w:hyperlink>
+    </w:p>
+    <w:p>
+      <w:pPr>
+        <w:pStyle w:val="TableofFigures"/>
+        <w:tabs>
+          <w:tab w:val="right" w:leader="dot" w:pos="9016"/>
+        </w:tabs>
+        <w:spacing w:line="360" w:lineRule="auto"/>
+        <w:rPr>
+          <w:rFonts w:asciiTheme="minorHAnsi" w:eastAsiaTheme="minorEastAsia" w:hAnsiTheme="minorHAnsi"/>
+          <w:noProof/>
+        </w:rPr>
+      </w:pPr>
+      <w:hyperlink w:anchor="_Toc231085006" w:history="1">
+        <w:r>
+          <w:rPr>
+            <w:rStyle w:val="Hyperlink"/>
+            <w:noProof/>
+          </w:rPr>
+          <w:t>Figure 4: Distributions of categorical variables (SEX, EDUCATION, MARRIAGE, RISK_RATING).</w:t>
+        </w:r>
+        <w:r>
+          <w:rPr>
+            <w:noProof/>
+            <w:webHidden/>
+          </w:rPr>
+          <w:tab/>
+        </w:r>
+        <w:r>
+          <w:rPr>
+            <w:noProof/>
+            <w:webHidden/>
+          </w:rPr>
+          <w:fldChar w:fldCharType="begin"/>
+        </w:r>
+        <w:r>
+          <w:rPr>
+            <w:noProof/>
+            <w:webHidden/>
+          </w:rPr>
+          <w:instrText xml:space="preserve"> PAGEREF _Toc231085006 \h </w:instrText>
+        </w:r>
+        <w:r>
+          <w:rPr>
+            <w:noProof/>
+            <w:webHidden/>
+          </w:rPr>
+        </w:r>
+        <w:r>
+          <w:rPr>
+            <w:noProof/>
+            <w:webHidden/>
+          </w:rPr>
+          <w:fldChar w:fldCharType="separate"/>
+        </w:r>
+        <w:r>
+          <w:rPr>
+            <w:noProof/>
+            <w:webHidden/>
+          </w:rPr>
+          <w:t>7</w:t>
+        </w:r>
+        <w:r>
+          <w:rPr>
+            <w:noProof/>
+            <w:webHidden/>
+          </w:rPr>
+          <w:fldChar w:fldCharType="end"/>
+        </w:r>
+      </w:hyperlink>
+    </w:p>
+    <w:p>
+      <w:pPr>
+        <w:pStyle w:val="TableofFigures"/>
+        <w:tabs>
+          <w:tab w:val="right" w:leader="dot" w:pos="9016"/>
+        </w:tabs>
+        <w:spacing w:line="360" w:lineRule="auto"/>
+        <w:rPr>
+          <w:rFonts w:asciiTheme="minorHAnsi" w:eastAsiaTheme="minorEastAsia" w:hAnsiTheme="minorHAnsi"/>
+          <w:noProof/>
+        </w:rPr>
+      </w:pPr>
+      <w:hyperlink w:anchor="_Toc231085007" w:history="1">
+        <w:r>
+          <w:rPr>
+            <w:rStyle w:val="Hyperlink"/>
+            <w:noProof/>
+          </w:rPr>
+          <w:t>Figure 5: Top‑20 city labels by number of credit card clients.</w:t>
+        </w:r>
+        <w:r>
+          <w:rPr>
+            <w:noProof/>
+            <w:webHidden/>
+          </w:rPr>
+          <w:tab/>
+        </w:r>
+        <w:r>
+          <w:rPr>
+            <w:noProof/>
+            <w:webHidden/>
+          </w:rPr>
+          <w:fldChar w:fldCharType="begin"/>
+        </w:r>
+        <w:r>
+          <w:rPr>
+            <w:noProof/>
+            <w:webHidden/>
+          </w:rPr>
+          <w:instrText xml:space="preserve"> PAGEREF _Toc231085007 \h </w:instrText>
+        </w:r>
+        <w:r>
+          <w:rPr>
+            <w:noProof/>
+            <w:webHidden/>
+          </w:rPr>
+        </w:r>
+        <w:r>
+          <w:rPr>
+            <w:noProof/>
+            <w:webHidden/>
+          </w:rPr>
+          <w:fldChar w:fldCharType="separate"/>
+        </w:r>
+        <w:r>
+          <w:rPr>
+            <w:noProof/>
+            <w:webHidden/>
+          </w:rPr>
+          <w:t>7</w:t>
+        </w:r>
+        <w:r>
+          <w:rPr>
+            <w:noProof/>
+            <w:webHidden/>
+          </w:rPr>
+          <w:fldChar w:fldCharType="end"/>
+        </w:r>
+      </w:hyperlink>
+    </w:p>
+    <w:p>
+      <w:pPr>
+        <w:pStyle w:val="TableofFigures"/>
+        <w:tabs>
+          <w:tab w:val="right" w:leader="dot" w:pos="9016"/>
+        </w:tabs>
+        <w:spacing w:line="360" w:lineRule="auto"/>
+        <w:rPr>
+          <w:rFonts w:asciiTheme="minorHAnsi" w:eastAsiaTheme="minorEastAsia" w:hAnsiTheme="minorHAnsi"/>
+          <w:noProof/>
+        </w:rPr>
+      </w:pPr>
+      <w:hyperlink w:anchor="_Toc231085008" w:history="1">
+        <w:r>
+          <w:rPr>
+            <w:rStyle w:val="Hyperlink"/>
+            <w:noProof/>
+          </w:rPr>
+          <w:t>Figure 6: Correlation of selected features with the default indicator.</w:t>
+        </w:r>
+        <w:r>
+          <w:rPr>
+            <w:noProof/>
+            <w:webHidden/>
+          </w:rPr>
+          <w:tab/>
+        </w:r>
+        <w:r>
+          <w:rPr>
+            <w:noProof/>
+            <w:webHidden/>
+          </w:rPr>
+          <w:fldChar w:fldCharType="begin"/>
+        </w:r>
+        <w:r>
+          <w:rPr>
+            <w:noProof/>
+            <w:webHidden/>
+          </w:rPr>
+          <w:instrText xml:space="preserve"> PAGEREF _Toc231085008 \h </w:instrText>
+        </w:r>
+        <w:r>
+          <w:rPr>
+            <w:noProof/>
+            <w:webHidden/>
+          </w:rPr>
+        </w:r>
+        <w:r>
+          <w:rPr>
+            <w:noProof/>
+            <w:webHidden/>
+          </w:rPr>
+          <w:fldChar w:fldCharType="separate"/>
+        </w:r>
+        <w:r>
+          <w:rPr>
+            <w:noProof/>
+            <w:webHidden/>
+          </w:rPr>
+          <w:t>8</w:t>
+        </w:r>
+        <w:r>
+          <w:rPr>
+            <w:noProof/>
+            <w:webHidden/>
+          </w:rPr>
+          <w:fldChar w:fldCharType="end"/>
+        </w:r>
+      </w:hyperlink>
+    </w:p>
+    <w:p>
+      <w:pPr>
+        <w:pStyle w:val="TableofFigures"/>
+        <w:tabs>
+          <w:tab w:val="right" w:leader="dot" w:pos="9016"/>
+        </w:tabs>
+        <w:spacing w:line="360" w:lineRule="auto"/>
+        <w:rPr>
+          <w:rFonts w:asciiTheme="minorHAnsi" w:eastAsiaTheme="minorEastAsia" w:hAnsiTheme="minorHAnsi"/>
+          <w:noProof/>
+        </w:rPr>
+      </w:pPr>
+      <w:hyperlink w:anchor="_Toc231085009" w:history="1">
+        <w:r>
+          <w:rPr>
+            <w:rStyle w:val="Hyperlink"/>
+            <w:noProof/>
+          </w:rPr>
+          <w:t>Figure 7: Correlation heatmap for numerical features.</w:t>
+        </w:r>
+        <w:r>
+          <w:rPr>
+            <w:noProof/>
+            <w:webHidden/>
+          </w:rPr>
+          <w:tab/>
+        </w:r>
+        <w:r>
+          <w:rPr>
+            <w:noProof/>
+            <w:webHidden/>
+          </w:rPr>
+          <w:fldChar w:fldCharType="begin"/>
+        </w:r>
+        <w:r>
+          <w:rPr>
+            <w:noProof/>
+            <w:webHidden/>
+          </w:rPr>
+          <w:instrText xml:space="preserve"> PAGEREF _Toc231085009 \h </w:instrText>
+        </w:r>
+        <w:r>
+          <w:rPr>
+            <w:noProof/>
+            <w:webHidden/>
+          </w:rPr>
+        </w:r>
+        <w:r>
+          <w:rPr>
+            <w:noProof/>
+            <w:webHidden/>
+          </w:rPr>
+          <w:fldChar w:fldCharType="separate"/>
+        </w:r>
+        <w:r>
+          <w:rPr>
+            <w:noProof/>
+            <w:webHidden/>
+          </w:rPr>
+          <w:t>8</w:t>
+        </w:r>
+        <w:r>
+          <w:rPr>
+            <w:noProof/>
+            <w:webHidden/>
+          </w:rPr>
+          <w:fldChar w:fldCharType="end"/>
+        </w:r>
+      </w:hyperlink>
+    </w:p>
+    <w:p>
+      <w:pPr>
+        <w:pStyle w:val="TableofFigures"/>
+        <w:tabs>
+          <w:tab w:val="right" w:leader="dot" w:pos="9016"/>
+        </w:tabs>
+        <w:spacing w:line="360" w:lineRule="auto"/>
+        <w:rPr>
+          <w:rFonts w:asciiTheme="minorHAnsi" w:eastAsiaTheme="minorEastAsia" w:hAnsiTheme="minorHAnsi"/>
+          <w:noProof/>
+        </w:rPr>
+      </w:pPr>
+      <w:hyperlink w:anchor="_Toc231085010" w:history="1">
+        <w:r>
+          <w:rPr>
+            <w:rStyle w:val="Hyperlink"/>
+            <w:noProof/>
+          </w:rPr>
+          <w:t>Figure 8: Payment history patterns for PAY0–PAY6.</w:t>
+        </w:r>
+        <w:r>
+          <w:rPr>
+            <w:noProof/>
+            <w:webHidden/>
+          </w:rPr>
+          <w:tab/>
+        </w:r>
+        <w:r>
+          <w:rPr>
+            <w:noProof/>
+            <w:webHidden/>
+          </w:rPr>
+          <w:fldChar w:fldCharType="begin"/>
+        </w:r>
+        <w:r>
+          <w:rPr>
+            <w:noProof/>
+            <w:webHidden/>
+          </w:rPr>
+          <w:instrText xml:space="preserve"> PAGEREF _Toc231085010 \h </w:instrText>
+        </w:r>
+        <w:r>
+          <w:rPr>
+            <w:noProof/>
+            <w:webHidden/>
+          </w:rPr>
+        </w:r>
+        <w:r>
+          <w:rPr>
+            <w:noProof/>
+            <w:webHidden/>
+          </w:rPr>
+          <w:fldChar w:fldCharType="separate"/>
+        </w:r>
+        <w:r>
+          <w:rPr>
+            <w:noProof/>
+            <w:webHidden/>
+          </w:rPr>
+          <w:t>9</w:t>
+        </w:r>
+        <w:r>
+          <w:rPr>
+            <w:noProof/>
+            <w:webHidden/>
+          </w:rPr>
+          <w:fldChar w:fldCharType="end"/>
+        </w:r>
+      </w:hyperlink>
+    </w:p>
+    <w:p>
+      <w:pPr>
+        <w:pStyle w:val="TableofFigures"/>
+        <w:tabs>
+          <w:tab w:val="right" w:leader="dot" w:pos="9016"/>
+        </w:tabs>
+        <w:spacing w:line="360" w:lineRule="auto"/>
+        <w:rPr>
+          <w:rFonts w:asciiTheme="minorHAnsi" w:eastAsiaTheme="minorEastAsia" w:hAnsiTheme="minorHAnsi"/>
+          <w:noProof/>
+        </w:rPr>
+      </w:pPr>
+      <w:hyperlink w:anchor="_Toc231085011" w:history="1">
+        <w:r>
+          <w:rPr>
+            <w:rStyle w:val="Hyperlink"/>
+            <w:noProof/>
+          </w:rPr>
+          <w:t>Figure 9: ROC curves for all classification models on the test set.</w:t>
+        </w:r>
+        <w:r>
+          <w:rPr>
+            <w:noProof/>
+            <w:webHidden/>
+          </w:rPr>
+          <w:tab/>
+        </w:r>
+        <w:r>
+          <w:rPr>
+            <w:noProof/>
+            <w:webHidden/>
+          </w:rPr>
+          <w:fldChar w:fldCharType="begin"/>
+        </w:r>
+        <w:r>
+          <w:rPr>
+            <w:noProof/>
+            <w:webHidden/>
+          </w:rPr>
+          <w:instrText xml:space="preserve"> PAGEREF _Toc231085011 \h </w:instrText>
+        </w:r>
+        <w:r>
+          <w:rPr>
+            <w:noProof/>
+            <w:webHidden/>
+          </w:rPr>
+        </w:r>
+        <w:r>
+          <w:rPr>
+            <w:noProof/>
+            <w:webHidden/>
+          </w:rPr>
+          <w:fldChar w:fldCharType="separate"/>
+        </w:r>
+        <w:r>
+          <w:rPr>
+            <w:noProof/>
+            <w:webHidden/>
+          </w:rPr>
+          <w:t>12</w:t>
+        </w:r>
+        <w:r>
+          <w:rPr>
+            <w:noProof/>
+            <w:webHidden/>
+          </w:rPr>
+          <w:fldChar w:fldCharType="end"/>
+        </w:r>
+      </w:hyperlink>
+    </w:p>
+    <w:p>
+      <w:pPr>
+        <w:pStyle w:val="TableofFigures"/>
+        <w:tabs>
+          <w:tab w:val="right" w:leader="dot" w:pos="9016"/>
+        </w:tabs>
+        <w:spacing w:line="360" w:lineRule="auto"/>
+        <w:rPr>
+          <w:rFonts w:asciiTheme="minorHAnsi" w:eastAsiaTheme="minorEastAsia" w:hAnsiTheme="minorHAnsi"/>
+          <w:noProof/>
+        </w:rPr>
+      </w:pPr>
+      <w:hyperlink w:anchor="_Toc231085012" w:history="1">
+        <w:r>
+          <w:rPr>
+            <w:rStyle w:val="Hyperlink"/>
+            <w:noProof/>
+          </w:rPr>
+          <w:t>Figure 10: Confusion matrices for all classification models on the test set.</w:t>
+        </w:r>
+        <w:r>
+          <w:rPr>
+            <w:noProof/>
+            <w:webHidden/>
+          </w:rPr>
+          <w:tab/>
+        </w:r>
+        <w:r>
+          <w:rPr>
+            <w:noProof/>
+            <w:webHidden/>
+          </w:rPr>
+          <w:fldChar w:fldCharType="begin"/>
+        </w:r>
+        <w:r>
+          <w:rPr>
+            <w:noProof/>
+            <w:webHidden/>
+          </w:rPr>
+          <w:instrText xml:space="preserve"> PAGEREF _Toc231085012 \h </w:instrText>
+        </w:r>
+        <w:r>
+          <w:rPr>
+            <w:noProof/>
+            <w:webHidden/>
+          </w:rPr>
+        </w:r>
+        <w:r>
+          <w:rPr>
+            <w:noProof/>
+            <w:webHidden/>
+          </w:rPr>
+          <w:fldChar w:fldCharType="separate"/>
+        </w:r>
+        <w:r>
+          <w:rPr>
+            <w:noProof/>
+            <w:webHidden/>
+          </w:rPr>
+          <w:t>12</w:t>
+        </w:r>
+        <w:r>
+          <w:rPr>
+            <w:noProof/>
+            <w:webHidden/>
+          </w:rPr>
+          <w:fldChar w:fldCharType="end"/>
+        </w:r>
+      </w:hyperlink>
+    </w:p>
+    <w:p>
+      <w:pPr>
+        <w:pStyle w:val="TableofFigures"/>
+        <w:tabs>
+          <w:tab w:val="right" w:leader="dot" w:pos="9016"/>
+        </w:tabs>
+        <w:spacing w:line="360" w:lineRule="auto"/>
+        <w:rPr>
+          <w:rFonts w:asciiTheme="minorHAnsi" w:eastAsiaTheme="minorEastAsia" w:hAnsiTheme="minorHAnsi"/>
+          <w:noProof/>
+        </w:rPr>
+      </w:pPr>
+      <w:hyperlink w:anchor="_Toc231085013" w:history="1">
+        <w:r>
+          <w:rPr>
+            <w:rStyle w:val="Hyperlink"/>
+            <w:noProof/>
+          </w:rPr>
+          <w:t>Figure 11: Feature importance for the Random Forest model (permutation importance).</w:t>
+        </w:r>
+        <w:r>
+          <w:rPr>
+            <w:noProof/>
+            <w:webHidden/>
+          </w:rPr>
+          <w:tab/>
+        </w:r>
+        <w:r>
+          <w:rPr>
+            <w:noProof/>
+            <w:webHidden/>
+          </w:rPr>
+          <w:fldChar w:fldCharType="begin"/>
+        </w:r>
+        <w:r>
+          <w:rPr>
+            <w:noProof/>
+            <w:webHidden/>
+          </w:rPr>
+          <w:instrText xml:space="preserve"> PAGEREF _Toc231085013 \h </w:instrText>
+        </w:r>
+        <w:r>
+          <w:rPr>
+            <w:noProof/>
+            <w:webHidden/>
+          </w:rPr>
+        </w:r>
+        <w:r>
+          <w:rPr>
+            <w:noProof/>
+            <w:webHidden/>
+          </w:rPr>
+          <w:fldChar w:fldCharType="separate"/>
+        </w:r>
+        <w:r>
+          <w:rPr>
+            <w:noProof/>
+            <w:webHidden/>
+          </w:rPr>
+          <w:t>14</w:t>
+        </w:r>
+        <w:r>
+          <w:rPr>
+            <w:noProof/>
+            <w:webHidden/>
+          </w:rPr>
+          <w:fldChar w:fldCharType="end"/>
+        </w:r>
+      </w:hyperlink>
+    </w:p>
+    <w:p>
+      <w:pPr>
+        <w:spacing w:line="360" w:lineRule="auto"/>
+      </w:pPr>
+      <w:r>
+        <w:fldChar w:fldCharType="end"/>
+      </w:r>
+    </w:p>
+    <w:p>
+      <w:pPr>
+        <w:spacing w:line="360" w:lineRule="auto"/>
+        <w:rPr>
+          <w:b/>
+          <w:bCs/>
+          <w:sz w:val="32"/>
+          <w:szCs w:val="32"/>
+        </w:rPr>
+      </w:pPr>
+      <w:r>
+        <w:rPr>
+          <w:b/>
+          <w:bCs/>
+          <w:sz w:val="32"/>
+          <w:szCs w:val="32"/>
+        </w:rPr>
+        <w:t>List of Tables</w:t>
+      </w:r>
+    </w:p>
+    <w:p>
+      <w:pPr>
+        <w:pStyle w:val="TableofFigures"/>
+        <w:tabs>
+          <w:tab w:val="right" w:leader="dot" w:pos="9016"/>
+        </w:tabs>
+        <w:spacing w:line="360" w:lineRule="auto"/>
+        <w:rPr>
+          <w:rFonts w:asciiTheme="minorHAnsi" w:eastAsiaTheme="minorEastAsia" w:hAnsiTheme="minorHAnsi"/>
+          <w:noProof/>
+        </w:rPr>
+      </w:pPr>
+      <w:r>
+        <w:rPr>
+          <w:b/>
+          <w:bCs/>
+          <w:sz w:val="32"/>
+          <w:szCs w:val="32"/>
+        </w:rPr>
+        <w:fldChar w:fldCharType="begin"/>
+      </w:r>
+      <w:r>
+        <w:rPr>
+          <w:b/>
+          <w:bCs/>
+          <w:sz w:val="32"/>
+          <w:szCs w:val="32"/>
+        </w:rPr>
+        <w:instrText xml:space="preserve"> TOC \h \z \c "Table" </w:instrText>
+      </w:r>
+      <w:r>
+        <w:rPr>
+          <w:b/>
+          <w:bCs/>
+          <w:sz w:val="32"/>
+          <w:szCs w:val="32"/>
+        </w:rPr>
+        <w:fldChar w:fldCharType="separate"/>
+      </w:r>
+      <w:hyperlink w:anchor="_Toc231084974" w:history="1">
+        <w:r>
+          <w:rPr>
+            <w:rStyle w:val="Hyperlink"/>
+            <w:noProof/>
+          </w:rPr>
+          <w:t>Table 1: Descriptive statistics for key numerical features.</w:t>
+        </w:r>
+        <w:r>
+          <w:rPr>
+            <w:noProof/>
+            <w:webHidden/>
+          </w:rPr>
+          <w:tab/>
+        </w:r>
+        <w:r>
+          <w:rPr>
+            <w:noProof/>
+            <w:webHidden/>
+          </w:rPr>
+          <w:fldChar w:fldCharType="begin"/>
+        </w:r>
+        <w:r>
+          <w:rPr>
+            <w:noProof/>
+            <w:webHidden/>
+          </w:rPr>
+          <w:instrText xml:space="preserve"> PAGEREF _Toc231084974 \h </w:instrText>
+        </w:r>
+        <w:r>
+          <w:rPr>
+            <w:noProof/>
+            <w:webHidden/>
+          </w:rPr>
+        </w:r>
+        <w:r>
+          <w:rPr>
+            <w:noProof/>
+            <w:webHidden/>
+          </w:rPr>
+          <w:fldChar w:fldCharType="separate"/>
+        </w:r>
+        <w:r>
+          <w:rPr>
+            <w:noProof/>
+            <w:webHidden/>
+          </w:rPr>
+          <w:t>5</w:t>
+        </w:r>
+        <w:r>
+          <w:rPr>
+            <w:noProof/>
+            <w:webHidden/>
+          </w:rPr>
+          <w:fldChar w:fldCharType="end"/>
+        </w:r>
+      </w:hyperlink>
+    </w:p>
+    <w:p>
+      <w:pPr>
+        <w:pStyle w:val="TableofFigures"/>
+        <w:tabs>
+          <w:tab w:val="right" w:leader="dot" w:pos="9016"/>
+        </w:tabs>
+        <w:spacing w:line="360" w:lineRule="auto"/>
+        <w:rPr>
+          <w:rFonts w:asciiTheme="minorHAnsi" w:eastAsiaTheme="minorEastAsia" w:hAnsiTheme="minorHAnsi"/>
+          <w:noProof/>
+        </w:rPr>
+      </w:pPr>
+      <w:hyperlink w:anchor="_Toc231084975" w:history="1">
+        <w:r>
+          <w:rPr>
+            <w:rStyle w:val="Hyperlink"/>
+            <w:noProof/>
+          </w:rPr>
+          <w:t>Table 2: Missing values before preprocessing for selected features.</w:t>
+        </w:r>
+        <w:r>
+          <w:rPr>
+            <w:noProof/>
+            <w:webHidden/>
+          </w:rPr>
+          <w:tab/>
+        </w:r>
+        <w:r>
+          <w:rPr>
+            <w:noProof/>
+            <w:webHidden/>
+          </w:rPr>
+          <w:fldChar w:fldCharType="begin"/>
+        </w:r>
+        <w:r>
+          <w:rPr>
+            <w:noProof/>
+            <w:webHidden/>
+          </w:rPr>
+          <w:instrText xml:space="preserve"> PAGEREF _Toc231084975 \h </w:instrText>
+        </w:r>
+        <w:r>
+          <w:rPr>
+            <w:noProof/>
+            <w:webHidden/>
+          </w:rPr>
+        </w:r>
+        <w:r>
+          <w:rPr>
+            <w:noProof/>
+            <w:webHidden/>
+          </w:rPr>
+          <w:fldChar w:fldCharType="separate"/>
+        </w:r>
+        <w:r>
+          <w:rPr>
+            <w:noProof/>
+            <w:webHidden/>
+          </w:rPr>
+          <w:t>9</w:t>
+        </w:r>
+        <w:r>
+          <w:rPr>
+            <w:noProof/>
+            <w:webHidden/>
+          </w:rPr>
+          <w:fldChar w:fldCharType="end"/>
+        </w:r>
+      </w:hyperlink>
+    </w:p>
+    <w:p>
+      <w:pPr>
+        <w:pStyle w:val="TableofFigures"/>
+        <w:tabs>
+          <w:tab w:val="right" w:leader="dot" w:pos="9016"/>
+        </w:tabs>
+        <w:spacing w:line="360" w:lineRule="auto"/>
+        <w:rPr>
+          <w:rFonts w:asciiTheme="minorHAnsi" w:eastAsiaTheme="minorEastAsia" w:hAnsiTheme="minorHAnsi"/>
+          <w:noProof/>
+        </w:rPr>
+      </w:pPr>
+      <w:hyperlink w:anchor="_Toc231084976" w:history="1">
+        <w:r>
+          <w:rPr>
+            <w:rStyle w:val="Hyperlink"/>
+            <w:noProof/>
+          </w:rPr>
+          <w:t>Table 3: Baseline model performance on the test set (accuracy, precision, recall, F1, AUC</w:t>
+        </w:r>
+        <w:r>
+          <w:rPr>
+            <w:rStyle w:val="Hyperlink"/>
+            <w:noProof/>
+          </w:rPr>
+          <w:noBreakHyphen/>
+          <w:t>ROC).</w:t>
+        </w:r>
+        <w:r>
+          <w:rPr>
+            <w:noProof/>
+            <w:webHidden/>
+          </w:rPr>
+          <w:tab/>
+        </w:r>
+        <w:r>
+          <w:rPr>
+            <w:noProof/>
+            <w:webHidden/>
+          </w:rPr>
+          <w:fldChar w:fldCharType="begin"/>
+        </w:r>
+        <w:r>
+          <w:rPr>
+            <w:noProof/>
+            <w:webHidden/>
+          </w:rPr>
+          <w:instrText xml:space="preserve"> PAGEREF _Toc231084976 \h </w:instrText>
+        </w:r>
+        <w:r>
+          <w:rPr>
+            <w:noProof/>
+            <w:webHidden/>
+          </w:rPr>
+        </w:r>
+        <w:r>
+          <w:rPr>
+            <w:noProof/>
+            <w:webHidden/>
+          </w:rPr>
+          <w:fldChar w:fldCharType="separate"/>
+        </w:r>
+        <w:r>
+          <w:rPr>
+            <w:noProof/>
+            <w:webHidden/>
+          </w:rPr>
+          <w:t>11</w:t>
+        </w:r>
+        <w:r>
+          <w:rPr>
+            <w:noProof/>
+            <w:webHidden/>
+          </w:rPr>
+          <w:fldChar w:fldCharType="end"/>
+        </w:r>
+      </w:hyperlink>
+    </w:p>
+    <w:p>
+      <w:pPr>
+        <w:pStyle w:val="TableofFigures"/>
+        <w:tabs>
+          <w:tab w:val="right" w:leader="dot" w:pos="9016"/>
+        </w:tabs>
+        <w:spacing w:line="360" w:lineRule="auto"/>
+        <w:rPr>
+          <w:rFonts w:asciiTheme="minorHAnsi" w:eastAsiaTheme="minorEastAsia" w:hAnsiTheme="minorHAnsi"/>
+          <w:noProof/>
+        </w:rPr>
+      </w:pPr>
+      <w:hyperlink w:anchor="_Toc231084977" w:history="1">
+        <w:r>
+          <w:rPr>
+            <w:rStyle w:val="Hyperlink"/>
+            <w:noProof/>
+          </w:rPr>
+          <w:t>Table 4: Random Forest performance before and after hyperparameter tuning.</w:t>
+        </w:r>
+        <w:r>
+          <w:rPr>
+            <w:noProof/>
+            <w:webHidden/>
+          </w:rPr>
+          <w:tab/>
+        </w:r>
+        <w:r>
+          <w:rPr>
+            <w:noProof/>
+            <w:webHidden/>
+          </w:rPr>
+          <w:fldChar w:fldCharType="begin"/>
+        </w:r>
+        <w:r>
+          <w:rPr>
+            <w:noProof/>
+            <w:webHidden/>
+          </w:rPr>
+          <w:instrText xml:space="preserve"> PAGEREF _Toc231084977 \h </w:instrText>
+        </w:r>
+        <w:r>
+          <w:rPr>
+            <w:noProof/>
+            <w:webHidden/>
+          </w:rPr>
+        </w:r>
+        <w:r>
+          <w:rPr>
+            <w:noProof/>
+            <w:webHidden/>
+          </w:rPr>
+          <w:fldChar w:fldCharType="separate"/>
+        </w:r>
+        <w:r>
+          <w:rPr>
+            <w:noProof/>
+            <w:webHidden/>
+          </w:rPr>
+          <w:t>13</w:t>
+        </w:r>
+        <w:r>
+          <w:rPr>
+            <w:noProof/>
+            <w:webHidden/>
+          </w:rPr>
+          <w:fldChar w:fldCharType="end"/>
+        </w:r>
+      </w:hyperlink>
+    </w:p>
+    <w:p>
+      <w:pPr>
+        <w:pStyle w:val="TableofFigures"/>
+        <w:tabs>
+          <w:tab w:val="right" w:leader="dot" w:pos="9016"/>
+        </w:tabs>
+        <w:spacing w:line="360" w:lineRule="auto"/>
+        <w:rPr>
+          <w:rFonts w:asciiTheme="minorHAnsi" w:eastAsiaTheme="minorEastAsia" w:hAnsiTheme="minorHAnsi"/>
+          <w:noProof/>
+        </w:rPr>
+      </w:pPr>
+      <w:hyperlink w:anchor="_Toc231084978" w:history="1">
+        <w:r>
+          <w:rPr>
+            <w:rStyle w:val="Hyperlink"/>
+            <w:noProof/>
+          </w:rPr>
+          <w:t>Table 5: Top features ranked by permutation importance for the Random Forest model.</w:t>
+        </w:r>
+        <w:r>
+          <w:rPr>
+            <w:noProof/>
+            <w:webHidden/>
+          </w:rPr>
+          <w:tab/>
+        </w:r>
+        <w:r>
+          <w:rPr>
+            <w:noProof/>
+            <w:webHidden/>
+          </w:rPr>
+          <w:fldChar w:fldCharType="begin"/>
+        </w:r>
+        <w:r>
+          <w:rPr>
+            <w:noProof/>
+            <w:webHidden/>
+          </w:rPr>
+          <w:instrText xml:space="preserve"> PAGEREF _Toc231084978 \h </w:instrText>
+        </w:r>
+        <w:r>
+          <w:rPr>
+            <w:noProof/>
+            <w:webHidden/>
+          </w:rPr>
+        </w:r>
+        <w:r>
+          <w:rPr>
+            <w:noProof/>
+            <w:webHidden/>
+          </w:rPr>
+          <w:fldChar w:fldCharType="separate"/>
+        </w:r>
+        <w:r>
+          <w:rPr>
+            <w:noProof/>
+            <w:webHidden/>
+          </w:rPr>
+          <w:t>13</w:t>
+        </w:r>
+        <w:r>
+          <w:rPr>
+            <w:noProof/>
+            <w:webHidden/>
+          </w:rPr>
+          <w:fldChar w:fldCharType="end"/>
+        </w:r>
+      </w:hyperlink>
+    </w:p>
+    <w:p>
+      <w:pPr>
+        <w:pStyle w:val="TableofFigures"/>
+        <w:tabs>
+          <w:tab w:val="right" w:leader="dot" w:pos="9016"/>
+        </w:tabs>
+        <w:spacing w:line="360" w:lineRule="auto"/>
+      </w:pPr>
+      <w:r>
+        <w:rPr>
+          <w:b/>
+          <w:bCs/>
+          <w:sz w:val="32"/>
+          <w:szCs w:val="32"/>
+        </w:rPr>
+        <w:fldChar w:fldCharType="end"/>
       </w:r>
     </w:p>
     <w:p>
@@ -589,7 +2408,7 @@
                     <pic:cNvPicPr/>
                   </pic:nvPicPr>
                   <pic:blipFill rotWithShape="1">
-                    <a:blip r:embed="rId9" cstate="print">
+                    <a:blip r:embed="rId10" cstate="print">
                       <a:extLst>
                         <a:ext uri="{28A0092B-C50C-407E-A947-70E740481C1C}">
                           <a14:useLocalDpi xmlns:a14="http://schemas.microsoft.com/office/drawing/2010/main" val="0"/>
@@ -659,45 +2478,4182 @@
     <w:p>
       <w:pPr>
         <w:pStyle w:val="Heading1"/>
-        <w:spacing w:before="0"/>
-      </w:pPr>
+      </w:pPr>
+      <w:bookmarkStart w:id="0" w:name="_Toc231084588"/>
       <w:r>
         <w:lastRenderedPageBreak/>
         <w:t>Introduction</w:t>
       </w:r>
-    </w:p>
-    <w:p>
-      <w:pPr>
+      <w:bookmarkEnd w:id="0"/>
+    </w:p>
+    <w:p>
+      <w:pPr>
+        <w:spacing w:before="240" w:line="360" w:lineRule="auto"/>
+      </w:pPr>
+      <w:r>
+        <w:t xml:space="preserve">Credit card default prediction is a key risk management problem for banks because a small share of customers who miss payments can generate a disproportionate share of losses. Machine learning models can use demographic, </w:t>
+      </w:r>
+      <w:r>
+        <w:t>behavioral</w:t>
+      </w:r>
+      <w:r>
+        <w:t xml:space="preserve"> and credit variables to estimate default probability and support more informed lending and collections decisions.</w:t>
+      </w:r>
+    </w:p>
+    <w:p>
+      <w:pPr>
+        <w:spacing w:before="240" w:line="360" w:lineRule="auto"/>
+      </w:pPr>
+      <w:r>
+        <w:t xml:space="preserve">In this project, a dataset of 34,788 credit card clients with 30 features was analyzed to predict the target variable </w:t>
+      </w:r>
+      <w:proofErr w:type="spellStart"/>
+      <w:proofErr w:type="gramStart"/>
+      <w:r>
+        <w:t>default.payment</w:t>
+      </w:r>
+      <w:proofErr w:type="gramEnd"/>
+      <w:r>
+        <w:t>.</w:t>
+      </w:r>
+      <w:proofErr w:type="gramStart"/>
+      <w:r>
+        <w:t>next.month</w:t>
+      </w:r>
+      <w:proofErr w:type="spellEnd"/>
+      <w:proofErr w:type="gramEnd"/>
+      <w:r>
+        <w:t xml:space="preserve"> (1 = default, 0 = no default), as described by Yeh and Lien (2009</w:t>
+      </w:r>
+      <w:r>
+        <w:t xml:space="preserve">). </w:t>
+      </w:r>
+      <w:r>
+        <w:t>The data include demographic attributes (SEX, EDUCATION, MARRIAGE, AGE), credit limit and billing aggregates (LIMIT_BAL, BILLAMT_SUM, LIMITBAL_LOG), and payment history (PAY0–PAY6), plus engineered variables such as CITY, RISK</w:t>
+      </w:r>
+      <w:r>
+        <w:t>_</w:t>
+      </w:r>
+      <w:r>
+        <w:t xml:space="preserve">RATING and a risk score </w:t>
+      </w:r>
+      <w:proofErr w:type="spellStart"/>
+      <w:r>
+        <w:rPr>
+          <w:rFonts w:eastAsia="Courier New"/>
+          <w:shd w:val="clear" w:color="auto" w:fill="F1F5F9"/>
+        </w:rPr>
+        <w:t>riskleak</w:t>
+      </w:r>
+      <w:proofErr w:type="spellEnd"/>
+      <w:r>
+        <w:t>. The aim was to perform end‑to‑end exploratory data analysis (EDA), data preparation, model training, evaluation and interpretation</w:t>
+      </w:r>
+      <w:r>
+        <w:t>.</w:t>
+      </w:r>
+    </w:p>
+    <w:p>
+      <w:pPr>
+        <w:spacing w:before="240" w:line="360" w:lineRule="auto"/>
+      </w:pPr>
+      <w:r>
+        <w:t xml:space="preserve">The main contribution of the work is a comparative evaluation of six classifiers (Logistic Regression, Linear SVM with Platt scaling, Decision Tree, Random Forest, K‑Nearest </w:t>
+      </w:r>
+      <w:r>
+        <w:t>Neighbors</w:t>
+      </w:r>
+      <w:r>
+        <w:t xml:space="preserve"> and Gradient Boosting) on an imbalanced default dataset, </w:t>
+      </w:r>
+      <w:r>
+        <w:t>with particular attention to feature importance and data leakage.</w:t>
+      </w:r>
+    </w:p>
+    <w:p/>
+    <w:p/>
+    <w:p/>
+    <w:p/>
+    <w:p/>
+    <w:p/>
+    <w:p/>
+    <w:p/>
+    <w:p/>
+    <w:p/>
+    <w:p/>
+    <w:p/>
+    <w:p/>
+    <w:p/>
+    <w:p/>
+    <w:p/>
+    <w:p/>
+    <w:p/>
+    <w:p/>
+    <w:p>
+      <w:pPr>
+        <w:pStyle w:val="Heading1"/>
+        <w:spacing w:before="240"/>
+      </w:pPr>
+      <w:bookmarkStart w:id="1" w:name="_Toc231084589"/>
+      <w:r>
+        <w:lastRenderedPageBreak/>
+        <w:t>Exploratory Data Analysis (Task 1)</w:t>
+      </w:r>
+      <w:bookmarkEnd w:id="1"/>
+    </w:p>
+    <w:p>
+      <w:pPr>
+        <w:spacing w:before="240" w:line="360" w:lineRule="auto"/>
+      </w:pPr>
+      <w:r>
+        <w:t>The target distribution is highly imbalanced: approximately 80.9% of clients did not default and 19.1% did default in the next month. This imbalance is clearly visible in the bar chart of the target variable and is consistent with real‑world credit portfolios where defaults are rare events.</w:t>
+      </w:r>
+    </w:p>
+    <w:p>
+      <w:pPr>
+        <w:keepNext/>
         <w:jc w:val="center"/>
       </w:pPr>
-    </w:p>
-    <w:p>
-      <w:pPr>
+      <w:r>
+        <w:rPr>
+          <w:noProof/>
+        </w:rPr>
+        <w:drawing>
+          <wp:inline distT="0" distB="0" distL="0" distR="0" wp14:anchorId="63080DA1" wp14:editId="7897277E">
+            <wp:extent cx="4859020" cy="3067050"/>
+            <wp:effectExtent l="0" t="0" r="0" b="0"/>
+            <wp:docPr id="1436996329" name="Picture 1"/>
+            <wp:cNvGraphicFramePr>
+              <a:graphicFrameLocks xmlns:a="http://schemas.openxmlformats.org/drawingml/2006/main" noChangeAspect="1"/>
+            </wp:cNvGraphicFramePr>
+            <a:graphic xmlns:a="http://schemas.openxmlformats.org/drawingml/2006/main">
+              <a:graphicData uri="http://schemas.openxmlformats.org/drawingml/2006/picture">
+                <pic:pic xmlns:pic="http://schemas.openxmlformats.org/drawingml/2006/picture">
+                  <pic:nvPicPr>
+                    <pic:cNvPr id="0" name="Picture 1"/>
+                    <pic:cNvPicPr>
+                      <a:picLocks noChangeAspect="1" noChangeArrowheads="1"/>
+                    </pic:cNvPicPr>
+                  </pic:nvPicPr>
+                  <pic:blipFill rotWithShape="1">
+                    <a:blip r:embed="rId11">
+                      <a:extLst>
+                        <a:ext uri="{28A0092B-C50C-407E-A947-70E740481C1C}">
+                          <a14:useLocalDpi xmlns:a14="http://schemas.microsoft.com/office/drawing/2010/main" val="0"/>
+                        </a:ext>
+                      </a:extLst>
+                    </a:blip>
+                    <a:srcRect b="2707"/>
+                    <a:stretch>
+                      <a:fillRect/>
+                    </a:stretch>
+                  </pic:blipFill>
+                  <pic:spPr bwMode="auto">
+                    <a:xfrm>
+                      <a:off x="0" y="0"/>
+                      <a:ext cx="4885417" cy="3083712"/>
+                    </a:xfrm>
+                    <a:prstGeom prst="rect">
+                      <a:avLst/>
+                    </a:prstGeom>
+                    <a:noFill/>
+                    <a:ln>
+                      <a:noFill/>
+                    </a:ln>
+                    <a:extLst>
+                      <a:ext uri="{53640926-AAD7-44D8-BBD7-CCE9431645EC}">
+                        <a14:shadowObscured xmlns:a14="http://schemas.microsoft.com/office/drawing/2010/main"/>
+                      </a:ext>
+                    </a:extLst>
+                  </pic:spPr>
+                </pic:pic>
+              </a:graphicData>
+            </a:graphic>
+          </wp:inline>
+        </w:drawing>
+      </w:r>
+    </w:p>
+    <w:p>
+      <w:pPr>
+        <w:pStyle w:val="Caption"/>
+      </w:pPr>
+      <w:bookmarkStart w:id="2" w:name="_Toc231085003"/>
+      <w:r>
+        <w:t xml:space="preserve">Figure </w:t>
+      </w:r>
+      <w:r>
+        <w:fldChar w:fldCharType="begin"/>
+      </w:r>
+      <w:r>
+        <w:instrText xml:space="preserve"> SEQ Figure \* ARABIC </w:instrText>
+      </w:r>
+      <w:r>
+        <w:fldChar w:fldCharType="separate"/>
+      </w:r>
+      <w:r>
+        <w:rPr>
+          <w:noProof/>
+        </w:rPr>
+        <w:t>1</w:t>
+      </w:r>
+      <w:r>
+        <w:rPr>
+          <w:noProof/>
+        </w:rPr>
+        <w:fldChar w:fldCharType="end"/>
+      </w:r>
+      <w:r>
+        <w:t>: Distribution of the target variable (default vs. non default)</w:t>
+      </w:r>
+      <w:bookmarkEnd w:id="2"/>
+    </w:p>
+    <w:p>
+      <w:pPr>
+        <w:spacing w:before="240" w:line="360" w:lineRule="auto"/>
+      </w:pPr>
+      <w:r>
+        <w:t xml:space="preserve">Descriptive statistics show that LIMIT_BAL, AGE, BILLAMT_SUM and LIMITBAL_LOG are all skewed variables. </w:t>
+      </w:r>
+      <w:r>
+        <w:t>BILLAMT_SUM and AGE also show skewed distributions, which is consistent with long</w:t>
+      </w:r>
+      <w:r>
+        <w:noBreakHyphen/>
+        <w:t xml:space="preserve">tailed financial </w:t>
+      </w:r>
+      <w:proofErr w:type="spellStart"/>
+      <w:r>
+        <w:t>behaviour</w:t>
+      </w:r>
+      <w:proofErr w:type="spellEnd"/>
+      <w:r>
+        <w:t xml:space="preserve"> in the dataset.</w:t>
+      </w:r>
+    </w:p>
+    <w:p>
+      <w:pPr>
+        <w:pStyle w:val="TableCaption"/>
+      </w:pPr>
+      <w:bookmarkStart w:id="3" w:name="_Toc231084974"/>
+      <w:r>
+        <w:t xml:space="preserve">Table </w:t>
+      </w:r>
+      <w:r>
+        <w:fldChar w:fldCharType="begin"/>
+      </w:r>
+      <w:r>
+        <w:instrText xml:space="preserve"> SEQ Table \* ARABIC </w:instrText>
+      </w:r>
+      <w:r>
+        <w:fldChar w:fldCharType="separate"/>
+      </w:r>
+      <w:r>
+        <w:rPr>
+          <w:noProof/>
+        </w:rPr>
+        <w:t>1</w:t>
+      </w:r>
+      <w:r>
+        <w:rPr>
+          <w:noProof/>
+        </w:rPr>
+        <w:fldChar w:fldCharType="end"/>
+      </w:r>
+      <w:r>
+        <w:t xml:space="preserve">: </w:t>
+      </w:r>
+      <w:r>
+        <w:t>Descriptive statistics for key numerical features.</w:t>
+      </w:r>
+      <w:bookmarkEnd w:id="3"/>
+    </w:p>
+    <w:tbl>
+      <w:tblPr>
+        <w:tblW w:w="5000" w:type="pct"/>
+        <w:jc w:val="center"/>
+        <w:tblBorders>
+          <w:top w:val="single" w:sz="4" w:space="0" w:color="auto"/>
+          <w:left w:val="single" w:sz="4" w:space="0" w:color="auto"/>
+          <w:bottom w:val="single" w:sz="4" w:space="0" w:color="auto"/>
+          <w:right w:val="single" w:sz="4" w:space="0" w:color="auto"/>
+          <w:insideH w:val="single" w:sz="4" w:space="0" w:color="auto"/>
+          <w:insideV w:val="single" w:sz="4" w:space="0" w:color="auto"/>
+        </w:tblBorders>
+        <w:tblLayout w:type="fixed"/>
+        <w:tblCellMar>
+          <w:top w:w="80" w:type="dxa"/>
+          <w:left w:w="120" w:type="dxa"/>
+          <w:bottom w:w="80" w:type="dxa"/>
+          <w:right w:w="120" w:type="dxa"/>
+        </w:tblCellMar>
+        <w:tblLook w:val="04A0" w:firstRow="1" w:lastRow="0" w:firstColumn="1" w:lastColumn="0" w:noHBand="0" w:noVBand="1"/>
+      </w:tblPr>
+      <w:tblGrid>
+        <w:gridCol w:w="1618"/>
+        <w:gridCol w:w="1388"/>
+        <w:gridCol w:w="1388"/>
+        <w:gridCol w:w="1388"/>
+        <w:gridCol w:w="1617"/>
+        <w:gridCol w:w="1617"/>
+      </w:tblGrid>
+      <w:tr>
+        <w:trPr>
+          <w:tblHeader/>
+          <w:jc w:val="center"/>
+        </w:trPr>
+        <w:tc>
+          <w:tcPr>
+            <w:tcW w:w="1618" w:type="dxa"/>
+          </w:tcPr>
+          <w:p>
+            <w:pPr>
+              <w:spacing w:line="360" w:lineRule="auto"/>
+            </w:pPr>
+            <w:r>
+              <w:t xml:space="preserve"> </w:t>
+            </w:r>
+            <w:r>
+              <w:rPr>
+                <w:b/>
+                <w:bCs/>
+              </w:rPr>
+              <w:t>Feature</w:t>
+            </w:r>
+          </w:p>
+        </w:tc>
+        <w:tc>
+          <w:tcPr>
+            <w:tcW w:w="1388" w:type="dxa"/>
+          </w:tcPr>
+          <w:p>
+            <w:pPr>
+              <w:spacing w:line="360" w:lineRule="auto"/>
+            </w:pPr>
+            <w:r>
+              <w:rPr>
+                <w:b/>
+                <w:bCs/>
+              </w:rPr>
+              <w:t>Mean</w:t>
+            </w:r>
+          </w:p>
+        </w:tc>
+        <w:tc>
+          <w:tcPr>
+            <w:tcW w:w="1388" w:type="dxa"/>
+          </w:tcPr>
+          <w:p>
+            <w:pPr>
+              <w:spacing w:line="360" w:lineRule="auto"/>
+            </w:pPr>
+            <w:r>
+              <w:rPr>
+                <w:b/>
+                <w:bCs/>
+              </w:rPr>
+              <w:t>Median</w:t>
+            </w:r>
+          </w:p>
+        </w:tc>
+        <w:tc>
+          <w:tcPr>
+            <w:tcW w:w="1388" w:type="dxa"/>
+          </w:tcPr>
+          <w:p>
+            <w:pPr>
+              <w:spacing w:line="360" w:lineRule="auto"/>
+            </w:pPr>
+            <w:r>
+              <w:rPr>
+                <w:b/>
+                <w:bCs/>
+              </w:rPr>
+              <w:t>Std Dev</w:t>
+            </w:r>
+          </w:p>
+        </w:tc>
+        <w:tc>
+          <w:tcPr>
+            <w:tcW w:w="1617" w:type="dxa"/>
+          </w:tcPr>
+          <w:p>
+            <w:pPr>
+              <w:spacing w:line="360" w:lineRule="auto"/>
+            </w:pPr>
+            <w:r>
+              <w:rPr>
+                <w:b/>
+                <w:bCs/>
+              </w:rPr>
+              <w:t>Min</w:t>
+            </w:r>
+          </w:p>
+        </w:tc>
+        <w:tc>
+          <w:tcPr>
+            <w:tcW w:w="1617" w:type="dxa"/>
+          </w:tcPr>
+          <w:p>
+            <w:pPr>
+              <w:spacing w:line="360" w:lineRule="auto"/>
+            </w:pPr>
+            <w:r>
+              <w:rPr>
+                <w:b/>
+                <w:bCs/>
+              </w:rPr>
+              <w:t>Max</w:t>
+            </w:r>
+          </w:p>
+        </w:tc>
+      </w:tr>
+      <w:tr>
+        <w:trPr>
+          <w:jc w:val="center"/>
+        </w:trPr>
+        <w:tc>
+          <w:tcPr>
+            <w:tcW w:w="1618" w:type="dxa"/>
+          </w:tcPr>
+          <w:p>
+            <w:pPr>
+              <w:spacing w:line="360" w:lineRule="auto"/>
+            </w:pPr>
+            <w:r>
+              <w:t>LIMIT_BAL</w:t>
+            </w:r>
+          </w:p>
+        </w:tc>
+        <w:tc>
+          <w:tcPr>
+            <w:tcW w:w="1388" w:type="dxa"/>
+          </w:tcPr>
+          <w:p>
+            <w:pPr>
+              <w:spacing w:line="360" w:lineRule="auto"/>
+            </w:pPr>
+            <w:r>
+              <w:t>184,669.0</w:t>
+            </w:r>
+          </w:p>
+        </w:tc>
+        <w:tc>
+          <w:tcPr>
+            <w:tcW w:w="1388" w:type="dxa"/>
+          </w:tcPr>
+          <w:p>
+            <w:pPr>
+              <w:spacing w:line="360" w:lineRule="auto"/>
+            </w:pPr>
+            <w:r>
+              <w:t>140,000.0</w:t>
+            </w:r>
+          </w:p>
+        </w:tc>
+        <w:tc>
+          <w:tcPr>
+            <w:tcW w:w="1388" w:type="dxa"/>
+          </w:tcPr>
+          <w:p>
+            <w:pPr>
+              <w:spacing w:line="360" w:lineRule="auto"/>
+            </w:pPr>
+            <w:r>
+              <w:t>235,931.9</w:t>
+            </w:r>
+          </w:p>
+        </w:tc>
+        <w:tc>
+          <w:tcPr>
+            <w:tcW w:w="1617" w:type="dxa"/>
+          </w:tcPr>
+          <w:p>
+            <w:pPr>
+              <w:spacing w:line="360" w:lineRule="auto"/>
+            </w:pPr>
+            <w:r>
+              <w:t>10,000.0</w:t>
+            </w:r>
+          </w:p>
+        </w:tc>
+        <w:tc>
+          <w:tcPr>
+            <w:tcW w:w="1617" w:type="dxa"/>
+          </w:tcPr>
+          <w:p>
+            <w:pPr>
+              <w:spacing w:line="360" w:lineRule="auto"/>
+            </w:pPr>
+            <w:r>
+              <w:t>5,600,000.0</w:t>
+            </w:r>
+          </w:p>
+        </w:tc>
+      </w:tr>
+      <w:tr>
+        <w:trPr>
+          <w:jc w:val="center"/>
+        </w:trPr>
+        <w:tc>
+          <w:tcPr>
+            <w:tcW w:w="1618" w:type="dxa"/>
+          </w:tcPr>
+          <w:p>
+            <w:pPr>
+              <w:spacing w:line="360" w:lineRule="auto"/>
+            </w:pPr>
+            <w:r>
+              <w:t>AGE</w:t>
+            </w:r>
+          </w:p>
+        </w:tc>
+        <w:tc>
+          <w:tcPr>
+            <w:tcW w:w="1388" w:type="dxa"/>
+          </w:tcPr>
+          <w:p>
+            <w:pPr>
+              <w:spacing w:line="360" w:lineRule="auto"/>
+            </w:pPr>
+            <w:r>
+              <w:t>35.5</w:t>
+            </w:r>
+          </w:p>
+        </w:tc>
+        <w:tc>
+          <w:tcPr>
+            <w:tcW w:w="1388" w:type="dxa"/>
+          </w:tcPr>
+          <w:p>
+            <w:pPr>
+              <w:spacing w:line="360" w:lineRule="auto"/>
+            </w:pPr>
+            <w:r>
+              <w:t>34.0</w:t>
+            </w:r>
+          </w:p>
+        </w:tc>
+        <w:tc>
+          <w:tcPr>
+            <w:tcW w:w="1388" w:type="dxa"/>
+          </w:tcPr>
+          <w:p>
+            <w:pPr>
+              <w:spacing w:line="360" w:lineRule="auto"/>
+            </w:pPr>
+            <w:r>
+              <w:t>9.24</w:t>
+            </w:r>
+          </w:p>
+        </w:tc>
+        <w:tc>
+          <w:tcPr>
+            <w:tcW w:w="1617" w:type="dxa"/>
+          </w:tcPr>
+          <w:p>
+            <w:pPr>
+              <w:spacing w:line="360" w:lineRule="auto"/>
+            </w:pPr>
+            <w:r>
+              <w:t>21.0</w:t>
+            </w:r>
+          </w:p>
+        </w:tc>
+        <w:tc>
+          <w:tcPr>
+            <w:tcW w:w="1617" w:type="dxa"/>
+          </w:tcPr>
+          <w:p>
+            <w:pPr>
+              <w:spacing w:line="360" w:lineRule="auto"/>
+            </w:pPr>
+            <w:r>
+              <w:t>79.0</w:t>
+            </w:r>
+          </w:p>
+        </w:tc>
+      </w:tr>
+      <w:tr>
+        <w:trPr>
+          <w:jc w:val="center"/>
+        </w:trPr>
+        <w:tc>
+          <w:tcPr>
+            <w:tcW w:w="1618" w:type="dxa"/>
+          </w:tcPr>
+          <w:p>
+            <w:pPr>
+              <w:spacing w:line="360" w:lineRule="auto"/>
+            </w:pPr>
+            <w:r>
+              <w:t>BILLAMT_SUM</w:t>
+            </w:r>
+          </w:p>
+        </w:tc>
+        <w:tc>
+          <w:tcPr>
+            <w:tcW w:w="1388" w:type="dxa"/>
+          </w:tcPr>
+          <w:p>
+            <w:pPr>
+              <w:spacing w:line="360" w:lineRule="auto"/>
+            </w:pPr>
+            <w:r>
+              <w:t>294,815.2</w:t>
+            </w:r>
+          </w:p>
+        </w:tc>
+        <w:tc>
+          <w:tcPr>
+            <w:tcW w:w="1388" w:type="dxa"/>
+          </w:tcPr>
+          <w:p>
+            <w:pPr>
+              <w:spacing w:line="360" w:lineRule="auto"/>
+            </w:pPr>
+            <w:r>
+              <w:t>129,037.0</w:t>
+            </w:r>
+          </w:p>
+        </w:tc>
+        <w:tc>
+          <w:tcPr>
+            <w:tcW w:w="1388" w:type="dxa"/>
+          </w:tcPr>
+          <w:p>
+            <w:pPr>
+              <w:spacing w:line="360" w:lineRule="auto"/>
+            </w:pPr>
+            <w:r>
+              <w:t>571,807.3</w:t>
+            </w:r>
+          </w:p>
+        </w:tc>
+        <w:tc>
+          <w:tcPr>
+            <w:tcW w:w="1617" w:type="dxa"/>
+          </w:tcPr>
+          <w:p>
+            <w:pPr>
+              <w:spacing w:line="360" w:lineRule="auto"/>
+            </w:pPr>
+            <w:r>
+              <w:t>−336,259.0</w:t>
+            </w:r>
+          </w:p>
+        </w:tc>
+        <w:tc>
+          <w:tcPr>
+            <w:tcW w:w="1617" w:type="dxa"/>
+          </w:tcPr>
+          <w:p>
+            <w:pPr>
+              <w:spacing w:line="360" w:lineRule="auto"/>
+            </w:pPr>
+            <w:r>
+              <w:t>21,292,660.0</w:t>
+            </w:r>
+          </w:p>
+        </w:tc>
+      </w:tr>
+    </w:tbl>
+    <w:p>
+      <w:pPr>
+        <w:spacing w:before="240" w:line="360" w:lineRule="auto"/>
+      </w:pPr>
+      <w:r>
+        <w:t xml:space="preserve"> To </w:t>
+      </w:r>
+      <w:r>
+        <w:t>visualize</w:t>
+      </w:r>
+      <w:r>
+        <w:t xml:space="preserve"> distributions, histograms and boxplots were generated for the main numerical features.</w:t>
+      </w:r>
+    </w:p>
+    <w:p>
+      <w:pPr>
+        <w:keepNext/>
         <w:spacing w:after="160"/>
-        <w:jc w:val="left"/>
-      </w:pPr>
-      <w:r>
-        <w:br w:type="page"/>
-      </w:r>
+        <w:jc w:val="center"/>
+      </w:pPr>
+      <w:r>
+        <w:rPr>
+          <w:noProof/>
+        </w:rPr>
+        <w:lastRenderedPageBreak/>
+        <w:drawing>
+          <wp:inline distT="0" distB="0" distL="0" distR="0" wp14:anchorId="4F1D0CA3" wp14:editId="200EF0E7">
+            <wp:extent cx="5731510" cy="3876675"/>
+            <wp:effectExtent l="0" t="0" r="2540" b="9525"/>
+            <wp:docPr id="2040631384" name="Picture 2"/>
+            <wp:cNvGraphicFramePr>
+              <a:graphicFrameLocks xmlns:a="http://schemas.openxmlformats.org/drawingml/2006/main" noChangeAspect="1"/>
+            </wp:cNvGraphicFramePr>
+            <a:graphic xmlns:a="http://schemas.openxmlformats.org/drawingml/2006/main">
+              <a:graphicData uri="http://schemas.openxmlformats.org/drawingml/2006/picture">
+                <pic:pic xmlns:pic="http://schemas.openxmlformats.org/drawingml/2006/picture">
+                  <pic:nvPicPr>
+                    <pic:cNvPr id="0" name="Picture 3"/>
+                    <pic:cNvPicPr>
+                      <a:picLocks noChangeAspect="1" noChangeArrowheads="1"/>
+                    </pic:cNvPicPr>
+                  </pic:nvPicPr>
+                  <pic:blipFill>
+                    <a:blip r:embed="rId12" cstate="print">
+                      <a:extLst>
+                        <a:ext uri="{28A0092B-C50C-407E-A947-70E740481C1C}">
+                          <a14:useLocalDpi xmlns:a14="http://schemas.microsoft.com/office/drawing/2010/main" val="0"/>
+                        </a:ext>
+                      </a:extLst>
+                    </a:blip>
+                    <a:srcRect/>
+                    <a:stretch>
+                      <a:fillRect/>
+                    </a:stretch>
+                  </pic:blipFill>
+                  <pic:spPr bwMode="auto">
+                    <a:xfrm>
+                      <a:off x="0" y="0"/>
+                      <a:ext cx="5731510" cy="3876675"/>
+                    </a:xfrm>
+                    <a:prstGeom prst="rect">
+                      <a:avLst/>
+                    </a:prstGeom>
+                    <a:noFill/>
+                    <a:ln>
+                      <a:noFill/>
+                    </a:ln>
+                  </pic:spPr>
+                </pic:pic>
+              </a:graphicData>
+            </a:graphic>
+          </wp:inline>
+        </w:drawing>
+      </w:r>
+    </w:p>
+    <w:p>
+      <w:pPr>
+        <w:pStyle w:val="Caption"/>
+      </w:pPr>
+      <w:bookmarkStart w:id="4" w:name="_Toc231085004"/>
+      <w:r>
+        <w:t xml:space="preserve">Figure </w:t>
+      </w:r>
+      <w:r>
+        <w:fldChar w:fldCharType="begin"/>
+      </w:r>
+      <w:r>
+        <w:instrText xml:space="preserve"> SEQ Figure \* ARABIC </w:instrText>
+      </w:r>
+      <w:r>
+        <w:fldChar w:fldCharType="separate"/>
+      </w:r>
+      <w:r>
+        <w:rPr>
+          <w:noProof/>
+        </w:rPr>
+        <w:t>2</w:t>
+      </w:r>
+      <w:r>
+        <w:rPr>
+          <w:noProof/>
+        </w:rPr>
+        <w:fldChar w:fldCharType="end"/>
+      </w:r>
+      <w:r>
+        <w:t xml:space="preserve">: </w:t>
+      </w:r>
+      <w:r>
+        <w:t>Histograms of key numerical features (LIMIT_BAL, AGE, BILLAMT_SUM, LIMITBAL_LOG).</w:t>
+      </w:r>
+      <w:bookmarkEnd w:id="4"/>
+    </w:p>
+    <w:p>
+      <w:pPr>
+        <w:keepNext/>
+        <w:spacing w:after="160"/>
+        <w:ind w:left="360"/>
+        <w:jc w:val="center"/>
+      </w:pPr>
+      <w:r>
+        <w:rPr>
+          <w:noProof/>
+        </w:rPr>
+        <w:drawing>
+          <wp:inline distT="0" distB="0" distL="0" distR="0" wp14:anchorId="5C8F2F03" wp14:editId="28D21F7E">
+            <wp:extent cx="5731510" cy="1637665"/>
+            <wp:effectExtent l="0" t="0" r="2540" b="635"/>
+            <wp:docPr id="81985261" name="Picture 3"/>
+            <wp:cNvGraphicFramePr>
+              <a:graphicFrameLocks xmlns:a="http://schemas.openxmlformats.org/drawingml/2006/main" noChangeAspect="1"/>
+            </wp:cNvGraphicFramePr>
+            <a:graphic xmlns:a="http://schemas.openxmlformats.org/drawingml/2006/main">
+              <a:graphicData uri="http://schemas.openxmlformats.org/drawingml/2006/picture">
+                <pic:pic xmlns:pic="http://schemas.openxmlformats.org/drawingml/2006/picture">
+                  <pic:nvPicPr>
+                    <pic:cNvPr id="0" name="Picture 5"/>
+                    <pic:cNvPicPr>
+                      <a:picLocks noChangeAspect="1" noChangeArrowheads="1"/>
+                    </pic:cNvPicPr>
+                  </pic:nvPicPr>
+                  <pic:blipFill>
+                    <a:blip r:embed="rId13" cstate="print">
+                      <a:extLst>
+                        <a:ext uri="{28A0092B-C50C-407E-A947-70E740481C1C}">
+                          <a14:useLocalDpi xmlns:a14="http://schemas.microsoft.com/office/drawing/2010/main" val="0"/>
+                        </a:ext>
+                      </a:extLst>
+                    </a:blip>
+                    <a:srcRect/>
+                    <a:stretch>
+                      <a:fillRect/>
+                    </a:stretch>
+                  </pic:blipFill>
+                  <pic:spPr bwMode="auto">
+                    <a:xfrm>
+                      <a:off x="0" y="0"/>
+                      <a:ext cx="5731510" cy="1637665"/>
+                    </a:xfrm>
+                    <a:prstGeom prst="rect">
+                      <a:avLst/>
+                    </a:prstGeom>
+                    <a:noFill/>
+                    <a:ln>
+                      <a:noFill/>
+                    </a:ln>
+                  </pic:spPr>
+                </pic:pic>
+              </a:graphicData>
+            </a:graphic>
+          </wp:inline>
+        </w:drawing>
+      </w:r>
+    </w:p>
+    <w:p>
+      <w:pPr>
+        <w:pStyle w:val="Caption"/>
+      </w:pPr>
+      <w:bookmarkStart w:id="5" w:name="_Toc231085005"/>
+      <w:r>
+        <w:t xml:space="preserve">Figure </w:t>
+      </w:r>
+      <w:r>
+        <w:fldChar w:fldCharType="begin"/>
+      </w:r>
+      <w:r>
+        <w:instrText xml:space="preserve"> SEQ Figure \* ARABIC </w:instrText>
+      </w:r>
+      <w:r>
+        <w:fldChar w:fldCharType="separate"/>
+      </w:r>
+      <w:r>
+        <w:rPr>
+          <w:noProof/>
+        </w:rPr>
+        <w:t>3</w:t>
+      </w:r>
+      <w:r>
+        <w:rPr>
+          <w:noProof/>
+        </w:rPr>
+        <w:fldChar w:fldCharType="end"/>
+      </w:r>
+      <w:r>
+        <w:t xml:space="preserve">: </w:t>
+      </w:r>
+      <w:r>
+        <w:t>Boxplots of numerical features grouped by default status.</w:t>
+      </w:r>
+      <w:bookmarkEnd w:id="5"/>
+    </w:p>
+    <w:p>
+      <w:pPr>
+        <w:spacing w:before="240" w:line="360" w:lineRule="auto"/>
+      </w:pPr>
+      <w:r>
+        <w:t>Categorical features show non‑uniform distributions</w:t>
+      </w:r>
+      <w:r>
+        <w:t xml:space="preserve">. </w:t>
+      </w:r>
+      <w:r>
+        <w:t xml:space="preserve">The </w:t>
+      </w:r>
+      <w:r>
+        <w:t>SEX, EDUCATION, MARRIAGE and RISK_RATING are clearly imbalanced across categories</w:t>
+      </w:r>
+      <w:r>
+        <w:t xml:space="preserve">. </w:t>
+      </w:r>
+      <w:r>
+        <w:t>CITY is high</w:t>
+      </w:r>
+      <w:r>
+        <w:noBreakHyphen/>
+        <w:t>cardinality, with activity concentrated in a small set of cities</w:t>
+      </w:r>
+      <w:r>
+        <w:t>.</w:t>
+      </w:r>
+    </w:p>
+    <w:p>
+      <w:pPr>
+        <w:keepNext/>
+        <w:spacing w:line="360" w:lineRule="auto"/>
+        <w:jc w:val="center"/>
+      </w:pPr>
+      <w:r>
+        <w:rPr>
+          <w:noProof/>
+        </w:rPr>
+        <w:lastRenderedPageBreak/>
+        <w:drawing>
+          <wp:inline distT="0" distB="0" distL="0" distR="0" wp14:anchorId="5A2E4140" wp14:editId="2D942EBF">
+            <wp:extent cx="5577219" cy="3648710"/>
+            <wp:effectExtent l="0" t="0" r="4445" b="8890"/>
+            <wp:docPr id="2103910768" name="Picture 4"/>
+            <wp:cNvGraphicFramePr>
+              <a:graphicFrameLocks xmlns:a="http://schemas.openxmlformats.org/drawingml/2006/main" noChangeAspect="1"/>
+            </wp:cNvGraphicFramePr>
+            <a:graphic xmlns:a="http://schemas.openxmlformats.org/drawingml/2006/main">
+              <a:graphicData uri="http://schemas.openxmlformats.org/drawingml/2006/picture">
+                <pic:pic xmlns:pic="http://schemas.openxmlformats.org/drawingml/2006/picture">
+                  <pic:nvPicPr>
+                    <pic:cNvPr id="0" name="Picture 7"/>
+                    <pic:cNvPicPr>
+                      <a:picLocks noChangeAspect="1" noChangeArrowheads="1"/>
+                    </pic:cNvPicPr>
+                  </pic:nvPicPr>
+                  <pic:blipFill>
+                    <a:blip r:embed="rId14" cstate="print">
+                      <a:extLst>
+                        <a:ext uri="{28A0092B-C50C-407E-A947-70E740481C1C}">
+                          <a14:useLocalDpi xmlns:a14="http://schemas.microsoft.com/office/drawing/2010/main" val="0"/>
+                        </a:ext>
+                      </a:extLst>
+                    </a:blip>
+                    <a:srcRect/>
+                    <a:stretch>
+                      <a:fillRect/>
+                    </a:stretch>
+                  </pic:blipFill>
+                  <pic:spPr bwMode="auto">
+                    <a:xfrm>
+                      <a:off x="0" y="0"/>
+                      <a:ext cx="5589921" cy="3657020"/>
+                    </a:xfrm>
+                    <a:prstGeom prst="rect">
+                      <a:avLst/>
+                    </a:prstGeom>
+                    <a:noFill/>
+                    <a:ln>
+                      <a:noFill/>
+                    </a:ln>
+                  </pic:spPr>
+                </pic:pic>
+              </a:graphicData>
+            </a:graphic>
+          </wp:inline>
+        </w:drawing>
+      </w:r>
+    </w:p>
+    <w:p>
+      <w:pPr>
+        <w:pStyle w:val="Caption"/>
+      </w:pPr>
+      <w:bookmarkStart w:id="6" w:name="_Toc231085006"/>
+      <w:r>
+        <w:t xml:space="preserve">Figure </w:t>
+      </w:r>
+      <w:r>
+        <w:fldChar w:fldCharType="begin"/>
+      </w:r>
+      <w:r>
+        <w:instrText xml:space="preserve"> SEQ Figure \* ARABIC </w:instrText>
+      </w:r>
+      <w:r>
+        <w:fldChar w:fldCharType="separate"/>
+      </w:r>
+      <w:r>
+        <w:rPr>
+          <w:noProof/>
+        </w:rPr>
+        <w:t>4</w:t>
+      </w:r>
+      <w:r>
+        <w:rPr>
+          <w:noProof/>
+        </w:rPr>
+        <w:fldChar w:fldCharType="end"/>
+      </w:r>
+      <w:r>
+        <w:t>: Distributions of categorical variables (SEX, EDUCATION, MARRIAGE, RISK_RATING).</w:t>
+      </w:r>
+      <w:bookmarkEnd w:id="6"/>
+    </w:p>
+    <w:p>
+      <w:pPr>
+        <w:pStyle w:val="Caption"/>
+        <w:keepNext/>
+      </w:pPr>
+      <w:r>
+        <w:rPr>
+          <w:noProof/>
+        </w:rPr>
+        <w:drawing>
+          <wp:inline distT="0" distB="0" distL="0" distR="0" wp14:anchorId="1833805B" wp14:editId="4F902B68">
+            <wp:extent cx="5223510" cy="2540000"/>
+            <wp:effectExtent l="0" t="0" r="0" b="0"/>
+            <wp:docPr id="661457516" name="Picture 5"/>
+            <wp:cNvGraphicFramePr>
+              <a:graphicFrameLocks xmlns:a="http://schemas.openxmlformats.org/drawingml/2006/main" noChangeAspect="1"/>
+            </wp:cNvGraphicFramePr>
+            <a:graphic xmlns:a="http://schemas.openxmlformats.org/drawingml/2006/main">
+              <a:graphicData uri="http://schemas.openxmlformats.org/drawingml/2006/picture">
+                <pic:pic xmlns:pic="http://schemas.openxmlformats.org/drawingml/2006/picture">
+                  <pic:nvPicPr>
+                    <pic:cNvPr id="0" name="Picture 9"/>
+                    <pic:cNvPicPr>
+                      <a:picLocks noChangeAspect="1" noChangeArrowheads="1"/>
+                    </pic:cNvPicPr>
+                  </pic:nvPicPr>
+                  <pic:blipFill>
+                    <a:blip r:embed="rId15">
+                      <a:extLst>
+                        <a:ext uri="{28A0092B-C50C-407E-A947-70E740481C1C}">
+                          <a14:useLocalDpi xmlns:a14="http://schemas.microsoft.com/office/drawing/2010/main" val="0"/>
+                        </a:ext>
+                      </a:extLst>
+                    </a:blip>
+                    <a:srcRect/>
+                    <a:stretch>
+                      <a:fillRect/>
+                    </a:stretch>
+                  </pic:blipFill>
+                  <pic:spPr bwMode="auto">
+                    <a:xfrm>
+                      <a:off x="0" y="0"/>
+                      <a:ext cx="5227677" cy="2542026"/>
+                    </a:xfrm>
+                    <a:prstGeom prst="rect">
+                      <a:avLst/>
+                    </a:prstGeom>
+                    <a:noFill/>
+                    <a:ln>
+                      <a:noFill/>
+                    </a:ln>
+                  </pic:spPr>
+                </pic:pic>
+              </a:graphicData>
+            </a:graphic>
+          </wp:inline>
+        </w:drawing>
+      </w:r>
+    </w:p>
+    <w:p>
+      <w:pPr>
+        <w:pStyle w:val="Caption"/>
+      </w:pPr>
+      <w:bookmarkStart w:id="7" w:name="_Toc231085007"/>
+      <w:r>
+        <w:t xml:space="preserve">Figure </w:t>
+      </w:r>
+      <w:r>
+        <w:fldChar w:fldCharType="begin"/>
+      </w:r>
+      <w:r>
+        <w:instrText xml:space="preserve"> SEQ Figure \* ARABIC </w:instrText>
+      </w:r>
+      <w:r>
+        <w:fldChar w:fldCharType="separate"/>
+      </w:r>
+      <w:r>
+        <w:rPr>
+          <w:noProof/>
+        </w:rPr>
+        <w:t>5</w:t>
+      </w:r>
+      <w:r>
+        <w:rPr>
+          <w:noProof/>
+        </w:rPr>
+        <w:fldChar w:fldCharType="end"/>
+      </w:r>
+      <w:r>
+        <w:t>: Top‑20 city labels by number of credit card clients.</w:t>
+      </w:r>
+      <w:bookmarkEnd w:id="7"/>
+    </w:p>
+    <w:p>
+      <w:pPr>
+        <w:spacing w:before="240" w:line="360" w:lineRule="auto"/>
+      </w:pPr>
+      <w:r>
+        <w:t>Correlation analysis indicates that payment history variables PAY0–PAY6, RISKRATING and billing/limit variables are most related to default risk. PAY0 (most recent delinquency status) in particular shows a strong association with the target</w:t>
+      </w:r>
+      <w:r>
+        <w:t xml:space="preserve">. </w:t>
+      </w:r>
+      <w:r>
+        <w:t xml:space="preserve">The engineered risk score </w:t>
+      </w:r>
+      <w:proofErr w:type="spellStart"/>
+      <w:r>
+        <w:t>riskleak</w:t>
+      </w:r>
+      <w:proofErr w:type="spellEnd"/>
+      <w:r>
+        <w:t xml:space="preserve"> looked extremely predictive but was treated as a leakage feature and excluded from modelling (Kaufman et al., 2012).</w:t>
+      </w:r>
+    </w:p>
+    <w:p>
+      <w:pPr>
+        <w:keepNext/>
+        <w:jc w:val="center"/>
+      </w:pPr>
+      <w:r>
+        <w:rPr>
+          <w:noProof/>
+        </w:rPr>
+        <w:lastRenderedPageBreak/>
+        <w:drawing>
+          <wp:inline distT="0" distB="0" distL="0" distR="0" wp14:anchorId="0D776EC8" wp14:editId="39E1B9CF">
+            <wp:extent cx="4342553" cy="2951480"/>
+            <wp:effectExtent l="0" t="0" r="1270" b="1270"/>
+            <wp:docPr id="2034709215" name="Picture 9"/>
+            <wp:cNvGraphicFramePr>
+              <a:graphicFrameLocks xmlns:a="http://schemas.openxmlformats.org/drawingml/2006/main" noChangeAspect="1"/>
+            </wp:cNvGraphicFramePr>
+            <a:graphic xmlns:a="http://schemas.openxmlformats.org/drawingml/2006/main">
+              <a:graphicData uri="http://schemas.openxmlformats.org/drawingml/2006/picture">
+                <pic:pic xmlns:pic="http://schemas.openxmlformats.org/drawingml/2006/picture">
+                  <pic:nvPicPr>
+                    <pic:cNvPr id="0" name="Picture 14"/>
+                    <pic:cNvPicPr>
+                      <a:picLocks noChangeAspect="1" noChangeArrowheads="1"/>
+                    </pic:cNvPicPr>
+                  </pic:nvPicPr>
+                  <pic:blipFill rotWithShape="1">
+                    <a:blip r:embed="rId16">
+                      <a:extLst>
+                        <a:ext uri="{28A0092B-C50C-407E-A947-70E740481C1C}">
+                          <a14:useLocalDpi xmlns:a14="http://schemas.microsoft.com/office/drawing/2010/main" val="0"/>
+                        </a:ext>
+                      </a:extLst>
+                    </a:blip>
+                    <a:srcRect l="1913"/>
+                    <a:stretch>
+                      <a:fillRect/>
+                    </a:stretch>
+                  </pic:blipFill>
+                  <pic:spPr bwMode="auto">
+                    <a:xfrm>
+                      <a:off x="0" y="0"/>
+                      <a:ext cx="4354447" cy="2959564"/>
+                    </a:xfrm>
+                    <a:prstGeom prst="rect">
+                      <a:avLst/>
+                    </a:prstGeom>
+                    <a:noFill/>
+                    <a:ln>
+                      <a:noFill/>
+                    </a:ln>
+                    <a:extLst>
+                      <a:ext uri="{53640926-AAD7-44D8-BBD7-CCE9431645EC}">
+                        <a14:shadowObscured xmlns:a14="http://schemas.microsoft.com/office/drawing/2010/main"/>
+                      </a:ext>
+                    </a:extLst>
+                  </pic:spPr>
+                </pic:pic>
+              </a:graphicData>
+            </a:graphic>
+          </wp:inline>
+        </w:drawing>
+      </w:r>
+    </w:p>
+    <w:p>
+      <w:pPr>
+        <w:pStyle w:val="Caption"/>
+      </w:pPr>
+      <w:bookmarkStart w:id="8" w:name="_Toc231085008"/>
+      <w:r>
+        <w:t xml:space="preserve">Figure </w:t>
+      </w:r>
+      <w:r>
+        <w:fldChar w:fldCharType="begin"/>
+      </w:r>
+      <w:r>
+        <w:instrText xml:space="preserve"> SEQ Figure \* ARABIC </w:instrText>
+      </w:r>
+      <w:r>
+        <w:fldChar w:fldCharType="separate"/>
+      </w:r>
+      <w:r>
+        <w:rPr>
+          <w:noProof/>
+        </w:rPr>
+        <w:t>6</w:t>
+      </w:r>
+      <w:r>
+        <w:rPr>
+          <w:noProof/>
+        </w:rPr>
+        <w:fldChar w:fldCharType="end"/>
+      </w:r>
+      <w:r>
+        <w:t>: Correlation of selected features with the default indicator.</w:t>
+      </w:r>
+      <w:bookmarkEnd w:id="8"/>
+    </w:p>
+    <w:p>
+      <w:pPr>
+        <w:keepNext/>
+        <w:jc w:val="center"/>
+      </w:pPr>
+      <w:r>
+        <w:rPr>
+          <w:noProof/>
+        </w:rPr>
+        <w:drawing>
+          <wp:inline distT="0" distB="0" distL="0" distR="0" wp14:anchorId="215DABB7" wp14:editId="082C7BC0">
+            <wp:extent cx="5220660" cy="4775200"/>
+            <wp:effectExtent l="0" t="0" r="0" b="6350"/>
+            <wp:docPr id="1113977803" name="Picture 10"/>
+            <wp:cNvGraphicFramePr>
+              <a:graphicFrameLocks xmlns:a="http://schemas.openxmlformats.org/drawingml/2006/main" noChangeAspect="1"/>
+            </wp:cNvGraphicFramePr>
+            <a:graphic xmlns:a="http://schemas.openxmlformats.org/drawingml/2006/main">
+              <a:graphicData uri="http://schemas.openxmlformats.org/drawingml/2006/picture">
+                <pic:pic xmlns:pic="http://schemas.openxmlformats.org/drawingml/2006/picture">
+                  <pic:nvPicPr>
+                    <pic:cNvPr id="0" name="Picture 15"/>
+                    <pic:cNvPicPr>
+                      <a:picLocks noChangeAspect="1" noChangeArrowheads="1"/>
+                    </pic:cNvPicPr>
+                  </pic:nvPicPr>
+                  <pic:blipFill rotWithShape="1">
+                    <a:blip r:embed="rId17" cstate="print">
+                      <a:extLst>
+                        <a:ext uri="{28A0092B-C50C-407E-A947-70E740481C1C}">
+                          <a14:useLocalDpi xmlns:a14="http://schemas.microsoft.com/office/drawing/2010/main" val="0"/>
+                        </a:ext>
+                      </a:extLst>
+                    </a:blip>
+                    <a:srcRect r="6285"/>
+                    <a:stretch>
+                      <a:fillRect/>
+                    </a:stretch>
+                  </pic:blipFill>
+                  <pic:spPr bwMode="auto">
+                    <a:xfrm>
+                      <a:off x="0" y="0"/>
+                      <a:ext cx="5220660" cy="4775200"/>
+                    </a:xfrm>
+                    <a:prstGeom prst="rect">
+                      <a:avLst/>
+                    </a:prstGeom>
+                    <a:noFill/>
+                    <a:ln>
+                      <a:noFill/>
+                    </a:ln>
+                    <a:extLst>
+                      <a:ext uri="{53640926-AAD7-44D8-BBD7-CCE9431645EC}">
+                        <a14:shadowObscured xmlns:a14="http://schemas.microsoft.com/office/drawing/2010/main"/>
+                      </a:ext>
+                    </a:extLst>
+                  </pic:spPr>
+                </pic:pic>
+              </a:graphicData>
+            </a:graphic>
+          </wp:inline>
+        </w:drawing>
+      </w:r>
+    </w:p>
+    <w:p>
+      <w:pPr>
+        <w:pStyle w:val="Caption"/>
+      </w:pPr>
+      <w:bookmarkStart w:id="9" w:name="_Toc231085009"/>
+      <w:r>
+        <w:t xml:space="preserve">Figure </w:t>
+      </w:r>
+      <w:r>
+        <w:fldChar w:fldCharType="begin"/>
+      </w:r>
+      <w:r>
+        <w:instrText xml:space="preserve"> SEQ Figure \* ARABIC </w:instrText>
+      </w:r>
+      <w:r>
+        <w:fldChar w:fldCharType="separate"/>
+      </w:r>
+      <w:r>
+        <w:rPr>
+          <w:noProof/>
+        </w:rPr>
+        <w:t>7</w:t>
+      </w:r>
+      <w:r>
+        <w:rPr>
+          <w:noProof/>
+        </w:rPr>
+        <w:fldChar w:fldCharType="end"/>
+      </w:r>
+      <w:r>
+        <w:t>: Correlation heatmap for numerical features.</w:t>
+      </w:r>
+      <w:bookmarkEnd w:id="9"/>
+    </w:p>
+    <w:p>
+      <w:pPr>
+        <w:pStyle w:val="Caption"/>
+        <w:keepNext/>
+        <w:jc w:val="both"/>
+      </w:pPr>
+      <w:r>
+        <w:rPr>
+          <w:noProof/>
+        </w:rPr>
+        <w:lastRenderedPageBreak/>
+        <w:drawing>
+          <wp:inline distT="0" distB="0" distL="0" distR="0" wp14:anchorId="5BFCAD9C" wp14:editId="2F0FB200">
+            <wp:extent cx="5731510" cy="2865755"/>
+            <wp:effectExtent l="0" t="0" r="0" b="0"/>
+            <wp:docPr id="71645025" name="Picture 11"/>
+            <wp:cNvGraphicFramePr>
+              <a:graphicFrameLocks xmlns:a="http://schemas.openxmlformats.org/drawingml/2006/main" noChangeAspect="1"/>
+            </wp:cNvGraphicFramePr>
+            <a:graphic xmlns:a="http://schemas.openxmlformats.org/drawingml/2006/main">
+              <a:graphicData uri="http://schemas.openxmlformats.org/drawingml/2006/picture">
+                <pic:pic xmlns:pic="http://schemas.openxmlformats.org/drawingml/2006/picture">
+                  <pic:nvPicPr>
+                    <pic:cNvPr id="0" name="Picture 17"/>
+                    <pic:cNvPicPr>
+                      <a:picLocks noChangeAspect="1" noChangeArrowheads="1"/>
+                    </pic:cNvPicPr>
+                  </pic:nvPicPr>
+                  <pic:blipFill>
+                    <a:blip r:embed="rId18" cstate="print">
+                      <a:extLst>
+                        <a:ext uri="{28A0092B-C50C-407E-A947-70E740481C1C}">
+                          <a14:useLocalDpi xmlns:a14="http://schemas.microsoft.com/office/drawing/2010/main" val="0"/>
+                        </a:ext>
+                      </a:extLst>
+                    </a:blip>
+                    <a:srcRect/>
+                    <a:stretch>
+                      <a:fillRect/>
+                    </a:stretch>
+                  </pic:blipFill>
+                  <pic:spPr bwMode="auto">
+                    <a:xfrm>
+                      <a:off x="0" y="0"/>
+                      <a:ext cx="5731510" cy="2865755"/>
+                    </a:xfrm>
+                    <a:prstGeom prst="rect">
+                      <a:avLst/>
+                    </a:prstGeom>
+                    <a:noFill/>
+                    <a:ln>
+                      <a:noFill/>
+                    </a:ln>
+                  </pic:spPr>
+                </pic:pic>
+              </a:graphicData>
+            </a:graphic>
+          </wp:inline>
+        </w:drawing>
+      </w:r>
+    </w:p>
+    <w:p>
+      <w:pPr>
+        <w:pStyle w:val="Caption"/>
+      </w:pPr>
+      <w:bookmarkStart w:id="10" w:name="_Toc231085010"/>
+      <w:r>
+        <w:t xml:space="preserve">Figure </w:t>
+      </w:r>
+      <w:r>
+        <w:fldChar w:fldCharType="begin"/>
+      </w:r>
+      <w:r>
+        <w:instrText xml:space="preserve"> SEQ Figure \* ARABIC </w:instrText>
+      </w:r>
+      <w:r>
+        <w:fldChar w:fldCharType="separate"/>
+      </w:r>
+      <w:r>
+        <w:rPr>
+          <w:noProof/>
+        </w:rPr>
+        <w:t>8</w:t>
+      </w:r>
+      <w:r>
+        <w:rPr>
+          <w:noProof/>
+        </w:rPr>
+        <w:fldChar w:fldCharType="end"/>
+      </w:r>
+      <w:r>
+        <w:t>: Payment history patterns for PAY0–PAY6.</w:t>
+      </w:r>
+      <w:bookmarkEnd w:id="10"/>
     </w:p>
     <w:p>
       <w:pPr>
         <w:pStyle w:val="Heading1"/>
+        <w:spacing w:before="240"/>
+      </w:pPr>
+      <w:bookmarkStart w:id="11" w:name="_Toc231084590"/>
+      <w:r>
+        <w:t>Data Preparation (Task 2)</w:t>
+      </w:r>
+      <w:bookmarkEnd w:id="11"/>
+    </w:p>
+    <w:p>
+      <w:pPr>
+        <w:spacing w:before="240" w:line="360" w:lineRule="auto"/>
+      </w:pPr>
+      <w:r>
+        <w:t>Missing values were first quantified across all columns and exported to</w:t>
+      </w:r>
+      <w:r>
+        <w:t xml:space="preserve"> </w:t>
+      </w:r>
+      <w:r>
+        <w:rPr>
+          <w:rFonts w:eastAsia="Courier New"/>
+          <w:shd w:val="clear" w:color="auto" w:fill="F1F5F9"/>
+        </w:rPr>
+        <w:t>missing_values_before.csv</w:t>
+      </w:r>
+      <w:r>
+        <w:t>.</w:t>
+      </w:r>
+      <w:r>
+        <w:t xml:space="preserve"> </w:t>
+      </w:r>
+      <w:r>
+        <w:t xml:space="preserve"> </w:t>
+      </w:r>
+      <w:r>
+        <w:t>LIMIT_BAL, several demographic fields, some payment amounts, LIMITBAL_LOG and risk‑related fields contained missing values, while many others were complete.</w:t>
+      </w:r>
+    </w:p>
+    <w:p>
+      <w:pPr>
+        <w:pStyle w:val="TableCaption"/>
         <w:spacing w:before="0"/>
       </w:pPr>
-      <w:bookmarkStart w:id="0" w:name="_Toc26094236"/>
+      <w:bookmarkStart w:id="12" w:name="_Toc231084975"/>
+      <w:r>
+        <w:t xml:space="preserve">Table </w:t>
+      </w:r>
+      <w:r>
+        <w:fldChar w:fldCharType="begin"/>
+      </w:r>
+      <w:r>
+        <w:instrText xml:space="preserve"> SEQ Table \* ARABIC </w:instrText>
+      </w:r>
+      <w:r>
+        <w:fldChar w:fldCharType="separate"/>
+      </w:r>
+      <w:r>
+        <w:rPr>
+          <w:noProof/>
+        </w:rPr>
+        <w:t>2</w:t>
+      </w:r>
+      <w:r>
+        <w:rPr>
+          <w:noProof/>
+        </w:rPr>
+        <w:fldChar w:fldCharType="end"/>
+      </w:r>
+      <w:r>
+        <w:t xml:space="preserve">: </w:t>
+      </w:r>
+      <w:r>
+        <w:t xml:space="preserve">Missing values before preprocessing </w:t>
+      </w:r>
+      <w:r>
+        <w:t xml:space="preserve">for </w:t>
+      </w:r>
+      <w:r>
+        <w:t>selected features</w:t>
+      </w:r>
+      <w:r>
+        <w:t>.</w:t>
+      </w:r>
+      <w:bookmarkEnd w:id="12"/>
+    </w:p>
+    <w:tbl>
+      <w:tblPr>
+        <w:tblW w:w="4135" w:type="dxa"/>
+        <w:jc w:val="center"/>
+        <w:tblBorders>
+          <w:top w:val="single" w:sz="4" w:space="0" w:color="auto"/>
+          <w:left w:val="single" w:sz="4" w:space="0" w:color="auto"/>
+          <w:bottom w:val="single" w:sz="4" w:space="0" w:color="auto"/>
+          <w:right w:val="single" w:sz="4" w:space="0" w:color="auto"/>
+          <w:insideH w:val="single" w:sz="4" w:space="0" w:color="auto"/>
+          <w:insideV w:val="single" w:sz="4" w:space="0" w:color="auto"/>
+        </w:tblBorders>
+        <w:tblLook w:val="04A0" w:firstRow="1" w:lastRow="0" w:firstColumn="1" w:lastColumn="0" w:noHBand="0" w:noVBand="1"/>
+      </w:tblPr>
+      <w:tblGrid>
+        <w:gridCol w:w="2096"/>
+        <w:gridCol w:w="2039"/>
+      </w:tblGrid>
+      <w:tr>
+        <w:trPr>
+          <w:trHeight w:val="288"/>
+          <w:jc w:val="center"/>
+        </w:trPr>
+        <w:tc>
+          <w:tcPr>
+            <w:tcW w:w="2096" w:type="dxa"/>
+          </w:tcPr>
+          <w:p>
+            <w:pPr>
+              <w:spacing w:line="360" w:lineRule="auto"/>
+              <w:rPr>
+                <w:rFonts w:cs="Times New Roman"/>
+                <w:color w:val="000000"/>
+              </w:rPr>
+            </w:pPr>
+            <w:r>
+              <w:rPr>
+                <w:rFonts w:cs="Times New Roman"/>
+                <w:b/>
+                <w:bCs/>
+              </w:rPr>
+              <w:t>Feature</w:t>
+            </w:r>
+          </w:p>
+        </w:tc>
+        <w:tc>
+          <w:tcPr>
+            <w:tcW w:w="2039" w:type="dxa"/>
+          </w:tcPr>
+          <w:p>
+            <w:pPr>
+              <w:spacing w:line="360" w:lineRule="auto"/>
+              <w:rPr>
+                <w:rFonts w:cs="Times New Roman"/>
+                <w:color w:val="000000"/>
+              </w:rPr>
+            </w:pPr>
+            <w:r>
+              <w:rPr>
+                <w:rFonts w:cs="Times New Roman"/>
+                <w:b/>
+                <w:bCs/>
+              </w:rPr>
+              <w:t>Missing count</w:t>
+            </w:r>
+          </w:p>
+        </w:tc>
+      </w:tr>
+      <w:tr>
+        <w:trPr>
+          <w:trHeight w:val="288"/>
+          <w:jc w:val="center"/>
+        </w:trPr>
+        <w:tc>
+          <w:tcPr>
+            <w:tcW w:w="2096" w:type="dxa"/>
+            <w:vAlign w:val="bottom"/>
+          </w:tcPr>
+          <w:p>
+            <w:pPr>
+              <w:spacing w:line="360" w:lineRule="auto"/>
+              <w:rPr>
+                <w:rFonts w:cs="Times New Roman"/>
+                <w:color w:val="000000"/>
+              </w:rPr>
+            </w:pPr>
+            <w:r>
+              <w:rPr>
+                <w:rFonts w:cs="Times New Roman"/>
+                <w:color w:val="000000"/>
+              </w:rPr>
+              <w:t>LIMIT_BAL</w:t>
+            </w:r>
+          </w:p>
+        </w:tc>
+        <w:tc>
+          <w:tcPr>
+            <w:tcW w:w="2039" w:type="dxa"/>
+            <w:vAlign w:val="bottom"/>
+          </w:tcPr>
+          <w:p>
+            <w:pPr>
+              <w:spacing w:line="360" w:lineRule="auto"/>
+              <w:rPr>
+                <w:rFonts w:cs="Times New Roman"/>
+                <w:color w:val="000000"/>
+              </w:rPr>
+            </w:pPr>
+            <w:r>
+              <w:rPr>
+                <w:rFonts w:cs="Times New Roman"/>
+                <w:color w:val="000000"/>
+              </w:rPr>
+              <w:t>1709</w:t>
+            </w:r>
+          </w:p>
+        </w:tc>
+      </w:tr>
+      <w:tr>
+        <w:trPr>
+          <w:trHeight w:val="288"/>
+          <w:jc w:val="center"/>
+        </w:trPr>
+        <w:tc>
+          <w:tcPr>
+            <w:tcW w:w="2096" w:type="dxa"/>
+            <w:vAlign w:val="bottom"/>
+          </w:tcPr>
+          <w:p>
+            <w:pPr>
+              <w:spacing w:line="360" w:lineRule="auto"/>
+              <w:rPr>
+                <w:rFonts w:cs="Times New Roman"/>
+                <w:color w:val="000000"/>
+              </w:rPr>
+            </w:pPr>
+            <w:r>
+              <w:rPr>
+                <w:rFonts w:cs="Times New Roman"/>
+                <w:color w:val="000000"/>
+              </w:rPr>
+              <w:t>SEX</w:t>
+            </w:r>
+          </w:p>
+        </w:tc>
+        <w:tc>
+          <w:tcPr>
+            <w:tcW w:w="2039" w:type="dxa"/>
+            <w:vAlign w:val="bottom"/>
+          </w:tcPr>
+          <w:p>
+            <w:pPr>
+              <w:spacing w:line="360" w:lineRule="auto"/>
+              <w:rPr>
+                <w:rFonts w:cs="Times New Roman"/>
+                <w:color w:val="000000"/>
+              </w:rPr>
+            </w:pPr>
+            <w:r>
+              <w:rPr>
+                <w:rFonts w:cs="Times New Roman"/>
+                <w:color w:val="000000"/>
+              </w:rPr>
+              <w:t>1767</w:t>
+            </w:r>
+          </w:p>
+        </w:tc>
+      </w:tr>
+      <w:tr>
+        <w:trPr>
+          <w:trHeight w:val="288"/>
+          <w:jc w:val="center"/>
+        </w:trPr>
+        <w:tc>
+          <w:tcPr>
+            <w:tcW w:w="2096" w:type="dxa"/>
+            <w:vAlign w:val="bottom"/>
+          </w:tcPr>
+          <w:p>
+            <w:pPr>
+              <w:spacing w:line="360" w:lineRule="auto"/>
+              <w:rPr>
+                <w:rFonts w:cs="Times New Roman"/>
+                <w:color w:val="000000"/>
+              </w:rPr>
+            </w:pPr>
+            <w:r>
+              <w:rPr>
+                <w:rFonts w:cs="Times New Roman"/>
+                <w:color w:val="000000"/>
+              </w:rPr>
+              <w:t>EDUCATION</w:t>
+            </w:r>
+          </w:p>
+        </w:tc>
+        <w:tc>
+          <w:tcPr>
+            <w:tcW w:w="2039" w:type="dxa"/>
+            <w:vAlign w:val="bottom"/>
+          </w:tcPr>
+          <w:p>
+            <w:pPr>
+              <w:spacing w:line="360" w:lineRule="auto"/>
+              <w:rPr>
+                <w:rFonts w:cs="Times New Roman"/>
+                <w:color w:val="000000"/>
+              </w:rPr>
+            </w:pPr>
+            <w:r>
+              <w:rPr>
+                <w:rFonts w:cs="Times New Roman"/>
+                <w:color w:val="000000"/>
+              </w:rPr>
+              <w:t>1734</w:t>
+            </w:r>
+          </w:p>
+        </w:tc>
+      </w:tr>
+      <w:tr>
+        <w:trPr>
+          <w:trHeight w:val="288"/>
+          <w:jc w:val="center"/>
+        </w:trPr>
+        <w:tc>
+          <w:tcPr>
+            <w:tcW w:w="2096" w:type="dxa"/>
+            <w:vAlign w:val="bottom"/>
+          </w:tcPr>
+          <w:p>
+            <w:pPr>
+              <w:spacing w:line="360" w:lineRule="auto"/>
+              <w:rPr>
+                <w:rFonts w:cs="Times New Roman"/>
+                <w:color w:val="000000"/>
+              </w:rPr>
+            </w:pPr>
+            <w:r>
+              <w:rPr>
+                <w:rFonts w:cs="Times New Roman"/>
+                <w:color w:val="000000"/>
+              </w:rPr>
+              <w:t>MARRIAGE</w:t>
+            </w:r>
+          </w:p>
+        </w:tc>
+        <w:tc>
+          <w:tcPr>
+            <w:tcW w:w="2039" w:type="dxa"/>
+            <w:vAlign w:val="bottom"/>
+          </w:tcPr>
+          <w:p>
+            <w:pPr>
+              <w:spacing w:line="360" w:lineRule="auto"/>
+              <w:rPr>
+                <w:rFonts w:cs="Times New Roman"/>
+                <w:color w:val="000000"/>
+              </w:rPr>
+            </w:pPr>
+            <w:r>
+              <w:rPr>
+                <w:rFonts w:cs="Times New Roman"/>
+                <w:color w:val="000000"/>
+              </w:rPr>
+              <w:t>1733</w:t>
+            </w:r>
+          </w:p>
+        </w:tc>
+      </w:tr>
+      <w:tr>
+        <w:trPr>
+          <w:trHeight w:val="288"/>
+          <w:jc w:val="center"/>
+        </w:trPr>
+        <w:tc>
+          <w:tcPr>
+            <w:tcW w:w="2096" w:type="dxa"/>
+            <w:vAlign w:val="bottom"/>
+          </w:tcPr>
+          <w:p>
+            <w:pPr>
+              <w:spacing w:line="360" w:lineRule="auto"/>
+              <w:rPr>
+                <w:rFonts w:cs="Times New Roman"/>
+                <w:color w:val="000000"/>
+              </w:rPr>
+            </w:pPr>
+            <w:r>
+              <w:rPr>
+                <w:rFonts w:cs="Times New Roman"/>
+                <w:color w:val="000000"/>
+              </w:rPr>
+              <w:t>AGE</w:t>
+            </w:r>
+          </w:p>
+        </w:tc>
+        <w:tc>
+          <w:tcPr>
+            <w:tcW w:w="2039" w:type="dxa"/>
+            <w:vAlign w:val="bottom"/>
+          </w:tcPr>
+          <w:p>
+            <w:pPr>
+              <w:spacing w:line="360" w:lineRule="auto"/>
+              <w:rPr>
+                <w:rFonts w:cs="Times New Roman"/>
+                <w:color w:val="000000"/>
+              </w:rPr>
+            </w:pPr>
+            <w:r>
+              <w:rPr>
+                <w:rFonts w:cs="Times New Roman"/>
+                <w:color w:val="000000"/>
+              </w:rPr>
+              <w:t>1755</w:t>
+            </w:r>
+          </w:p>
+        </w:tc>
+      </w:tr>
+      <w:tr>
+        <w:trPr>
+          <w:trHeight w:val="288"/>
+          <w:jc w:val="center"/>
+        </w:trPr>
+        <w:tc>
+          <w:tcPr>
+            <w:tcW w:w="2096" w:type="dxa"/>
+            <w:vAlign w:val="bottom"/>
+          </w:tcPr>
+          <w:p>
+            <w:pPr>
+              <w:spacing w:line="360" w:lineRule="auto"/>
+              <w:rPr>
+                <w:rFonts w:cs="Times New Roman"/>
+                <w:color w:val="000000"/>
+              </w:rPr>
+            </w:pPr>
+            <w:r>
+              <w:rPr>
+                <w:rFonts w:cs="Times New Roman"/>
+                <w:color w:val="000000"/>
+              </w:rPr>
+              <w:t>PAY_AMT1</w:t>
+            </w:r>
+          </w:p>
+        </w:tc>
+        <w:tc>
+          <w:tcPr>
+            <w:tcW w:w="2039" w:type="dxa"/>
+            <w:vAlign w:val="bottom"/>
+          </w:tcPr>
+          <w:p>
+            <w:pPr>
+              <w:spacing w:line="360" w:lineRule="auto"/>
+              <w:rPr>
+                <w:rFonts w:cs="Times New Roman"/>
+                <w:color w:val="000000"/>
+              </w:rPr>
+            </w:pPr>
+            <w:r>
+              <w:rPr>
+                <w:rFonts w:cs="Times New Roman"/>
+                <w:color w:val="000000"/>
+              </w:rPr>
+              <w:t>1725</w:t>
+            </w:r>
+          </w:p>
+        </w:tc>
+      </w:tr>
+      <w:tr>
+        <w:trPr>
+          <w:trHeight w:val="288"/>
+          <w:jc w:val="center"/>
+        </w:trPr>
+        <w:tc>
+          <w:tcPr>
+            <w:tcW w:w="2096" w:type="dxa"/>
+            <w:vAlign w:val="bottom"/>
+          </w:tcPr>
+          <w:p>
+            <w:pPr>
+              <w:spacing w:line="360" w:lineRule="auto"/>
+              <w:rPr>
+                <w:rFonts w:cs="Times New Roman"/>
+                <w:color w:val="000000"/>
+              </w:rPr>
+            </w:pPr>
+            <w:r>
+              <w:rPr>
+                <w:rFonts w:cs="Times New Roman"/>
+                <w:color w:val="000000"/>
+              </w:rPr>
+              <w:t>PAY_AMT2</w:t>
+            </w:r>
+          </w:p>
+        </w:tc>
+        <w:tc>
+          <w:tcPr>
+            <w:tcW w:w="2039" w:type="dxa"/>
+            <w:vAlign w:val="bottom"/>
+          </w:tcPr>
+          <w:p>
+            <w:pPr>
+              <w:spacing w:line="360" w:lineRule="auto"/>
+              <w:rPr>
+                <w:rFonts w:cs="Times New Roman"/>
+                <w:color w:val="000000"/>
+              </w:rPr>
+            </w:pPr>
+            <w:r>
+              <w:rPr>
+                <w:rFonts w:cs="Times New Roman"/>
+                <w:color w:val="000000"/>
+              </w:rPr>
+              <w:t>1744</w:t>
+            </w:r>
+          </w:p>
+        </w:tc>
+      </w:tr>
+      <w:tr>
+        <w:trPr>
+          <w:trHeight w:val="288"/>
+          <w:jc w:val="center"/>
+        </w:trPr>
+        <w:tc>
+          <w:tcPr>
+            <w:tcW w:w="2096" w:type="dxa"/>
+            <w:vAlign w:val="bottom"/>
+          </w:tcPr>
+          <w:p>
+            <w:pPr>
+              <w:spacing w:line="360" w:lineRule="auto"/>
+              <w:rPr>
+                <w:rFonts w:cs="Times New Roman"/>
+                <w:color w:val="000000"/>
+              </w:rPr>
+            </w:pPr>
+            <w:r>
+              <w:rPr>
+                <w:rFonts w:cs="Times New Roman"/>
+                <w:color w:val="000000"/>
+              </w:rPr>
+              <w:t>LIMIT_BAL_LOG</w:t>
+            </w:r>
+          </w:p>
+        </w:tc>
+        <w:tc>
+          <w:tcPr>
+            <w:tcW w:w="2039" w:type="dxa"/>
+            <w:vAlign w:val="bottom"/>
+          </w:tcPr>
+          <w:p>
+            <w:pPr>
+              <w:spacing w:line="360" w:lineRule="auto"/>
+              <w:rPr>
+                <w:rFonts w:cs="Times New Roman"/>
+                <w:color w:val="000000"/>
+              </w:rPr>
+            </w:pPr>
+            <w:r>
+              <w:rPr>
+                <w:rFonts w:cs="Times New Roman"/>
+                <w:color w:val="000000"/>
+              </w:rPr>
+              <w:t>1709</w:t>
+            </w:r>
+          </w:p>
+        </w:tc>
+      </w:tr>
+    </w:tbl>
+    <w:p>
+      <w:pPr>
+        <w:spacing w:before="240" w:line="360" w:lineRule="auto"/>
+      </w:pPr>
+      <w:r>
+        <w:t>Median imputation was applied to all numerical columns to keep all records and handle skewed features such as LIMIT_BAL and BILLAMT_SUM.</w:t>
+      </w:r>
+      <w:r>
+        <w:t xml:space="preserve"> </w:t>
+      </w:r>
+      <w:r>
+        <w:t xml:space="preserve">After imputation, LIMITBAL_LOG was recomputed from the cleaned credit limit to ensure internal consistency between the raw and </w:t>
+      </w:r>
       <w:r>
         <w:lastRenderedPageBreak/>
-        <w:t xml:space="preserve">Main Body A: </w:t>
-      </w:r>
-      <w:bookmarkEnd w:id="0"/>
-      <w:r>
-        <w:t>(title here)</w:t>
-      </w:r>
-    </w:p>
-    <w:p>
-      <w:pPr>
-        <w:spacing w:after="160"/>
+        <w:t xml:space="preserve">log‑transformed features. The leakage‑prone </w:t>
+      </w:r>
+      <w:proofErr w:type="spellStart"/>
+      <w:r>
+        <w:rPr>
+          <w:rFonts w:eastAsia="Courier New"/>
+          <w:shd w:val="clear" w:color="auto" w:fill="F1F5F9"/>
+        </w:rPr>
+        <w:t>riskleak</w:t>
+      </w:r>
+      <w:proofErr w:type="spellEnd"/>
+      <w:r>
+        <w:t xml:space="preserve"> and the ID column were dropped completely before modelling.</w:t>
+      </w:r>
+    </w:p>
+    <w:p>
+      <w:pPr>
+        <w:spacing w:line="360" w:lineRule="auto"/>
+      </w:pPr>
+      <w:r>
+        <w:t xml:space="preserve">Because CITY had 50 categories, one‑hot encoding would have created a very high‑dimensional sparse matrix. Instead, CITY was label‑encoded into an integer </w:t>
+      </w:r>
+      <w:r>
+        <w:rPr>
+          <w:rFonts w:eastAsia="Courier New"/>
+          <w:shd w:val="clear" w:color="auto" w:fill="F1F5F9"/>
+        </w:rPr>
+        <w:t>CITY_ENC</w:t>
+      </w:r>
+      <w:r>
+        <w:t xml:space="preserve">, </w:t>
+      </w:r>
+      <w:proofErr w:type="gramStart"/>
+      <w:r>
+        <w:t>All</w:t>
+      </w:r>
+      <w:proofErr w:type="gramEnd"/>
+      <w:r>
+        <w:t xml:space="preserve"> remaining numeric features were scaled using </w:t>
+      </w:r>
+      <w:proofErr w:type="spellStart"/>
+      <w:r>
+        <w:rPr>
+          <w:rFonts w:eastAsia="Courier New"/>
+          <w:shd w:val="clear" w:color="auto" w:fill="F1F5F9"/>
+        </w:rPr>
+        <w:t>StandardScaler</w:t>
+      </w:r>
+      <w:proofErr w:type="spellEnd"/>
+      <w:r>
+        <w:t xml:space="preserve">, so that distance‑based models such as K‑Nearest </w:t>
+      </w:r>
+      <w:r>
+        <w:t>Neighbors</w:t>
+      </w:r>
+      <w:r>
+        <w:t xml:space="preserve"> and linear margins (Logistic Regression and Linear SVM) operate on comparable feature ranges.</w:t>
+      </w:r>
+    </w:p>
+    <w:p>
+      <w:pPr>
+        <w:spacing w:line="360" w:lineRule="auto"/>
+      </w:pPr>
+      <w:r>
+        <w:t xml:space="preserve"> </w:t>
+      </w:r>
+    </w:p>
+    <w:p>
+      <w:pPr>
+        <w:spacing w:line="360" w:lineRule="auto"/>
+        <w:rPr>
+          <w:color w:val="0563C1"/>
+          <w:u w:val="single"/>
+        </w:rPr>
+      </w:pPr>
+      <w:r>
+        <w:t xml:space="preserve">Finally, the data were split into train and test sets using an 80/20 stratified split, preserving the original 81:19 class ratio in both subsets. Stratification is recommended in the literature to obtain more reliable performance estimates on imbalanced classification problems. After preprocessing, no missing values remained and 27 predictors (excluding </w:t>
+      </w:r>
+      <w:proofErr w:type="spellStart"/>
+      <w:r>
+        <w:rPr>
+          <w:rFonts w:eastAsia="Courier New"/>
+          <w:shd w:val="clear" w:color="auto" w:fill="F1F5F9"/>
+        </w:rPr>
+        <w:t>riskleak</w:t>
+      </w:r>
+      <w:proofErr w:type="spellEnd"/>
+      <w:r>
+        <w:t>) were used for model training.</w:t>
+      </w:r>
+    </w:p>
+    <w:p>
+      <w:pPr>
+        <w:pStyle w:val="Heading1"/>
+        <w:spacing w:before="240"/>
+      </w:pPr>
+      <w:bookmarkStart w:id="13" w:name="_Toc231084591"/>
+      <w:r>
+        <w:t>Model Training (Task 3)</w:t>
+      </w:r>
+      <w:bookmarkEnd w:id="13"/>
+    </w:p>
+    <w:p>
+      <w:pPr>
+        <w:spacing w:before="240" w:line="360" w:lineRule="auto"/>
+      </w:pPr>
+      <w:r>
+        <w:t xml:space="preserve">Six baseline classifiers were trained on the processed training set using default hyperparameters, recorded in </w:t>
+      </w:r>
+      <w:proofErr w:type="spellStart"/>
+      <w:r>
+        <w:rPr>
+          <w:rFonts w:eastAsia="Courier New"/>
+          <w:shd w:val="clear" w:color="auto" w:fill="F1F5F9"/>
+        </w:rPr>
+        <w:t>default_</w:t>
+      </w:r>
+      <w:proofErr w:type="gramStart"/>
+      <w:r>
+        <w:rPr>
+          <w:rFonts w:eastAsia="Courier New"/>
+          <w:shd w:val="clear" w:color="auto" w:fill="F1F5F9"/>
+        </w:rPr>
+        <w:t>hyperparameters.json</w:t>
+      </w:r>
+      <w:proofErr w:type="spellEnd"/>
+      <w:proofErr w:type="gramEnd"/>
+      <w:r>
+        <w:t xml:space="preserve"> for transparency and reproducibility.  The models were:</w:t>
+      </w:r>
+    </w:p>
+    <w:p>
+      <w:pPr>
+        <w:pStyle w:val="ListParagraph"/>
+        <w:numPr>
+          <w:ilvl w:val="0"/>
+          <w:numId w:val="6"/>
+        </w:numPr>
+        <w:spacing w:before="240" w:line="360" w:lineRule="auto"/>
+        <w:contextualSpacing w:val="0"/>
+      </w:pPr>
+      <w:r>
+        <w:t xml:space="preserve">Logistic Regression with maximum 500 iterations and default </w:t>
+      </w:r>
+      <w:r>
+        <w:t>regularization</w:t>
+      </w:r>
+      <w:r>
+        <w:t>.</w:t>
+      </w:r>
+    </w:p>
+    <w:p>
+      <w:pPr>
+        <w:pStyle w:val="ListParagraph"/>
+        <w:numPr>
+          <w:ilvl w:val="0"/>
+          <w:numId w:val="6"/>
+        </w:numPr>
+        <w:spacing w:line="360" w:lineRule="auto"/>
+        <w:contextualSpacing w:val="0"/>
+      </w:pPr>
+      <w:r>
+        <w:t xml:space="preserve">Linear SVM wrapped in </w:t>
+      </w:r>
+      <w:proofErr w:type="spellStart"/>
+      <w:r>
+        <w:t>CalibratedClassifierCV</w:t>
+      </w:r>
+      <w:proofErr w:type="spellEnd"/>
+      <w:r>
+        <w:t xml:space="preserve"> to obtain probability outputs for AUC computation using Platt scaling (Platt, 1999)</w:t>
+      </w:r>
+      <w:r>
+        <w:t>.</w:t>
+      </w:r>
+    </w:p>
+    <w:p>
+      <w:pPr>
+        <w:pStyle w:val="ListParagraph"/>
+        <w:numPr>
+          <w:ilvl w:val="0"/>
+          <w:numId w:val="6"/>
+        </w:numPr>
+        <w:spacing w:line="360" w:lineRule="auto"/>
+        <w:contextualSpacing w:val="0"/>
+      </w:pPr>
+      <w:r>
+        <w:t>Decision Tree with default depth and splitting criteria.</w:t>
+      </w:r>
+    </w:p>
+    <w:p>
+      <w:pPr>
+        <w:pStyle w:val="ListParagraph"/>
+        <w:numPr>
+          <w:ilvl w:val="0"/>
+          <w:numId w:val="6"/>
+        </w:numPr>
+        <w:spacing w:line="360" w:lineRule="auto"/>
+        <w:contextualSpacing w:val="0"/>
+      </w:pPr>
+      <w:r>
+        <w:t xml:space="preserve">Random Forest with 100 trees and two parallel jobs. </w:t>
+      </w:r>
+    </w:p>
+    <w:p>
+      <w:pPr>
+        <w:pStyle w:val="ListParagraph"/>
+        <w:numPr>
+          <w:ilvl w:val="0"/>
+          <w:numId w:val="6"/>
+        </w:numPr>
+        <w:spacing w:line="360" w:lineRule="auto"/>
+        <w:contextualSpacing w:val="0"/>
+      </w:pPr>
+      <w:r>
+        <w:t xml:space="preserve">K‑Nearest </w:t>
+      </w:r>
+      <w:r>
+        <w:t>Neighbors</w:t>
+      </w:r>
+      <w:r>
+        <w:t xml:space="preserve"> with 5 </w:t>
+      </w:r>
+      <w:r>
+        <w:t>neighbors</w:t>
+      </w:r>
+      <w:r>
+        <w:t>.</w:t>
+      </w:r>
+    </w:p>
+    <w:p>
+      <w:pPr>
+        <w:pStyle w:val="ListParagraph"/>
+        <w:numPr>
+          <w:ilvl w:val="0"/>
+          <w:numId w:val="6"/>
+        </w:numPr>
+        <w:spacing w:line="360" w:lineRule="auto"/>
+        <w:contextualSpacing w:val="0"/>
+      </w:pPr>
+      <w:r>
+        <w:t>Gradient Boosting with 100 estimators.</w:t>
+      </w:r>
+    </w:p>
+    <w:p>
+      <w:pPr>
+        <w:spacing w:before="240" w:line="360" w:lineRule="auto"/>
+      </w:pPr>
+      <w:r>
+        <w:t>No resampling (e.g. SMOTE) was applied, so baseline models reflect the true class imbalance.</w:t>
+      </w:r>
+      <w:r>
+        <w:t xml:space="preserve"> </w:t>
+      </w:r>
+      <w:r>
+        <w:t>All models were trained on an 80% stratified training split and evaluated on a 20% test set.</w:t>
+      </w:r>
+    </w:p>
+    <w:p>
+      <w:pPr>
+        <w:pStyle w:val="Heading1"/>
+        <w:spacing w:before="240"/>
+      </w:pPr>
+      <w:bookmarkStart w:id="14" w:name="_Toc231084592"/>
+      <w:r>
+        <w:t xml:space="preserve">Model Evaluation and </w:t>
+      </w:r>
+      <w:r>
+        <w:t>Visualization</w:t>
+      </w:r>
+      <w:r>
+        <w:t xml:space="preserve"> (Task 4)</w:t>
+      </w:r>
+      <w:bookmarkEnd w:id="14"/>
+    </w:p>
+    <w:p>
+      <w:pPr>
+        <w:spacing w:before="240" w:line="360" w:lineRule="auto"/>
+      </w:pPr>
+      <w:r>
+        <w:t xml:space="preserve">Each model was evaluated on the test set using accuracy, precision, recall, F1‑score and AUC‑ROC, and the results were exported to </w:t>
+      </w:r>
+      <w:r>
+        <w:rPr>
+          <w:rFonts w:eastAsia="Courier New"/>
+          <w:shd w:val="clear" w:color="auto" w:fill="F1F5F9"/>
+        </w:rPr>
+        <w:t>model_comparison.csv</w:t>
+      </w:r>
+      <w:r>
+        <w:t>.  A summary of baseline results (sorted by AUC‑ROC) is:</w:t>
+      </w:r>
+    </w:p>
+    <w:p>
+      <w:pPr>
+        <w:pStyle w:val="TableCaption"/>
+        <w:ind w:left="360"/>
+      </w:pPr>
+      <w:bookmarkStart w:id="15" w:name="_Toc231084976"/>
+      <w:r>
+        <w:lastRenderedPageBreak/>
+        <w:t>Ta</w:t>
+      </w:r>
+      <w:r>
+        <w:t xml:space="preserve">ble </w:t>
+      </w:r>
+      <w:r>
+        <w:fldChar w:fldCharType="begin"/>
+      </w:r>
+      <w:r>
+        <w:instrText xml:space="preserve"> SEQ Table \* ARABIC </w:instrText>
+      </w:r>
+      <w:r>
+        <w:fldChar w:fldCharType="separate"/>
+      </w:r>
+      <w:r>
+        <w:rPr>
+          <w:noProof/>
+        </w:rPr>
+        <w:t>3</w:t>
+      </w:r>
+      <w:r>
+        <w:rPr>
+          <w:noProof/>
+        </w:rPr>
+        <w:fldChar w:fldCharType="end"/>
+      </w:r>
+      <w:r>
+        <w:t xml:space="preserve">: Baseline model performance </w:t>
+      </w:r>
+      <w:r>
+        <w:t>on the test set (accuracy, precision, recall, F1, AUC</w:t>
+      </w:r>
+      <w:r>
+        <w:noBreakHyphen/>
+        <w:t>ROC).</w:t>
+      </w:r>
+      <w:bookmarkEnd w:id="15"/>
+    </w:p>
+    <w:tbl>
+      <w:tblPr>
+        <w:tblW w:w="5000" w:type="pct"/>
+        <w:jc w:val="center"/>
+        <w:tblBorders>
+          <w:top w:val="single" w:sz="4" w:space="0" w:color="auto"/>
+          <w:left w:val="single" w:sz="4" w:space="0" w:color="auto"/>
+          <w:bottom w:val="single" w:sz="4" w:space="0" w:color="auto"/>
+          <w:right w:val="single" w:sz="4" w:space="0" w:color="auto"/>
+          <w:insideH w:val="single" w:sz="4" w:space="0" w:color="auto"/>
+          <w:insideV w:val="single" w:sz="4" w:space="0" w:color="auto"/>
+        </w:tblBorders>
+        <w:tblLayout w:type="fixed"/>
+        <w:tblCellMar>
+          <w:top w:w="80" w:type="dxa"/>
+          <w:left w:w="120" w:type="dxa"/>
+          <w:bottom w:w="80" w:type="dxa"/>
+          <w:right w:w="120" w:type="dxa"/>
+        </w:tblCellMar>
+        <w:tblLook w:val="04A0" w:firstRow="1" w:lastRow="0" w:firstColumn="1" w:lastColumn="0" w:noHBand="0" w:noVBand="1"/>
+      </w:tblPr>
+      <w:tblGrid>
+        <w:gridCol w:w="2155"/>
+        <w:gridCol w:w="1494"/>
+        <w:gridCol w:w="1463"/>
+        <w:gridCol w:w="1221"/>
+        <w:gridCol w:w="1221"/>
+        <w:gridCol w:w="1462"/>
+      </w:tblGrid>
+      <w:tr>
+        <w:trPr>
+          <w:tblHeader/>
+          <w:jc w:val="center"/>
+        </w:trPr>
+        <w:tc>
+          <w:tcPr>
+            <w:tcW w:w="2155" w:type="dxa"/>
+          </w:tcPr>
+          <w:p>
+            <w:pPr>
+              <w:spacing w:line="360" w:lineRule="auto"/>
+            </w:pPr>
+            <w:r>
+              <w:rPr>
+                <w:b/>
+                <w:bCs/>
+              </w:rPr>
+              <w:t>Model</w:t>
+            </w:r>
+          </w:p>
+        </w:tc>
+        <w:tc>
+          <w:tcPr>
+            <w:tcW w:w="1494" w:type="dxa"/>
+          </w:tcPr>
+          <w:p>
+            <w:pPr>
+              <w:spacing w:line="360" w:lineRule="auto"/>
+            </w:pPr>
+            <w:r>
+              <w:rPr>
+                <w:b/>
+                <w:bCs/>
+              </w:rPr>
+              <w:t>Accuracy</w:t>
+            </w:r>
+          </w:p>
+        </w:tc>
+        <w:tc>
+          <w:tcPr>
+            <w:tcW w:w="1463" w:type="dxa"/>
+          </w:tcPr>
+          <w:p>
+            <w:pPr>
+              <w:spacing w:line="360" w:lineRule="auto"/>
+            </w:pPr>
+            <w:r>
+              <w:rPr>
+                <w:b/>
+                <w:bCs/>
+              </w:rPr>
+              <w:t>Precision</w:t>
+            </w:r>
+          </w:p>
+        </w:tc>
+        <w:tc>
+          <w:tcPr>
+            <w:tcW w:w="1221" w:type="dxa"/>
+          </w:tcPr>
+          <w:p>
+            <w:pPr>
+              <w:spacing w:line="360" w:lineRule="auto"/>
+            </w:pPr>
+            <w:r>
+              <w:rPr>
+                <w:b/>
+                <w:bCs/>
+              </w:rPr>
+              <w:t>Recall</w:t>
+            </w:r>
+          </w:p>
+        </w:tc>
+        <w:tc>
+          <w:tcPr>
+            <w:tcW w:w="1221" w:type="dxa"/>
+          </w:tcPr>
+          <w:p>
+            <w:pPr>
+              <w:spacing w:line="360" w:lineRule="auto"/>
+            </w:pPr>
+            <w:r>
+              <w:rPr>
+                <w:b/>
+                <w:bCs/>
+              </w:rPr>
+              <w:t>F1</w:t>
+            </w:r>
+          </w:p>
+        </w:tc>
+        <w:tc>
+          <w:tcPr>
+            <w:tcW w:w="1462" w:type="dxa"/>
+          </w:tcPr>
+          <w:p>
+            <w:pPr>
+              <w:spacing w:line="360" w:lineRule="auto"/>
+            </w:pPr>
+            <w:r>
+              <w:rPr>
+                <w:b/>
+                <w:bCs/>
+              </w:rPr>
+              <w:t>AUC‑ROC</w:t>
+            </w:r>
+          </w:p>
+        </w:tc>
+      </w:tr>
+      <w:tr>
+        <w:trPr>
+          <w:jc w:val="center"/>
+        </w:trPr>
+        <w:tc>
+          <w:tcPr>
+            <w:tcW w:w="2155" w:type="dxa"/>
+          </w:tcPr>
+          <w:p>
+            <w:pPr>
+              <w:spacing w:line="360" w:lineRule="auto"/>
+            </w:pPr>
+            <w:r>
+              <w:t>Random Forest</w:t>
+            </w:r>
+          </w:p>
+        </w:tc>
+        <w:tc>
+          <w:tcPr>
+            <w:tcW w:w="1494" w:type="dxa"/>
+          </w:tcPr>
+          <w:p>
+            <w:pPr>
+              <w:spacing w:line="360" w:lineRule="auto"/>
+            </w:pPr>
+            <w:r>
+              <w:t>0.8592</w:t>
+            </w:r>
+          </w:p>
+        </w:tc>
+        <w:tc>
+          <w:tcPr>
+            <w:tcW w:w="1463" w:type="dxa"/>
+          </w:tcPr>
+          <w:p>
+            <w:pPr>
+              <w:spacing w:line="360" w:lineRule="auto"/>
+            </w:pPr>
+            <w:r>
+              <w:t>0.8318</w:t>
+            </w:r>
+          </w:p>
+        </w:tc>
+        <w:tc>
+          <w:tcPr>
+            <w:tcW w:w="1221" w:type="dxa"/>
+          </w:tcPr>
+          <w:p>
+            <w:pPr>
+              <w:spacing w:line="360" w:lineRule="auto"/>
+            </w:pPr>
+            <w:r>
+              <w:t>0.3306</w:t>
+            </w:r>
+          </w:p>
+        </w:tc>
+        <w:tc>
+          <w:tcPr>
+            <w:tcW w:w="1221" w:type="dxa"/>
+          </w:tcPr>
+          <w:p>
+            <w:pPr>
+              <w:spacing w:line="360" w:lineRule="auto"/>
+            </w:pPr>
+            <w:r>
+              <w:t>0.4731</w:t>
+            </w:r>
+          </w:p>
+        </w:tc>
+        <w:tc>
+          <w:tcPr>
+            <w:tcW w:w="1462" w:type="dxa"/>
+          </w:tcPr>
+          <w:p>
+            <w:pPr>
+              <w:spacing w:line="360" w:lineRule="auto"/>
+            </w:pPr>
+            <w:r>
+              <w:t>0.8721</w:t>
+            </w:r>
+          </w:p>
+        </w:tc>
+      </w:tr>
+      <w:tr>
+        <w:trPr>
+          <w:jc w:val="center"/>
+        </w:trPr>
+        <w:tc>
+          <w:tcPr>
+            <w:tcW w:w="2155" w:type="dxa"/>
+          </w:tcPr>
+          <w:p>
+            <w:pPr>
+              <w:spacing w:line="360" w:lineRule="auto"/>
+            </w:pPr>
+            <w:r>
+              <w:t>Gradient Boosting</w:t>
+            </w:r>
+          </w:p>
+        </w:tc>
+        <w:tc>
+          <w:tcPr>
+            <w:tcW w:w="1494" w:type="dxa"/>
+          </w:tcPr>
+          <w:p>
+            <w:pPr>
+              <w:spacing w:line="360" w:lineRule="auto"/>
+            </w:pPr>
+            <w:r>
+              <w:t>0.8400</w:t>
+            </w:r>
+          </w:p>
+        </w:tc>
+        <w:tc>
+          <w:tcPr>
+            <w:tcW w:w="1463" w:type="dxa"/>
+          </w:tcPr>
+          <w:p>
+            <w:pPr>
+              <w:spacing w:line="360" w:lineRule="auto"/>
+            </w:pPr>
+            <w:r>
+              <w:t>0.6501</w:t>
+            </w:r>
+          </w:p>
+        </w:tc>
+        <w:tc>
+          <w:tcPr>
+            <w:tcW w:w="1221" w:type="dxa"/>
+          </w:tcPr>
+          <w:p>
+            <w:pPr>
+              <w:spacing w:line="360" w:lineRule="auto"/>
+            </w:pPr>
+            <w:r>
+              <w:t>0.3546</w:t>
+            </w:r>
+          </w:p>
+        </w:tc>
+        <w:tc>
+          <w:tcPr>
+            <w:tcW w:w="1221" w:type="dxa"/>
+          </w:tcPr>
+          <w:p>
+            <w:pPr>
+              <w:spacing w:line="360" w:lineRule="auto"/>
+            </w:pPr>
+            <w:r>
+              <w:t>0.4589</w:t>
+            </w:r>
+          </w:p>
+        </w:tc>
+        <w:tc>
+          <w:tcPr>
+            <w:tcW w:w="1462" w:type="dxa"/>
+          </w:tcPr>
+          <w:p>
+            <w:pPr>
+              <w:spacing w:line="360" w:lineRule="auto"/>
+            </w:pPr>
+            <w:r>
+              <w:t>0.7889</w:t>
+            </w:r>
+          </w:p>
+        </w:tc>
+      </w:tr>
+      <w:tr>
+        <w:trPr>
+          <w:jc w:val="center"/>
+        </w:trPr>
+        <w:tc>
+          <w:tcPr>
+            <w:tcW w:w="2155" w:type="dxa"/>
+          </w:tcPr>
+          <w:p>
+            <w:pPr>
+              <w:spacing w:line="360" w:lineRule="auto"/>
+            </w:pPr>
+            <w:r>
+              <w:t>Logistic Regression</w:t>
+            </w:r>
+          </w:p>
+        </w:tc>
+        <w:tc>
+          <w:tcPr>
+            <w:tcW w:w="1494" w:type="dxa"/>
+          </w:tcPr>
+          <w:p>
+            <w:pPr>
+              <w:spacing w:line="360" w:lineRule="auto"/>
+            </w:pPr>
+            <w:r>
+              <w:t>0.8224</w:t>
+            </w:r>
+          </w:p>
+        </w:tc>
+        <w:tc>
+          <w:tcPr>
+            <w:tcW w:w="1463" w:type="dxa"/>
+          </w:tcPr>
+          <w:p>
+            <w:pPr>
+              <w:spacing w:line="360" w:lineRule="auto"/>
+            </w:pPr>
+            <w:r>
+              <w:t>0.5933</w:t>
+            </w:r>
+          </w:p>
+        </w:tc>
+        <w:tc>
+          <w:tcPr>
+            <w:tcW w:w="1221" w:type="dxa"/>
+          </w:tcPr>
+          <w:p>
+            <w:pPr>
+              <w:spacing w:line="360" w:lineRule="auto"/>
+            </w:pPr>
+            <w:r>
+              <w:t>0.2269</w:t>
+            </w:r>
+          </w:p>
+        </w:tc>
+        <w:tc>
+          <w:tcPr>
+            <w:tcW w:w="1221" w:type="dxa"/>
+          </w:tcPr>
+          <w:p>
+            <w:pPr>
+              <w:spacing w:line="360" w:lineRule="auto"/>
+            </w:pPr>
+            <w:r>
+              <w:t>0.3283</w:t>
+            </w:r>
+          </w:p>
+        </w:tc>
+        <w:tc>
+          <w:tcPr>
+            <w:tcW w:w="1462" w:type="dxa"/>
+          </w:tcPr>
+          <w:p>
+            <w:pPr>
+              <w:spacing w:line="360" w:lineRule="auto"/>
+            </w:pPr>
+            <w:r>
+              <w:t>0.7501</w:t>
+            </w:r>
+          </w:p>
+        </w:tc>
+      </w:tr>
+      <w:tr>
+        <w:trPr>
+          <w:jc w:val="center"/>
+        </w:trPr>
+        <w:tc>
+          <w:tcPr>
+            <w:tcW w:w="2155" w:type="dxa"/>
+          </w:tcPr>
+          <w:p>
+            <w:pPr>
+              <w:spacing w:line="360" w:lineRule="auto"/>
+            </w:pPr>
+            <w:r>
+              <w:t>Linear SVM (Platt)</w:t>
+            </w:r>
+          </w:p>
+        </w:tc>
+        <w:tc>
+          <w:tcPr>
+            <w:tcW w:w="1494" w:type="dxa"/>
+          </w:tcPr>
+          <w:p>
+            <w:pPr>
+              <w:spacing w:line="360" w:lineRule="auto"/>
+            </w:pPr>
+            <w:r>
+              <w:t>0.8175</w:t>
+            </w:r>
+          </w:p>
+        </w:tc>
+        <w:tc>
+          <w:tcPr>
+            <w:tcW w:w="1463" w:type="dxa"/>
+          </w:tcPr>
+          <w:p>
+            <w:pPr>
+              <w:spacing w:line="360" w:lineRule="auto"/>
+            </w:pPr>
+            <w:r>
+              <w:t>0.5556</w:t>
+            </w:r>
+          </w:p>
+        </w:tc>
+        <w:tc>
+          <w:tcPr>
+            <w:tcW w:w="1221" w:type="dxa"/>
+          </w:tcPr>
+          <w:p>
+            <w:pPr>
+              <w:spacing w:line="360" w:lineRule="auto"/>
+            </w:pPr>
+            <w:r>
+              <w:t>0.2292</w:t>
+            </w:r>
+          </w:p>
+        </w:tc>
+        <w:tc>
+          <w:tcPr>
+            <w:tcW w:w="1221" w:type="dxa"/>
+          </w:tcPr>
+          <w:p>
+            <w:pPr>
+              <w:spacing w:line="360" w:lineRule="auto"/>
+            </w:pPr>
+            <w:r>
+              <w:t>0.3245</w:t>
+            </w:r>
+          </w:p>
+        </w:tc>
+        <w:tc>
+          <w:tcPr>
+            <w:tcW w:w="1462" w:type="dxa"/>
+          </w:tcPr>
+          <w:p>
+            <w:pPr>
+              <w:spacing w:line="360" w:lineRule="auto"/>
+            </w:pPr>
+            <w:r>
+              <w:t>0.7474</w:t>
+            </w:r>
+          </w:p>
+        </w:tc>
+      </w:tr>
+      <w:tr>
+        <w:trPr>
+          <w:jc w:val="center"/>
+        </w:trPr>
+        <w:tc>
+          <w:tcPr>
+            <w:tcW w:w="2155" w:type="dxa"/>
+          </w:tcPr>
+          <w:p>
+            <w:pPr>
+              <w:spacing w:line="360" w:lineRule="auto"/>
+            </w:pPr>
+            <w:r>
+              <w:t>KNN</w:t>
+            </w:r>
+          </w:p>
+        </w:tc>
+        <w:tc>
+          <w:tcPr>
+            <w:tcW w:w="1494" w:type="dxa"/>
+          </w:tcPr>
+          <w:p>
+            <w:pPr>
+              <w:spacing w:line="360" w:lineRule="auto"/>
+            </w:pPr>
+            <w:r>
+              <w:t>0.8275</w:t>
+            </w:r>
+          </w:p>
+        </w:tc>
+        <w:tc>
+          <w:tcPr>
+            <w:tcW w:w="1463" w:type="dxa"/>
+          </w:tcPr>
+          <w:p>
+            <w:pPr>
+              <w:spacing w:line="360" w:lineRule="auto"/>
+            </w:pPr>
+            <w:r>
+              <w:t>0.5937</w:t>
+            </w:r>
+          </w:p>
+        </w:tc>
+        <w:tc>
+          <w:tcPr>
+            <w:tcW w:w="1221" w:type="dxa"/>
+          </w:tcPr>
+          <w:p>
+            <w:pPr>
+              <w:spacing w:line="360" w:lineRule="auto"/>
+            </w:pPr>
+            <w:r>
+              <w:t>0.3118</w:t>
+            </w:r>
+          </w:p>
+        </w:tc>
+        <w:tc>
+          <w:tcPr>
+            <w:tcW w:w="1221" w:type="dxa"/>
+          </w:tcPr>
+          <w:p>
+            <w:pPr>
+              <w:spacing w:line="360" w:lineRule="auto"/>
+            </w:pPr>
+            <w:r>
+              <w:t>0.4089</w:t>
+            </w:r>
+          </w:p>
+        </w:tc>
+        <w:tc>
+          <w:tcPr>
+            <w:tcW w:w="1462" w:type="dxa"/>
+          </w:tcPr>
+          <w:p>
+            <w:pPr>
+              <w:spacing w:line="360" w:lineRule="auto"/>
+            </w:pPr>
+            <w:r>
+              <w:t>0.7248</w:t>
+            </w:r>
+          </w:p>
+        </w:tc>
+      </w:tr>
+      <w:tr>
+        <w:trPr>
+          <w:jc w:val="center"/>
+        </w:trPr>
+        <w:tc>
+          <w:tcPr>
+            <w:tcW w:w="2155" w:type="dxa"/>
+          </w:tcPr>
+          <w:p>
+            <w:pPr>
+              <w:spacing w:line="360" w:lineRule="auto"/>
+            </w:pPr>
+            <w:r>
+              <w:t>Decision Tree</w:t>
+            </w:r>
+          </w:p>
+        </w:tc>
+        <w:tc>
+          <w:tcPr>
+            <w:tcW w:w="1494" w:type="dxa"/>
+          </w:tcPr>
+          <w:p>
+            <w:pPr>
+              <w:spacing w:line="360" w:lineRule="auto"/>
+            </w:pPr>
+            <w:r>
+              <w:t>0.8353</w:t>
+            </w:r>
+          </w:p>
+        </w:tc>
+        <w:tc>
+          <w:tcPr>
+            <w:tcW w:w="1463" w:type="dxa"/>
+          </w:tcPr>
+          <w:p>
+            <w:pPr>
+              <w:spacing w:line="360" w:lineRule="auto"/>
+            </w:pPr>
+            <w:r>
+              <w:t>0.6074</w:t>
+            </w:r>
+          </w:p>
+        </w:tc>
+        <w:tc>
+          <w:tcPr>
+            <w:tcW w:w="1221" w:type="dxa"/>
+          </w:tcPr>
+          <w:p>
+            <w:pPr>
+              <w:spacing w:line="360" w:lineRule="auto"/>
+            </w:pPr>
+            <w:r>
+              <w:t>0.3929</w:t>
+            </w:r>
+          </w:p>
+        </w:tc>
+        <w:tc>
+          <w:tcPr>
+            <w:tcW w:w="1221" w:type="dxa"/>
+          </w:tcPr>
+          <w:p>
+            <w:pPr>
+              <w:spacing w:line="360" w:lineRule="auto"/>
+            </w:pPr>
+            <w:r>
+              <w:t>0.4772</w:t>
+            </w:r>
+          </w:p>
+        </w:tc>
+        <w:tc>
+          <w:tcPr>
+            <w:tcW w:w="1462" w:type="dxa"/>
+          </w:tcPr>
+          <w:p>
+            <w:pPr>
+              <w:spacing w:line="360" w:lineRule="auto"/>
+            </w:pPr>
+            <w:r>
+              <w:t>0.6664</w:t>
+            </w:r>
+          </w:p>
+        </w:tc>
+      </w:tr>
+    </w:tbl>
+    <w:p>
+      <w:pPr>
+        <w:spacing w:before="240" w:line="360" w:lineRule="auto"/>
+      </w:pPr>
+      <w:r>
+        <w:t>Random Forest achieved the highest AUC</w:t>
+      </w:r>
+      <w:r>
+        <w:noBreakHyphen/>
+        <w:t>ROC and the best precision–recall trade</w:t>
+      </w:r>
+      <w:r>
+        <w:noBreakHyphen/>
+        <w:t>off, while Gradient Boosting also performed strongly, in line with credit</w:t>
+      </w:r>
+      <w:r>
+        <w:noBreakHyphen/>
+        <w:t>scoring studies showing that ensemble trees work well on imbalanced data (Brown and Mues, 2012).</w:t>
+      </w:r>
+    </w:p>
+    <w:p>
+      <w:pPr>
+        <w:spacing w:before="240" w:line="360" w:lineRule="auto"/>
+      </w:pPr>
+      <w:r>
+        <w:t>Visual diagnostics included ROC curves and confusion matrices for all models.</w:t>
+      </w:r>
+    </w:p>
+    <w:p>
+      <w:pPr>
+        <w:keepNext/>
+        <w:spacing w:before="240"/>
+        <w:jc w:val="center"/>
+      </w:pPr>
+      <w:r>
+        <w:rPr>
+          <w:noProof/>
+        </w:rPr>
+        <w:drawing>
+          <wp:inline distT="0" distB="0" distL="0" distR="0" wp14:anchorId="32580F65" wp14:editId="77537359">
+            <wp:extent cx="4379767" cy="3285067"/>
+            <wp:effectExtent l="0" t="0" r="1905" b="0"/>
+            <wp:docPr id="832124166" name="Picture 15"/>
+            <wp:cNvGraphicFramePr>
+              <a:graphicFrameLocks xmlns:a="http://schemas.openxmlformats.org/drawingml/2006/main" noChangeAspect="1"/>
+            </wp:cNvGraphicFramePr>
+            <a:graphic xmlns:a="http://schemas.openxmlformats.org/drawingml/2006/main">
+              <a:graphicData uri="http://schemas.openxmlformats.org/drawingml/2006/picture">
+                <pic:pic xmlns:pic="http://schemas.openxmlformats.org/drawingml/2006/picture">
+                  <pic:nvPicPr>
+                    <pic:cNvPr id="0" name="Picture 23"/>
+                    <pic:cNvPicPr>
+                      <a:picLocks noChangeAspect="1" noChangeArrowheads="1"/>
+                    </pic:cNvPicPr>
+                  </pic:nvPicPr>
+                  <pic:blipFill>
+                    <a:blip r:embed="rId19">
+                      <a:extLst>
+                        <a:ext uri="{28A0092B-C50C-407E-A947-70E740481C1C}">
+                          <a14:useLocalDpi xmlns:a14="http://schemas.microsoft.com/office/drawing/2010/main" val="0"/>
+                        </a:ext>
+                      </a:extLst>
+                    </a:blip>
+                    <a:srcRect/>
+                    <a:stretch>
+                      <a:fillRect/>
+                    </a:stretch>
+                  </pic:blipFill>
+                  <pic:spPr bwMode="auto">
+                    <a:xfrm>
+                      <a:off x="0" y="0"/>
+                      <a:ext cx="4406811" cy="3305351"/>
+                    </a:xfrm>
+                    <a:prstGeom prst="rect">
+                      <a:avLst/>
+                    </a:prstGeom>
+                    <a:noFill/>
+                    <a:ln>
+                      <a:noFill/>
+                    </a:ln>
+                  </pic:spPr>
+                </pic:pic>
+              </a:graphicData>
+            </a:graphic>
+          </wp:inline>
+        </w:drawing>
+      </w:r>
+    </w:p>
+    <w:p>
+      <w:pPr>
+        <w:pStyle w:val="Caption"/>
+      </w:pPr>
+      <w:bookmarkStart w:id="16" w:name="_Toc231085011"/>
+      <w:r>
+        <w:t xml:space="preserve">Figure </w:t>
+      </w:r>
+      <w:r>
+        <w:fldChar w:fldCharType="begin"/>
+      </w:r>
+      <w:r>
+        <w:instrText xml:space="preserve"> SEQ Figure \* ARABIC </w:instrText>
+      </w:r>
+      <w:r>
+        <w:fldChar w:fldCharType="separate"/>
+      </w:r>
+      <w:r>
+        <w:rPr>
+          <w:noProof/>
+        </w:rPr>
+        <w:t>9</w:t>
+      </w:r>
+      <w:r>
+        <w:rPr>
+          <w:noProof/>
+        </w:rPr>
+        <w:fldChar w:fldCharType="end"/>
+      </w:r>
+      <w:r>
+        <w:t>: ROC curves for all classification models on the test set.</w:t>
+      </w:r>
+      <w:bookmarkEnd w:id="16"/>
+    </w:p>
+    <w:p>
+      <w:pPr>
+        <w:pStyle w:val="Caption"/>
+      </w:pPr>
+      <w:r>
+        <w:rPr>
+          <w:noProof/>
+        </w:rPr>
+        <w:lastRenderedPageBreak/>
+        <w:drawing>
+          <wp:inline distT="0" distB="0" distL="0" distR="0" wp14:anchorId="6ACE4820" wp14:editId="06B1D2DD">
+            <wp:extent cx="4351867" cy="2611314"/>
+            <wp:effectExtent l="0" t="0" r="0" b="0"/>
+            <wp:docPr id="266696845" name="Picture 14"/>
+            <wp:cNvGraphicFramePr>
+              <a:graphicFrameLocks xmlns:a="http://schemas.openxmlformats.org/drawingml/2006/main" noChangeAspect="1"/>
+            </wp:cNvGraphicFramePr>
+            <a:graphic xmlns:a="http://schemas.openxmlformats.org/drawingml/2006/main">
+              <a:graphicData uri="http://schemas.openxmlformats.org/drawingml/2006/picture">
+                <pic:pic xmlns:pic="http://schemas.openxmlformats.org/drawingml/2006/picture">
+                  <pic:nvPicPr>
+                    <pic:cNvPr id="0" name="Picture 21"/>
+                    <pic:cNvPicPr>
+                      <a:picLocks noChangeAspect="1" noChangeArrowheads="1"/>
+                    </pic:cNvPicPr>
+                  </pic:nvPicPr>
+                  <pic:blipFill>
+                    <a:blip r:embed="rId20" cstate="print">
+                      <a:extLst>
+                        <a:ext uri="{28A0092B-C50C-407E-A947-70E740481C1C}">
+                          <a14:useLocalDpi xmlns:a14="http://schemas.microsoft.com/office/drawing/2010/main" val="0"/>
+                        </a:ext>
+                      </a:extLst>
+                    </a:blip>
+                    <a:srcRect/>
+                    <a:stretch>
+                      <a:fillRect/>
+                    </a:stretch>
+                  </pic:blipFill>
+                  <pic:spPr bwMode="auto">
+                    <a:xfrm>
+                      <a:off x="0" y="0"/>
+                      <a:ext cx="4368909" cy="2621540"/>
+                    </a:xfrm>
+                    <a:prstGeom prst="rect">
+                      <a:avLst/>
+                    </a:prstGeom>
+                    <a:noFill/>
+                    <a:ln>
+                      <a:noFill/>
+                    </a:ln>
+                  </pic:spPr>
+                </pic:pic>
+              </a:graphicData>
+            </a:graphic>
+          </wp:inline>
+        </w:drawing>
+      </w:r>
+    </w:p>
+    <w:p>
+      <w:pPr>
+        <w:pStyle w:val="Caption"/>
+      </w:pPr>
+      <w:bookmarkStart w:id="17" w:name="_Toc231085012"/>
+      <w:r>
+        <w:t xml:space="preserve">Figure </w:t>
+      </w:r>
+      <w:r>
+        <w:fldChar w:fldCharType="begin"/>
+      </w:r>
+      <w:r>
+        <w:instrText xml:space="preserve"> SEQ Figure \* ARABIC </w:instrText>
+      </w:r>
+      <w:r>
+        <w:fldChar w:fldCharType="separate"/>
+      </w:r>
+      <w:r>
+        <w:rPr>
+          <w:noProof/>
+        </w:rPr>
+        <w:t>10</w:t>
+      </w:r>
+      <w:r>
+        <w:rPr>
+          <w:noProof/>
+        </w:rPr>
+        <w:fldChar w:fldCharType="end"/>
+      </w:r>
+      <w:r>
+        <w:t>: Confusion matrices for all classification models on the test set.</w:t>
+      </w:r>
+      <w:bookmarkEnd w:id="17"/>
+    </w:p>
+    <w:p>
+      <w:pPr>
+        <w:spacing w:before="240" w:line="360" w:lineRule="auto"/>
+      </w:pPr>
+      <w:r>
+        <w:t xml:space="preserve">Confusion matrices show that models </w:t>
+      </w:r>
+      <w:proofErr w:type="spellStart"/>
+      <w:r>
+        <w:t>favour</w:t>
+      </w:r>
+      <w:proofErr w:type="spellEnd"/>
+      <w:r>
+        <w:t xml:space="preserve"> the majority class, so many defaulters are still </w:t>
+      </w:r>
+      <w:r>
+        <w:t>missed.</w:t>
+      </w:r>
+      <w:r>
+        <w:t xml:space="preserve"> </w:t>
+      </w:r>
+      <w:r>
+        <w:t>ROC curves confirm that Random Forest has the largest AUC and dominates other models across thresholds.</w:t>
+      </w:r>
+    </w:p>
+    <w:p>
+      <w:pPr>
+        <w:spacing w:before="240" w:line="360" w:lineRule="auto"/>
+      </w:pPr>
+      <w:r>
+        <w:t>Hyperparameter tuning was then applied to the best baseline model.  A grid search over Random Forest parameters (</w:t>
+      </w:r>
+      <w:proofErr w:type="spellStart"/>
+      <w:r>
+        <w:rPr>
+          <w:rFonts w:eastAsia="Courier New"/>
+          <w:shd w:val="clear" w:color="auto" w:fill="F1F5F9"/>
+        </w:rPr>
+        <w:t>n_estimators</w:t>
+      </w:r>
+      <w:proofErr w:type="spellEnd"/>
+      <w:r>
+        <w:t xml:space="preserve">, </w:t>
+      </w:r>
+      <w:proofErr w:type="spellStart"/>
+      <w:r>
+        <w:rPr>
+          <w:rFonts w:eastAsia="Courier New"/>
+          <w:shd w:val="clear" w:color="auto" w:fill="F1F5F9"/>
+        </w:rPr>
+        <w:t>max_depth</w:t>
+      </w:r>
+      <w:proofErr w:type="spellEnd"/>
+      <w:r>
+        <w:t xml:space="preserve">, </w:t>
+      </w:r>
+      <w:proofErr w:type="spellStart"/>
+      <w:r>
+        <w:rPr>
+          <w:rFonts w:eastAsia="Courier New"/>
+          <w:shd w:val="clear" w:color="auto" w:fill="F1F5F9"/>
+        </w:rPr>
+        <w:t>min_samples_split</w:t>
+      </w:r>
+      <w:proofErr w:type="spellEnd"/>
+      <w:r>
+        <w:t>) identified a tuned configuration of 200 trees, maximum depth 10, and minimum samples split 5.</w:t>
+      </w:r>
+      <w:r>
+        <w:t xml:space="preserve"> </w:t>
+      </w:r>
+      <w:r>
+        <w:t>Tuned results were compared against the baseline Random Forest.</w:t>
+      </w:r>
+    </w:p>
+    <w:p>
+      <w:pPr>
+        <w:pStyle w:val="TableCaption"/>
+      </w:pPr>
+      <w:bookmarkStart w:id="18" w:name="_Toc231084977"/>
+      <w:r>
+        <w:t xml:space="preserve">Table </w:t>
+      </w:r>
+      <w:r>
+        <w:fldChar w:fldCharType="begin"/>
+      </w:r>
+      <w:r>
+        <w:instrText xml:space="preserve"> SEQ Table \* ARABIC </w:instrText>
+      </w:r>
+      <w:r>
+        <w:fldChar w:fldCharType="separate"/>
+      </w:r>
+      <w:r>
+        <w:rPr>
+          <w:noProof/>
+        </w:rPr>
+        <w:t>4</w:t>
+      </w:r>
+      <w:r>
+        <w:rPr>
+          <w:noProof/>
+        </w:rPr>
+        <w:fldChar w:fldCharType="end"/>
+      </w:r>
+      <w:r>
+        <w:t xml:space="preserve">: </w:t>
+      </w:r>
+      <w:r>
+        <w:t>Random Forest performance before and after hyperparameter tuning</w:t>
+      </w:r>
+      <w:r>
+        <w:t>.</w:t>
+      </w:r>
+      <w:bookmarkEnd w:id="18"/>
+    </w:p>
+    <w:tbl>
+      <w:tblPr>
+        <w:tblW w:w="4988" w:type="pct"/>
+        <w:jc w:val="center"/>
+        <w:tblBorders>
+          <w:top w:val="single" w:sz="4" w:space="0" w:color="auto"/>
+          <w:left w:val="single" w:sz="4" w:space="0" w:color="auto"/>
+          <w:bottom w:val="single" w:sz="4" w:space="0" w:color="auto"/>
+          <w:right w:val="single" w:sz="4" w:space="0" w:color="auto"/>
+          <w:insideH w:val="single" w:sz="4" w:space="0" w:color="auto"/>
+          <w:insideV w:val="single" w:sz="4" w:space="0" w:color="auto"/>
+        </w:tblBorders>
+        <w:tblLayout w:type="fixed"/>
+        <w:tblCellMar>
+          <w:top w:w="80" w:type="dxa"/>
+          <w:left w:w="120" w:type="dxa"/>
+          <w:bottom w:w="80" w:type="dxa"/>
+          <w:right w:w="120" w:type="dxa"/>
+        </w:tblCellMar>
+        <w:tblLook w:val="04A0" w:firstRow="1" w:lastRow="0" w:firstColumn="1" w:lastColumn="0" w:noHBand="0" w:noVBand="1"/>
+      </w:tblPr>
+      <w:tblGrid>
+        <w:gridCol w:w="1558"/>
+        <w:gridCol w:w="2126"/>
+        <w:gridCol w:w="1440"/>
+        <w:gridCol w:w="1260"/>
+        <w:gridCol w:w="1080"/>
+        <w:gridCol w:w="1530"/>
+      </w:tblGrid>
+      <w:tr>
+        <w:trPr>
+          <w:tblHeader/>
+          <w:jc w:val="center"/>
+        </w:trPr>
+        <w:tc>
+          <w:tcPr>
+            <w:tcW w:w="1558" w:type="dxa"/>
+          </w:tcPr>
+          <w:p>
+            <w:pPr>
+              <w:spacing w:line="360" w:lineRule="auto"/>
+              <w:rPr>
+                <w:rFonts w:cs="Times New Roman"/>
+              </w:rPr>
+            </w:pPr>
+            <w:r>
+              <w:rPr>
+                <w:rFonts w:cs="Times New Roman"/>
+                <w:b/>
+                <w:bCs/>
+              </w:rPr>
+              <w:t>Version</w:t>
+            </w:r>
+          </w:p>
+        </w:tc>
+        <w:tc>
+          <w:tcPr>
+            <w:tcW w:w="2126" w:type="dxa"/>
+          </w:tcPr>
+          <w:p>
+            <w:pPr>
+              <w:spacing w:line="360" w:lineRule="auto"/>
+              <w:rPr>
+                <w:rFonts w:cs="Times New Roman"/>
+              </w:rPr>
+            </w:pPr>
+            <w:r>
+              <w:rPr>
+                <w:rFonts w:cs="Times New Roman"/>
+                <w:b/>
+                <w:bCs/>
+              </w:rPr>
+              <w:t>Accuracy</w:t>
+            </w:r>
+          </w:p>
+        </w:tc>
+        <w:tc>
+          <w:tcPr>
+            <w:tcW w:w="1440" w:type="dxa"/>
+          </w:tcPr>
+          <w:p>
+            <w:pPr>
+              <w:spacing w:line="360" w:lineRule="auto"/>
+              <w:rPr>
+                <w:rFonts w:cs="Times New Roman"/>
+              </w:rPr>
+            </w:pPr>
+            <w:r>
+              <w:rPr>
+                <w:rFonts w:cs="Times New Roman"/>
+                <w:b/>
+                <w:bCs/>
+              </w:rPr>
+              <w:t>Precision</w:t>
+            </w:r>
+          </w:p>
+        </w:tc>
+        <w:tc>
+          <w:tcPr>
+            <w:tcW w:w="1260" w:type="dxa"/>
+          </w:tcPr>
+          <w:p>
+            <w:pPr>
+              <w:spacing w:line="360" w:lineRule="auto"/>
+              <w:rPr>
+                <w:rFonts w:cs="Times New Roman"/>
+              </w:rPr>
+            </w:pPr>
+            <w:r>
+              <w:rPr>
+                <w:rFonts w:cs="Times New Roman"/>
+                <w:b/>
+                <w:bCs/>
+              </w:rPr>
+              <w:t>Recall</w:t>
+            </w:r>
+          </w:p>
+        </w:tc>
+        <w:tc>
+          <w:tcPr>
+            <w:tcW w:w="1080" w:type="dxa"/>
+          </w:tcPr>
+          <w:p>
+            <w:pPr>
+              <w:spacing w:line="360" w:lineRule="auto"/>
+              <w:rPr>
+                <w:rFonts w:cs="Times New Roman"/>
+              </w:rPr>
+            </w:pPr>
+            <w:r>
+              <w:rPr>
+                <w:rFonts w:cs="Times New Roman"/>
+                <w:b/>
+                <w:bCs/>
+              </w:rPr>
+              <w:t>F1</w:t>
+            </w:r>
+          </w:p>
+        </w:tc>
+        <w:tc>
+          <w:tcPr>
+            <w:tcW w:w="1530" w:type="dxa"/>
+          </w:tcPr>
+          <w:p>
+            <w:pPr>
+              <w:spacing w:line="360" w:lineRule="auto"/>
+              <w:rPr>
+                <w:rFonts w:cs="Times New Roman"/>
+              </w:rPr>
+            </w:pPr>
+            <w:r>
+              <w:rPr>
+                <w:rFonts w:cs="Times New Roman"/>
+                <w:b/>
+                <w:bCs/>
+              </w:rPr>
+              <w:t>AUC‑ROC</w:t>
+            </w:r>
+          </w:p>
+        </w:tc>
+      </w:tr>
+      <w:tr>
+        <w:trPr>
+          <w:jc w:val="center"/>
+        </w:trPr>
+        <w:tc>
+          <w:tcPr>
+            <w:tcW w:w="1558" w:type="dxa"/>
+          </w:tcPr>
+          <w:p>
+            <w:pPr>
+              <w:spacing w:line="360" w:lineRule="auto"/>
+              <w:rPr>
+                <w:rFonts w:cs="Times New Roman"/>
+              </w:rPr>
+            </w:pPr>
+            <w:r>
+              <w:rPr>
+                <w:rFonts w:cs="Times New Roman"/>
+              </w:rPr>
+              <w:t>Baseline RF</w:t>
+            </w:r>
+          </w:p>
+        </w:tc>
+        <w:tc>
+          <w:tcPr>
+            <w:tcW w:w="2126" w:type="dxa"/>
+          </w:tcPr>
+          <w:p>
+            <w:pPr>
+              <w:spacing w:line="360" w:lineRule="auto"/>
+              <w:rPr>
+                <w:rFonts w:cs="Times New Roman"/>
+              </w:rPr>
+            </w:pPr>
+            <w:r>
+              <w:rPr>
+                <w:rFonts w:cs="Times New Roman"/>
+              </w:rPr>
+              <w:t>0.8592</w:t>
+            </w:r>
+          </w:p>
+        </w:tc>
+        <w:tc>
+          <w:tcPr>
+            <w:tcW w:w="1440" w:type="dxa"/>
+          </w:tcPr>
+          <w:p>
+            <w:pPr>
+              <w:spacing w:line="360" w:lineRule="auto"/>
+              <w:rPr>
+                <w:rFonts w:cs="Times New Roman"/>
+              </w:rPr>
+            </w:pPr>
+            <w:r>
+              <w:rPr>
+                <w:rFonts w:cs="Times New Roman"/>
+              </w:rPr>
+              <w:t>0.8318</w:t>
+            </w:r>
+          </w:p>
+        </w:tc>
+        <w:tc>
+          <w:tcPr>
+            <w:tcW w:w="1260" w:type="dxa"/>
+          </w:tcPr>
+          <w:p>
+            <w:pPr>
+              <w:spacing w:line="360" w:lineRule="auto"/>
+              <w:rPr>
+                <w:rFonts w:cs="Times New Roman"/>
+              </w:rPr>
+            </w:pPr>
+            <w:r>
+              <w:rPr>
+                <w:rFonts w:cs="Times New Roman"/>
+              </w:rPr>
+              <w:t>0.3306</w:t>
+            </w:r>
+          </w:p>
+        </w:tc>
+        <w:tc>
+          <w:tcPr>
+            <w:tcW w:w="1080" w:type="dxa"/>
+          </w:tcPr>
+          <w:p>
+            <w:pPr>
+              <w:spacing w:line="360" w:lineRule="auto"/>
+              <w:rPr>
+                <w:rFonts w:cs="Times New Roman"/>
+              </w:rPr>
+            </w:pPr>
+            <w:r>
+              <w:rPr>
+                <w:rFonts w:cs="Times New Roman"/>
+              </w:rPr>
+              <w:t>0.4731</w:t>
+            </w:r>
+          </w:p>
+        </w:tc>
+        <w:tc>
+          <w:tcPr>
+            <w:tcW w:w="1530" w:type="dxa"/>
+          </w:tcPr>
+          <w:p>
+            <w:pPr>
+              <w:spacing w:line="360" w:lineRule="auto"/>
+              <w:rPr>
+                <w:rFonts w:cs="Times New Roman"/>
+              </w:rPr>
+            </w:pPr>
+            <w:r>
+              <w:rPr>
+                <w:rFonts w:cs="Times New Roman"/>
+              </w:rPr>
+              <w:t>0.8721</w:t>
+            </w:r>
+          </w:p>
+        </w:tc>
+      </w:tr>
+      <w:tr>
+        <w:trPr>
+          <w:jc w:val="center"/>
+        </w:trPr>
+        <w:tc>
+          <w:tcPr>
+            <w:tcW w:w="1558" w:type="dxa"/>
+          </w:tcPr>
+          <w:p>
+            <w:pPr>
+              <w:spacing w:line="360" w:lineRule="auto"/>
+              <w:rPr>
+                <w:rFonts w:cs="Times New Roman"/>
+              </w:rPr>
+            </w:pPr>
+            <w:r>
+              <w:rPr>
+                <w:rFonts w:cs="Times New Roman"/>
+              </w:rPr>
+              <w:t>Tuned RF</w:t>
+            </w:r>
+          </w:p>
+        </w:tc>
+        <w:tc>
+          <w:tcPr>
+            <w:tcW w:w="2126" w:type="dxa"/>
+          </w:tcPr>
+          <w:p>
+            <w:pPr>
+              <w:spacing w:line="360" w:lineRule="auto"/>
+              <w:rPr>
+                <w:rFonts w:cs="Times New Roman"/>
+              </w:rPr>
+            </w:pPr>
+            <w:r>
+              <w:rPr>
+                <w:rFonts w:cs="Times New Roman"/>
+                <w:color w:val="000000"/>
+              </w:rPr>
+              <w:t>0.8479</w:t>
+            </w:r>
+          </w:p>
+        </w:tc>
+        <w:tc>
+          <w:tcPr>
+            <w:tcW w:w="1440" w:type="dxa"/>
+          </w:tcPr>
+          <w:p>
+            <w:pPr>
+              <w:spacing w:line="360" w:lineRule="auto"/>
+              <w:rPr>
+                <w:rFonts w:cs="Times New Roman"/>
+              </w:rPr>
+            </w:pPr>
+            <w:r>
+              <w:rPr>
+                <w:rFonts w:cs="Times New Roman"/>
+              </w:rPr>
+              <w:t>0.7191</w:t>
+            </w:r>
+          </w:p>
+        </w:tc>
+        <w:tc>
+          <w:tcPr>
+            <w:tcW w:w="1260" w:type="dxa"/>
+          </w:tcPr>
+          <w:p>
+            <w:pPr>
+              <w:spacing w:line="360" w:lineRule="auto"/>
+              <w:rPr>
+                <w:rFonts w:cs="Times New Roman"/>
+              </w:rPr>
+            </w:pPr>
+            <w:r>
+              <w:rPr>
+                <w:rFonts w:cs="Times New Roman"/>
+              </w:rPr>
+              <w:t>0.3365</w:t>
+            </w:r>
+          </w:p>
+        </w:tc>
+        <w:tc>
+          <w:tcPr>
+            <w:tcW w:w="1080" w:type="dxa"/>
+          </w:tcPr>
+          <w:p>
+            <w:pPr>
+              <w:spacing w:line="360" w:lineRule="auto"/>
+              <w:rPr>
+                <w:rFonts w:cs="Times New Roman"/>
+              </w:rPr>
+            </w:pPr>
+            <w:r>
+              <w:rPr>
+                <w:rFonts w:cs="Times New Roman"/>
+              </w:rPr>
+              <w:t>0.4585</w:t>
+            </w:r>
+          </w:p>
+        </w:tc>
+        <w:tc>
+          <w:tcPr>
+            <w:tcW w:w="1530" w:type="dxa"/>
+          </w:tcPr>
+          <w:p>
+            <w:pPr>
+              <w:spacing w:line="360" w:lineRule="auto"/>
+              <w:rPr>
+                <w:rFonts w:cs="Times New Roman"/>
+              </w:rPr>
+            </w:pPr>
+            <w:r>
+              <w:rPr>
+                <w:rFonts w:cs="Times New Roman"/>
+              </w:rPr>
+              <w:t>0.7994</w:t>
+            </w:r>
+          </w:p>
+        </w:tc>
+      </w:tr>
+    </w:tbl>
+    <w:p>
+      <w:pPr>
+        <w:spacing w:before="240" w:line="360" w:lineRule="auto"/>
+      </w:pPr>
+      <w:r>
+        <w:t>Interestingly, the tuned model slightly reduced AUC</w:t>
+      </w:r>
+      <w:r>
+        <w:noBreakHyphen/>
+        <w:t>ROC and F1, showing that naive tuning on one split can hurt performance.</w:t>
+      </w:r>
+    </w:p>
+    <w:p>
+      <w:pPr>
+        <w:pStyle w:val="Heading1"/>
+        <w:spacing w:before="240"/>
+      </w:pPr>
+      <w:bookmarkStart w:id="19" w:name="_Toc231084593"/>
+      <w:r>
+        <w:t>Model Interpretation and Feature Importance</w:t>
+      </w:r>
+      <w:bookmarkEnd w:id="19"/>
+    </w:p>
+    <w:p>
+      <w:pPr>
+        <w:spacing w:before="240" w:line="360" w:lineRule="auto"/>
+      </w:pPr>
+      <w:r>
+        <w:t xml:space="preserve">To interpret the best model, feature importance was </w:t>
+      </w:r>
+      <w:r>
+        <w:t>analyzed</w:t>
+      </w:r>
+      <w:r>
+        <w:t xml:space="preserve"> using permutation importance</w:t>
+      </w:r>
+      <w:r>
+        <w:t xml:space="preserve">. </w:t>
+      </w:r>
+      <w:r>
+        <w:t xml:space="preserve">Permutation importance on the tuned Random Forest indicated that PAY0 (current repayment status) was the most influential feature for distinguishing defaulters from non‑defaulters.  Other highly ranked predictors included RISKRATING, LIMIT_BAL, BILLAMT_SUM and </w:t>
+      </w:r>
+      <w:r>
+        <w:lastRenderedPageBreak/>
+        <w:t xml:space="preserve">previous payment history variables (PAY2–PAY6), aligning with domain intuition that recent delinquencies and high </w:t>
+      </w:r>
+      <w:r>
+        <w:t>utilization</w:t>
+      </w:r>
+      <w:r>
+        <w:t xml:space="preserve"> drive default risk.</w:t>
+      </w:r>
+    </w:p>
+    <w:p>
+      <w:pPr>
+        <w:pStyle w:val="TableCaption"/>
+      </w:pPr>
+      <w:bookmarkStart w:id="20" w:name="_Toc231084978"/>
+      <w:r>
+        <w:t xml:space="preserve">Table </w:t>
+      </w:r>
+      <w:r>
+        <w:fldChar w:fldCharType="begin"/>
+      </w:r>
+      <w:r>
+        <w:instrText xml:space="preserve"> SEQ Table \* ARABIC </w:instrText>
+      </w:r>
+      <w:r>
+        <w:fldChar w:fldCharType="separate"/>
+      </w:r>
+      <w:r>
+        <w:t>5</w:t>
+      </w:r>
+      <w:r>
+        <w:fldChar w:fldCharType="end"/>
+      </w:r>
+      <w:r>
+        <w:t xml:space="preserve">: </w:t>
+      </w:r>
+      <w:r>
+        <w:t>Top features ranked by permutation importance for the Random Forest model.</w:t>
+      </w:r>
+      <w:bookmarkEnd w:id="20"/>
+    </w:p>
+    <w:tbl>
+      <w:tblPr>
+        <w:tblW w:w="4489" w:type="pct"/>
+        <w:jc w:val="center"/>
+        <w:tblBorders>
+          <w:top w:val="single" w:sz="4" w:space="0" w:color="auto"/>
+          <w:left w:val="single" w:sz="4" w:space="0" w:color="auto"/>
+          <w:bottom w:val="single" w:sz="4" w:space="0" w:color="auto"/>
+          <w:right w:val="single" w:sz="4" w:space="0" w:color="auto"/>
+          <w:insideH w:val="single" w:sz="4" w:space="0" w:color="auto"/>
+          <w:insideV w:val="single" w:sz="4" w:space="0" w:color="auto"/>
+        </w:tblBorders>
+        <w:tblLayout w:type="fixed"/>
+        <w:tblCellMar>
+          <w:top w:w="80" w:type="dxa"/>
+          <w:left w:w="120" w:type="dxa"/>
+          <w:bottom w:w="80" w:type="dxa"/>
+          <w:right w:w="120" w:type="dxa"/>
+        </w:tblCellMar>
+        <w:tblLook w:val="04A0" w:firstRow="1" w:lastRow="0" w:firstColumn="1" w:lastColumn="0" w:noHBand="0" w:noVBand="1"/>
+      </w:tblPr>
+      <w:tblGrid>
+        <w:gridCol w:w="3685"/>
+        <w:gridCol w:w="4410"/>
+      </w:tblGrid>
+      <w:tr>
+        <w:trPr>
+          <w:tblHeader/>
+          <w:jc w:val="center"/>
+        </w:trPr>
+        <w:tc>
+          <w:tcPr>
+            <w:tcW w:w="3685" w:type="dxa"/>
+          </w:tcPr>
+          <w:p>
+            <w:pPr>
+              <w:spacing w:line="360" w:lineRule="auto"/>
+            </w:pPr>
+            <w:r>
+              <w:t xml:space="preserve"> </w:t>
+            </w:r>
+            <w:r>
+              <w:rPr>
+                <w:b/>
+                <w:bCs/>
+              </w:rPr>
+              <w:t>Feature</w:t>
+            </w:r>
+          </w:p>
+        </w:tc>
+        <w:tc>
+          <w:tcPr>
+            <w:tcW w:w="4410" w:type="dxa"/>
+          </w:tcPr>
+          <w:p>
+            <w:pPr>
+              <w:spacing w:line="360" w:lineRule="auto"/>
+            </w:pPr>
+            <w:r>
+              <w:rPr>
+                <w:b/>
+                <w:bCs/>
+              </w:rPr>
+              <w:t>Importance score</w:t>
+            </w:r>
+          </w:p>
+        </w:tc>
+      </w:tr>
+      <w:tr>
+        <w:trPr>
+          <w:jc w:val="center"/>
+        </w:trPr>
+        <w:tc>
+          <w:tcPr>
+            <w:tcW w:w="3685" w:type="dxa"/>
+          </w:tcPr>
+          <w:p>
+            <w:pPr>
+              <w:spacing w:line="360" w:lineRule="auto"/>
+            </w:pPr>
+            <w:r>
+              <w:t>PAY0</w:t>
+            </w:r>
+          </w:p>
+        </w:tc>
+        <w:tc>
+          <w:tcPr>
+            <w:tcW w:w="4410" w:type="dxa"/>
+          </w:tcPr>
+          <w:p>
+            <w:pPr>
+              <w:spacing w:line="360" w:lineRule="auto"/>
+            </w:pPr>
+            <w:r>
+              <w:t>0.032397997</w:t>
+            </w:r>
+          </w:p>
+        </w:tc>
+      </w:tr>
+      <w:tr>
+        <w:trPr>
+          <w:jc w:val="center"/>
+        </w:trPr>
+        <w:tc>
+          <w:tcPr>
+            <w:tcW w:w="3685" w:type="dxa"/>
+          </w:tcPr>
+          <w:p>
+            <w:pPr>
+              <w:spacing w:line="360" w:lineRule="auto"/>
+            </w:pPr>
+            <w:r>
+              <w:t>RISK_RATING</w:t>
+            </w:r>
+          </w:p>
+        </w:tc>
+        <w:tc>
+          <w:tcPr>
+            <w:tcW w:w="4410" w:type="dxa"/>
+          </w:tcPr>
+          <w:p>
+            <w:pPr>
+              <w:spacing w:line="360" w:lineRule="auto"/>
+            </w:pPr>
+            <w:r>
+              <w:t>0.017195215</w:t>
+            </w:r>
+          </w:p>
+        </w:tc>
+      </w:tr>
+      <w:tr>
+        <w:trPr>
+          <w:jc w:val="center"/>
+        </w:trPr>
+        <w:tc>
+          <w:tcPr>
+            <w:tcW w:w="3685" w:type="dxa"/>
+          </w:tcPr>
+          <w:p>
+            <w:pPr>
+              <w:spacing w:line="360" w:lineRule="auto"/>
+            </w:pPr>
+            <w:r>
+              <w:t>LIMIT_BAL</w:t>
+            </w:r>
+          </w:p>
+        </w:tc>
+        <w:tc>
+          <w:tcPr>
+            <w:tcW w:w="4410" w:type="dxa"/>
+          </w:tcPr>
+          <w:p>
+            <w:pPr>
+              <w:spacing w:line="360" w:lineRule="auto"/>
+            </w:pPr>
+            <w:r>
+              <w:t>0.00931354</w:t>
+            </w:r>
+          </w:p>
+        </w:tc>
+      </w:tr>
+      <w:tr>
+        <w:trPr>
+          <w:jc w:val="center"/>
+        </w:trPr>
+        <w:tc>
+          <w:tcPr>
+            <w:tcW w:w="3685" w:type="dxa"/>
+          </w:tcPr>
+          <w:p>
+            <w:pPr>
+              <w:spacing w:line="360" w:lineRule="auto"/>
+            </w:pPr>
+            <w:r>
+              <w:t>BILL_AMT_SUM</w:t>
+            </w:r>
+          </w:p>
+        </w:tc>
+        <w:tc>
+          <w:tcPr>
+            <w:tcW w:w="4410" w:type="dxa"/>
+          </w:tcPr>
+          <w:p>
+            <w:pPr>
+              <w:spacing w:line="360" w:lineRule="auto"/>
+            </w:pPr>
+            <w:r>
+              <w:t>0.010196785</w:t>
+            </w:r>
+          </w:p>
+        </w:tc>
+      </w:tr>
+    </w:tbl>
+    <w:p/>
+    <w:p>
+      <w:pPr>
+        <w:pStyle w:val="Caption"/>
+      </w:pPr>
+      <w:r>
+        <w:rPr>
+          <w:noProof/>
+        </w:rPr>
+        <w:drawing>
+          <wp:inline distT="0" distB="0" distL="0" distR="0" wp14:anchorId="6711D382" wp14:editId="31EC1BB0">
+            <wp:extent cx="5234682" cy="3920067"/>
+            <wp:effectExtent l="0" t="0" r="4445" b="4445"/>
+            <wp:docPr id="306530243" name="Picture 16"/>
+            <wp:cNvGraphicFramePr>
+              <a:graphicFrameLocks xmlns:a="http://schemas.openxmlformats.org/drawingml/2006/main" noChangeAspect="1"/>
+            </wp:cNvGraphicFramePr>
+            <a:graphic xmlns:a="http://schemas.openxmlformats.org/drawingml/2006/main">
+              <a:graphicData uri="http://schemas.openxmlformats.org/drawingml/2006/picture">
+                <pic:pic xmlns:pic="http://schemas.openxmlformats.org/drawingml/2006/picture">
+                  <pic:nvPicPr>
+                    <pic:cNvPr id="0" name="Picture 25"/>
+                    <pic:cNvPicPr>
+                      <a:picLocks noChangeAspect="1" noChangeArrowheads="1"/>
+                    </pic:cNvPicPr>
+                  </pic:nvPicPr>
+                  <pic:blipFill>
+                    <a:blip r:embed="rId21">
+                      <a:extLst>
+                        <a:ext uri="{28A0092B-C50C-407E-A947-70E740481C1C}">
+                          <a14:useLocalDpi xmlns:a14="http://schemas.microsoft.com/office/drawing/2010/main" val="0"/>
+                        </a:ext>
+                      </a:extLst>
+                    </a:blip>
+                    <a:srcRect/>
+                    <a:stretch>
+                      <a:fillRect/>
+                    </a:stretch>
+                  </pic:blipFill>
+                  <pic:spPr bwMode="auto">
+                    <a:xfrm>
+                      <a:off x="0" y="0"/>
+                      <a:ext cx="5259365" cy="3938551"/>
+                    </a:xfrm>
+                    <a:prstGeom prst="rect">
+                      <a:avLst/>
+                    </a:prstGeom>
+                    <a:noFill/>
+                    <a:ln>
+                      <a:noFill/>
+                    </a:ln>
+                  </pic:spPr>
+                </pic:pic>
+              </a:graphicData>
+            </a:graphic>
+          </wp:inline>
+        </w:drawing>
+      </w:r>
+    </w:p>
+    <w:p>
+      <w:pPr>
+        <w:pStyle w:val="Caption"/>
+      </w:pPr>
+      <w:bookmarkStart w:id="21" w:name="_Toc231085013"/>
+      <w:r>
+        <w:t xml:space="preserve">Figure </w:t>
+      </w:r>
+      <w:r>
+        <w:fldChar w:fldCharType="begin"/>
+      </w:r>
+      <w:r>
+        <w:instrText xml:space="preserve"> SEQ Figure \* ARABIC </w:instrText>
+      </w:r>
+      <w:r>
+        <w:fldChar w:fldCharType="separate"/>
+      </w:r>
+      <w:r>
+        <w:rPr>
+          <w:noProof/>
+        </w:rPr>
+        <w:t>11</w:t>
+      </w:r>
+      <w:r>
+        <w:rPr>
+          <w:noProof/>
+        </w:rPr>
+        <w:fldChar w:fldCharType="end"/>
+      </w:r>
+      <w:r>
+        <w:t>: Feature importance for the Random Forest model (permutation importance).</w:t>
+      </w:r>
+      <w:bookmarkEnd w:id="21"/>
+    </w:p>
+    <w:p>
+      <w:pPr>
+        <w:spacing w:before="240" w:line="360" w:lineRule="auto"/>
+      </w:pPr>
+      <w:r>
+        <w:t>A SHAP analysis was attempted but discarded due to shape mismatches in the calibrated model, so permutation importance is used as the main interpretation method.</w:t>
+      </w:r>
+    </w:p>
+    <w:p>
+      <w:pPr>
+        <w:spacing w:before="240" w:line="360" w:lineRule="auto"/>
+      </w:pPr>
+    </w:p>
+    <w:p>
+      <w:pPr>
+        <w:pStyle w:val="Heading1"/>
+      </w:pPr>
+      <w:bookmarkStart w:id="22" w:name="_Toc231084594"/>
+      <w:r>
+        <w:lastRenderedPageBreak/>
+        <w:t>Conclusion and Future Work (Task 5)</w:t>
+      </w:r>
+      <w:bookmarkEnd w:id="22"/>
+    </w:p>
+    <w:p>
+      <w:pPr>
+        <w:spacing w:before="240" w:line="360" w:lineRule="auto"/>
+        <w:ind w:left="20"/>
+      </w:pPr>
+      <w:r>
+        <w:t>Across six classifiers, Random Forest achieved the best overall discrimination (AUC‑ROC ≈ 0.87), followed by Gradient Boosting. Linear models and KNN/Decision Tree underperformed the ensembles, confirming that tree‑based methods are well suited for this imbalanced credit default problem.</w:t>
+      </w:r>
+    </w:p>
+    <w:p>
+      <w:pPr>
+        <w:spacing w:before="240" w:line="360" w:lineRule="auto"/>
+        <w:ind w:left="20"/>
+      </w:pPr>
+      <w:r>
+        <w:t>There are several limitations. First, the strong class imbalance means high accuracy hides modest recall on defaulters. Second, only a single train–test split was used. Third, fairness and demographic bias were not analyzed.</w:t>
+      </w:r>
+    </w:p>
+    <w:p>
+      <w:pPr>
+        <w:spacing w:before="240" w:line="360" w:lineRule="auto"/>
+        <w:ind w:left="20"/>
+      </w:pPr>
+      <w:r>
+        <w:t>Based on these limitations, three concrete directions for future work are:</w:t>
+      </w:r>
+    </w:p>
+    <w:p>
+      <w:pPr>
+        <w:pStyle w:val="ListParagraph"/>
+        <w:numPr>
+          <w:ilvl w:val="0"/>
+          <w:numId w:val="15"/>
+        </w:numPr>
+        <w:spacing w:before="240" w:line="360" w:lineRule="auto"/>
+      </w:pPr>
+      <w:r>
+        <w:t>Class‑imbalance handling: Apply resampling techniques such as SMOTE or class‑weighted loss functions, and compare their effect on recall and AUC‑ROC, following recent studies on imbalanced credit scoring.</w:t>
+      </w:r>
+    </w:p>
+    <w:p>
+      <w:pPr>
+        <w:pStyle w:val="ListParagraph"/>
+        <w:numPr>
+          <w:ilvl w:val="0"/>
+          <w:numId w:val="15"/>
+        </w:numPr>
+        <w:spacing w:line="360" w:lineRule="auto"/>
+      </w:pPr>
+      <w:r>
+        <w:t xml:space="preserve">More robust validation and tuning: Replace the single 80/20 split with stratified k‑fold cross‑validation and perform hyperparameter tuning inside the cross‑validation loop, as recommended by </w:t>
+      </w:r>
+      <w:proofErr w:type="spellStart"/>
+      <w:r>
+        <w:t>Kohavi</w:t>
+      </w:r>
+      <w:proofErr w:type="spellEnd"/>
+      <w:r>
+        <w:t xml:space="preserve"> (1995) for reliable model selection.</w:t>
+      </w:r>
+    </w:p>
+    <w:p>
+      <w:pPr>
+        <w:pStyle w:val="ListParagraph"/>
+        <w:numPr>
+          <w:ilvl w:val="0"/>
+          <w:numId w:val="15"/>
+        </w:numPr>
+        <w:spacing w:line="360" w:lineRule="auto"/>
+      </w:pPr>
+      <w:r>
+        <w:t xml:space="preserve">Fairness and deployment considerations: </w:t>
+      </w:r>
+      <w:r>
+        <w:t>Analyze</w:t>
+      </w:r>
+      <w:r>
+        <w:t xml:space="preserve"> model performance across demographic subgroups (e.g. by SEX, AGE bands, MARITAL status) to detect potential bias, and design thresholding or monitoring strategies suitable for deployment in a real credit‑risk environment.</w:t>
+      </w:r>
+    </w:p>
+    <w:p>
+      <w:pPr>
+        <w:spacing w:after="160" w:line="360" w:lineRule="auto"/>
         <w:rPr>
           <w:rFonts w:eastAsiaTheme="majorEastAsia" w:cstheme="majorBidi"/>
           <w:b/>
@@ -713,161 +6669,215 @@
     <w:p>
       <w:pPr>
         <w:pStyle w:val="Heading1"/>
-        <w:tabs>
-          <w:tab w:val="left" w:pos="3120"/>
-        </w:tabs>
-        <w:spacing w:before="0"/>
-        <w:rPr>
-          <w:bCs/>
-        </w:rPr>
-      </w:pPr>
-      <w:r>
-        <w:rPr>
-          <w:bCs/>
-        </w:rPr>
-        <w:lastRenderedPageBreak/>
-        <w:t xml:space="preserve">Main Body B: </w:t>
-      </w:r>
-      <w:r>
-        <w:t>(title here)</w:t>
-      </w:r>
-    </w:p>
-    <w:p/>
-    <w:p>
-      <w:pPr>
-        <w:spacing w:after="160"/>
-        <w:jc w:val="left"/>
-      </w:pPr>
-      <w:r>
-        <w:br w:type="page"/>
-      </w:r>
-    </w:p>
-    <w:p>
-      <w:pPr>
-        <w:pStyle w:val="Heading1"/>
-        <w:spacing w:before="0"/>
-      </w:pPr>
-      <w:r>
-        <w:lastRenderedPageBreak/>
-        <w:t xml:space="preserve">Main Body C: </w:t>
-      </w:r>
-      <w:r>
-        <w:t>(title here)</w:t>
-      </w:r>
-    </w:p>
-    <w:p/>
-    <w:p>
-      <w:pPr>
-        <w:spacing w:after="160"/>
-        <w:jc w:val="left"/>
-      </w:pPr>
-      <w:r>
-        <w:br w:type="page"/>
-      </w:r>
-    </w:p>
-    <w:p>
-      <w:pPr>
-        <w:pStyle w:val="Heading1"/>
-        <w:spacing w:before="0"/>
-      </w:pPr>
-      <w:r>
-        <w:lastRenderedPageBreak/>
-        <w:t xml:space="preserve">Main Body D: </w:t>
-      </w:r>
-      <w:r>
-        <w:t>(title here)</w:t>
-      </w:r>
-    </w:p>
-    <w:p/>
-    <w:p>
-      <w:pPr>
-        <w:spacing w:after="160"/>
-        <w:jc w:val="left"/>
-      </w:pPr>
-      <w:r>
-        <w:br w:type="page"/>
-      </w:r>
-    </w:p>
-    <w:p>
-      <w:pPr>
-        <w:pStyle w:val="Heading1"/>
-        <w:spacing w:before="0"/>
-      </w:pPr>
-      <w:r>
-        <w:lastRenderedPageBreak/>
-        <w:t xml:space="preserve">Main Body E: </w:t>
-      </w:r>
-      <w:r>
-        <w:t>(title here)</w:t>
-      </w:r>
-    </w:p>
-    <w:p/>
-    <w:p>
-      <w:pPr>
-        <w:spacing w:after="160"/>
-        <w:jc w:val="left"/>
-        <w:rPr>
-          <w:rFonts w:eastAsiaTheme="majorEastAsia" w:cstheme="majorBidi"/>
-          <w:b/>
-          <w:color w:val="000000" w:themeColor="text1"/>
-          <w:sz w:val="32"/>
-          <w:szCs w:val="40"/>
-        </w:rPr>
-      </w:pPr>
-      <w:r>
-        <w:br w:type="page"/>
-      </w:r>
-    </w:p>
-    <w:p>
-      <w:pPr>
-        <w:pStyle w:val="Heading1"/>
-        <w:pageBreakBefore/>
-        <w:spacing w:before="0"/>
-      </w:pPr>
-      <w:r>
-        <w:lastRenderedPageBreak/>
-        <w:t>Concluding Remarks</w:t>
-      </w:r>
-    </w:p>
-    <w:p>
-      <w:pPr>
-        <w:spacing w:after="160"/>
-        <w:jc w:val="left"/>
-        <w:rPr>
-          <w:rFonts w:eastAsiaTheme="majorEastAsia" w:cstheme="majorBidi"/>
-          <w:b/>
-          <w:color w:val="000000" w:themeColor="text1"/>
-          <w:sz w:val="32"/>
-          <w:szCs w:val="40"/>
-        </w:rPr>
-      </w:pPr>
-      <w:r>
-        <w:br w:type="page"/>
-      </w:r>
-    </w:p>
-    <w:p>
-      <w:pPr>
-        <w:pStyle w:val="Heading1"/>
-        <w:pageBreakBefore/>
-        <w:spacing w:before="0"/>
-        <w:rPr>
-          <w:lang w:val="el-GR"/>
-        </w:rPr>
-      </w:pPr>
+      </w:pPr>
+      <w:bookmarkStart w:id="23" w:name="_Toc231084595"/>
       <w:r>
         <w:lastRenderedPageBreak/>
         <w:t>References</w:t>
       </w:r>
-    </w:p>
-    <w:p>
-      <w:pPr>
-        <w:pStyle w:val="Heading1"/>
-        <w:pageBreakBefore/>
-        <w:spacing w:before="0"/>
-      </w:pPr>
+      <w:bookmarkEnd w:id="23"/>
+    </w:p>
+    <w:p>
+      <w:pPr>
+        <w:pStyle w:val="ListParagraph"/>
+        <w:numPr>
+          <w:ilvl w:val="0"/>
+          <w:numId w:val="14"/>
+        </w:numPr>
+        <w:spacing w:before="240" w:line="360" w:lineRule="auto"/>
+      </w:pPr>
+      <w:r>
+        <w:t xml:space="preserve">Kaufman, S., Rosset, S., Perlich, C. and </w:t>
+      </w:r>
+      <w:proofErr w:type="spellStart"/>
+      <w:r>
+        <w:t>Stitelman</w:t>
+      </w:r>
+      <w:proofErr w:type="spellEnd"/>
+      <w:r>
+        <w:t>, O., 2012. Leakage in data mining: Formulation, detection, and avoidance. </w:t>
+      </w:r>
+      <w:r>
+        <w:rPr>
+          <w:i/>
+          <w:iCs/>
+        </w:rPr>
+        <w:t>ACM Transactions on Knowledge Discovery from Data</w:t>
+      </w:r>
+      <w:r>
+        <w:t>, 6(4), pp.1–21.</w:t>
+      </w:r>
+      <w:r>
+        <w:t xml:space="preserve"> </w:t>
+      </w:r>
+      <w:r>
+        <w:t xml:space="preserve">Available at: </w:t>
+      </w:r>
+      <w:hyperlink r:id="rId22" w:history="1">
+        <w:r>
+          <w:rPr>
+            <w:rStyle w:val="Hyperlink"/>
+          </w:rPr>
+          <w:t>https://dl.acm.org/doi/10.1145/2382577.2382579</w:t>
+        </w:r>
+      </w:hyperlink>
+      <w:r>
+        <w:t xml:space="preserve"> </w:t>
+      </w:r>
+      <w:r>
+        <w:t>[Accessed 30 May 2026].</w:t>
+      </w:r>
+    </w:p>
+    <w:p>
+      <w:pPr>
+        <w:pStyle w:val="ListParagraph"/>
+        <w:numPr>
+          <w:ilvl w:val="0"/>
+          <w:numId w:val="14"/>
+        </w:numPr>
+        <w:spacing w:before="240" w:line="360" w:lineRule="auto"/>
+      </w:pPr>
+      <w:proofErr w:type="spellStart"/>
+      <w:r>
+        <w:t>Kohavi</w:t>
+      </w:r>
+      <w:proofErr w:type="spellEnd"/>
+      <w:r>
+        <w:t>, R., 1995. A study of cross-validation and bootstrap for accuracy estimation and model selection. In: </w:t>
+      </w:r>
+      <w:r>
+        <w:rPr>
+          <w:i/>
+          <w:iCs/>
+        </w:rPr>
+        <w:t>Proceedings of the 14th International Joint Conference on Artificial Intelligence (IJCAI)</w:t>
+      </w:r>
+      <w:r>
+        <w:t>.</w:t>
+      </w:r>
+      <w:r>
+        <w:t xml:space="preserve"> </w:t>
+      </w:r>
+      <w:r>
+        <w:t xml:space="preserve">Available at: </w:t>
+      </w:r>
+      <w:hyperlink r:id="rId23" w:history="1">
+        <w:r>
+          <w:rPr>
+            <w:rStyle w:val="Hyperlink"/>
+          </w:rPr>
+          <w:t>https://api.semanticscholar.org/CorpusID:2702042</w:t>
+        </w:r>
+      </w:hyperlink>
+      <w:r>
+        <w:t xml:space="preserve"> </w:t>
+      </w:r>
+      <w:r>
+        <w:t>[Accessed 30 May 2026].</w:t>
+      </w:r>
+    </w:p>
+    <w:p>
+      <w:pPr>
+        <w:pStyle w:val="ListParagraph"/>
+        <w:numPr>
+          <w:ilvl w:val="0"/>
+          <w:numId w:val="14"/>
+        </w:numPr>
+        <w:spacing w:before="240" w:line="360" w:lineRule="auto"/>
+      </w:pPr>
+      <w:r>
+        <w:t>Platt, J., 1999. Probabilistic outputs for support vector machines and comparisons to regularized likelihood methods. In: </w:t>
+      </w:r>
+      <w:r>
+        <w:rPr>
+          <w:i/>
+          <w:iCs/>
+        </w:rPr>
+        <w:t>Advances in Large Margin Classifiers</w:t>
+      </w:r>
+      <w:r>
+        <w:t xml:space="preserve">. Summary slides available at: </w:t>
+      </w:r>
+      <w:hyperlink r:id="rId24" w:history="1">
+        <w:r>
+          <w:rPr>
+            <w:rStyle w:val="Hyperlink"/>
+          </w:rPr>
+          <w:t>https://users.cs.fiu.edu/~sjha/class2023/Lecture7/Slides/1999PlattScaling.pdf</w:t>
+        </w:r>
+      </w:hyperlink>
+      <w:r>
+        <w:t xml:space="preserve"> </w:t>
+      </w:r>
+      <w:r>
+        <w:t>[Accessed 30 May 2026].</w:t>
+      </w:r>
+    </w:p>
+    <w:p>
+      <w:pPr>
+        <w:pStyle w:val="ListParagraph"/>
+        <w:numPr>
+          <w:ilvl w:val="0"/>
+          <w:numId w:val="14"/>
+        </w:numPr>
+        <w:spacing w:before="240" w:line="360" w:lineRule="auto"/>
+      </w:pPr>
+      <w:r>
+        <w:t>Yeh, I.C. and Lien, C.H., 2009. The comparisons of data mining techniques for the predictive accuracy of probability of default of credit card clients. </w:t>
+      </w:r>
+      <w:r>
+        <w:rPr>
+          <w:i/>
+          <w:iCs/>
+        </w:rPr>
+        <w:t>Expert Systems with Applications</w:t>
+      </w:r>
+      <w:r>
+        <w:t xml:space="preserve">, 36(2), pp.2473–2480. Dataset description: </w:t>
+      </w:r>
+      <w:hyperlink r:id="rId25" w:history="1">
+        <w:r>
+          <w:rPr>
+            <w:rStyle w:val="Hyperlink"/>
+          </w:rPr>
+          <w:t>https://search.r-project.org/CRAN/refmans/creditmodel/html/UCICreditCard.html</w:t>
+        </w:r>
+      </w:hyperlink>
+      <w:r>
+        <w:t xml:space="preserve"> </w:t>
+      </w:r>
+      <w:r>
+        <w:t>[Accessed 30 May 2026].</w:t>
+      </w:r>
+    </w:p>
+    <w:p>
+      <w:pPr>
+        <w:pStyle w:val="ListParagraph"/>
+        <w:numPr>
+          <w:ilvl w:val="0"/>
+          <w:numId w:val="14"/>
+        </w:numPr>
+        <w:spacing w:before="240" w:line="360" w:lineRule="auto"/>
+      </w:pPr>
+      <w:r>
+        <w:t>Brown, I. and Mues, C., 2012. An experimental comparison of classification algorithms for imbalanced credit scoring data sets. </w:t>
+      </w:r>
+      <w:r>
+        <w:rPr>
+          <w:i/>
+          <w:iCs/>
+        </w:rPr>
+        <w:t>Expert Systems with Applications</w:t>
+      </w:r>
+      <w:r>
+        <w:t>, 39(3), pp.3446–3453</w:t>
+      </w:r>
+      <w:r>
+        <w:t>.</w:t>
+      </w:r>
     </w:p>
     <w:sectPr>
-      <w:footerReference w:type="default" r:id="rId10"/>
+      <w:footerReference w:type="default" r:id="rId26"/>
       <w:type w:val="continuous"/>
       <w:pgSz w:w="11906" w:h="16838" w:code="9"/>
       <w:pgMar w:top="1440" w:right="1440" w:bottom="1440" w:left="1440" w:header="720" w:footer="720" w:gutter="0"/>
@@ -987,6 +6997,1812 @@
 </w:footnotes>
 </file>
 
+<file path=word/numbering.xml><?xml version="1.0" encoding="utf-8"?>
+<w:numbering xmlns:wpc="http://schemas.microsoft.com/office/word/2010/wordprocessingCanvas" xmlns:cx="http://schemas.microsoft.com/office/drawing/2014/chartex" xmlns:cx1="http://schemas.microsoft.com/office/drawing/2015/9/8/chartex" xmlns:cx2="http://schemas.microsoft.com/office/drawing/2015/10/21/chartex" xmlns:cx3="http://schemas.microsoft.com/office/drawing/2016/5/9/chartex" xmlns:cx4="http://schemas.microsoft.com/office/drawing/2016/5/10/chartex" xmlns:cx5="http://schemas.microsoft.com/office/drawing/2016/5/11/chartex" xmlns:cx6="http://schemas.microsoft.com/office/drawing/2016/5/12/chartex" xmlns:cx7="http://schemas.microsoft.com/office/drawing/2016/5/13/chartex" xmlns:cx8="http://schemas.microsoft.com/office/drawing/2016/5/14/chartex" xmlns:mc="http://schemas.openxmlformats.org/markup-compatibility/2006" xmlns:aink="http://schemas.microsoft.com/office/drawing/2016/ink" xmlns:am3d="http://schemas.microsoft.com/office/drawing/2017/model3d" xmlns:o="urn:schemas-microsoft-com:office:office" xmlns:oel="http://schemas.microsoft.com/office/2019/extlst" xmlns:r="http://schemas.openxmlformats.org/officeDocument/2006/relationships" xmlns:m="http://schemas.openxmlformats.org/officeDocument/2006/math" xmlns:v="urn:schemas-microsoft-com:vml" xmlns:wp14="http://schemas.microsoft.com/office/word/2010/wordprocessingDrawing" xmlns:wp="http://schemas.openxmlformats.org/drawingml/2006/wordprocessingDrawing" xmlns:w10="urn:schemas-microsoft-com:office:word" xmlns:w="http://schemas.openxmlformats.org/wordprocessingml/2006/main" xmlns:w14="http://schemas.microsoft.com/office/word/2010/wordml" xmlns:w15="http://schemas.microsoft.com/office/word/2012/wordml" xmlns:w16cex="http://schemas.microsoft.com/office/word/2018/wordml/cex" xmlns:w16cid="http://schemas.microsoft.com/office/word/2016/wordml/cid" xmlns:w16="http://schemas.microsoft.com/office/word/2018/wordml" xmlns:w16du="http://schemas.microsoft.com/office/word/2023/wordml/word16du" xmlns:w16sdtdh="http://schemas.microsoft.com/office/word/2020/wordml/sdtdatahash" xmlns:w16sdtfl="http://schemas.microsoft.com/office/word/2024/wordml/sdtformatlock" xmlns:w16se="http://schemas.microsoft.com/office/word/2015/wordml/symex" xmlns:wpg="http://schemas.microsoft.com/office/word/2010/wordprocessingGroup" xmlns:wpi="http://schemas.microsoft.com/office/word/2010/wordprocessingInk" xmlns:wne="http://schemas.microsoft.com/office/word/2006/wordml" xmlns:wps="http://schemas.microsoft.com/office/word/2010/wordprocessingShape" mc:Ignorable="w14 w15 w16se w16cid w16 w16cex w16sdtdh w16sdtfl w16du wp14">
+  <w:abstractNum w:abstractNumId="0" w15:restartNumberingAfterBreak="0">
+    <w:nsid w:val="08251914"/>
+    <w:multiLevelType w:val="multilevel"/>
+    <w:tmpl w:val="AC5CFB66"/>
+    <w:lvl w:ilvl="0">
+      <w:start w:val="1"/>
+      <w:numFmt w:val="bullet"/>
+      <w:lvlText w:val=""/>
+      <w:lvlJc w:val="left"/>
+      <w:pPr>
+        <w:tabs>
+          <w:tab w:val="num" w:pos="720"/>
+        </w:tabs>
+        <w:ind w:left="720" w:hanging="360"/>
+      </w:pPr>
+      <w:rPr>
+        <w:rFonts w:ascii="Symbol" w:hAnsi="Symbol" w:hint="default"/>
+        <w:sz w:val="20"/>
+      </w:rPr>
+    </w:lvl>
+    <w:lvl w:ilvl="1" w:tentative="1">
+      <w:start w:val="1"/>
+      <w:numFmt w:val="bullet"/>
+      <w:lvlText w:val=""/>
+      <w:lvlJc w:val="left"/>
+      <w:pPr>
+        <w:tabs>
+          <w:tab w:val="num" w:pos="1440"/>
+        </w:tabs>
+        <w:ind w:left="1440" w:hanging="360"/>
+      </w:pPr>
+      <w:rPr>
+        <w:rFonts w:ascii="Symbol" w:hAnsi="Symbol" w:hint="default"/>
+        <w:sz w:val="20"/>
+      </w:rPr>
+    </w:lvl>
+    <w:lvl w:ilvl="2" w:tentative="1">
+      <w:start w:val="1"/>
+      <w:numFmt w:val="bullet"/>
+      <w:lvlText w:val=""/>
+      <w:lvlJc w:val="left"/>
+      <w:pPr>
+        <w:tabs>
+          <w:tab w:val="num" w:pos="2160"/>
+        </w:tabs>
+        <w:ind w:left="2160" w:hanging="360"/>
+      </w:pPr>
+      <w:rPr>
+        <w:rFonts w:ascii="Symbol" w:hAnsi="Symbol" w:hint="default"/>
+        <w:sz w:val="20"/>
+      </w:rPr>
+    </w:lvl>
+    <w:lvl w:ilvl="3" w:tentative="1">
+      <w:start w:val="1"/>
+      <w:numFmt w:val="bullet"/>
+      <w:lvlText w:val=""/>
+      <w:lvlJc w:val="left"/>
+      <w:pPr>
+        <w:tabs>
+          <w:tab w:val="num" w:pos="2880"/>
+        </w:tabs>
+        <w:ind w:left="2880" w:hanging="360"/>
+      </w:pPr>
+      <w:rPr>
+        <w:rFonts w:ascii="Symbol" w:hAnsi="Symbol" w:hint="default"/>
+        <w:sz w:val="20"/>
+      </w:rPr>
+    </w:lvl>
+    <w:lvl w:ilvl="4" w:tentative="1">
+      <w:start w:val="1"/>
+      <w:numFmt w:val="bullet"/>
+      <w:lvlText w:val=""/>
+      <w:lvlJc w:val="left"/>
+      <w:pPr>
+        <w:tabs>
+          <w:tab w:val="num" w:pos="3600"/>
+        </w:tabs>
+        <w:ind w:left="3600" w:hanging="360"/>
+      </w:pPr>
+      <w:rPr>
+        <w:rFonts w:ascii="Symbol" w:hAnsi="Symbol" w:hint="default"/>
+        <w:sz w:val="20"/>
+      </w:rPr>
+    </w:lvl>
+    <w:lvl w:ilvl="5" w:tentative="1">
+      <w:start w:val="1"/>
+      <w:numFmt w:val="bullet"/>
+      <w:lvlText w:val=""/>
+      <w:lvlJc w:val="left"/>
+      <w:pPr>
+        <w:tabs>
+          <w:tab w:val="num" w:pos="4320"/>
+        </w:tabs>
+        <w:ind w:left="4320" w:hanging="360"/>
+      </w:pPr>
+      <w:rPr>
+        <w:rFonts w:ascii="Symbol" w:hAnsi="Symbol" w:hint="default"/>
+        <w:sz w:val="20"/>
+      </w:rPr>
+    </w:lvl>
+    <w:lvl w:ilvl="6" w:tentative="1">
+      <w:start w:val="1"/>
+      <w:numFmt w:val="bullet"/>
+      <w:lvlText w:val=""/>
+      <w:lvlJc w:val="left"/>
+      <w:pPr>
+        <w:tabs>
+          <w:tab w:val="num" w:pos="5040"/>
+        </w:tabs>
+        <w:ind w:left="5040" w:hanging="360"/>
+      </w:pPr>
+      <w:rPr>
+        <w:rFonts w:ascii="Symbol" w:hAnsi="Symbol" w:hint="default"/>
+        <w:sz w:val="20"/>
+      </w:rPr>
+    </w:lvl>
+    <w:lvl w:ilvl="7" w:tentative="1">
+      <w:start w:val="1"/>
+      <w:numFmt w:val="bullet"/>
+      <w:lvlText w:val=""/>
+      <w:lvlJc w:val="left"/>
+      <w:pPr>
+        <w:tabs>
+          <w:tab w:val="num" w:pos="5760"/>
+        </w:tabs>
+        <w:ind w:left="5760" w:hanging="360"/>
+      </w:pPr>
+      <w:rPr>
+        <w:rFonts w:ascii="Symbol" w:hAnsi="Symbol" w:hint="default"/>
+        <w:sz w:val="20"/>
+      </w:rPr>
+    </w:lvl>
+    <w:lvl w:ilvl="8" w:tentative="1">
+      <w:start w:val="1"/>
+      <w:numFmt w:val="bullet"/>
+      <w:lvlText w:val=""/>
+      <w:lvlJc w:val="left"/>
+      <w:pPr>
+        <w:tabs>
+          <w:tab w:val="num" w:pos="6480"/>
+        </w:tabs>
+        <w:ind w:left="6480" w:hanging="360"/>
+      </w:pPr>
+      <w:rPr>
+        <w:rFonts w:ascii="Symbol" w:hAnsi="Symbol" w:hint="default"/>
+        <w:sz w:val="20"/>
+      </w:rPr>
+    </w:lvl>
+  </w:abstractNum>
+  <w:abstractNum w:abstractNumId="1" w15:restartNumberingAfterBreak="0">
+    <w:nsid w:val="15CD10F7"/>
+    <w:multiLevelType w:val="multilevel"/>
+    <w:tmpl w:val="F3302D76"/>
+    <w:lvl w:ilvl="0">
+      <w:start w:val="1"/>
+      <w:numFmt w:val="bullet"/>
+      <w:lvlText w:val=""/>
+      <w:lvlJc w:val="left"/>
+      <w:pPr>
+        <w:tabs>
+          <w:tab w:val="num" w:pos="720"/>
+        </w:tabs>
+        <w:ind w:left="720" w:hanging="360"/>
+      </w:pPr>
+      <w:rPr>
+        <w:rFonts w:ascii="Symbol" w:hAnsi="Symbol" w:hint="default"/>
+        <w:sz w:val="20"/>
+      </w:rPr>
+    </w:lvl>
+    <w:lvl w:ilvl="1" w:tentative="1">
+      <w:start w:val="1"/>
+      <w:numFmt w:val="bullet"/>
+      <w:lvlText w:val=""/>
+      <w:lvlJc w:val="left"/>
+      <w:pPr>
+        <w:tabs>
+          <w:tab w:val="num" w:pos="1440"/>
+        </w:tabs>
+        <w:ind w:left="1440" w:hanging="360"/>
+      </w:pPr>
+      <w:rPr>
+        <w:rFonts w:ascii="Symbol" w:hAnsi="Symbol" w:hint="default"/>
+        <w:sz w:val="20"/>
+      </w:rPr>
+    </w:lvl>
+    <w:lvl w:ilvl="2" w:tentative="1">
+      <w:start w:val="1"/>
+      <w:numFmt w:val="bullet"/>
+      <w:lvlText w:val=""/>
+      <w:lvlJc w:val="left"/>
+      <w:pPr>
+        <w:tabs>
+          <w:tab w:val="num" w:pos="2160"/>
+        </w:tabs>
+        <w:ind w:left="2160" w:hanging="360"/>
+      </w:pPr>
+      <w:rPr>
+        <w:rFonts w:ascii="Symbol" w:hAnsi="Symbol" w:hint="default"/>
+        <w:sz w:val="20"/>
+      </w:rPr>
+    </w:lvl>
+    <w:lvl w:ilvl="3" w:tentative="1">
+      <w:start w:val="1"/>
+      <w:numFmt w:val="bullet"/>
+      <w:lvlText w:val=""/>
+      <w:lvlJc w:val="left"/>
+      <w:pPr>
+        <w:tabs>
+          <w:tab w:val="num" w:pos="2880"/>
+        </w:tabs>
+        <w:ind w:left="2880" w:hanging="360"/>
+      </w:pPr>
+      <w:rPr>
+        <w:rFonts w:ascii="Symbol" w:hAnsi="Symbol" w:hint="default"/>
+        <w:sz w:val="20"/>
+      </w:rPr>
+    </w:lvl>
+    <w:lvl w:ilvl="4" w:tentative="1">
+      <w:start w:val="1"/>
+      <w:numFmt w:val="bullet"/>
+      <w:lvlText w:val=""/>
+      <w:lvlJc w:val="left"/>
+      <w:pPr>
+        <w:tabs>
+          <w:tab w:val="num" w:pos="3600"/>
+        </w:tabs>
+        <w:ind w:left="3600" w:hanging="360"/>
+      </w:pPr>
+      <w:rPr>
+        <w:rFonts w:ascii="Symbol" w:hAnsi="Symbol" w:hint="default"/>
+        <w:sz w:val="20"/>
+      </w:rPr>
+    </w:lvl>
+    <w:lvl w:ilvl="5" w:tentative="1">
+      <w:start w:val="1"/>
+      <w:numFmt w:val="bullet"/>
+      <w:lvlText w:val=""/>
+      <w:lvlJc w:val="left"/>
+      <w:pPr>
+        <w:tabs>
+          <w:tab w:val="num" w:pos="4320"/>
+        </w:tabs>
+        <w:ind w:left="4320" w:hanging="360"/>
+      </w:pPr>
+      <w:rPr>
+        <w:rFonts w:ascii="Symbol" w:hAnsi="Symbol" w:hint="default"/>
+        <w:sz w:val="20"/>
+      </w:rPr>
+    </w:lvl>
+    <w:lvl w:ilvl="6" w:tentative="1">
+      <w:start w:val="1"/>
+      <w:numFmt w:val="bullet"/>
+      <w:lvlText w:val=""/>
+      <w:lvlJc w:val="left"/>
+      <w:pPr>
+        <w:tabs>
+          <w:tab w:val="num" w:pos="5040"/>
+        </w:tabs>
+        <w:ind w:left="5040" w:hanging="360"/>
+      </w:pPr>
+      <w:rPr>
+        <w:rFonts w:ascii="Symbol" w:hAnsi="Symbol" w:hint="default"/>
+        <w:sz w:val="20"/>
+      </w:rPr>
+    </w:lvl>
+    <w:lvl w:ilvl="7" w:tentative="1">
+      <w:start w:val="1"/>
+      <w:numFmt w:val="bullet"/>
+      <w:lvlText w:val=""/>
+      <w:lvlJc w:val="left"/>
+      <w:pPr>
+        <w:tabs>
+          <w:tab w:val="num" w:pos="5760"/>
+        </w:tabs>
+        <w:ind w:left="5760" w:hanging="360"/>
+      </w:pPr>
+      <w:rPr>
+        <w:rFonts w:ascii="Symbol" w:hAnsi="Symbol" w:hint="default"/>
+        <w:sz w:val="20"/>
+      </w:rPr>
+    </w:lvl>
+    <w:lvl w:ilvl="8" w:tentative="1">
+      <w:start w:val="1"/>
+      <w:numFmt w:val="bullet"/>
+      <w:lvlText w:val=""/>
+      <w:lvlJc w:val="left"/>
+      <w:pPr>
+        <w:tabs>
+          <w:tab w:val="num" w:pos="6480"/>
+        </w:tabs>
+        <w:ind w:left="6480" w:hanging="360"/>
+      </w:pPr>
+      <w:rPr>
+        <w:rFonts w:ascii="Symbol" w:hAnsi="Symbol" w:hint="default"/>
+        <w:sz w:val="20"/>
+      </w:rPr>
+    </w:lvl>
+  </w:abstractNum>
+  <w:abstractNum w:abstractNumId="2" w15:restartNumberingAfterBreak="0">
+    <w:nsid w:val="1AA569C6"/>
+    <w:multiLevelType w:val="multilevel"/>
+    <w:tmpl w:val="4BDCA60C"/>
+    <w:lvl w:ilvl="0">
+      <w:start w:val="2"/>
+      <w:numFmt w:val="decimal"/>
+      <w:lvlText w:val="%1."/>
+      <w:lvlJc w:val="left"/>
+      <w:pPr>
+        <w:tabs>
+          <w:tab w:val="num" w:pos="720"/>
+        </w:tabs>
+        <w:ind w:left="720" w:hanging="360"/>
+      </w:pPr>
+    </w:lvl>
+    <w:lvl w:ilvl="1" w:tentative="1">
+      <w:start w:val="1"/>
+      <w:numFmt w:val="decimal"/>
+      <w:lvlText w:val="%2."/>
+      <w:lvlJc w:val="left"/>
+      <w:pPr>
+        <w:tabs>
+          <w:tab w:val="num" w:pos="1440"/>
+        </w:tabs>
+        <w:ind w:left="1440" w:hanging="360"/>
+      </w:pPr>
+    </w:lvl>
+    <w:lvl w:ilvl="2" w:tentative="1">
+      <w:start w:val="1"/>
+      <w:numFmt w:val="decimal"/>
+      <w:lvlText w:val="%3."/>
+      <w:lvlJc w:val="left"/>
+      <w:pPr>
+        <w:tabs>
+          <w:tab w:val="num" w:pos="2160"/>
+        </w:tabs>
+        <w:ind w:left="2160" w:hanging="360"/>
+      </w:pPr>
+    </w:lvl>
+    <w:lvl w:ilvl="3" w:tentative="1">
+      <w:start w:val="1"/>
+      <w:numFmt w:val="decimal"/>
+      <w:lvlText w:val="%4."/>
+      <w:lvlJc w:val="left"/>
+      <w:pPr>
+        <w:tabs>
+          <w:tab w:val="num" w:pos="2880"/>
+        </w:tabs>
+        <w:ind w:left="2880" w:hanging="360"/>
+      </w:pPr>
+    </w:lvl>
+    <w:lvl w:ilvl="4" w:tentative="1">
+      <w:start w:val="1"/>
+      <w:numFmt w:val="decimal"/>
+      <w:lvlText w:val="%5."/>
+      <w:lvlJc w:val="left"/>
+      <w:pPr>
+        <w:tabs>
+          <w:tab w:val="num" w:pos="3600"/>
+        </w:tabs>
+        <w:ind w:left="3600" w:hanging="360"/>
+      </w:pPr>
+    </w:lvl>
+    <w:lvl w:ilvl="5" w:tentative="1">
+      <w:start w:val="1"/>
+      <w:numFmt w:val="decimal"/>
+      <w:lvlText w:val="%6."/>
+      <w:lvlJc w:val="left"/>
+      <w:pPr>
+        <w:tabs>
+          <w:tab w:val="num" w:pos="4320"/>
+        </w:tabs>
+        <w:ind w:left="4320" w:hanging="360"/>
+      </w:pPr>
+    </w:lvl>
+    <w:lvl w:ilvl="6" w:tentative="1">
+      <w:start w:val="1"/>
+      <w:numFmt w:val="decimal"/>
+      <w:lvlText w:val="%7."/>
+      <w:lvlJc w:val="left"/>
+      <w:pPr>
+        <w:tabs>
+          <w:tab w:val="num" w:pos="5040"/>
+        </w:tabs>
+        <w:ind w:left="5040" w:hanging="360"/>
+      </w:pPr>
+    </w:lvl>
+    <w:lvl w:ilvl="7" w:tentative="1">
+      <w:start w:val="1"/>
+      <w:numFmt w:val="decimal"/>
+      <w:lvlText w:val="%8."/>
+      <w:lvlJc w:val="left"/>
+      <w:pPr>
+        <w:tabs>
+          <w:tab w:val="num" w:pos="5760"/>
+        </w:tabs>
+        <w:ind w:left="5760" w:hanging="360"/>
+      </w:pPr>
+    </w:lvl>
+    <w:lvl w:ilvl="8" w:tentative="1">
+      <w:start w:val="1"/>
+      <w:numFmt w:val="decimal"/>
+      <w:lvlText w:val="%9."/>
+      <w:lvlJc w:val="left"/>
+      <w:pPr>
+        <w:tabs>
+          <w:tab w:val="num" w:pos="6480"/>
+        </w:tabs>
+        <w:ind w:left="6480" w:hanging="360"/>
+      </w:pPr>
+    </w:lvl>
+  </w:abstractNum>
+  <w:abstractNum w:abstractNumId="3" w15:restartNumberingAfterBreak="0">
+    <w:nsid w:val="1AE32330"/>
+    <w:multiLevelType w:val="multilevel"/>
+    <w:tmpl w:val="658298AE"/>
+    <w:lvl w:ilvl="0">
+      <w:start w:val="3"/>
+      <w:numFmt w:val="decimal"/>
+      <w:lvlText w:val="%1."/>
+      <w:lvlJc w:val="left"/>
+      <w:pPr>
+        <w:tabs>
+          <w:tab w:val="num" w:pos="720"/>
+        </w:tabs>
+        <w:ind w:left="720" w:hanging="360"/>
+      </w:pPr>
+    </w:lvl>
+    <w:lvl w:ilvl="1" w:tentative="1">
+      <w:start w:val="1"/>
+      <w:numFmt w:val="decimal"/>
+      <w:lvlText w:val="%2."/>
+      <w:lvlJc w:val="left"/>
+      <w:pPr>
+        <w:tabs>
+          <w:tab w:val="num" w:pos="1440"/>
+        </w:tabs>
+        <w:ind w:left="1440" w:hanging="360"/>
+      </w:pPr>
+    </w:lvl>
+    <w:lvl w:ilvl="2" w:tentative="1">
+      <w:start w:val="1"/>
+      <w:numFmt w:val="decimal"/>
+      <w:lvlText w:val="%3."/>
+      <w:lvlJc w:val="left"/>
+      <w:pPr>
+        <w:tabs>
+          <w:tab w:val="num" w:pos="2160"/>
+        </w:tabs>
+        <w:ind w:left="2160" w:hanging="360"/>
+      </w:pPr>
+    </w:lvl>
+    <w:lvl w:ilvl="3" w:tentative="1">
+      <w:start w:val="1"/>
+      <w:numFmt w:val="decimal"/>
+      <w:lvlText w:val="%4."/>
+      <w:lvlJc w:val="left"/>
+      <w:pPr>
+        <w:tabs>
+          <w:tab w:val="num" w:pos="2880"/>
+        </w:tabs>
+        <w:ind w:left="2880" w:hanging="360"/>
+      </w:pPr>
+    </w:lvl>
+    <w:lvl w:ilvl="4" w:tentative="1">
+      <w:start w:val="1"/>
+      <w:numFmt w:val="decimal"/>
+      <w:lvlText w:val="%5."/>
+      <w:lvlJc w:val="left"/>
+      <w:pPr>
+        <w:tabs>
+          <w:tab w:val="num" w:pos="3600"/>
+        </w:tabs>
+        <w:ind w:left="3600" w:hanging="360"/>
+      </w:pPr>
+    </w:lvl>
+    <w:lvl w:ilvl="5" w:tentative="1">
+      <w:start w:val="1"/>
+      <w:numFmt w:val="decimal"/>
+      <w:lvlText w:val="%6."/>
+      <w:lvlJc w:val="left"/>
+      <w:pPr>
+        <w:tabs>
+          <w:tab w:val="num" w:pos="4320"/>
+        </w:tabs>
+        <w:ind w:left="4320" w:hanging="360"/>
+      </w:pPr>
+    </w:lvl>
+    <w:lvl w:ilvl="6" w:tentative="1">
+      <w:start w:val="1"/>
+      <w:numFmt w:val="decimal"/>
+      <w:lvlText w:val="%7."/>
+      <w:lvlJc w:val="left"/>
+      <w:pPr>
+        <w:tabs>
+          <w:tab w:val="num" w:pos="5040"/>
+        </w:tabs>
+        <w:ind w:left="5040" w:hanging="360"/>
+      </w:pPr>
+    </w:lvl>
+    <w:lvl w:ilvl="7" w:tentative="1">
+      <w:start w:val="1"/>
+      <w:numFmt w:val="decimal"/>
+      <w:lvlText w:val="%8."/>
+      <w:lvlJc w:val="left"/>
+      <w:pPr>
+        <w:tabs>
+          <w:tab w:val="num" w:pos="5760"/>
+        </w:tabs>
+        <w:ind w:left="5760" w:hanging="360"/>
+      </w:pPr>
+    </w:lvl>
+    <w:lvl w:ilvl="8" w:tentative="1">
+      <w:start w:val="1"/>
+      <w:numFmt w:val="decimal"/>
+      <w:lvlText w:val="%9."/>
+      <w:lvlJc w:val="left"/>
+      <w:pPr>
+        <w:tabs>
+          <w:tab w:val="num" w:pos="6480"/>
+        </w:tabs>
+        <w:ind w:left="6480" w:hanging="360"/>
+      </w:pPr>
+    </w:lvl>
+  </w:abstractNum>
+  <w:abstractNum w:abstractNumId="4" w15:restartNumberingAfterBreak="0">
+    <w:nsid w:val="24E06791"/>
+    <w:multiLevelType w:val="hybridMultilevel"/>
+    <w:tmpl w:val="DE7CE7D2"/>
+    <w:lvl w:ilvl="0" w:tplc="DFA8D292">
+      <w:start w:val="1"/>
+      <w:numFmt w:val="bullet"/>
+      <w:suff w:val="space"/>
+      <w:lvlText w:val="●"/>
+      <w:lvlJc w:val="left"/>
+      <w:pPr>
+        <w:ind w:left="240" w:hanging="180"/>
+      </w:pPr>
+    </w:lvl>
+    <w:lvl w:ilvl="1" w:tplc="C68A59CC">
+      <w:start w:val="1"/>
+      <w:numFmt w:val="bullet"/>
+      <w:suff w:val="space"/>
+      <w:lvlText w:val="○"/>
+      <w:lvlJc w:val="left"/>
+      <w:pPr>
+        <w:ind w:left="660" w:hanging="180"/>
+      </w:pPr>
+    </w:lvl>
+    <w:lvl w:ilvl="2" w:tplc="4CC8ED0A">
+      <w:start w:val="1"/>
+      <w:numFmt w:val="bullet"/>
+      <w:suff w:val="space"/>
+      <w:lvlText w:val="■"/>
+      <w:lvlJc w:val="left"/>
+      <w:pPr>
+        <w:ind w:left="1080" w:hanging="180"/>
+      </w:pPr>
+    </w:lvl>
+    <w:lvl w:ilvl="3" w:tplc="5574C902">
+      <w:start w:val="1"/>
+      <w:numFmt w:val="bullet"/>
+      <w:suff w:val="space"/>
+      <w:lvlText w:val="●"/>
+      <w:lvlJc w:val="left"/>
+      <w:pPr>
+        <w:ind w:left="1500" w:hanging="180"/>
+      </w:pPr>
+    </w:lvl>
+    <w:lvl w:ilvl="4" w:tplc="D4F674B6">
+      <w:start w:val="1"/>
+      <w:numFmt w:val="bullet"/>
+      <w:suff w:val="space"/>
+      <w:lvlText w:val="○"/>
+      <w:lvlJc w:val="left"/>
+      <w:pPr>
+        <w:ind w:left="1920" w:hanging="180"/>
+      </w:pPr>
+    </w:lvl>
+    <w:lvl w:ilvl="5" w:tplc="F78EA3A0">
+      <w:start w:val="1"/>
+      <w:numFmt w:val="bullet"/>
+      <w:suff w:val="space"/>
+      <w:lvlText w:val="■"/>
+      <w:lvlJc w:val="left"/>
+      <w:pPr>
+        <w:ind w:left="2340" w:hanging="180"/>
+      </w:pPr>
+    </w:lvl>
+    <w:lvl w:ilvl="6" w:tplc="D4F8AEA4">
+      <w:start w:val="1"/>
+      <w:numFmt w:val="bullet"/>
+      <w:suff w:val="space"/>
+      <w:lvlText w:val="●"/>
+      <w:lvlJc w:val="left"/>
+      <w:pPr>
+        <w:ind w:left="2760" w:hanging="180"/>
+      </w:pPr>
+    </w:lvl>
+    <w:lvl w:ilvl="7" w:tplc="7CDEDFE8">
+      <w:start w:val="1"/>
+      <w:numFmt w:val="bullet"/>
+      <w:suff w:val="space"/>
+      <w:lvlText w:val="○"/>
+      <w:lvlJc w:val="left"/>
+      <w:pPr>
+        <w:ind w:left="3180" w:hanging="180"/>
+      </w:pPr>
+    </w:lvl>
+    <w:lvl w:ilvl="8" w:tplc="84448C48">
+      <w:start w:val="1"/>
+      <w:numFmt w:val="bullet"/>
+      <w:suff w:val="space"/>
+      <w:lvlText w:val="■"/>
+      <w:lvlJc w:val="left"/>
+      <w:pPr>
+        <w:ind w:left="3600" w:hanging="180"/>
+      </w:pPr>
+    </w:lvl>
+  </w:abstractNum>
+  <w:abstractNum w:abstractNumId="5" w15:restartNumberingAfterBreak="0">
+    <w:nsid w:val="25724DD2"/>
+    <w:multiLevelType w:val="multilevel"/>
+    <w:tmpl w:val="7638DE9C"/>
+    <w:lvl w:ilvl="0">
+      <w:start w:val="1"/>
+      <w:numFmt w:val="bullet"/>
+      <w:lvlText w:val=""/>
+      <w:lvlJc w:val="left"/>
+      <w:pPr>
+        <w:tabs>
+          <w:tab w:val="num" w:pos="720"/>
+        </w:tabs>
+        <w:ind w:left="720" w:hanging="360"/>
+      </w:pPr>
+      <w:rPr>
+        <w:rFonts w:ascii="Symbol" w:hAnsi="Symbol" w:hint="default"/>
+        <w:sz w:val="20"/>
+      </w:rPr>
+    </w:lvl>
+    <w:lvl w:ilvl="1" w:tentative="1">
+      <w:start w:val="1"/>
+      <w:numFmt w:val="bullet"/>
+      <w:lvlText w:val=""/>
+      <w:lvlJc w:val="left"/>
+      <w:pPr>
+        <w:tabs>
+          <w:tab w:val="num" w:pos="1440"/>
+        </w:tabs>
+        <w:ind w:left="1440" w:hanging="360"/>
+      </w:pPr>
+      <w:rPr>
+        <w:rFonts w:ascii="Symbol" w:hAnsi="Symbol" w:hint="default"/>
+        <w:sz w:val="20"/>
+      </w:rPr>
+    </w:lvl>
+    <w:lvl w:ilvl="2" w:tentative="1">
+      <w:start w:val="1"/>
+      <w:numFmt w:val="bullet"/>
+      <w:lvlText w:val=""/>
+      <w:lvlJc w:val="left"/>
+      <w:pPr>
+        <w:tabs>
+          <w:tab w:val="num" w:pos="2160"/>
+        </w:tabs>
+        <w:ind w:left="2160" w:hanging="360"/>
+      </w:pPr>
+      <w:rPr>
+        <w:rFonts w:ascii="Symbol" w:hAnsi="Symbol" w:hint="default"/>
+        <w:sz w:val="20"/>
+      </w:rPr>
+    </w:lvl>
+    <w:lvl w:ilvl="3" w:tentative="1">
+      <w:start w:val="1"/>
+      <w:numFmt w:val="bullet"/>
+      <w:lvlText w:val=""/>
+      <w:lvlJc w:val="left"/>
+      <w:pPr>
+        <w:tabs>
+          <w:tab w:val="num" w:pos="2880"/>
+        </w:tabs>
+        <w:ind w:left="2880" w:hanging="360"/>
+      </w:pPr>
+      <w:rPr>
+        <w:rFonts w:ascii="Symbol" w:hAnsi="Symbol" w:hint="default"/>
+        <w:sz w:val="20"/>
+      </w:rPr>
+    </w:lvl>
+    <w:lvl w:ilvl="4" w:tentative="1">
+      <w:start w:val="1"/>
+      <w:numFmt w:val="bullet"/>
+      <w:lvlText w:val=""/>
+      <w:lvlJc w:val="left"/>
+      <w:pPr>
+        <w:tabs>
+          <w:tab w:val="num" w:pos="3600"/>
+        </w:tabs>
+        <w:ind w:left="3600" w:hanging="360"/>
+      </w:pPr>
+      <w:rPr>
+        <w:rFonts w:ascii="Symbol" w:hAnsi="Symbol" w:hint="default"/>
+        <w:sz w:val="20"/>
+      </w:rPr>
+    </w:lvl>
+    <w:lvl w:ilvl="5" w:tentative="1">
+      <w:start w:val="1"/>
+      <w:numFmt w:val="bullet"/>
+      <w:lvlText w:val=""/>
+      <w:lvlJc w:val="left"/>
+      <w:pPr>
+        <w:tabs>
+          <w:tab w:val="num" w:pos="4320"/>
+        </w:tabs>
+        <w:ind w:left="4320" w:hanging="360"/>
+      </w:pPr>
+      <w:rPr>
+        <w:rFonts w:ascii="Symbol" w:hAnsi="Symbol" w:hint="default"/>
+        <w:sz w:val="20"/>
+      </w:rPr>
+    </w:lvl>
+    <w:lvl w:ilvl="6" w:tentative="1">
+      <w:start w:val="1"/>
+      <w:numFmt w:val="bullet"/>
+      <w:lvlText w:val=""/>
+      <w:lvlJc w:val="left"/>
+      <w:pPr>
+        <w:tabs>
+          <w:tab w:val="num" w:pos="5040"/>
+        </w:tabs>
+        <w:ind w:left="5040" w:hanging="360"/>
+      </w:pPr>
+      <w:rPr>
+        <w:rFonts w:ascii="Symbol" w:hAnsi="Symbol" w:hint="default"/>
+        <w:sz w:val="20"/>
+      </w:rPr>
+    </w:lvl>
+    <w:lvl w:ilvl="7" w:tentative="1">
+      <w:start w:val="1"/>
+      <w:numFmt w:val="bullet"/>
+      <w:lvlText w:val=""/>
+      <w:lvlJc w:val="left"/>
+      <w:pPr>
+        <w:tabs>
+          <w:tab w:val="num" w:pos="5760"/>
+        </w:tabs>
+        <w:ind w:left="5760" w:hanging="360"/>
+      </w:pPr>
+      <w:rPr>
+        <w:rFonts w:ascii="Symbol" w:hAnsi="Symbol" w:hint="default"/>
+        <w:sz w:val="20"/>
+      </w:rPr>
+    </w:lvl>
+    <w:lvl w:ilvl="8" w:tentative="1">
+      <w:start w:val="1"/>
+      <w:numFmt w:val="bullet"/>
+      <w:lvlText w:val=""/>
+      <w:lvlJc w:val="left"/>
+      <w:pPr>
+        <w:tabs>
+          <w:tab w:val="num" w:pos="6480"/>
+        </w:tabs>
+        <w:ind w:left="6480" w:hanging="360"/>
+      </w:pPr>
+      <w:rPr>
+        <w:rFonts w:ascii="Symbol" w:hAnsi="Symbol" w:hint="default"/>
+        <w:sz w:val="20"/>
+      </w:rPr>
+    </w:lvl>
+  </w:abstractNum>
+  <w:abstractNum w:abstractNumId="6" w15:restartNumberingAfterBreak="0">
+    <w:nsid w:val="2B284C43"/>
+    <w:multiLevelType w:val="multilevel"/>
+    <w:tmpl w:val="B78C1466"/>
+    <w:lvl w:ilvl="0">
+      <w:start w:val="1"/>
+      <w:numFmt w:val="bullet"/>
+      <w:lvlText w:val=""/>
+      <w:lvlJc w:val="left"/>
+      <w:pPr>
+        <w:tabs>
+          <w:tab w:val="num" w:pos="720"/>
+        </w:tabs>
+        <w:ind w:left="720" w:hanging="360"/>
+      </w:pPr>
+      <w:rPr>
+        <w:rFonts w:ascii="Symbol" w:hAnsi="Symbol" w:hint="default"/>
+        <w:sz w:val="20"/>
+      </w:rPr>
+    </w:lvl>
+    <w:lvl w:ilvl="1" w:tentative="1">
+      <w:start w:val="1"/>
+      <w:numFmt w:val="bullet"/>
+      <w:lvlText w:val=""/>
+      <w:lvlJc w:val="left"/>
+      <w:pPr>
+        <w:tabs>
+          <w:tab w:val="num" w:pos="1440"/>
+        </w:tabs>
+        <w:ind w:left="1440" w:hanging="360"/>
+      </w:pPr>
+      <w:rPr>
+        <w:rFonts w:ascii="Symbol" w:hAnsi="Symbol" w:hint="default"/>
+        <w:sz w:val="20"/>
+      </w:rPr>
+    </w:lvl>
+    <w:lvl w:ilvl="2" w:tentative="1">
+      <w:start w:val="1"/>
+      <w:numFmt w:val="bullet"/>
+      <w:lvlText w:val=""/>
+      <w:lvlJc w:val="left"/>
+      <w:pPr>
+        <w:tabs>
+          <w:tab w:val="num" w:pos="2160"/>
+        </w:tabs>
+        <w:ind w:left="2160" w:hanging="360"/>
+      </w:pPr>
+      <w:rPr>
+        <w:rFonts w:ascii="Symbol" w:hAnsi="Symbol" w:hint="default"/>
+        <w:sz w:val="20"/>
+      </w:rPr>
+    </w:lvl>
+    <w:lvl w:ilvl="3" w:tentative="1">
+      <w:start w:val="1"/>
+      <w:numFmt w:val="bullet"/>
+      <w:lvlText w:val=""/>
+      <w:lvlJc w:val="left"/>
+      <w:pPr>
+        <w:tabs>
+          <w:tab w:val="num" w:pos="2880"/>
+        </w:tabs>
+        <w:ind w:left="2880" w:hanging="360"/>
+      </w:pPr>
+      <w:rPr>
+        <w:rFonts w:ascii="Symbol" w:hAnsi="Symbol" w:hint="default"/>
+        <w:sz w:val="20"/>
+      </w:rPr>
+    </w:lvl>
+    <w:lvl w:ilvl="4" w:tentative="1">
+      <w:start w:val="1"/>
+      <w:numFmt w:val="bullet"/>
+      <w:lvlText w:val=""/>
+      <w:lvlJc w:val="left"/>
+      <w:pPr>
+        <w:tabs>
+          <w:tab w:val="num" w:pos="3600"/>
+        </w:tabs>
+        <w:ind w:left="3600" w:hanging="360"/>
+      </w:pPr>
+      <w:rPr>
+        <w:rFonts w:ascii="Symbol" w:hAnsi="Symbol" w:hint="default"/>
+        <w:sz w:val="20"/>
+      </w:rPr>
+    </w:lvl>
+    <w:lvl w:ilvl="5" w:tentative="1">
+      <w:start w:val="1"/>
+      <w:numFmt w:val="bullet"/>
+      <w:lvlText w:val=""/>
+      <w:lvlJc w:val="left"/>
+      <w:pPr>
+        <w:tabs>
+          <w:tab w:val="num" w:pos="4320"/>
+        </w:tabs>
+        <w:ind w:left="4320" w:hanging="360"/>
+      </w:pPr>
+      <w:rPr>
+        <w:rFonts w:ascii="Symbol" w:hAnsi="Symbol" w:hint="default"/>
+        <w:sz w:val="20"/>
+      </w:rPr>
+    </w:lvl>
+    <w:lvl w:ilvl="6" w:tentative="1">
+      <w:start w:val="1"/>
+      <w:numFmt w:val="bullet"/>
+      <w:lvlText w:val=""/>
+      <w:lvlJc w:val="left"/>
+      <w:pPr>
+        <w:tabs>
+          <w:tab w:val="num" w:pos="5040"/>
+        </w:tabs>
+        <w:ind w:left="5040" w:hanging="360"/>
+      </w:pPr>
+      <w:rPr>
+        <w:rFonts w:ascii="Symbol" w:hAnsi="Symbol" w:hint="default"/>
+        <w:sz w:val="20"/>
+      </w:rPr>
+    </w:lvl>
+    <w:lvl w:ilvl="7" w:tentative="1">
+      <w:start w:val="1"/>
+      <w:numFmt w:val="bullet"/>
+      <w:lvlText w:val=""/>
+      <w:lvlJc w:val="left"/>
+      <w:pPr>
+        <w:tabs>
+          <w:tab w:val="num" w:pos="5760"/>
+        </w:tabs>
+        <w:ind w:left="5760" w:hanging="360"/>
+      </w:pPr>
+      <w:rPr>
+        <w:rFonts w:ascii="Symbol" w:hAnsi="Symbol" w:hint="default"/>
+        <w:sz w:val="20"/>
+      </w:rPr>
+    </w:lvl>
+    <w:lvl w:ilvl="8" w:tentative="1">
+      <w:start w:val="1"/>
+      <w:numFmt w:val="bullet"/>
+      <w:lvlText w:val=""/>
+      <w:lvlJc w:val="left"/>
+      <w:pPr>
+        <w:tabs>
+          <w:tab w:val="num" w:pos="6480"/>
+        </w:tabs>
+        <w:ind w:left="6480" w:hanging="360"/>
+      </w:pPr>
+      <w:rPr>
+        <w:rFonts w:ascii="Symbol" w:hAnsi="Symbol" w:hint="default"/>
+        <w:sz w:val="20"/>
+      </w:rPr>
+    </w:lvl>
+  </w:abstractNum>
+  <w:abstractNum w:abstractNumId="7" w15:restartNumberingAfterBreak="0">
+    <w:nsid w:val="2BB50C9F"/>
+    <w:multiLevelType w:val="hybridMultilevel"/>
+    <w:tmpl w:val="A686D30C"/>
+    <w:lvl w:ilvl="0" w:tplc="04090001">
+      <w:start w:val="1"/>
+      <w:numFmt w:val="bullet"/>
+      <w:lvlText w:val=""/>
+      <w:lvlJc w:val="left"/>
+      <w:pPr>
+        <w:ind w:left="720" w:hanging="360"/>
+      </w:pPr>
+      <w:rPr>
+        <w:rFonts w:ascii="Symbol" w:hAnsi="Symbol" w:hint="default"/>
+      </w:rPr>
+    </w:lvl>
+    <w:lvl w:ilvl="1" w:tplc="04090003" w:tentative="1">
+      <w:start w:val="1"/>
+      <w:numFmt w:val="bullet"/>
+      <w:lvlText w:val="o"/>
+      <w:lvlJc w:val="left"/>
+      <w:pPr>
+        <w:ind w:left="1440" w:hanging="360"/>
+      </w:pPr>
+      <w:rPr>
+        <w:rFonts w:ascii="Courier New" w:hAnsi="Courier New" w:cs="Courier New" w:hint="default"/>
+      </w:rPr>
+    </w:lvl>
+    <w:lvl w:ilvl="2" w:tplc="04090005" w:tentative="1">
+      <w:start w:val="1"/>
+      <w:numFmt w:val="bullet"/>
+      <w:lvlText w:val=""/>
+      <w:lvlJc w:val="left"/>
+      <w:pPr>
+        <w:ind w:left="2160" w:hanging="360"/>
+      </w:pPr>
+      <w:rPr>
+        <w:rFonts w:ascii="Wingdings" w:hAnsi="Wingdings" w:hint="default"/>
+      </w:rPr>
+    </w:lvl>
+    <w:lvl w:ilvl="3" w:tplc="04090001" w:tentative="1">
+      <w:start w:val="1"/>
+      <w:numFmt w:val="bullet"/>
+      <w:lvlText w:val=""/>
+      <w:lvlJc w:val="left"/>
+      <w:pPr>
+        <w:ind w:left="2880" w:hanging="360"/>
+      </w:pPr>
+      <w:rPr>
+        <w:rFonts w:ascii="Symbol" w:hAnsi="Symbol" w:hint="default"/>
+      </w:rPr>
+    </w:lvl>
+    <w:lvl w:ilvl="4" w:tplc="04090003" w:tentative="1">
+      <w:start w:val="1"/>
+      <w:numFmt w:val="bullet"/>
+      <w:lvlText w:val="o"/>
+      <w:lvlJc w:val="left"/>
+      <w:pPr>
+        <w:ind w:left="3600" w:hanging="360"/>
+      </w:pPr>
+      <w:rPr>
+        <w:rFonts w:ascii="Courier New" w:hAnsi="Courier New" w:cs="Courier New" w:hint="default"/>
+      </w:rPr>
+    </w:lvl>
+    <w:lvl w:ilvl="5" w:tplc="04090005" w:tentative="1">
+      <w:start w:val="1"/>
+      <w:numFmt w:val="bullet"/>
+      <w:lvlText w:val=""/>
+      <w:lvlJc w:val="left"/>
+      <w:pPr>
+        <w:ind w:left="4320" w:hanging="360"/>
+      </w:pPr>
+      <w:rPr>
+        <w:rFonts w:ascii="Wingdings" w:hAnsi="Wingdings" w:hint="default"/>
+      </w:rPr>
+    </w:lvl>
+    <w:lvl w:ilvl="6" w:tplc="04090001" w:tentative="1">
+      <w:start w:val="1"/>
+      <w:numFmt w:val="bullet"/>
+      <w:lvlText w:val=""/>
+      <w:lvlJc w:val="left"/>
+      <w:pPr>
+        <w:ind w:left="5040" w:hanging="360"/>
+      </w:pPr>
+      <w:rPr>
+        <w:rFonts w:ascii="Symbol" w:hAnsi="Symbol" w:hint="default"/>
+      </w:rPr>
+    </w:lvl>
+    <w:lvl w:ilvl="7" w:tplc="04090003" w:tentative="1">
+      <w:start w:val="1"/>
+      <w:numFmt w:val="bullet"/>
+      <w:lvlText w:val="o"/>
+      <w:lvlJc w:val="left"/>
+      <w:pPr>
+        <w:ind w:left="5760" w:hanging="360"/>
+      </w:pPr>
+      <w:rPr>
+        <w:rFonts w:ascii="Courier New" w:hAnsi="Courier New" w:cs="Courier New" w:hint="default"/>
+      </w:rPr>
+    </w:lvl>
+    <w:lvl w:ilvl="8" w:tplc="04090005" w:tentative="1">
+      <w:start w:val="1"/>
+      <w:numFmt w:val="bullet"/>
+      <w:lvlText w:val=""/>
+      <w:lvlJc w:val="left"/>
+      <w:pPr>
+        <w:ind w:left="6480" w:hanging="360"/>
+      </w:pPr>
+      <w:rPr>
+        <w:rFonts w:ascii="Wingdings" w:hAnsi="Wingdings" w:hint="default"/>
+      </w:rPr>
+    </w:lvl>
+  </w:abstractNum>
+  <w:abstractNum w:abstractNumId="8" w15:restartNumberingAfterBreak="0">
+    <w:nsid w:val="387065E0"/>
+    <w:multiLevelType w:val="multilevel"/>
+    <w:tmpl w:val="322E5760"/>
+    <w:lvl w:ilvl="0">
+      <w:start w:val="2"/>
+      <w:numFmt w:val="decimal"/>
+      <w:lvlText w:val="%1."/>
+      <w:lvlJc w:val="left"/>
+      <w:pPr>
+        <w:tabs>
+          <w:tab w:val="num" w:pos="720"/>
+        </w:tabs>
+        <w:ind w:left="720" w:hanging="360"/>
+      </w:pPr>
+    </w:lvl>
+    <w:lvl w:ilvl="1" w:tentative="1">
+      <w:start w:val="1"/>
+      <w:numFmt w:val="decimal"/>
+      <w:lvlText w:val="%2."/>
+      <w:lvlJc w:val="left"/>
+      <w:pPr>
+        <w:tabs>
+          <w:tab w:val="num" w:pos="1440"/>
+        </w:tabs>
+        <w:ind w:left="1440" w:hanging="360"/>
+      </w:pPr>
+    </w:lvl>
+    <w:lvl w:ilvl="2" w:tentative="1">
+      <w:start w:val="1"/>
+      <w:numFmt w:val="decimal"/>
+      <w:lvlText w:val="%3."/>
+      <w:lvlJc w:val="left"/>
+      <w:pPr>
+        <w:tabs>
+          <w:tab w:val="num" w:pos="2160"/>
+        </w:tabs>
+        <w:ind w:left="2160" w:hanging="360"/>
+      </w:pPr>
+    </w:lvl>
+    <w:lvl w:ilvl="3" w:tentative="1">
+      <w:start w:val="1"/>
+      <w:numFmt w:val="decimal"/>
+      <w:lvlText w:val="%4."/>
+      <w:lvlJc w:val="left"/>
+      <w:pPr>
+        <w:tabs>
+          <w:tab w:val="num" w:pos="2880"/>
+        </w:tabs>
+        <w:ind w:left="2880" w:hanging="360"/>
+      </w:pPr>
+    </w:lvl>
+    <w:lvl w:ilvl="4" w:tentative="1">
+      <w:start w:val="1"/>
+      <w:numFmt w:val="decimal"/>
+      <w:lvlText w:val="%5."/>
+      <w:lvlJc w:val="left"/>
+      <w:pPr>
+        <w:tabs>
+          <w:tab w:val="num" w:pos="3600"/>
+        </w:tabs>
+        <w:ind w:left="3600" w:hanging="360"/>
+      </w:pPr>
+    </w:lvl>
+    <w:lvl w:ilvl="5" w:tentative="1">
+      <w:start w:val="1"/>
+      <w:numFmt w:val="decimal"/>
+      <w:lvlText w:val="%6."/>
+      <w:lvlJc w:val="left"/>
+      <w:pPr>
+        <w:tabs>
+          <w:tab w:val="num" w:pos="4320"/>
+        </w:tabs>
+        <w:ind w:left="4320" w:hanging="360"/>
+      </w:pPr>
+    </w:lvl>
+    <w:lvl w:ilvl="6" w:tentative="1">
+      <w:start w:val="1"/>
+      <w:numFmt w:val="decimal"/>
+      <w:lvlText w:val="%7."/>
+      <w:lvlJc w:val="left"/>
+      <w:pPr>
+        <w:tabs>
+          <w:tab w:val="num" w:pos="5040"/>
+        </w:tabs>
+        <w:ind w:left="5040" w:hanging="360"/>
+      </w:pPr>
+    </w:lvl>
+    <w:lvl w:ilvl="7" w:tentative="1">
+      <w:start w:val="1"/>
+      <w:numFmt w:val="decimal"/>
+      <w:lvlText w:val="%8."/>
+      <w:lvlJc w:val="left"/>
+      <w:pPr>
+        <w:tabs>
+          <w:tab w:val="num" w:pos="5760"/>
+        </w:tabs>
+        <w:ind w:left="5760" w:hanging="360"/>
+      </w:pPr>
+    </w:lvl>
+    <w:lvl w:ilvl="8" w:tentative="1">
+      <w:start w:val="1"/>
+      <w:numFmt w:val="decimal"/>
+      <w:lvlText w:val="%9."/>
+      <w:lvlJc w:val="left"/>
+      <w:pPr>
+        <w:tabs>
+          <w:tab w:val="num" w:pos="6480"/>
+        </w:tabs>
+        <w:ind w:left="6480" w:hanging="360"/>
+      </w:pPr>
+    </w:lvl>
+  </w:abstractNum>
+  <w:abstractNum w:abstractNumId="9" w15:restartNumberingAfterBreak="0">
+    <w:nsid w:val="3DC90C42"/>
+    <w:multiLevelType w:val="hybridMultilevel"/>
+    <w:tmpl w:val="ED429128"/>
+    <w:lvl w:ilvl="0" w:tplc="0409000F">
+      <w:start w:val="1"/>
+      <w:numFmt w:val="decimal"/>
+      <w:lvlText w:val="%1."/>
+      <w:lvlJc w:val="left"/>
+      <w:pPr>
+        <w:ind w:left="740" w:hanging="360"/>
+      </w:pPr>
+    </w:lvl>
+    <w:lvl w:ilvl="1" w:tplc="04090019" w:tentative="1">
+      <w:start w:val="1"/>
+      <w:numFmt w:val="lowerLetter"/>
+      <w:lvlText w:val="%2."/>
+      <w:lvlJc w:val="left"/>
+      <w:pPr>
+        <w:ind w:left="1460" w:hanging="360"/>
+      </w:pPr>
+    </w:lvl>
+    <w:lvl w:ilvl="2" w:tplc="0409001B" w:tentative="1">
+      <w:start w:val="1"/>
+      <w:numFmt w:val="lowerRoman"/>
+      <w:lvlText w:val="%3."/>
+      <w:lvlJc w:val="right"/>
+      <w:pPr>
+        <w:ind w:left="2180" w:hanging="180"/>
+      </w:pPr>
+    </w:lvl>
+    <w:lvl w:ilvl="3" w:tplc="0409000F" w:tentative="1">
+      <w:start w:val="1"/>
+      <w:numFmt w:val="decimal"/>
+      <w:lvlText w:val="%4."/>
+      <w:lvlJc w:val="left"/>
+      <w:pPr>
+        <w:ind w:left="2900" w:hanging="360"/>
+      </w:pPr>
+    </w:lvl>
+    <w:lvl w:ilvl="4" w:tplc="04090019" w:tentative="1">
+      <w:start w:val="1"/>
+      <w:numFmt w:val="lowerLetter"/>
+      <w:lvlText w:val="%5."/>
+      <w:lvlJc w:val="left"/>
+      <w:pPr>
+        <w:ind w:left="3620" w:hanging="360"/>
+      </w:pPr>
+    </w:lvl>
+    <w:lvl w:ilvl="5" w:tplc="0409001B" w:tentative="1">
+      <w:start w:val="1"/>
+      <w:numFmt w:val="lowerRoman"/>
+      <w:lvlText w:val="%6."/>
+      <w:lvlJc w:val="right"/>
+      <w:pPr>
+        <w:ind w:left="4340" w:hanging="180"/>
+      </w:pPr>
+    </w:lvl>
+    <w:lvl w:ilvl="6" w:tplc="0409000F" w:tentative="1">
+      <w:start w:val="1"/>
+      <w:numFmt w:val="decimal"/>
+      <w:lvlText w:val="%7."/>
+      <w:lvlJc w:val="left"/>
+      <w:pPr>
+        <w:ind w:left="5060" w:hanging="360"/>
+      </w:pPr>
+    </w:lvl>
+    <w:lvl w:ilvl="7" w:tplc="04090019" w:tentative="1">
+      <w:start w:val="1"/>
+      <w:numFmt w:val="lowerLetter"/>
+      <w:lvlText w:val="%8."/>
+      <w:lvlJc w:val="left"/>
+      <w:pPr>
+        <w:ind w:left="5780" w:hanging="360"/>
+      </w:pPr>
+    </w:lvl>
+    <w:lvl w:ilvl="8" w:tplc="0409001B" w:tentative="1">
+      <w:start w:val="1"/>
+      <w:numFmt w:val="lowerRoman"/>
+      <w:lvlText w:val="%9."/>
+      <w:lvlJc w:val="right"/>
+      <w:pPr>
+        <w:ind w:left="6500" w:hanging="180"/>
+      </w:pPr>
+    </w:lvl>
+  </w:abstractNum>
+  <w:abstractNum w:abstractNumId="10" w15:restartNumberingAfterBreak="0">
+    <w:nsid w:val="581A208E"/>
+    <w:multiLevelType w:val="multilevel"/>
+    <w:tmpl w:val="60DEC1F4"/>
+    <w:lvl w:ilvl="0">
+      <w:start w:val="3"/>
+      <w:numFmt w:val="decimal"/>
+      <w:lvlText w:val="%1."/>
+      <w:lvlJc w:val="left"/>
+      <w:pPr>
+        <w:tabs>
+          <w:tab w:val="num" w:pos="720"/>
+        </w:tabs>
+        <w:ind w:left="720" w:hanging="360"/>
+      </w:pPr>
+    </w:lvl>
+    <w:lvl w:ilvl="1" w:tentative="1">
+      <w:start w:val="1"/>
+      <w:numFmt w:val="decimal"/>
+      <w:lvlText w:val="%2."/>
+      <w:lvlJc w:val="left"/>
+      <w:pPr>
+        <w:tabs>
+          <w:tab w:val="num" w:pos="1440"/>
+        </w:tabs>
+        <w:ind w:left="1440" w:hanging="360"/>
+      </w:pPr>
+    </w:lvl>
+    <w:lvl w:ilvl="2" w:tentative="1">
+      <w:start w:val="1"/>
+      <w:numFmt w:val="decimal"/>
+      <w:lvlText w:val="%3."/>
+      <w:lvlJc w:val="left"/>
+      <w:pPr>
+        <w:tabs>
+          <w:tab w:val="num" w:pos="2160"/>
+        </w:tabs>
+        <w:ind w:left="2160" w:hanging="360"/>
+      </w:pPr>
+    </w:lvl>
+    <w:lvl w:ilvl="3" w:tentative="1">
+      <w:start w:val="1"/>
+      <w:numFmt w:val="decimal"/>
+      <w:lvlText w:val="%4."/>
+      <w:lvlJc w:val="left"/>
+      <w:pPr>
+        <w:tabs>
+          <w:tab w:val="num" w:pos="2880"/>
+        </w:tabs>
+        <w:ind w:left="2880" w:hanging="360"/>
+      </w:pPr>
+    </w:lvl>
+    <w:lvl w:ilvl="4" w:tentative="1">
+      <w:start w:val="1"/>
+      <w:numFmt w:val="decimal"/>
+      <w:lvlText w:val="%5."/>
+      <w:lvlJc w:val="left"/>
+      <w:pPr>
+        <w:tabs>
+          <w:tab w:val="num" w:pos="3600"/>
+        </w:tabs>
+        <w:ind w:left="3600" w:hanging="360"/>
+      </w:pPr>
+    </w:lvl>
+    <w:lvl w:ilvl="5" w:tentative="1">
+      <w:start w:val="1"/>
+      <w:numFmt w:val="decimal"/>
+      <w:lvlText w:val="%6."/>
+      <w:lvlJc w:val="left"/>
+      <w:pPr>
+        <w:tabs>
+          <w:tab w:val="num" w:pos="4320"/>
+        </w:tabs>
+        <w:ind w:left="4320" w:hanging="360"/>
+      </w:pPr>
+    </w:lvl>
+    <w:lvl w:ilvl="6" w:tentative="1">
+      <w:start w:val="1"/>
+      <w:numFmt w:val="decimal"/>
+      <w:lvlText w:val="%7."/>
+      <w:lvlJc w:val="left"/>
+      <w:pPr>
+        <w:tabs>
+          <w:tab w:val="num" w:pos="5040"/>
+        </w:tabs>
+        <w:ind w:left="5040" w:hanging="360"/>
+      </w:pPr>
+    </w:lvl>
+    <w:lvl w:ilvl="7" w:tentative="1">
+      <w:start w:val="1"/>
+      <w:numFmt w:val="decimal"/>
+      <w:lvlText w:val="%8."/>
+      <w:lvlJc w:val="left"/>
+      <w:pPr>
+        <w:tabs>
+          <w:tab w:val="num" w:pos="5760"/>
+        </w:tabs>
+        <w:ind w:left="5760" w:hanging="360"/>
+      </w:pPr>
+    </w:lvl>
+    <w:lvl w:ilvl="8" w:tentative="1">
+      <w:start w:val="1"/>
+      <w:numFmt w:val="decimal"/>
+      <w:lvlText w:val="%9."/>
+      <w:lvlJc w:val="left"/>
+      <w:pPr>
+        <w:tabs>
+          <w:tab w:val="num" w:pos="6480"/>
+        </w:tabs>
+        <w:ind w:left="6480" w:hanging="360"/>
+      </w:pPr>
+    </w:lvl>
+  </w:abstractNum>
+  <w:abstractNum w:abstractNumId="11" w15:restartNumberingAfterBreak="0">
+    <w:nsid w:val="71DE1A6E"/>
+    <w:multiLevelType w:val="hybridMultilevel"/>
+    <w:tmpl w:val="638675C8"/>
+    <w:lvl w:ilvl="0" w:tplc="04090001">
+      <w:start w:val="1"/>
+      <w:numFmt w:val="bullet"/>
+      <w:lvlText w:val=""/>
+      <w:lvlJc w:val="left"/>
+      <w:pPr>
+        <w:ind w:left="360" w:hanging="360"/>
+      </w:pPr>
+      <w:rPr>
+        <w:rFonts w:ascii="Symbol" w:hAnsi="Symbol" w:hint="default"/>
+      </w:rPr>
+    </w:lvl>
+    <w:lvl w:ilvl="1" w:tplc="04090003" w:tentative="1">
+      <w:start w:val="1"/>
+      <w:numFmt w:val="bullet"/>
+      <w:lvlText w:val="o"/>
+      <w:lvlJc w:val="left"/>
+      <w:pPr>
+        <w:ind w:left="1080" w:hanging="360"/>
+      </w:pPr>
+      <w:rPr>
+        <w:rFonts w:ascii="Courier New" w:hAnsi="Courier New" w:cs="Courier New" w:hint="default"/>
+      </w:rPr>
+    </w:lvl>
+    <w:lvl w:ilvl="2" w:tplc="04090005" w:tentative="1">
+      <w:start w:val="1"/>
+      <w:numFmt w:val="bullet"/>
+      <w:lvlText w:val=""/>
+      <w:lvlJc w:val="left"/>
+      <w:pPr>
+        <w:ind w:left="1800" w:hanging="360"/>
+      </w:pPr>
+      <w:rPr>
+        <w:rFonts w:ascii="Wingdings" w:hAnsi="Wingdings" w:hint="default"/>
+      </w:rPr>
+    </w:lvl>
+    <w:lvl w:ilvl="3" w:tplc="04090001" w:tentative="1">
+      <w:start w:val="1"/>
+      <w:numFmt w:val="bullet"/>
+      <w:lvlText w:val=""/>
+      <w:lvlJc w:val="left"/>
+      <w:pPr>
+        <w:ind w:left="2520" w:hanging="360"/>
+      </w:pPr>
+      <w:rPr>
+        <w:rFonts w:ascii="Symbol" w:hAnsi="Symbol" w:hint="default"/>
+      </w:rPr>
+    </w:lvl>
+    <w:lvl w:ilvl="4" w:tplc="04090003" w:tentative="1">
+      <w:start w:val="1"/>
+      <w:numFmt w:val="bullet"/>
+      <w:lvlText w:val="o"/>
+      <w:lvlJc w:val="left"/>
+      <w:pPr>
+        <w:ind w:left="3240" w:hanging="360"/>
+      </w:pPr>
+      <w:rPr>
+        <w:rFonts w:ascii="Courier New" w:hAnsi="Courier New" w:cs="Courier New" w:hint="default"/>
+      </w:rPr>
+    </w:lvl>
+    <w:lvl w:ilvl="5" w:tplc="04090005" w:tentative="1">
+      <w:start w:val="1"/>
+      <w:numFmt w:val="bullet"/>
+      <w:lvlText w:val=""/>
+      <w:lvlJc w:val="left"/>
+      <w:pPr>
+        <w:ind w:left="3960" w:hanging="360"/>
+      </w:pPr>
+      <w:rPr>
+        <w:rFonts w:ascii="Wingdings" w:hAnsi="Wingdings" w:hint="default"/>
+      </w:rPr>
+    </w:lvl>
+    <w:lvl w:ilvl="6" w:tplc="04090001" w:tentative="1">
+      <w:start w:val="1"/>
+      <w:numFmt w:val="bullet"/>
+      <w:lvlText w:val=""/>
+      <w:lvlJc w:val="left"/>
+      <w:pPr>
+        <w:ind w:left="4680" w:hanging="360"/>
+      </w:pPr>
+      <w:rPr>
+        <w:rFonts w:ascii="Symbol" w:hAnsi="Symbol" w:hint="default"/>
+      </w:rPr>
+    </w:lvl>
+    <w:lvl w:ilvl="7" w:tplc="04090003" w:tentative="1">
+      <w:start w:val="1"/>
+      <w:numFmt w:val="bullet"/>
+      <w:lvlText w:val="o"/>
+      <w:lvlJc w:val="left"/>
+      <w:pPr>
+        <w:ind w:left="5400" w:hanging="360"/>
+      </w:pPr>
+      <w:rPr>
+        <w:rFonts w:ascii="Courier New" w:hAnsi="Courier New" w:cs="Courier New" w:hint="default"/>
+      </w:rPr>
+    </w:lvl>
+    <w:lvl w:ilvl="8" w:tplc="04090005" w:tentative="1">
+      <w:start w:val="1"/>
+      <w:numFmt w:val="bullet"/>
+      <w:lvlText w:val=""/>
+      <w:lvlJc w:val="left"/>
+      <w:pPr>
+        <w:ind w:left="6120" w:hanging="360"/>
+      </w:pPr>
+      <w:rPr>
+        <w:rFonts w:ascii="Wingdings" w:hAnsi="Wingdings" w:hint="default"/>
+      </w:rPr>
+    </w:lvl>
+  </w:abstractNum>
+  <w:abstractNum w:abstractNumId="12" w15:restartNumberingAfterBreak="0">
+    <w:nsid w:val="74F82523"/>
+    <w:multiLevelType w:val="multilevel"/>
+    <w:tmpl w:val="F7D4117E"/>
+    <w:lvl w:ilvl="0">
+      <w:start w:val="1"/>
+      <w:numFmt w:val="bullet"/>
+      <w:lvlText w:val=""/>
+      <w:lvlJc w:val="left"/>
+      <w:pPr>
+        <w:tabs>
+          <w:tab w:val="num" w:pos="720"/>
+        </w:tabs>
+        <w:ind w:left="720" w:hanging="360"/>
+      </w:pPr>
+      <w:rPr>
+        <w:rFonts w:ascii="Symbol" w:hAnsi="Symbol" w:hint="default"/>
+        <w:sz w:val="20"/>
+      </w:rPr>
+    </w:lvl>
+    <w:lvl w:ilvl="1" w:tentative="1">
+      <w:start w:val="1"/>
+      <w:numFmt w:val="bullet"/>
+      <w:lvlText w:val=""/>
+      <w:lvlJc w:val="left"/>
+      <w:pPr>
+        <w:tabs>
+          <w:tab w:val="num" w:pos="1440"/>
+        </w:tabs>
+        <w:ind w:left="1440" w:hanging="360"/>
+      </w:pPr>
+      <w:rPr>
+        <w:rFonts w:ascii="Symbol" w:hAnsi="Symbol" w:hint="default"/>
+        <w:sz w:val="20"/>
+      </w:rPr>
+    </w:lvl>
+    <w:lvl w:ilvl="2" w:tentative="1">
+      <w:start w:val="1"/>
+      <w:numFmt w:val="bullet"/>
+      <w:lvlText w:val=""/>
+      <w:lvlJc w:val="left"/>
+      <w:pPr>
+        <w:tabs>
+          <w:tab w:val="num" w:pos="2160"/>
+        </w:tabs>
+        <w:ind w:left="2160" w:hanging="360"/>
+      </w:pPr>
+      <w:rPr>
+        <w:rFonts w:ascii="Symbol" w:hAnsi="Symbol" w:hint="default"/>
+        <w:sz w:val="20"/>
+      </w:rPr>
+    </w:lvl>
+    <w:lvl w:ilvl="3" w:tentative="1">
+      <w:start w:val="1"/>
+      <w:numFmt w:val="bullet"/>
+      <w:lvlText w:val=""/>
+      <w:lvlJc w:val="left"/>
+      <w:pPr>
+        <w:tabs>
+          <w:tab w:val="num" w:pos="2880"/>
+        </w:tabs>
+        <w:ind w:left="2880" w:hanging="360"/>
+      </w:pPr>
+      <w:rPr>
+        <w:rFonts w:ascii="Symbol" w:hAnsi="Symbol" w:hint="default"/>
+        <w:sz w:val="20"/>
+      </w:rPr>
+    </w:lvl>
+    <w:lvl w:ilvl="4" w:tentative="1">
+      <w:start w:val="1"/>
+      <w:numFmt w:val="bullet"/>
+      <w:lvlText w:val=""/>
+      <w:lvlJc w:val="left"/>
+      <w:pPr>
+        <w:tabs>
+          <w:tab w:val="num" w:pos="3600"/>
+        </w:tabs>
+        <w:ind w:left="3600" w:hanging="360"/>
+      </w:pPr>
+      <w:rPr>
+        <w:rFonts w:ascii="Symbol" w:hAnsi="Symbol" w:hint="default"/>
+        <w:sz w:val="20"/>
+      </w:rPr>
+    </w:lvl>
+    <w:lvl w:ilvl="5" w:tentative="1">
+      <w:start w:val="1"/>
+      <w:numFmt w:val="bullet"/>
+      <w:lvlText w:val=""/>
+      <w:lvlJc w:val="left"/>
+      <w:pPr>
+        <w:tabs>
+          <w:tab w:val="num" w:pos="4320"/>
+        </w:tabs>
+        <w:ind w:left="4320" w:hanging="360"/>
+      </w:pPr>
+      <w:rPr>
+        <w:rFonts w:ascii="Symbol" w:hAnsi="Symbol" w:hint="default"/>
+        <w:sz w:val="20"/>
+      </w:rPr>
+    </w:lvl>
+    <w:lvl w:ilvl="6" w:tentative="1">
+      <w:start w:val="1"/>
+      <w:numFmt w:val="bullet"/>
+      <w:lvlText w:val=""/>
+      <w:lvlJc w:val="left"/>
+      <w:pPr>
+        <w:tabs>
+          <w:tab w:val="num" w:pos="5040"/>
+        </w:tabs>
+        <w:ind w:left="5040" w:hanging="360"/>
+      </w:pPr>
+      <w:rPr>
+        <w:rFonts w:ascii="Symbol" w:hAnsi="Symbol" w:hint="default"/>
+        <w:sz w:val="20"/>
+      </w:rPr>
+    </w:lvl>
+    <w:lvl w:ilvl="7" w:tentative="1">
+      <w:start w:val="1"/>
+      <w:numFmt w:val="bullet"/>
+      <w:lvlText w:val=""/>
+      <w:lvlJc w:val="left"/>
+      <w:pPr>
+        <w:tabs>
+          <w:tab w:val="num" w:pos="5760"/>
+        </w:tabs>
+        <w:ind w:left="5760" w:hanging="360"/>
+      </w:pPr>
+      <w:rPr>
+        <w:rFonts w:ascii="Symbol" w:hAnsi="Symbol" w:hint="default"/>
+        <w:sz w:val="20"/>
+      </w:rPr>
+    </w:lvl>
+    <w:lvl w:ilvl="8" w:tentative="1">
+      <w:start w:val="1"/>
+      <w:numFmt w:val="bullet"/>
+      <w:lvlText w:val=""/>
+      <w:lvlJc w:val="left"/>
+      <w:pPr>
+        <w:tabs>
+          <w:tab w:val="num" w:pos="6480"/>
+        </w:tabs>
+        <w:ind w:left="6480" w:hanging="360"/>
+      </w:pPr>
+      <w:rPr>
+        <w:rFonts w:ascii="Symbol" w:hAnsi="Symbol" w:hint="default"/>
+        <w:sz w:val="20"/>
+      </w:rPr>
+    </w:lvl>
+  </w:abstractNum>
+  <w:abstractNum w:abstractNumId="13" w15:restartNumberingAfterBreak="0">
+    <w:nsid w:val="780058A4"/>
+    <w:multiLevelType w:val="multilevel"/>
+    <w:tmpl w:val="95B0EF1A"/>
+    <w:lvl w:ilvl="0">
+      <w:start w:val="1"/>
+      <w:numFmt w:val="bullet"/>
+      <w:lvlText w:val=""/>
+      <w:lvlJc w:val="left"/>
+      <w:pPr>
+        <w:tabs>
+          <w:tab w:val="num" w:pos="720"/>
+        </w:tabs>
+        <w:ind w:left="720" w:hanging="360"/>
+      </w:pPr>
+      <w:rPr>
+        <w:rFonts w:ascii="Symbol" w:hAnsi="Symbol" w:hint="default"/>
+        <w:sz w:val="20"/>
+      </w:rPr>
+    </w:lvl>
+    <w:lvl w:ilvl="1" w:tentative="1">
+      <w:start w:val="1"/>
+      <w:numFmt w:val="bullet"/>
+      <w:lvlText w:val=""/>
+      <w:lvlJc w:val="left"/>
+      <w:pPr>
+        <w:tabs>
+          <w:tab w:val="num" w:pos="1440"/>
+        </w:tabs>
+        <w:ind w:left="1440" w:hanging="360"/>
+      </w:pPr>
+      <w:rPr>
+        <w:rFonts w:ascii="Symbol" w:hAnsi="Symbol" w:hint="default"/>
+        <w:sz w:val="20"/>
+      </w:rPr>
+    </w:lvl>
+    <w:lvl w:ilvl="2" w:tentative="1">
+      <w:start w:val="1"/>
+      <w:numFmt w:val="bullet"/>
+      <w:lvlText w:val=""/>
+      <w:lvlJc w:val="left"/>
+      <w:pPr>
+        <w:tabs>
+          <w:tab w:val="num" w:pos="2160"/>
+        </w:tabs>
+        <w:ind w:left="2160" w:hanging="360"/>
+      </w:pPr>
+      <w:rPr>
+        <w:rFonts w:ascii="Symbol" w:hAnsi="Symbol" w:hint="default"/>
+        <w:sz w:val="20"/>
+      </w:rPr>
+    </w:lvl>
+    <w:lvl w:ilvl="3" w:tentative="1">
+      <w:start w:val="1"/>
+      <w:numFmt w:val="bullet"/>
+      <w:lvlText w:val=""/>
+      <w:lvlJc w:val="left"/>
+      <w:pPr>
+        <w:tabs>
+          <w:tab w:val="num" w:pos="2880"/>
+        </w:tabs>
+        <w:ind w:left="2880" w:hanging="360"/>
+      </w:pPr>
+      <w:rPr>
+        <w:rFonts w:ascii="Symbol" w:hAnsi="Symbol" w:hint="default"/>
+        <w:sz w:val="20"/>
+      </w:rPr>
+    </w:lvl>
+    <w:lvl w:ilvl="4" w:tentative="1">
+      <w:start w:val="1"/>
+      <w:numFmt w:val="bullet"/>
+      <w:lvlText w:val=""/>
+      <w:lvlJc w:val="left"/>
+      <w:pPr>
+        <w:tabs>
+          <w:tab w:val="num" w:pos="3600"/>
+        </w:tabs>
+        <w:ind w:left="3600" w:hanging="360"/>
+      </w:pPr>
+      <w:rPr>
+        <w:rFonts w:ascii="Symbol" w:hAnsi="Symbol" w:hint="default"/>
+        <w:sz w:val="20"/>
+      </w:rPr>
+    </w:lvl>
+    <w:lvl w:ilvl="5" w:tentative="1">
+      <w:start w:val="1"/>
+      <w:numFmt w:val="bullet"/>
+      <w:lvlText w:val=""/>
+      <w:lvlJc w:val="left"/>
+      <w:pPr>
+        <w:tabs>
+          <w:tab w:val="num" w:pos="4320"/>
+        </w:tabs>
+        <w:ind w:left="4320" w:hanging="360"/>
+      </w:pPr>
+      <w:rPr>
+        <w:rFonts w:ascii="Symbol" w:hAnsi="Symbol" w:hint="default"/>
+        <w:sz w:val="20"/>
+      </w:rPr>
+    </w:lvl>
+    <w:lvl w:ilvl="6" w:tentative="1">
+      <w:start w:val="1"/>
+      <w:numFmt w:val="bullet"/>
+      <w:lvlText w:val=""/>
+      <w:lvlJc w:val="left"/>
+      <w:pPr>
+        <w:tabs>
+          <w:tab w:val="num" w:pos="5040"/>
+        </w:tabs>
+        <w:ind w:left="5040" w:hanging="360"/>
+      </w:pPr>
+      <w:rPr>
+        <w:rFonts w:ascii="Symbol" w:hAnsi="Symbol" w:hint="default"/>
+        <w:sz w:val="20"/>
+      </w:rPr>
+    </w:lvl>
+    <w:lvl w:ilvl="7" w:tentative="1">
+      <w:start w:val="1"/>
+      <w:numFmt w:val="bullet"/>
+      <w:lvlText w:val=""/>
+      <w:lvlJc w:val="left"/>
+      <w:pPr>
+        <w:tabs>
+          <w:tab w:val="num" w:pos="5760"/>
+        </w:tabs>
+        <w:ind w:left="5760" w:hanging="360"/>
+      </w:pPr>
+      <w:rPr>
+        <w:rFonts w:ascii="Symbol" w:hAnsi="Symbol" w:hint="default"/>
+        <w:sz w:val="20"/>
+      </w:rPr>
+    </w:lvl>
+    <w:lvl w:ilvl="8" w:tentative="1">
+      <w:start w:val="1"/>
+      <w:numFmt w:val="bullet"/>
+      <w:lvlText w:val=""/>
+      <w:lvlJc w:val="left"/>
+      <w:pPr>
+        <w:tabs>
+          <w:tab w:val="num" w:pos="6480"/>
+        </w:tabs>
+        <w:ind w:left="6480" w:hanging="360"/>
+      </w:pPr>
+      <w:rPr>
+        <w:rFonts w:ascii="Symbol" w:hAnsi="Symbol" w:hint="default"/>
+        <w:sz w:val="20"/>
+      </w:rPr>
+    </w:lvl>
+  </w:abstractNum>
+  <w:num w:numId="1" w16cid:durableId="143477448">
+    <w:abstractNumId w:val="6"/>
+  </w:num>
+  <w:num w:numId="2" w16cid:durableId="953748131">
+    <w:abstractNumId w:val="12"/>
+  </w:num>
+  <w:num w:numId="3" w16cid:durableId="550768941">
+    <w:abstractNumId w:val="7"/>
+  </w:num>
+  <w:num w:numId="4" w16cid:durableId="730691867">
+    <w:abstractNumId w:val="1"/>
+  </w:num>
+  <w:num w:numId="5" w16cid:durableId="397018989">
+    <w:abstractNumId w:val="0"/>
+  </w:num>
+  <w:num w:numId="6" w16cid:durableId="1835874299">
+    <w:abstractNumId w:val="4"/>
+    <w:lvlOverride w:ilvl="0">
+      <w:startOverride w:val="1"/>
+    </w:lvlOverride>
+  </w:num>
+  <w:num w:numId="7" w16cid:durableId="716054507">
+    <w:abstractNumId w:val="4"/>
+  </w:num>
+  <w:num w:numId="8" w16cid:durableId="593055544">
+    <w:abstractNumId w:val="13"/>
+  </w:num>
+  <w:num w:numId="9" w16cid:durableId="1199123250">
+    <w:abstractNumId w:val="2"/>
+  </w:num>
+  <w:num w:numId="10" w16cid:durableId="1139227542">
+    <w:abstractNumId w:val="8"/>
+  </w:num>
+  <w:num w:numId="11" w16cid:durableId="1468817219">
+    <w:abstractNumId w:val="3"/>
+  </w:num>
+  <w:num w:numId="12" w16cid:durableId="871188335">
+    <w:abstractNumId w:val="10"/>
+  </w:num>
+  <w:num w:numId="13" w16cid:durableId="1216162233">
+    <w:abstractNumId w:val="5"/>
+  </w:num>
+  <w:num w:numId="14" w16cid:durableId="2111198339">
+    <w:abstractNumId w:val="11"/>
+  </w:num>
+  <w:num w:numId="15" w16cid:durableId="1313754812">
+    <w:abstractNumId w:val="9"/>
+  </w:num>
+</w:numbering>
+</file>
+
 <file path=word/styles.xml><?xml version="1.0" encoding="utf-8"?>
 <w:styles xmlns:mc="http://schemas.openxmlformats.org/markup-compatibility/2006" xmlns:r="http://schemas.openxmlformats.org/officeDocument/2006/relationships" xmlns:w="http://schemas.openxmlformats.org/wordprocessingml/2006/main" xmlns:w14="http://schemas.microsoft.com/office/word/2010/wordml" xmlns:w15="http://schemas.microsoft.com/office/word/2012/wordml" xmlns:w16cex="http://schemas.microsoft.com/office/word/2018/wordml/cex" xmlns:w16cid="http://schemas.microsoft.com/office/word/2016/wordml/cid" xmlns:w16="http://schemas.microsoft.com/office/word/2018/wordml" xmlns:w16du="http://schemas.microsoft.com/office/word/2023/wordml/word16du" xmlns:w16sdtdh="http://schemas.microsoft.com/office/word/2020/wordml/sdtdatahash" xmlns:w16sdtfl="http://schemas.microsoft.com/office/word/2024/wordml/sdtformatlock" xmlns:w16se="http://schemas.microsoft.com/office/word/2015/wordml/symex" mc:Ignorable="w14 w15 w16se w16cid w16 w16cex w16sdtdh w16sdtfl w16du">
   <w:docDefaults>
@@ -1011,8 +8827,8 @@
     <w:lsdException w:name="heading 1" w:uiPriority="9" w:qFormat="1"/>
     <w:lsdException w:name="heading 2" w:semiHidden="1" w:uiPriority="9" w:unhideWhenUsed="1" w:qFormat="1"/>
     <w:lsdException w:name="heading 3" w:semiHidden="1" w:uiPriority="9" w:unhideWhenUsed="1" w:qFormat="1"/>
-    <w:lsdException w:name="heading 4" w:semiHidden="1" w:uiPriority="9" w:unhideWhenUsed="1" w:qFormat="1"/>
-    <w:lsdException w:name="heading 5" w:semiHidden="1" w:uiPriority="9" w:unhideWhenUsed="1" w:qFormat="1"/>
+    <w:lsdException w:name="heading 4" w:semiHidden="1" w:uiPriority="9" w:unhideWhenUsed="1"/>
+    <w:lsdException w:name="heading 5" w:semiHidden="1" w:uiPriority="9" w:unhideWhenUsed="1"/>
     <w:lsdException w:name="heading 6" w:semiHidden="1" w:uiPriority="9" w:unhideWhenUsed="1" w:qFormat="1"/>
     <w:lsdException w:name="heading 7" w:semiHidden="1" w:uiPriority="9" w:unhideWhenUsed="1" w:qFormat="1"/>
     <w:lsdException w:name="heading 8" w:semiHidden="1" w:uiPriority="9" w:unhideWhenUsed="1" w:qFormat="1"/>
@@ -1186,7 +9002,7 @@
     <w:lsdException w:name="Medium Shading 2 Accent 1" w:uiPriority="64"/>
     <w:lsdException w:name="Medium List 1 Accent 1" w:uiPriority="65"/>
     <w:lsdException w:name="Revision" w:semiHidden="1"/>
-    <w:lsdException w:name="List Paragraph" w:uiPriority="34" w:qFormat="1"/>
+    <w:lsdException w:name="List Paragraph" w:uiPriority="0" w:qFormat="1"/>
     <w:lsdException w:name="Quote" w:uiPriority="29" w:qFormat="1"/>
     <w:lsdException w:name="Intense Quote" w:uiPriority="30" w:qFormat="1"/>
     <w:lsdException w:name="Medium List 2 Accent 1" w:uiPriority="66"/>
@@ -1387,7 +9203,7 @@
   <w:style w:type="paragraph" w:default="1" w:styleId="Normal">
     <w:name w:val="Normal"/>
     <w:qFormat/>
-    <w:rsid w:val="0063249E"/>
+    <w:rsid w:val="00732265"/>
     <w:pPr>
       <w:spacing w:after="0"/>
       <w:jc w:val="both"/>
@@ -1403,11 +9219,11 @@
     <w:link w:val="Heading1Char"/>
     <w:uiPriority w:val="9"/>
     <w:qFormat/>
-    <w:rsid w:val="00283C68"/>
+    <w:rsid w:val="00CB676E"/>
     <w:pPr>
       <w:keepNext/>
       <w:keepLines/>
-      <w:spacing w:before="360" w:after="80"/>
+      <w:spacing w:after="80"/>
       <w:outlineLvl w:val="0"/>
     </w:pPr>
     <w:rPr>
@@ -1420,48 +9236,39 @@
   </w:style>
   <w:style w:type="paragraph" w:styleId="Heading2">
     <w:name w:val="heading 2"/>
+    <w:aliases w:val="Figure"/>
     <w:basedOn w:val="Normal"/>
     <w:next w:val="Normal"/>
     <w:link w:val="Heading2Char"/>
     <w:uiPriority w:val="9"/>
     <w:unhideWhenUsed/>
     <w:qFormat/>
-    <w:rsid w:val="00E96DED"/>
+    <w:rsid w:val="00CB676E"/>
     <w:pPr>
-      <w:keepNext/>
-      <w:keepLines/>
-      <w:spacing w:before="160" w:after="80"/>
+      <w:spacing w:after="160"/>
+      <w:jc w:val="center"/>
       <w:outlineLvl w:val="1"/>
     </w:pPr>
     <w:rPr>
-      <w:rFonts w:asciiTheme="majorHAnsi" w:eastAsiaTheme="majorEastAsia" w:hAnsiTheme="majorHAnsi" w:cstheme="majorBidi"/>
-      <w:color w:val="2F5496" w:themeColor="accent1" w:themeShade="BF"/>
-      <w:sz w:val="32"/>
-      <w:szCs w:val="32"/>
+      <w:b/>
+      <w:bCs/>
     </w:rPr>
   </w:style>
   <w:style w:type="paragraph" w:styleId="Heading3">
     <w:name w:val="heading 3"/>
-    <w:basedOn w:val="Normal"/>
+    <w:aliases w:val="Table"/>
+    <w:basedOn w:val="Heading2"/>
     <w:next w:val="Normal"/>
     <w:link w:val="Heading3Char"/>
     <w:uiPriority w:val="9"/>
-    <w:semiHidden/>
     <w:unhideWhenUsed/>
     <w:qFormat/>
-    <w:rsid w:val="00E96DED"/>
+    <w:rsid w:val="00CB676E"/>
     <w:pPr>
-      <w:keepNext/>
-      <w:keepLines/>
-      <w:spacing w:before="160" w:after="80"/>
+      <w:spacing w:before="240" w:after="0"/>
+      <w:jc w:val="left"/>
       <w:outlineLvl w:val="2"/>
     </w:pPr>
-    <w:rPr>
-      <w:rFonts w:eastAsiaTheme="majorEastAsia" w:cstheme="majorBidi"/>
-      <w:color w:val="2F5496" w:themeColor="accent1" w:themeShade="BF"/>
-      <w:sz w:val="28"/>
-      <w:szCs w:val="28"/>
-    </w:rPr>
   </w:style>
   <w:style w:type="paragraph" w:styleId="Heading4">
     <w:name w:val="heading 4"/>
@@ -1469,9 +9276,7 @@
     <w:next w:val="Normal"/>
     <w:link w:val="Heading4Char"/>
     <w:uiPriority w:val="9"/>
-    <w:semiHidden/>
     <w:unhideWhenUsed/>
-    <w:qFormat/>
     <w:rsid w:val="00E96DED"/>
     <w:pPr>
       <w:keepNext/>
@@ -1494,7 +9299,6 @@
     <w:uiPriority w:val="9"/>
     <w:semiHidden/>
     <w:unhideWhenUsed/>
-    <w:qFormat/>
     <w:rsid w:val="00E96DED"/>
     <w:pPr>
       <w:keepNext/>
@@ -1596,7 +9400,6 @@
   <w:style w:type="character" w:default="1" w:styleId="DefaultParagraphFont">
     <w:name w:val="Default Paragraph Font"/>
     <w:uiPriority w:val="1"/>
-    <w:semiHidden/>
     <w:unhideWhenUsed/>
   </w:style>
   <w:style w:type="table" w:default="1" w:styleId="TableNormal">
@@ -1625,7 +9428,7 @@
     <w:basedOn w:val="DefaultParagraphFont"/>
     <w:link w:val="Heading1"/>
     <w:uiPriority w:val="9"/>
-    <w:rsid w:val="00283C68"/>
+    <w:rsid w:val="00CB676E"/>
     <w:rPr>
       <w:rFonts w:ascii="Times New Roman" w:eastAsiaTheme="majorEastAsia" w:hAnsi="Times New Roman" w:cstheme="majorBidi"/>
       <w:b/>
@@ -1636,29 +9439,28 @@
   </w:style>
   <w:style w:type="character" w:customStyle="1" w:styleId="Heading2Char">
     <w:name w:val="Heading 2 Char"/>
+    <w:aliases w:val="Figure Char"/>
     <w:basedOn w:val="DefaultParagraphFont"/>
     <w:link w:val="Heading2"/>
     <w:uiPriority w:val="9"/>
-    <w:rsid w:val="00E96DED"/>
+    <w:rsid w:val="00CB676E"/>
     <w:rPr>
-      <w:rFonts w:asciiTheme="majorHAnsi" w:eastAsiaTheme="majorEastAsia" w:hAnsiTheme="majorHAnsi" w:cstheme="majorBidi"/>
-      <w:color w:val="2F5496" w:themeColor="accent1" w:themeShade="BF"/>
-      <w:sz w:val="32"/>
-      <w:szCs w:val="32"/>
+      <w:rFonts w:ascii="Times New Roman" w:hAnsi="Times New Roman"/>
+      <w:b/>
+      <w:bCs/>
     </w:rPr>
   </w:style>
   <w:style w:type="character" w:customStyle="1" w:styleId="Heading3Char">
     <w:name w:val="Heading 3 Char"/>
+    <w:aliases w:val="Table Char"/>
     <w:basedOn w:val="DefaultParagraphFont"/>
     <w:link w:val="Heading3"/>
     <w:uiPriority w:val="9"/>
-    <w:semiHidden/>
-    <w:rsid w:val="00E96DED"/>
+    <w:rsid w:val="00CB676E"/>
     <w:rPr>
-      <w:rFonts w:eastAsiaTheme="majorEastAsia" w:cstheme="majorBidi"/>
-      <w:color w:val="2F5496" w:themeColor="accent1" w:themeShade="BF"/>
-      <w:sz w:val="28"/>
-      <w:szCs w:val="28"/>
+      <w:rFonts w:ascii="Times New Roman" w:hAnsi="Times New Roman"/>
+      <w:b/>
+      <w:bCs/>
     </w:rPr>
   </w:style>
   <w:style w:type="character" w:customStyle="1" w:styleId="Heading4Char">
@@ -1666,7 +9468,6 @@
     <w:basedOn w:val="DefaultParagraphFont"/>
     <w:link w:val="Heading4"/>
     <w:uiPriority w:val="9"/>
-    <w:semiHidden/>
     <w:rsid w:val="00E96DED"/>
     <w:rPr>
       <w:rFonts w:eastAsiaTheme="majorEastAsia" w:cstheme="majorBidi"/>
@@ -1841,7 +9642,6 @@
   <w:style w:type="paragraph" w:styleId="ListParagraph">
     <w:name w:val="List Paragraph"/>
     <w:basedOn w:val="Normal"/>
-    <w:uiPriority w:val="34"/>
     <w:qFormat/>
     <w:rsid w:val="00E96DED"/>
     <w:pPr>
@@ -1953,6 +9753,161 @@
     <w:link w:val="Footer"/>
     <w:uiPriority w:val="99"/>
     <w:rsid w:val="008F1E77"/>
+  </w:style>
+  <w:style w:type="paragraph" w:styleId="TOCHeading">
+    <w:name w:val="TOC Heading"/>
+    <w:basedOn w:val="Heading1"/>
+    <w:next w:val="Normal"/>
+    <w:uiPriority w:val="39"/>
+    <w:unhideWhenUsed/>
+    <w:qFormat/>
+    <w:rsid w:val="00CB676E"/>
+    <w:pPr>
+      <w:spacing w:before="240" w:after="0" w:line="259" w:lineRule="auto"/>
+      <w:jc w:val="left"/>
+      <w:outlineLvl w:val="9"/>
+    </w:pPr>
+    <w:rPr>
+      <w:rFonts w:asciiTheme="majorHAnsi" w:hAnsiTheme="majorHAnsi"/>
+      <w:b w:val="0"/>
+      <w:color w:val="2F5496" w:themeColor="accent1" w:themeShade="BF"/>
+      <w:kern w:val="0"/>
+      <w:szCs w:val="32"/>
+      <w14:ligatures w14:val="none"/>
+    </w:rPr>
+  </w:style>
+  <w:style w:type="paragraph" w:styleId="TOC1">
+    <w:name w:val="toc 1"/>
+    <w:basedOn w:val="Normal"/>
+    <w:next w:val="Normal"/>
+    <w:autoRedefine/>
+    <w:uiPriority w:val="39"/>
+    <w:unhideWhenUsed/>
+    <w:rsid w:val="00535F32"/>
+    <w:pPr>
+      <w:tabs>
+        <w:tab w:val="right" w:leader="dot" w:pos="9016"/>
+      </w:tabs>
+      <w:spacing w:line="360" w:lineRule="auto"/>
+    </w:pPr>
+  </w:style>
+  <w:style w:type="paragraph" w:styleId="TOC2">
+    <w:name w:val="toc 2"/>
+    <w:basedOn w:val="Normal"/>
+    <w:next w:val="Normal"/>
+    <w:autoRedefine/>
+    <w:uiPriority w:val="39"/>
+    <w:unhideWhenUsed/>
+    <w:rsid w:val="00CB676E"/>
+    <w:pPr>
+      <w:spacing w:after="100"/>
+      <w:ind w:left="240"/>
+    </w:pPr>
+  </w:style>
+  <w:style w:type="paragraph" w:styleId="TOC3">
+    <w:name w:val="toc 3"/>
+    <w:basedOn w:val="Normal"/>
+    <w:next w:val="Normal"/>
+    <w:autoRedefine/>
+    <w:uiPriority w:val="39"/>
+    <w:unhideWhenUsed/>
+    <w:rsid w:val="00CB676E"/>
+    <w:pPr>
+      <w:spacing w:after="100"/>
+      <w:ind w:left="480"/>
+    </w:pPr>
+  </w:style>
+  <w:style w:type="character" w:styleId="Hyperlink">
+    <w:name w:val="Hyperlink"/>
+    <w:basedOn w:val="DefaultParagraphFont"/>
+    <w:uiPriority w:val="99"/>
+    <w:unhideWhenUsed/>
+    <w:rsid w:val="00CB676E"/>
+    <w:rPr>
+      <w:color w:val="0563C1" w:themeColor="hyperlink"/>
+      <w:u w:val="single"/>
+    </w:rPr>
+  </w:style>
+  <w:style w:type="paragraph" w:styleId="Caption">
+    <w:name w:val="caption"/>
+    <w:basedOn w:val="Normal"/>
+    <w:next w:val="Normal"/>
+    <w:link w:val="CaptionChar"/>
+    <w:uiPriority w:val="35"/>
+    <w:unhideWhenUsed/>
+    <w:qFormat/>
+    <w:rsid w:val="00732265"/>
+    <w:pPr>
+      <w:spacing w:after="200" w:line="240" w:lineRule="auto"/>
+      <w:jc w:val="center"/>
+    </w:pPr>
+    <w:rPr>
+      <w:b/>
+      <w:bCs/>
+      <w:i/>
+      <w:iCs/>
+      <w:color w:val="000000" w:themeColor="text1"/>
+    </w:rPr>
+  </w:style>
+  <w:style w:type="paragraph" w:styleId="TableofFigures">
+    <w:name w:val="table of figures"/>
+    <w:basedOn w:val="Normal"/>
+    <w:next w:val="Normal"/>
+    <w:uiPriority w:val="99"/>
+    <w:unhideWhenUsed/>
+    <w:rsid w:val="00392FF1"/>
+  </w:style>
+  <w:style w:type="paragraph" w:customStyle="1" w:styleId="TableCaption">
+    <w:name w:val="Table Caption"/>
+    <w:basedOn w:val="Caption"/>
+    <w:link w:val="TableCaptionChar"/>
+    <w:qFormat/>
+    <w:rsid w:val="00127960"/>
+    <w:pPr>
+      <w:keepNext/>
+      <w:spacing w:before="240"/>
+    </w:pPr>
+  </w:style>
+  <w:style w:type="character" w:customStyle="1" w:styleId="CaptionChar">
+    <w:name w:val="Caption Char"/>
+    <w:basedOn w:val="DefaultParagraphFont"/>
+    <w:link w:val="Caption"/>
+    <w:uiPriority w:val="35"/>
+    <w:rsid w:val="00127960"/>
+    <w:rPr>
+      <w:rFonts w:ascii="Times New Roman" w:hAnsi="Times New Roman"/>
+      <w:b/>
+      <w:bCs/>
+      <w:i/>
+      <w:iCs/>
+      <w:color w:val="000000" w:themeColor="text1"/>
+    </w:rPr>
+  </w:style>
+  <w:style w:type="character" w:customStyle="1" w:styleId="TableCaptionChar">
+    <w:name w:val="Table Caption Char"/>
+    <w:basedOn w:val="CaptionChar"/>
+    <w:link w:val="TableCaption"/>
+    <w:rsid w:val="00127960"/>
+    <w:rPr>
+      <w:rFonts w:ascii="Times New Roman" w:hAnsi="Times New Roman"/>
+      <w:b/>
+      <w:bCs/>
+      <w:i/>
+      <w:iCs/>
+      <w:color w:val="000000" w:themeColor="text1"/>
+    </w:rPr>
+  </w:style>
+  <w:style w:type="character" w:styleId="UnresolvedMention">
+    <w:name w:val="Unresolved Mention"/>
+    <w:basedOn w:val="DefaultParagraphFont"/>
+    <w:uiPriority w:val="99"/>
+    <w:semiHidden/>
+    <w:unhideWhenUsed/>
+    <w:rsid w:val="00C51467"/>
+    <w:rPr>
+      <w:color w:val="605E5C"/>
+      <w:shd w:val="clear" w:color="auto" w:fill="E1DFDD"/>
+    </w:rPr>
   </w:style>
 </w:styles>
 </file>

--- a/Sem1/Introduction to Artificial Intelligence/project-assignment/report.docx
+++ b/Sem1/Introduction to Artificial Intelligence/project-assignment/report.docx
@@ -213,7 +213,6 @@
           <w:u w:val="single"/>
         </w:rPr>
       </w:pPr>
-      <w:proofErr w:type="spellStart"/>
       <w:r>
         <w:rPr>
           <w:b/>
@@ -221,17 +220,7 @@
           <w:szCs w:val="32"/>
           <w:u w:val="single"/>
         </w:rPr>
-        <w:t>Programme</w:t>
-      </w:r>
-      <w:proofErr w:type="spellEnd"/>
-      <w:r>
-        <w:rPr>
-          <w:b/>
-          <w:sz w:val="32"/>
-          <w:szCs w:val="32"/>
-          <w:u w:val="single"/>
-        </w:rPr>
-        <w:t xml:space="preserve"> title:</w:t>
+        <w:t>Programme title:</w:t>
       </w:r>
     </w:p>
     <w:p>
@@ -783,7 +772,21 @@
                 <w:rStyle w:val="Hyperlink"/>
                 <w:noProof/>
               </w:rPr>
-              <w:t>Model Evaluation and Visualization (Task 4)</w:t>
+              <w:t xml:space="preserve">Model Evaluation and </w:t>
+            </w:r>
+            <w:r>
+              <w:rPr>
+                <w:rStyle w:val="Hyperlink"/>
+                <w:noProof/>
+              </w:rPr>
+              <w:t>Visualisation</w:t>
+            </w:r>
+            <w:r>
+              <w:rPr>
+                <w:rStyle w:val="Hyperlink"/>
+                <w:noProof/>
+              </w:rPr>
+              <w:t xml:space="preserve"> (Task 4)</w:t>
             </w:r>
             <w:r>
               <w:rPr>
@@ -1096,7 +1099,7 @@
       <w:r>
         <w:fldChar w:fldCharType="separate"/>
       </w:r>
-      <w:hyperlink w:anchor="_Toc231085003" w:history="1">
+      <w:hyperlink w:anchor="_Toc231153111" w:history="1">
         <w:r>
           <w:rPr>
             <w:rStyle w:val="Hyperlink"/>
@@ -1123,7 +1126,7 @@
             <w:noProof/>
             <w:webHidden/>
           </w:rPr>
-          <w:instrText xml:space="preserve"> PAGEREF _Toc231085003 \h </w:instrText>
+          <w:instrText xml:space="preserve"> PAGEREF _Toc231153111 \h </w:instrText>
         </w:r>
         <w:r>
           <w:rPr>
@@ -1166,13 +1169,27 @@
           <w:noProof/>
         </w:rPr>
       </w:pPr>
-      <w:hyperlink w:anchor="_Toc231085004" w:history="1">
+      <w:hyperlink w:anchor="_Toc231153112" w:history="1">
         <w:r>
           <w:rPr>
             <w:rStyle w:val="Hyperlink"/>
             <w:noProof/>
           </w:rPr>
-          <w:t>Figure 2: Histograms of key numerical features (LIMIT_BAL, AGE, BILLAMT_SUM, LIMITBAL_LOG).</w:t>
+          <w:t xml:space="preserve">Figure 2: Histograms of key numerical features (LIMIT_BAL, AGE, </w:t>
+        </w:r>
+        <w:r>
+          <w:rPr>
+            <w:rStyle w:val="Hyperlink"/>
+            <w:noProof/>
+          </w:rPr>
+          <w:t>BILL_AMT_SUM</w:t>
+        </w:r>
+        <w:r>
+          <w:rPr>
+            <w:rStyle w:val="Hyperlink"/>
+            <w:noProof/>
+          </w:rPr>
+          <w:t>, LIMIT_BAL_LOG).</w:t>
         </w:r>
         <w:r>
           <w:rPr>
@@ -1193,7 +1210,7 @@
             <w:noProof/>
             <w:webHidden/>
           </w:rPr>
-          <w:instrText xml:space="preserve"> PAGEREF _Toc231085004 \h </w:instrText>
+          <w:instrText xml:space="preserve"> PAGEREF _Toc231153112 \h </w:instrText>
         </w:r>
         <w:r>
           <w:rPr>
@@ -1236,7 +1253,7 @@
           <w:noProof/>
         </w:rPr>
       </w:pPr>
-      <w:hyperlink w:anchor="_Toc231085005" w:history="1">
+      <w:hyperlink w:anchor="_Toc231153113" w:history="1">
         <w:r>
           <w:rPr>
             <w:rStyle w:val="Hyperlink"/>
@@ -1263,7 +1280,7 @@
             <w:noProof/>
             <w:webHidden/>
           </w:rPr>
-          <w:instrText xml:space="preserve"> PAGEREF _Toc231085005 \h </w:instrText>
+          <w:instrText xml:space="preserve"> PAGEREF _Toc231153113 \h </w:instrText>
         </w:r>
         <w:r>
           <w:rPr>
@@ -1306,7 +1323,7 @@
           <w:noProof/>
         </w:rPr>
       </w:pPr>
-      <w:hyperlink w:anchor="_Toc231085006" w:history="1">
+      <w:hyperlink w:anchor="_Toc231153114" w:history="1">
         <w:r>
           <w:rPr>
             <w:rStyle w:val="Hyperlink"/>
@@ -1333,7 +1350,7 @@
             <w:noProof/>
             <w:webHidden/>
           </w:rPr>
-          <w:instrText xml:space="preserve"> PAGEREF _Toc231085006 \h </w:instrText>
+          <w:instrText xml:space="preserve"> PAGEREF _Toc231153114 \h </w:instrText>
         </w:r>
         <w:r>
           <w:rPr>
@@ -1376,7 +1393,7 @@
           <w:noProof/>
         </w:rPr>
       </w:pPr>
-      <w:hyperlink w:anchor="_Toc231085007" w:history="1">
+      <w:hyperlink w:anchor="_Toc231153115" w:history="1">
         <w:r>
           <w:rPr>
             <w:rStyle w:val="Hyperlink"/>
@@ -1403,7 +1420,7 @@
             <w:noProof/>
             <w:webHidden/>
           </w:rPr>
-          <w:instrText xml:space="preserve"> PAGEREF _Toc231085007 \h </w:instrText>
+          <w:instrText xml:space="preserve"> PAGEREF _Toc231153115 \h </w:instrText>
         </w:r>
         <w:r>
           <w:rPr>
@@ -1446,7 +1463,7 @@
           <w:noProof/>
         </w:rPr>
       </w:pPr>
-      <w:hyperlink w:anchor="_Toc231085008" w:history="1">
+      <w:hyperlink w:anchor="_Toc231153116" w:history="1">
         <w:r>
           <w:rPr>
             <w:rStyle w:val="Hyperlink"/>
@@ -1473,7 +1490,7 @@
             <w:noProof/>
             <w:webHidden/>
           </w:rPr>
-          <w:instrText xml:space="preserve"> PAGEREF _Toc231085008 \h </w:instrText>
+          <w:instrText xml:space="preserve"> PAGEREF _Toc231153116 \h </w:instrText>
         </w:r>
         <w:r>
           <w:rPr>
@@ -1516,7 +1533,7 @@
           <w:noProof/>
         </w:rPr>
       </w:pPr>
-      <w:hyperlink w:anchor="_Toc231085009" w:history="1">
+      <w:hyperlink w:anchor="_Toc231153117" w:history="1">
         <w:r>
           <w:rPr>
             <w:rStyle w:val="Hyperlink"/>
@@ -1543,7 +1560,7 @@
             <w:noProof/>
             <w:webHidden/>
           </w:rPr>
-          <w:instrText xml:space="preserve"> PAGEREF _Toc231085009 \h </w:instrText>
+          <w:instrText xml:space="preserve"> PAGEREF _Toc231153117 \h </w:instrText>
         </w:r>
         <w:r>
           <w:rPr>
@@ -1586,7 +1603,7 @@
           <w:noProof/>
         </w:rPr>
       </w:pPr>
-      <w:hyperlink w:anchor="_Toc231085010" w:history="1">
+      <w:hyperlink w:anchor="_Toc231153118" w:history="1">
         <w:r>
           <w:rPr>
             <w:rStyle w:val="Hyperlink"/>
@@ -1613,7 +1630,7 @@
             <w:noProof/>
             <w:webHidden/>
           </w:rPr>
-          <w:instrText xml:space="preserve"> PAGEREF _Toc231085010 \h </w:instrText>
+          <w:instrText xml:space="preserve"> PAGEREF _Toc231153118 \h </w:instrText>
         </w:r>
         <w:r>
           <w:rPr>
@@ -1656,7 +1673,7 @@
           <w:noProof/>
         </w:rPr>
       </w:pPr>
-      <w:hyperlink w:anchor="_Toc231085011" w:history="1">
+      <w:hyperlink w:anchor="_Toc231153119" w:history="1">
         <w:r>
           <w:rPr>
             <w:rStyle w:val="Hyperlink"/>
@@ -1683,7 +1700,7 @@
             <w:noProof/>
             <w:webHidden/>
           </w:rPr>
-          <w:instrText xml:space="preserve"> PAGEREF _Toc231085011 \h </w:instrText>
+          <w:instrText xml:space="preserve"> PAGEREF _Toc231153119 \h </w:instrText>
         </w:r>
         <w:r>
           <w:rPr>
@@ -1703,7 +1720,7 @@
             <w:noProof/>
             <w:webHidden/>
           </w:rPr>
-          <w:t>12</w:t>
+          <w:t>11</w:t>
         </w:r>
         <w:r>
           <w:rPr>
@@ -1726,7 +1743,7 @@
           <w:noProof/>
         </w:rPr>
       </w:pPr>
-      <w:hyperlink w:anchor="_Toc231085012" w:history="1">
+      <w:hyperlink w:anchor="_Toc231153120" w:history="1">
         <w:r>
           <w:rPr>
             <w:rStyle w:val="Hyperlink"/>
@@ -1753,7 +1770,7 @@
             <w:noProof/>
             <w:webHidden/>
           </w:rPr>
-          <w:instrText xml:space="preserve"> PAGEREF _Toc231085012 \h </w:instrText>
+          <w:instrText xml:space="preserve"> PAGEREF _Toc231153120 \h </w:instrText>
         </w:r>
         <w:r>
           <w:rPr>
@@ -1796,7 +1813,7 @@
           <w:noProof/>
         </w:rPr>
       </w:pPr>
-      <w:hyperlink w:anchor="_Toc231085013" w:history="1">
+      <w:hyperlink w:anchor="_Toc231153121" w:history="1">
         <w:r>
           <w:rPr>
             <w:rStyle w:val="Hyperlink"/>
@@ -1823,7 +1840,7 @@
             <w:noProof/>
             <w:webHidden/>
           </w:rPr>
-          <w:instrText xml:space="preserve"> PAGEREF _Toc231085013 \h </w:instrText>
+          <w:instrText xml:space="preserve"> PAGEREF _Toc231153121 \h </w:instrText>
         </w:r>
         <w:r>
           <w:rPr>
@@ -1843,7 +1860,7 @@
             <w:noProof/>
             <w:webHidden/>
           </w:rPr>
-          <w:t>14</w:t>
+          <w:t>13</w:t>
         </w:r>
         <w:r>
           <w:rPr>
@@ -2494,7 +2511,7 @@
         <w:t xml:space="preserve">Credit card default prediction is a key risk management problem for banks because a small share of customers who miss payments can generate a disproportionate share of losses. Machine learning models can use demographic, </w:t>
       </w:r>
       <w:r>
-        <w:t>behavioral</w:t>
+        <w:t>behavioural</w:t>
       </w:r>
       <w:r>
         <w:t xml:space="preserve"> and credit variables to estimate default probability and support more informed lending and collections decisions.</w:t>
@@ -2505,9 +2522,14 @@
         <w:spacing w:before="240" w:line="360" w:lineRule="auto"/>
       </w:pPr>
       <w:r>
-        <w:t xml:space="preserve">In this project, a dataset of 34,788 credit card clients with 30 features was analyzed to predict the target variable </w:t>
-      </w:r>
-      <w:proofErr w:type="spellStart"/>
+        <w:t xml:space="preserve">In this project, a dataset of 34,788 credit card clients with 30 features was </w:t>
+      </w:r>
+      <w:r>
+        <w:t>analysed</w:t>
+      </w:r>
+      <w:r>
+        <w:t xml:space="preserve"> to predict the target variable </w:t>
+      </w:r>
       <w:proofErr w:type="gramStart"/>
       <w:r>
         <w:t>default.payment</w:t>
@@ -2520,7 +2542,6 @@
       <w:r>
         <w:t>next.month</w:t>
       </w:r>
-      <w:proofErr w:type="spellEnd"/>
       <w:proofErr w:type="gramEnd"/>
       <w:r>
         <w:t xml:space="preserve"> (1 = default, 0 = no default), as described by Yeh and Lien (2009</w:t>
@@ -2529,23 +2550,47 @@
         <w:t xml:space="preserve">). </w:t>
       </w:r>
       <w:r>
-        <w:t>The data include demographic attributes (SEX, EDUCATION, MARRIAGE, AGE), credit limit and billing aggregates (LIMIT_BAL, BILLAMT_SUM, LIMITBAL_LOG), and payment history (PAY0–PAY6), plus engineered variables such as CITY, RISK</w:t>
+        <w:t xml:space="preserve">The data include demographic attributes (SEX, EDUCATION, MARRIAGE, AGE), credit limit and billing aggregates (LIMIT_BAL, </w:t>
+      </w:r>
+      <w:r>
+        <w:t>BILL_AMT_SUM</w:t>
+      </w:r>
+      <w:r>
+        <w:t>, LIMIT</w:t>
       </w:r>
       <w:r>
         <w:t>_</w:t>
       </w:r>
       <w:r>
+        <w:t>BAL_LOG), and payment history (PAY0–PAY6), plus engineered variables such as CITY, RISK</w:t>
+      </w:r>
+      <w:r>
+        <w:t>_</w:t>
+      </w:r>
+      <w:r>
         <w:t xml:space="preserve">RATING and a risk score </w:t>
       </w:r>
-      <w:proofErr w:type="spellStart"/>
       <w:r>
         <w:rPr>
           <w:rFonts w:eastAsia="Courier New"/>
           <w:shd w:val="clear" w:color="auto" w:fill="F1F5F9"/>
         </w:rPr>
-        <w:t>riskleak</w:t>
-      </w:r>
-      <w:proofErr w:type="spellEnd"/>
+        <w:t>risk</w:t>
+      </w:r>
+      <w:r>
+        <w:rPr>
+          <w:rFonts w:eastAsia="Courier New"/>
+          <w:shd w:val="clear" w:color="auto" w:fill="F1F5F9"/>
+        </w:rPr>
+        <w:t>_</w:t>
+      </w:r>
+      <w:r>
+        <w:rPr>
+          <w:rFonts w:eastAsia="Courier New"/>
+          <w:shd w:val="clear" w:color="auto" w:fill="F1F5F9"/>
+        </w:rPr>
+        <w:t>leak</w:t>
+      </w:r>
       <w:r>
         <w:t>. The aim was to perform end‑to‑end exploratory data analysis (EDA), data preparation, model training, evaluation and interpretation</w:t>
       </w:r>
@@ -2561,7 +2606,13 @@
         <w:t xml:space="preserve">The main contribution of the work is a comparative evaluation of six classifiers (Logistic Regression, Linear SVM with Platt scaling, Decision Tree, Random Forest, K‑Nearest </w:t>
       </w:r>
       <w:r>
-        <w:t>Neighbors</w:t>
+        <w:t>Neighbo</w:t>
+      </w:r>
+      <w:r>
+        <w:t>u</w:t>
+      </w:r>
+      <w:r>
+        <w:t>rs</w:t>
       </w:r>
       <w:r>
         <w:t xml:space="preserve"> and Gradient Boosting) on an imbalanced default dataset, </w:t>
@@ -2677,7 +2728,7 @@
       <w:pPr>
         <w:pStyle w:val="Caption"/>
       </w:pPr>
-      <w:bookmarkStart w:id="2" w:name="_Toc231085003"/>
+      <w:bookmarkStart w:id="2" w:name="_Toc231153111"/>
       <w:r>
         <w:t xml:space="preserve">Figure </w:t>
       </w:r>
@@ -2712,22 +2763,20 @@
         <w:spacing w:before="240" w:line="360" w:lineRule="auto"/>
       </w:pPr>
       <w:r>
-        <w:t xml:space="preserve">Descriptive statistics show that LIMIT_BAL, AGE, BILLAMT_SUM and LIMITBAL_LOG are all skewed variables. </w:t>
-      </w:r>
-      <w:r>
-        <w:t>BILLAMT_SUM and AGE also show skewed distributions, which is consistent with long</w:t>
+        <w:t>Descriptive statistics show that LIMIT_BAL, AGE, BILL_AMT_SUM and risk_leak are all skewed variables</w:t>
+      </w:r>
+      <w:r>
+        <w:t xml:space="preserve">. </w:t>
+      </w:r>
+      <w:r>
+        <w:t>BILL_AMT_SUM</w:t>
+      </w:r>
+      <w:r>
+        <w:t xml:space="preserve"> and AGE also show skewed distributions, which is consistent with long</w:t>
       </w:r>
       <w:r>
         <w:noBreakHyphen/>
-        <w:t xml:space="preserve">tailed financial </w:t>
-      </w:r>
-      <w:proofErr w:type="spellStart"/>
-      <w:r>
-        <w:t>behaviour</w:t>
-      </w:r>
-      <w:proofErr w:type="spellEnd"/>
-      <w:r>
-        <w:t xml:space="preserve"> in the dataset.</w:t>
+        <w:t>tailed financial behaviour in the dataset.</w:t>
       </w:r>
     </w:p>
     <w:p>
@@ -2789,12 +2838,12 @@
         <w:tblLook w:val="04A0" w:firstRow="1" w:lastRow="0" w:firstColumn="1" w:lastColumn="0" w:noHBand="0" w:noVBand="1"/>
       </w:tblPr>
       <w:tblGrid>
-        <w:gridCol w:w="1618"/>
-        <w:gridCol w:w="1388"/>
-        <w:gridCol w:w="1388"/>
-        <w:gridCol w:w="1388"/>
-        <w:gridCol w:w="1617"/>
-        <w:gridCol w:w="1617"/>
+        <w:gridCol w:w="2155"/>
+        <w:gridCol w:w="1620"/>
+        <w:gridCol w:w="1080"/>
+        <w:gridCol w:w="1260"/>
+        <w:gridCol w:w="1350"/>
+        <w:gridCol w:w="1551"/>
       </w:tblGrid>
       <w:tr>
         <w:trPr>
@@ -2803,7 +2852,7 @@
         </w:trPr>
         <w:tc>
           <w:tcPr>
-            <w:tcW w:w="1618" w:type="dxa"/>
+            <w:tcW w:w="2155" w:type="dxa"/>
           </w:tcPr>
           <w:p>
             <w:pPr>
@@ -2823,7 +2872,7 @@
         </w:tc>
         <w:tc>
           <w:tcPr>
-            <w:tcW w:w="1388" w:type="dxa"/>
+            <w:tcW w:w="1620" w:type="dxa"/>
           </w:tcPr>
           <w:p>
             <w:pPr>
@@ -2840,7 +2889,7 @@
         </w:tc>
         <w:tc>
           <w:tcPr>
-            <w:tcW w:w="1388" w:type="dxa"/>
+            <w:tcW w:w="1080" w:type="dxa"/>
           </w:tcPr>
           <w:p>
             <w:pPr>
@@ -2857,7 +2906,7 @@
         </w:tc>
         <w:tc>
           <w:tcPr>
-            <w:tcW w:w="1388" w:type="dxa"/>
+            <w:tcW w:w="1260" w:type="dxa"/>
           </w:tcPr>
           <w:p>
             <w:pPr>
@@ -2874,7 +2923,7 @@
         </w:tc>
         <w:tc>
           <w:tcPr>
-            <w:tcW w:w="1617" w:type="dxa"/>
+            <w:tcW w:w="1350" w:type="dxa"/>
           </w:tcPr>
           <w:p>
             <w:pPr>
@@ -2891,7 +2940,7 @@
         </w:tc>
         <w:tc>
           <w:tcPr>
-            <w:tcW w:w="1617" w:type="dxa"/>
+            <w:tcW w:w="1551" w:type="dxa"/>
           </w:tcPr>
           <w:p>
             <w:pPr>
@@ -2913,7 +2962,7 @@
         </w:trPr>
         <w:tc>
           <w:tcPr>
-            <w:tcW w:w="1618" w:type="dxa"/>
+            <w:tcW w:w="2155" w:type="dxa"/>
           </w:tcPr>
           <w:p>
             <w:pPr>
@@ -2926,66 +2975,66 @@
         </w:tc>
         <w:tc>
           <w:tcPr>
-            <w:tcW w:w="1388" w:type="dxa"/>
-          </w:tcPr>
-          <w:p>
-            <w:pPr>
-              <w:spacing w:line="360" w:lineRule="auto"/>
-            </w:pPr>
-            <w:r>
-              <w:t>184,669.0</w:t>
-            </w:r>
-          </w:p>
-        </w:tc>
-        <w:tc>
-          <w:tcPr>
-            <w:tcW w:w="1388" w:type="dxa"/>
-          </w:tcPr>
-          <w:p>
-            <w:pPr>
-              <w:spacing w:line="360" w:lineRule="auto"/>
-            </w:pPr>
-            <w:r>
-              <w:t>140,000.0</w:t>
-            </w:r>
-          </w:p>
-        </w:tc>
-        <w:tc>
-          <w:tcPr>
-            <w:tcW w:w="1388" w:type="dxa"/>
-          </w:tcPr>
-          <w:p>
-            <w:pPr>
-              <w:spacing w:line="360" w:lineRule="auto"/>
-            </w:pPr>
-            <w:r>
-              <w:t>235,931.9</w:t>
-            </w:r>
-          </w:p>
-        </w:tc>
-        <w:tc>
-          <w:tcPr>
-            <w:tcW w:w="1617" w:type="dxa"/>
-          </w:tcPr>
-          <w:p>
-            <w:pPr>
-              <w:spacing w:line="360" w:lineRule="auto"/>
-            </w:pPr>
-            <w:r>
-              <w:t>10,000.0</w:t>
-            </w:r>
-          </w:p>
-        </w:tc>
-        <w:tc>
-          <w:tcPr>
-            <w:tcW w:w="1617" w:type="dxa"/>
-          </w:tcPr>
-          <w:p>
-            <w:pPr>
-              <w:spacing w:line="360" w:lineRule="auto"/>
-            </w:pPr>
-            <w:r>
-              <w:t>5,600,000.0</w:t>
+            <w:tcW w:w="1620" w:type="dxa"/>
+          </w:tcPr>
+          <w:p>
+            <w:pPr>
+              <w:spacing w:line="360" w:lineRule="auto"/>
+            </w:pPr>
+            <w:r>
+              <w:t>184.7K</w:t>
+            </w:r>
+          </w:p>
+        </w:tc>
+        <w:tc>
+          <w:tcPr>
+            <w:tcW w:w="1080" w:type="dxa"/>
+          </w:tcPr>
+          <w:p>
+            <w:pPr>
+              <w:spacing w:line="360" w:lineRule="auto"/>
+            </w:pPr>
+            <w:r>
+              <w:t>140.0K</w:t>
+            </w:r>
+          </w:p>
+        </w:tc>
+        <w:tc>
+          <w:tcPr>
+            <w:tcW w:w="1260" w:type="dxa"/>
+          </w:tcPr>
+          <w:p>
+            <w:pPr>
+              <w:spacing w:line="360" w:lineRule="auto"/>
+            </w:pPr>
+            <w:r>
+              <w:t>235.9K</w:t>
+            </w:r>
+          </w:p>
+        </w:tc>
+        <w:tc>
+          <w:tcPr>
+            <w:tcW w:w="1350" w:type="dxa"/>
+          </w:tcPr>
+          <w:p>
+            <w:pPr>
+              <w:spacing w:line="360" w:lineRule="auto"/>
+            </w:pPr>
+            <w:r>
+              <w:t>10.0K</w:t>
+            </w:r>
+          </w:p>
+        </w:tc>
+        <w:tc>
+          <w:tcPr>
+            <w:tcW w:w="1551" w:type="dxa"/>
+          </w:tcPr>
+          <w:p>
+            <w:pPr>
+              <w:spacing w:line="360" w:lineRule="auto"/>
+            </w:pPr>
+            <w:r>
+              <w:t>5.6M</w:t>
             </w:r>
           </w:p>
         </w:tc>
@@ -2996,7 +3045,7 @@
         </w:trPr>
         <w:tc>
           <w:tcPr>
-            <w:tcW w:w="1618" w:type="dxa"/>
+            <w:tcW w:w="2155" w:type="dxa"/>
           </w:tcPr>
           <w:p>
             <w:pPr>
@@ -3009,7 +3058,7 @@
         </w:tc>
         <w:tc>
           <w:tcPr>
-            <w:tcW w:w="1388" w:type="dxa"/>
+            <w:tcW w:w="1620" w:type="dxa"/>
           </w:tcPr>
           <w:p>
             <w:pPr>
@@ -3022,7 +3071,7 @@
         </w:tc>
         <w:tc>
           <w:tcPr>
-            <w:tcW w:w="1388" w:type="dxa"/>
+            <w:tcW w:w="1080" w:type="dxa"/>
           </w:tcPr>
           <w:p>
             <w:pPr>
@@ -3035,7 +3084,7 @@
         </w:tc>
         <w:tc>
           <w:tcPr>
-            <w:tcW w:w="1388" w:type="dxa"/>
+            <w:tcW w:w="1260" w:type="dxa"/>
           </w:tcPr>
           <w:p>
             <w:pPr>
@@ -3048,7 +3097,7 @@
         </w:tc>
         <w:tc>
           <w:tcPr>
-            <w:tcW w:w="1617" w:type="dxa"/>
+            <w:tcW w:w="1350" w:type="dxa"/>
           </w:tcPr>
           <w:p>
             <w:pPr>
@@ -3061,7 +3110,7 @@
         </w:tc>
         <w:tc>
           <w:tcPr>
-            <w:tcW w:w="1617" w:type="dxa"/>
+            <w:tcW w:w="1551" w:type="dxa"/>
           </w:tcPr>
           <w:p>
             <w:pPr>
@@ -3079,79 +3128,165 @@
         </w:trPr>
         <w:tc>
           <w:tcPr>
-            <w:tcW w:w="1618" w:type="dxa"/>
-          </w:tcPr>
-          <w:p>
-            <w:pPr>
-              <w:spacing w:line="360" w:lineRule="auto"/>
-            </w:pPr>
-            <w:r>
-              <w:t>BILLAMT_SUM</w:t>
-            </w:r>
-          </w:p>
-        </w:tc>
-        <w:tc>
-          <w:tcPr>
-            <w:tcW w:w="1388" w:type="dxa"/>
-          </w:tcPr>
-          <w:p>
-            <w:pPr>
-              <w:spacing w:line="360" w:lineRule="auto"/>
-            </w:pPr>
-            <w:r>
-              <w:t>294,815.2</w:t>
-            </w:r>
-          </w:p>
-        </w:tc>
-        <w:tc>
-          <w:tcPr>
-            <w:tcW w:w="1388" w:type="dxa"/>
-          </w:tcPr>
-          <w:p>
-            <w:pPr>
-              <w:spacing w:line="360" w:lineRule="auto"/>
-            </w:pPr>
-            <w:r>
-              <w:t>129,037.0</w:t>
-            </w:r>
-          </w:p>
-        </w:tc>
-        <w:tc>
-          <w:tcPr>
-            <w:tcW w:w="1388" w:type="dxa"/>
-          </w:tcPr>
-          <w:p>
-            <w:pPr>
-              <w:spacing w:line="360" w:lineRule="auto"/>
-            </w:pPr>
-            <w:r>
-              <w:t>571,807.3</w:t>
-            </w:r>
-          </w:p>
-        </w:tc>
-        <w:tc>
-          <w:tcPr>
-            <w:tcW w:w="1617" w:type="dxa"/>
-          </w:tcPr>
-          <w:p>
-            <w:pPr>
-              <w:spacing w:line="360" w:lineRule="auto"/>
-            </w:pPr>
-            <w:r>
-              <w:t>−336,259.0</w:t>
-            </w:r>
-          </w:p>
-        </w:tc>
-        <w:tc>
-          <w:tcPr>
-            <w:tcW w:w="1617" w:type="dxa"/>
-          </w:tcPr>
-          <w:p>
-            <w:pPr>
-              <w:spacing w:line="360" w:lineRule="auto"/>
-            </w:pPr>
-            <w:r>
-              <w:t>21,292,660.0</w:t>
+            <w:tcW w:w="2155" w:type="dxa"/>
+          </w:tcPr>
+          <w:p>
+            <w:pPr>
+              <w:spacing w:line="360" w:lineRule="auto"/>
+            </w:pPr>
+            <w:r>
+              <w:t>BILL_AMT_SUM</w:t>
+            </w:r>
+          </w:p>
+        </w:tc>
+        <w:tc>
+          <w:tcPr>
+            <w:tcW w:w="1620" w:type="dxa"/>
+          </w:tcPr>
+          <w:p>
+            <w:pPr>
+              <w:spacing w:line="360" w:lineRule="auto"/>
+            </w:pPr>
+            <w:r>
+              <w:t>294.8K</w:t>
+            </w:r>
+          </w:p>
+        </w:tc>
+        <w:tc>
+          <w:tcPr>
+            <w:tcW w:w="1080" w:type="dxa"/>
+          </w:tcPr>
+          <w:p>
+            <w:pPr>
+              <w:spacing w:line="360" w:lineRule="auto"/>
+            </w:pPr>
+            <w:r>
+              <w:t>129.0K</w:t>
+            </w:r>
+          </w:p>
+        </w:tc>
+        <w:tc>
+          <w:tcPr>
+            <w:tcW w:w="1260" w:type="dxa"/>
+          </w:tcPr>
+          <w:p>
+            <w:pPr>
+              <w:spacing w:line="360" w:lineRule="auto"/>
+            </w:pPr>
+            <w:r>
+              <w:t>571.8K</w:t>
+            </w:r>
+          </w:p>
+        </w:tc>
+        <w:tc>
+          <w:tcPr>
+            <w:tcW w:w="1350" w:type="dxa"/>
+          </w:tcPr>
+          <w:p>
+            <w:pPr>
+              <w:spacing w:line="360" w:lineRule="auto"/>
+            </w:pPr>
+            <w:r>
+              <w:t>-</w:t>
+            </w:r>
+            <w:r>
+              <w:t>336.3K</w:t>
+            </w:r>
+          </w:p>
+        </w:tc>
+        <w:tc>
+          <w:tcPr>
+            <w:tcW w:w="1551" w:type="dxa"/>
+          </w:tcPr>
+          <w:p>
+            <w:pPr>
+              <w:spacing w:line="360" w:lineRule="auto"/>
+            </w:pPr>
+            <w:r>
+              <w:t>21.3M</w:t>
+            </w:r>
+          </w:p>
+        </w:tc>
+      </w:tr>
+      <w:tr>
+        <w:trPr>
+          <w:jc w:val="center"/>
+        </w:trPr>
+        <w:tc>
+          <w:tcPr>
+            <w:tcW w:w="2155" w:type="dxa"/>
+          </w:tcPr>
+          <w:p>
+            <w:pPr>
+              <w:spacing w:line="360" w:lineRule="auto"/>
+            </w:pPr>
+            <w:r>
+              <w:t>risk_leak</w:t>
+            </w:r>
+          </w:p>
+        </w:tc>
+        <w:tc>
+          <w:tcPr>
+            <w:tcW w:w="1620" w:type="dxa"/>
+          </w:tcPr>
+          <w:p>
+            <w:pPr>
+              <w:spacing w:line="360" w:lineRule="auto"/>
+            </w:pPr>
+            <w:r>
+              <w:t>-56.9M</w:t>
+            </w:r>
+          </w:p>
+        </w:tc>
+        <w:tc>
+          <w:tcPr>
+            <w:tcW w:w="1080" w:type="dxa"/>
+          </w:tcPr>
+          <w:p>
+            <w:pPr>
+              <w:spacing w:line="360" w:lineRule="auto"/>
+            </w:pPr>
+            <w:r>
+              <w:t>0.03</w:t>
+            </w:r>
+          </w:p>
+        </w:tc>
+        <w:tc>
+          <w:tcPr>
+            <w:tcW w:w="1260" w:type="dxa"/>
+          </w:tcPr>
+          <w:p>
+            <w:pPr>
+              <w:spacing w:line="360" w:lineRule="auto"/>
+            </w:pPr>
+            <w:r>
+              <w:t>5.11B</w:t>
+            </w:r>
+          </w:p>
+        </w:tc>
+        <w:tc>
+          <w:tcPr>
+            <w:tcW w:w="1350" w:type="dxa"/>
+          </w:tcPr>
+          <w:p>
+            <w:pPr>
+              <w:spacing w:line="360" w:lineRule="auto"/>
+            </w:pPr>
+            <w:r>
+              <w:t>-535.0B</w:t>
+            </w:r>
+          </w:p>
+        </w:tc>
+        <w:tc>
+          <w:tcPr>
+            <w:tcW w:w="1551" w:type="dxa"/>
+          </w:tcPr>
+          <w:p>
+            <w:pPr>
+              <w:spacing w:line="360" w:lineRule="auto"/>
+            </w:pPr>
+            <w:r>
+              <w:t>412.0B</w:t>
             </w:r>
           </w:p>
         </w:tc>
@@ -3162,10 +3297,16 @@
         <w:spacing w:before="240" w:line="360" w:lineRule="auto"/>
       </w:pPr>
       <w:r>
-        <w:t xml:space="preserve"> To </w:t>
-      </w:r>
-      <w:r>
-        <w:t>visualize</w:t>
+        <w:t xml:space="preserve">To </w:t>
+      </w:r>
+      <w:r>
+        <w:t>visuali</w:t>
+      </w:r>
+      <w:r>
+        <w:t>s</w:t>
+      </w:r>
+      <w:r>
+        <w:t>e</w:t>
       </w:r>
       <w:r>
         <w:t xml:space="preserve"> distributions, histograms and boxplots were generated for the main numerical features.</w:t>
@@ -3183,7 +3324,7 @@
         </w:rPr>
         <w:lastRenderedPageBreak/>
         <w:drawing>
-          <wp:inline distT="0" distB="0" distL="0" distR="0" wp14:anchorId="4F1D0CA3" wp14:editId="200EF0E7">
+          <wp:inline distT="0" distB="0" distL="0" distR="0" wp14:anchorId="4F1D0CA3" wp14:editId="6E999715">
             <wp:extent cx="5731510" cy="3876675"/>
             <wp:effectExtent l="0" t="0" r="2540" b="9525"/>
             <wp:docPr id="2040631384" name="Picture 2"/>
@@ -3236,7 +3377,7 @@
       <w:pPr>
         <w:pStyle w:val="Caption"/>
       </w:pPr>
-      <w:bookmarkStart w:id="4" w:name="_Toc231085004"/>
+      <w:bookmarkStart w:id="4" w:name="_Toc231153112"/>
       <w:r>
         <w:t xml:space="preserve">Figure </w:t>
       </w:r>
@@ -3265,7 +3406,19 @@
         <w:t xml:space="preserve">: </w:t>
       </w:r>
       <w:r>
-        <w:t>Histograms of key numerical features (LIMIT_BAL, AGE, BILLAMT_SUM, LIMITBAL_LOG).</w:t>
+        <w:t xml:space="preserve">Histograms of key numerical features (LIMIT_BAL, AGE, </w:t>
+      </w:r>
+      <w:r>
+        <w:t>BILL_AMT_SUM</w:t>
+      </w:r>
+      <w:r>
+        <w:t>, LIMIT</w:t>
+      </w:r>
+      <w:r>
+        <w:t>_</w:t>
+      </w:r>
+      <w:r>
+        <w:t>BAL_LOG).</w:t>
       </w:r>
       <w:bookmarkEnd w:id="4"/>
     </w:p>
@@ -3281,7 +3434,7 @@
           <w:noProof/>
         </w:rPr>
         <w:drawing>
-          <wp:inline distT="0" distB="0" distL="0" distR="0" wp14:anchorId="5C8F2F03" wp14:editId="28D21F7E">
+          <wp:inline distT="0" distB="0" distL="0" distR="0" wp14:anchorId="5C8F2F03" wp14:editId="67F9A0C5">
             <wp:extent cx="5731510" cy="1637665"/>
             <wp:effectExtent l="0" t="0" r="2540" b="635"/>
             <wp:docPr id="81985261" name="Picture 3"/>
@@ -3334,7 +3487,7 @@
       <w:pPr>
         <w:pStyle w:val="Caption"/>
       </w:pPr>
-      <w:bookmarkStart w:id="5" w:name="_Toc231085005"/>
+      <w:bookmarkStart w:id="5" w:name="_Toc231153113"/>
       <w:r>
         <w:t xml:space="preserve">Figure </w:t>
       </w:r>
@@ -3409,7 +3562,7 @@
         </w:rPr>
         <w:lastRenderedPageBreak/>
         <w:drawing>
-          <wp:inline distT="0" distB="0" distL="0" distR="0" wp14:anchorId="5A2E4140" wp14:editId="2D942EBF">
+          <wp:inline distT="0" distB="0" distL="0" distR="0" wp14:anchorId="5A2E4140" wp14:editId="6824D483">
             <wp:extent cx="5577219" cy="3648710"/>
             <wp:effectExtent l="0" t="0" r="4445" b="8890"/>
             <wp:docPr id="2103910768" name="Picture 4"/>
@@ -3462,7 +3615,7 @@
       <w:pPr>
         <w:pStyle w:val="Caption"/>
       </w:pPr>
-      <w:bookmarkStart w:id="6" w:name="_Toc231085006"/>
+      <w:bookmarkStart w:id="6" w:name="_Toc231153114"/>
       <w:r>
         <w:t xml:space="preserve">Figure </w:t>
       </w:r>
@@ -3555,7 +3708,7 @@
       <w:pPr>
         <w:pStyle w:val="Caption"/>
       </w:pPr>
-      <w:bookmarkStart w:id="7" w:name="_Toc231085007"/>
+      <w:bookmarkStart w:id="7" w:name="_Toc231153115"/>
       <w:r>
         <w:t xml:space="preserve">Figure </w:t>
       </w:r>
@@ -3596,15 +3749,13 @@
         <w:t xml:space="preserve">. </w:t>
       </w:r>
       <w:r>
-        <w:t xml:space="preserve">The engineered risk score </w:t>
-      </w:r>
-      <w:proofErr w:type="spellStart"/>
-      <w:r>
-        <w:t>riskleak</w:t>
-      </w:r>
-      <w:proofErr w:type="spellEnd"/>
-      <w:r>
-        <w:t xml:space="preserve"> looked extremely predictive but was treated as a leakage feature and excluded from modelling (Kaufman et al., 2012).</w:t>
+        <w:t>The engineered risk score risk</w:t>
+      </w:r>
+      <w:r>
+        <w:t>_</w:t>
+      </w:r>
+      <w:r>
+        <w:t>leak looked extremely predictive but was treated as a leakage feature and excluded from modelling (Kaufman et al., 2012).</w:t>
       </w:r>
     </w:p>
     <w:p>
@@ -3676,7 +3827,7 @@
       <w:pPr>
         <w:pStyle w:val="Caption"/>
       </w:pPr>
-      <w:bookmarkStart w:id="8" w:name="_Toc231085008"/>
+      <w:bookmarkStart w:id="8" w:name="_Toc231153116"/>
       <w:r>
         <w:t xml:space="preserve">Figure </w:t>
       </w:r>
@@ -3716,7 +3867,7 @@
           <w:noProof/>
         </w:rPr>
         <w:drawing>
-          <wp:inline distT="0" distB="0" distL="0" distR="0" wp14:anchorId="215DABB7" wp14:editId="082C7BC0">
+          <wp:inline distT="0" distB="0" distL="0" distR="0" wp14:anchorId="215DABB7" wp14:editId="2948C7C7">
             <wp:extent cx="5220660" cy="4775200"/>
             <wp:effectExtent l="0" t="0" r="0" b="6350"/>
             <wp:docPr id="1113977803" name="Picture 10"/>
@@ -3774,7 +3925,7 @@
       <w:pPr>
         <w:pStyle w:val="Caption"/>
       </w:pPr>
-      <w:bookmarkStart w:id="9" w:name="_Toc231085009"/>
+      <w:bookmarkStart w:id="9" w:name="_Toc231153117"/>
       <w:r>
         <w:t xml:space="preserve">Figure </w:t>
       </w:r>
@@ -3816,7 +3967,7 @@
         </w:rPr>
         <w:lastRenderedPageBreak/>
         <w:drawing>
-          <wp:inline distT="0" distB="0" distL="0" distR="0" wp14:anchorId="5BFCAD9C" wp14:editId="2F0FB200">
+          <wp:inline distT="0" distB="0" distL="0" distR="0" wp14:anchorId="5BFCAD9C" wp14:editId="4EDDAD28">
             <wp:extent cx="5731510" cy="2865755"/>
             <wp:effectExtent l="0" t="0" r="0" b="0"/>
             <wp:docPr id="71645025" name="Picture 11"/>
@@ -3869,7 +4020,7 @@
       <w:pPr>
         <w:pStyle w:val="Caption"/>
       </w:pPr>
-      <w:bookmarkStart w:id="10" w:name="_Toc231085010"/>
+      <w:bookmarkStart w:id="10" w:name="_Toc231153118"/>
       <w:r>
         <w:t xml:space="preserve">Figure </w:t>
       </w:r>
@@ -3937,7 +4088,13 @@
         <w:t xml:space="preserve"> </w:t>
       </w:r>
       <w:r>
-        <w:t>LIMIT_BAL, several demographic fields, some payment amounts, LIMITBAL_LOG and risk‑related fields contained missing values, while many others were complete.</w:t>
+        <w:t>LIMIT_BAL, several demographic fields, some payment amounts, LIMIT</w:t>
+      </w:r>
+      <w:r>
+        <w:t>_</w:t>
+      </w:r>
+      <w:r>
+        <w:t>BAL_LOG and risk‑related fields contained missing values, while many others were complete.</w:t>
       </w:r>
     </w:p>
     <w:p>
@@ -4461,70 +4618,98 @@
         <w:spacing w:before="240" w:line="360" w:lineRule="auto"/>
       </w:pPr>
       <w:r>
-        <w:t>Median imputation was applied to all numerical columns to keep all records and handle skewed features such as LIMIT_BAL and BILLAMT_SUM.</w:t>
+        <w:t xml:space="preserve">Median imputation was applied to all numerical columns to keep all records and handle skewed features such as LIMIT_BAL and </w:t>
+      </w:r>
+      <w:r>
+        <w:t>BILL_AMT_SUM</w:t>
+      </w:r>
+      <w:r>
+        <w:t>.</w:t>
       </w:r>
       <w:r>
         <w:t xml:space="preserve"> </w:t>
       </w:r>
       <w:r>
-        <w:t xml:space="preserve">After imputation, LIMITBAL_LOG was recomputed from the cleaned credit limit to ensure internal consistency between the raw and </w:t>
+        <w:t>After imputation, LIMIT</w:t>
+      </w:r>
+      <w:r>
+        <w:t>_</w:t>
+      </w:r>
+      <w:r>
+        <w:t xml:space="preserve">BAL_LOG was recomputed from the cleaned credit limit to ensure internal consistency between the raw </w:t>
       </w:r>
       <w:r>
         <w:lastRenderedPageBreak/>
-        <w:t xml:space="preserve">log‑transformed features. The leakage‑prone </w:t>
-      </w:r>
-      <w:proofErr w:type="spellStart"/>
+        <w:t xml:space="preserve">and log‑transformed features. The leakage‑prone </w:t>
+      </w:r>
       <w:r>
         <w:rPr>
           <w:rFonts w:eastAsia="Courier New"/>
           <w:shd w:val="clear" w:color="auto" w:fill="F1F5F9"/>
         </w:rPr>
-        <w:t>riskleak</w:t>
-      </w:r>
-      <w:proofErr w:type="spellEnd"/>
-      <w:r>
-        <w:t xml:space="preserve"> and the ID column were dropped completely before modelling.</w:t>
-      </w:r>
-    </w:p>
-    <w:p>
-      <w:pPr>
-        <w:spacing w:line="360" w:lineRule="auto"/>
-      </w:pPr>
-      <w:r>
-        <w:t xml:space="preserve">Because CITY had 50 categories, one‑hot encoding would have created a very high‑dimensional sparse matrix. Instead, CITY was label‑encoded into an integer </w:t>
+        <w:t>risk</w:t>
       </w:r>
       <w:r>
         <w:rPr>
           <w:rFonts w:eastAsia="Courier New"/>
           <w:shd w:val="clear" w:color="auto" w:fill="F1F5F9"/>
         </w:rPr>
-        <w:t>CITY_ENC</w:t>
-      </w:r>
-      <w:r>
-        <w:t xml:space="preserve">, </w:t>
-      </w:r>
-      <w:proofErr w:type="gramStart"/>
-      <w:r>
-        <w:t>All</w:t>
-      </w:r>
-      <w:proofErr w:type="gramEnd"/>
-      <w:r>
-        <w:t xml:space="preserve"> remaining numeric features were scaled using </w:t>
-      </w:r>
-      <w:proofErr w:type="spellStart"/>
+        <w:t>_</w:t>
+      </w:r>
       <w:r>
         <w:rPr>
           <w:rFonts w:eastAsia="Courier New"/>
           <w:shd w:val="clear" w:color="auto" w:fill="F1F5F9"/>
         </w:rPr>
+        <w:t>leak</w:t>
+      </w:r>
+      <w:r>
+        <w:t xml:space="preserve"> and the ID column were dropped completely before modelling.</w:t>
+      </w:r>
+    </w:p>
+    <w:p>
+      <w:pPr>
+        <w:spacing w:before="240" w:line="360" w:lineRule="auto"/>
+      </w:pPr>
+      <w:r>
+        <w:t xml:space="preserve">Because CITY had 50 categories, one‑hot encoding would have created a very high‑dimensional sparse matrix. Instead, CITY was label‑encoded into an integer </w:t>
+      </w:r>
+      <w:r>
+        <w:rPr>
+          <w:rFonts w:eastAsia="Courier New"/>
+          <w:shd w:val="clear" w:color="auto" w:fill="F1F5F9"/>
+        </w:rPr>
+        <w:t>CITY_ENC</w:t>
+      </w:r>
+      <w:r>
+        <w:t xml:space="preserve">, </w:t>
+      </w:r>
+      <w:proofErr w:type="gramStart"/>
+      <w:r>
+        <w:t>All</w:t>
+      </w:r>
+      <w:proofErr w:type="gramEnd"/>
+      <w:r>
+        <w:t xml:space="preserve"> remaining numeric features were scaled using </w:t>
+      </w:r>
+      <w:r>
+        <w:rPr>
+          <w:rFonts w:eastAsia="Courier New"/>
+          <w:shd w:val="clear" w:color="auto" w:fill="F1F5F9"/>
+        </w:rPr>
         <w:t>StandardScaler</w:t>
       </w:r>
-      <w:proofErr w:type="spellEnd"/>
       <w:r>
         <w:t xml:space="preserve">, so that distance‑based models such as K‑Nearest </w:t>
       </w:r>
       <w:r>
-        <w:t>Neighbors</w:t>
+        <w:t>Neighbo</w:t>
+      </w:r>
+      <w:r>
+        <w:t>u</w:t>
+      </w:r>
+      <w:r>
+        <w:t>rs</w:t>
       </w:r>
       <w:r>
         <w:t xml:space="preserve"> and linear margins (Logistic Regression and Linear SVM) operate on comparable feature ranges.</w:t>
@@ -4549,15 +4734,27 @@
       <w:r>
         <w:t xml:space="preserve">Finally, the data were split into train and test sets using an 80/20 stratified split, preserving the original 81:19 class ratio in both subsets. Stratification is recommended in the literature to obtain more reliable performance estimates on imbalanced classification problems. After preprocessing, no missing values remained and 27 predictors (excluding </w:t>
       </w:r>
-      <w:proofErr w:type="spellStart"/>
       <w:r>
         <w:rPr>
           <w:rFonts w:eastAsia="Courier New"/>
           <w:shd w:val="clear" w:color="auto" w:fill="F1F5F9"/>
         </w:rPr>
-        <w:t>riskleak</w:t>
-      </w:r>
-      <w:proofErr w:type="spellEnd"/>
+        <w:t>risk</w:t>
+      </w:r>
+      <w:r>
+        <w:rPr>
+          <w:rFonts w:eastAsia="Courier New"/>
+          <w:shd w:val="clear" w:color="auto" w:fill="F1F5F9"/>
+        </w:rPr>
+        <w:t>_</w:t>
+      </w:r>
+      <w:r>
+        <w:rPr>
+          <w:rFonts w:eastAsia="Courier New"/>
+          <w:shd w:val="clear" w:color="auto" w:fill="F1F5F9"/>
+        </w:rPr>
+        <w:t>leak</w:t>
+      </w:r>
       <w:r>
         <w:t>) were used for model training.</w:t>
       </w:r>
@@ -4580,7 +4777,6 @@
       <w:r>
         <w:t xml:space="preserve">Six baseline classifiers were trained on the processed training set using default hyperparameters, recorded in </w:t>
       </w:r>
-      <w:proofErr w:type="spellStart"/>
       <w:r>
         <w:rPr>
           <w:rFonts w:eastAsia="Courier New"/>
@@ -4596,7 +4792,6 @@
         </w:rPr>
         <w:t>hyperparameters.json</w:t>
       </w:r>
-      <w:proofErr w:type="spellEnd"/>
       <w:proofErr w:type="gramEnd"/>
       <w:r>
         <w:t xml:space="preserve"> for transparency and reproducibility.  The models were:</w:t>
@@ -4616,7 +4811,13 @@
         <w:t xml:space="preserve">Logistic Regression with maximum 500 iterations and default </w:t>
       </w:r>
       <w:r>
-        <w:t>regularization</w:t>
+        <w:t>regulari</w:t>
+      </w:r>
+      <w:r>
+        <w:t>s</w:t>
+      </w:r>
+      <w:r>
+        <w:t>ation</w:t>
       </w:r>
       <w:r>
         <w:t>.</w:t>
@@ -4633,15 +4834,7 @@
         <w:contextualSpacing w:val="0"/>
       </w:pPr>
       <w:r>
-        <w:t xml:space="preserve">Linear SVM wrapped in </w:t>
-      </w:r>
-      <w:proofErr w:type="spellStart"/>
-      <w:r>
-        <w:t>CalibratedClassifierCV</w:t>
-      </w:r>
-      <w:proofErr w:type="spellEnd"/>
-      <w:r>
-        <w:t xml:space="preserve"> to obtain probability outputs for AUC computation using Platt scaling (Platt, 1999)</w:t>
+        <w:t>Linear SVM wrapped in CalibratedClassifierCV to obtain probability outputs for AUC computation using Platt scaling (Platt, 1999)</w:t>
       </w:r>
       <w:r>
         <w:t>.</w:t>
@@ -4689,13 +4882,19 @@
         <w:t xml:space="preserve">K‑Nearest </w:t>
       </w:r>
       <w:r>
-        <w:t>Neighbors</w:t>
+        <w:t>Neighbo</w:t>
+      </w:r>
+      <w:r>
+        <w:t>u</w:t>
+      </w:r>
+      <w:r>
+        <w:t>rs</w:t>
       </w:r>
       <w:r>
         <w:t xml:space="preserve"> with 5 </w:t>
       </w:r>
       <w:r>
-        <w:t>neighbors</w:t>
+        <w:t>neighbours</w:t>
       </w:r>
       <w:r>
         <w:t>.</w:t>
@@ -4736,10 +4935,11 @@
       </w:pPr>
       <w:bookmarkStart w:id="14" w:name="_Toc231084592"/>
       <w:r>
+        <w:lastRenderedPageBreak/>
         <w:t xml:space="preserve">Model Evaluation and </w:t>
       </w:r>
       <w:r>
-        <w:t>Visualization</w:t>
+        <w:t>Visualisation</w:t>
       </w:r>
       <w:r>
         <w:t xml:space="preserve"> (Task 4)</w:t>
@@ -4771,7 +4971,6 @@
       </w:pPr>
       <w:bookmarkStart w:id="15" w:name="_Toc231084976"/>
       <w:r>
-        <w:lastRenderedPageBreak/>
         <w:t>Ta</w:t>
       </w:r>
       <w:r>
@@ -5485,9 +5684,9 @@
           <w:noProof/>
         </w:rPr>
         <w:drawing>
-          <wp:inline distT="0" distB="0" distL="0" distR="0" wp14:anchorId="32580F65" wp14:editId="77537359">
-            <wp:extent cx="4379767" cy="3285067"/>
-            <wp:effectExtent l="0" t="0" r="1905" b="0"/>
+          <wp:inline distT="0" distB="0" distL="0" distR="0" wp14:anchorId="32580F65" wp14:editId="76600B45">
+            <wp:extent cx="3605687" cy="2704466"/>
+            <wp:effectExtent l="0" t="0" r="0" b="635"/>
             <wp:docPr id="832124166" name="Picture 15"/>
             <wp:cNvGraphicFramePr>
               <a:graphicFrameLocks xmlns:a="http://schemas.openxmlformats.org/drawingml/2006/main" noChangeAspect="1"/>
@@ -5502,7 +5701,7 @@
                     </pic:cNvPicPr>
                   </pic:nvPicPr>
                   <pic:blipFill>
-                    <a:blip r:embed="rId19">
+                    <a:blip r:embed="rId19" cstate="print">
                       <a:extLst>
                         <a:ext uri="{28A0092B-C50C-407E-A947-70E740481C1C}">
                           <a14:useLocalDpi xmlns:a14="http://schemas.microsoft.com/office/drawing/2010/main" val="0"/>
@@ -5517,7 +5716,7 @@
                   <pic:spPr bwMode="auto">
                     <a:xfrm>
                       <a:off x="0" y="0"/>
-                      <a:ext cx="4406811" cy="3305351"/>
+                      <a:ext cx="3631890" cy="2724120"/>
                     </a:xfrm>
                     <a:prstGeom prst="rect">
                       <a:avLst/>
@@ -5538,7 +5737,7 @@
       <w:pPr>
         <w:pStyle w:val="Caption"/>
       </w:pPr>
-      <w:bookmarkStart w:id="16" w:name="_Toc231085011"/>
+      <w:bookmarkStart w:id="16" w:name="_Toc231153119"/>
       <w:r>
         <w:t xml:space="preserve">Figure </w:t>
       </w:r>
@@ -5578,9 +5777,9 @@
         </w:rPr>
         <w:lastRenderedPageBreak/>
         <w:drawing>
-          <wp:inline distT="0" distB="0" distL="0" distR="0" wp14:anchorId="6ACE4820" wp14:editId="06B1D2DD">
-            <wp:extent cx="4351867" cy="2611314"/>
-            <wp:effectExtent l="0" t="0" r="0" b="0"/>
+          <wp:inline distT="0" distB="0" distL="0" distR="0" wp14:anchorId="6ACE4820" wp14:editId="3094719B">
+            <wp:extent cx="5740400" cy="3444496"/>
+            <wp:effectExtent l="0" t="0" r="0" b="3810"/>
             <wp:docPr id="266696845" name="Picture 14"/>
             <wp:cNvGraphicFramePr>
               <a:graphicFrameLocks xmlns:a="http://schemas.openxmlformats.org/drawingml/2006/main" noChangeAspect="1"/>
@@ -5610,7 +5809,7 @@
                   <pic:spPr bwMode="auto">
                     <a:xfrm>
                       <a:off x="0" y="0"/>
-                      <a:ext cx="4368909" cy="2621540"/>
+                      <a:ext cx="5805848" cy="3483768"/>
                     </a:xfrm>
                     <a:prstGeom prst="rect">
                       <a:avLst/>
@@ -5631,7 +5830,7 @@
       <w:pPr>
         <w:pStyle w:val="Caption"/>
       </w:pPr>
-      <w:bookmarkStart w:id="17" w:name="_Toc231085012"/>
+      <w:bookmarkStart w:id="17" w:name="_Toc231153120"/>
       <w:r>
         <w:t xml:space="preserve">Figure </w:t>
       </w:r>
@@ -5666,18 +5865,7 @@
         <w:spacing w:before="240" w:line="360" w:lineRule="auto"/>
       </w:pPr>
       <w:r>
-        <w:t xml:space="preserve">Confusion matrices show that models </w:t>
-      </w:r>
-      <w:proofErr w:type="spellStart"/>
-      <w:r>
-        <w:t>favour</w:t>
-      </w:r>
-      <w:proofErr w:type="spellEnd"/>
-      <w:r>
-        <w:t xml:space="preserve"> the majority class, so many defaulters are still </w:t>
-      </w:r>
-      <w:r>
-        <w:t>missed.</w:t>
+        <w:t>Confusion matrices show that models favour the majority class, so many defaulters are still missed.</w:t>
       </w:r>
       <w:r>
         <w:t xml:space="preserve"> </w:t>
@@ -5693,7 +5881,6 @@
       <w:r>
         <w:t>Hyperparameter tuning was then applied to the best baseline model.  A grid search over Random Forest parameters (</w:t>
       </w:r>
-      <w:proofErr w:type="spellStart"/>
       <w:r>
         <w:rPr>
           <w:rFonts w:eastAsia="Courier New"/>
@@ -5701,11 +5888,9 @@
         </w:rPr>
         <w:t>n_estimators</w:t>
       </w:r>
-      <w:proofErr w:type="spellEnd"/>
       <w:r>
         <w:t xml:space="preserve">, </w:t>
       </w:r>
-      <w:proofErr w:type="spellStart"/>
       <w:r>
         <w:rPr>
           <w:rFonts w:eastAsia="Courier New"/>
@@ -5713,11 +5898,9 @@
         </w:rPr>
         <w:t>max_depth</w:t>
       </w:r>
-      <w:proofErr w:type="spellEnd"/>
       <w:r>
         <w:t xml:space="preserve">, </w:t>
       </w:r>
-      <w:proofErr w:type="spellStart"/>
       <w:r>
         <w:rPr>
           <w:rFonts w:eastAsia="Courier New"/>
@@ -5725,7 +5908,6 @@
         </w:rPr>
         <w:t>min_samples_split</w:t>
       </w:r>
-      <w:proofErr w:type="spellEnd"/>
       <w:r>
         <w:t>) identified a tuned configuration of 200 trees, maximum depth 10, and minimum samples split 5.</w:t>
       </w:r>
@@ -6196,6 +6378,7 @@
       </w:pPr>
       <w:bookmarkStart w:id="19" w:name="_Toc231084593"/>
       <w:r>
+        <w:lastRenderedPageBreak/>
         <w:t>Model Interpretation and Feature Importance</w:t>
       </w:r>
       <w:bookmarkEnd w:id="19"/>
@@ -6208,7 +6391,7 @@
         <w:t xml:space="preserve">To interpret the best model, feature importance was </w:t>
       </w:r>
       <w:r>
-        <w:t>analyzed</w:t>
+        <w:t>analysed</w:t>
       </w:r>
       <w:r>
         <w:t xml:space="preserve"> using permutation importance</w:t>
@@ -6217,17 +6400,19 @@
         <w:t xml:space="preserve">. </w:t>
       </w:r>
       <w:r>
-        <w:t xml:space="preserve">Permutation importance on the tuned Random Forest indicated that PAY0 (current repayment status) was the most influential feature for distinguishing defaulters from non‑defaulters.  Other highly ranked predictors included RISKRATING, LIMIT_BAL, BILLAMT_SUM and </w:t>
-      </w:r>
-      <w:r>
-        <w:lastRenderedPageBreak/>
-        <w:t xml:space="preserve">previous payment history variables (PAY2–PAY6), aligning with domain intuition that recent delinquencies and high </w:t>
-      </w:r>
-      <w:r>
-        <w:t>utilization</w:t>
-      </w:r>
-      <w:r>
-        <w:t xml:space="preserve"> drive default risk.</w:t>
+        <w:t xml:space="preserve">Permutation importance on the tuned Random Forest indicated that PAY0 (current repayment status) was the most influential feature for distinguishing defaulters from non‑defaulters.  Other highly ranked predictors included RISKRATING, LIMIT_BAL, </w:t>
+      </w:r>
+      <w:r>
+        <w:t>BILL_AMT_SUM</w:t>
+      </w:r>
+      <w:r>
+        <w:t xml:space="preserve"> and previous payment history variables (PAY2–PAY6), aligning with domain intuition that </w:t>
+      </w:r>
+      <w:r>
+        <w:t>recent delinquencies and high utilisation drive default risk</w:t>
+      </w:r>
+      <w:r>
+        <w:t>.</w:t>
       </w:r>
     </w:p>
     <w:p>
@@ -6263,7 +6448,7 @@
     </w:p>
     <w:tbl>
       <w:tblPr>
-        <w:tblW w:w="4489" w:type="pct"/>
+        <w:tblW w:w="2593" w:type="pct"/>
         <w:jc w:val="center"/>
         <w:tblBorders>
           <w:top w:val="single" w:sz="4" w:space="0" w:color="auto"/>
@@ -6283,8 +6468,8 @@
         <w:tblLook w:val="04A0" w:firstRow="1" w:lastRow="0" w:firstColumn="1" w:lastColumn="0" w:noHBand="0" w:noVBand="1"/>
       </w:tblPr>
       <w:tblGrid>
-        <w:gridCol w:w="3685"/>
-        <w:gridCol w:w="4410"/>
+        <w:gridCol w:w="2335"/>
+        <w:gridCol w:w="2341"/>
       </w:tblGrid>
       <w:tr>
         <w:trPr>
@@ -6293,15 +6478,12 @@
         </w:trPr>
         <w:tc>
           <w:tcPr>
-            <w:tcW w:w="3685" w:type="dxa"/>
-          </w:tcPr>
-          <w:p>
-            <w:pPr>
-              <w:spacing w:line="360" w:lineRule="auto"/>
-            </w:pPr>
-            <w:r>
-              <w:t xml:space="preserve"> </w:t>
-            </w:r>
+            <w:tcW w:w="2335" w:type="dxa"/>
+          </w:tcPr>
+          <w:p>
+            <w:pPr>
+              <w:spacing w:line="360" w:lineRule="auto"/>
+            </w:pPr>
             <w:r>
               <w:rPr>
                 <w:b/>
@@ -6313,7 +6495,7 @@
         </w:tc>
         <w:tc>
           <w:tcPr>
-            <w:tcW w:w="4410" w:type="dxa"/>
+            <w:tcW w:w="2340" w:type="dxa"/>
           </w:tcPr>
           <w:p>
             <w:pPr>
@@ -6335,7 +6517,7 @@
         </w:trPr>
         <w:tc>
           <w:tcPr>
-            <w:tcW w:w="3685" w:type="dxa"/>
+            <w:tcW w:w="2335" w:type="dxa"/>
           </w:tcPr>
           <w:p>
             <w:pPr>
@@ -6348,7 +6530,7 @@
         </w:tc>
         <w:tc>
           <w:tcPr>
-            <w:tcW w:w="4410" w:type="dxa"/>
+            <w:tcW w:w="2340" w:type="dxa"/>
           </w:tcPr>
           <w:p>
             <w:pPr>
@@ -6366,7 +6548,7 @@
         </w:trPr>
         <w:tc>
           <w:tcPr>
-            <w:tcW w:w="3685" w:type="dxa"/>
+            <w:tcW w:w="2335" w:type="dxa"/>
           </w:tcPr>
           <w:p>
             <w:pPr>
@@ -6379,7 +6561,7 @@
         </w:tc>
         <w:tc>
           <w:tcPr>
-            <w:tcW w:w="4410" w:type="dxa"/>
+            <w:tcW w:w="2340" w:type="dxa"/>
           </w:tcPr>
           <w:p>
             <w:pPr>
@@ -6397,7 +6579,7 @@
         </w:trPr>
         <w:tc>
           <w:tcPr>
-            <w:tcW w:w="3685" w:type="dxa"/>
+            <w:tcW w:w="2335" w:type="dxa"/>
           </w:tcPr>
           <w:p>
             <w:pPr>
@@ -6410,7 +6592,7 @@
         </w:tc>
         <w:tc>
           <w:tcPr>
-            <w:tcW w:w="4410" w:type="dxa"/>
+            <w:tcW w:w="2340" w:type="dxa"/>
           </w:tcPr>
           <w:p>
             <w:pPr>
@@ -6428,7 +6610,7 @@
         </w:trPr>
         <w:tc>
           <w:tcPr>
-            <w:tcW w:w="3685" w:type="dxa"/>
+            <w:tcW w:w="2335" w:type="dxa"/>
           </w:tcPr>
           <w:p>
             <w:pPr>
@@ -6441,7 +6623,7 @@
         </w:tc>
         <w:tc>
           <w:tcPr>
-            <w:tcW w:w="4410" w:type="dxa"/>
+            <w:tcW w:w="2340" w:type="dxa"/>
           </w:tcPr>
           <w:p>
             <w:pPr>
@@ -6464,9 +6646,9 @@
           <w:noProof/>
         </w:rPr>
         <w:drawing>
-          <wp:inline distT="0" distB="0" distL="0" distR="0" wp14:anchorId="6711D382" wp14:editId="31EC1BB0">
-            <wp:extent cx="5234682" cy="3920067"/>
-            <wp:effectExtent l="0" t="0" r="4445" b="4445"/>
+          <wp:inline distT="0" distB="0" distL="0" distR="0" wp14:anchorId="6711D382" wp14:editId="07EC91E9">
+            <wp:extent cx="4538134" cy="3398446"/>
+            <wp:effectExtent l="0" t="0" r="0" b="0"/>
             <wp:docPr id="306530243" name="Picture 16"/>
             <wp:cNvGraphicFramePr>
               <a:graphicFrameLocks xmlns:a="http://schemas.openxmlformats.org/drawingml/2006/main" noChangeAspect="1"/>
@@ -6496,7 +6678,7 @@
                   <pic:spPr bwMode="auto">
                     <a:xfrm>
                       <a:off x="0" y="0"/>
-                      <a:ext cx="5259365" cy="3938551"/>
+                      <a:ext cx="4584163" cy="3432916"/>
                     </a:xfrm>
                     <a:prstGeom prst="rect">
                       <a:avLst/>
@@ -6517,7 +6699,7 @@
       <w:pPr>
         <w:pStyle w:val="Caption"/>
       </w:pPr>
-      <w:bookmarkStart w:id="21" w:name="_Toc231085013"/>
+      <w:bookmarkStart w:id="21" w:name="_Toc231153121"/>
       <w:r>
         <w:t xml:space="preserve">Figure </w:t>
       </w:r>
@@ -6552,13 +6734,11 @@
         <w:spacing w:before="240" w:line="360" w:lineRule="auto"/>
       </w:pPr>
       <w:r>
-        <w:t>A SHAP analysis was attempted but discarded due to shape mismatches in the calibrated model, so permutation importance is used as the main interpretation method.</w:t>
-      </w:r>
-    </w:p>
-    <w:p>
-      <w:pPr>
-        <w:spacing w:before="240" w:line="360" w:lineRule="auto"/>
-      </w:pPr>
+        <w:t>A SHAP analysis was attempted but set aside</w:t>
+      </w:r>
+      <w:r>
+        <w:t xml:space="preserve"> due to shape mismatches in the calibrated model, so permutation importance is used as the main interpretation method.</w:t>
+      </w:r>
     </w:p>
     <w:p>
       <w:pPr>
@@ -6586,7 +6766,13 @@
         <w:ind w:left="20"/>
       </w:pPr>
       <w:r>
-        <w:t>There are several limitations. First, the strong class imbalance means high accuracy hides modest recall on defaulters. Second, only a single train–test split was used. Third, fairness and demographic bias were not analyzed.</w:t>
+        <w:t xml:space="preserve">There are several limitations. First, the strong class imbalance means high accuracy hides modest recall on defaulters. Second, only a single train–test split was used. Third, fairness and demographic bias were not </w:t>
+      </w:r>
+      <w:r>
+        <w:t>analysed</w:t>
+      </w:r>
+      <w:r>
+        <w:t>.</w:t>
       </w:r>
     </w:p>
     <w:p>
@@ -6621,15 +6807,7 @@
         <w:spacing w:line="360" w:lineRule="auto"/>
       </w:pPr>
       <w:r>
-        <w:t xml:space="preserve">More robust validation and tuning: Replace the single 80/20 split with stratified k‑fold cross‑validation and perform hyperparameter tuning inside the cross‑validation loop, as recommended by </w:t>
-      </w:r>
-      <w:proofErr w:type="spellStart"/>
-      <w:r>
-        <w:t>Kohavi</w:t>
-      </w:r>
-      <w:proofErr w:type="spellEnd"/>
-      <w:r>
-        <w:t xml:space="preserve"> (1995) for reliable model selection.</w:t>
+        <w:t>More robust validation and tuning: Replace the single 80/20 split with stratified k‑fold cross‑validation and perform hyperparameter tuning inside the cross‑validation loop, as recommended by Kohavi (1995) for reliable model selection.</w:t>
       </w:r>
     </w:p>
     <w:p>
@@ -6645,7 +6823,13 @@
         <w:t xml:space="preserve">Fairness and deployment considerations: </w:t>
       </w:r>
       <w:r>
-        <w:t>Analyze</w:t>
+        <w:t>Analy</w:t>
+      </w:r>
+      <w:r>
+        <w:t>s</w:t>
+      </w:r>
+      <w:r>
+        <w:t>e</w:t>
       </w:r>
       <w:r>
         <w:t xml:space="preserve"> model performance across demographic subgroups (e.g. by SEX, AGE bands, MARITAL status) to detect potential bias, and design thresholding or monitoring strategies suitable for deployment in a real credit‑risk environment.</w:t>
@@ -6669,6 +6853,7 @@
     <w:p>
       <w:pPr>
         <w:pStyle w:val="Heading1"/>
+        <w:spacing w:before="240" w:after="0"/>
       </w:pPr>
       <w:bookmarkStart w:id="23" w:name="_Toc231084595"/>
       <w:r>
@@ -6679,188 +6864,115 @@
     </w:p>
     <w:p>
       <w:pPr>
-        <w:pStyle w:val="ListParagraph"/>
-        <w:numPr>
-          <w:ilvl w:val="0"/>
-          <w:numId w:val="14"/>
-        </w:numPr>
         <w:spacing w:before="240" w:line="360" w:lineRule="auto"/>
       </w:pPr>
       <w:r>
-        <w:t xml:space="preserve">Kaufman, S., Rosset, S., Perlich, C. and </w:t>
-      </w:r>
-      <w:proofErr w:type="spellStart"/>
-      <w:r>
-        <w:t>Stitelman</w:t>
-      </w:r>
-      <w:proofErr w:type="spellEnd"/>
-      <w:r>
-        <w:t>, O., 2012. Leakage in data mining: Formulation, detection, and avoidance. </w:t>
+        <w:t xml:space="preserve">Brown, I. and Mues, C., 2012. An experimental comparison of classification algorithms for imbalanced credit scoring data sets. </w:t>
       </w:r>
       <w:r>
         <w:rPr>
           <w:i/>
           <w:iCs/>
         </w:rPr>
-        <w:t>ACM Transactions on Knowledge Discovery from Data</w:t>
-      </w:r>
-      <w:r>
-        <w:t>, 6(4), pp.1–21.</w:t>
-      </w:r>
-      <w:r>
-        <w:t xml:space="preserve"> </w:t>
-      </w:r>
-      <w:r>
-        <w:t xml:space="preserve">Available at: </w:t>
+        <w:t>Expert Systems with Applications</w:t>
+      </w:r>
+      <w:r>
+        <w:t xml:space="preserve">, 39(3), pp.3446–3453. Available at: </w:t>
       </w:r>
       <w:hyperlink r:id="rId22" w:history="1">
         <w:r>
           <w:rPr>
             <w:rStyle w:val="Hyperlink"/>
           </w:rPr>
-          <w:t>https://dl.acm.org/doi/10.1145/2382577.2382579</w:t>
+          <w:t>https://doi.org/10.1016/j.eswa.2011.09.033</w:t>
         </w:r>
       </w:hyperlink>
       <w:r>
-        <w:t xml:space="preserve"> </w:t>
-      </w:r>
-      <w:r>
-        <w:t>[Accessed 30 May 2026].</w:t>
-      </w:r>
-    </w:p>
-    <w:p>
-      <w:pPr>
-        <w:pStyle w:val="ListParagraph"/>
-        <w:numPr>
-          <w:ilvl w:val="0"/>
-          <w:numId w:val="14"/>
-        </w:numPr>
+        <w:t xml:space="preserve"> [Accessed 30 May 2026].</w:t>
+      </w:r>
+    </w:p>
+    <w:p>
+      <w:pPr>
         <w:spacing w:before="240" w:line="360" w:lineRule="auto"/>
       </w:pPr>
-      <w:proofErr w:type="spellStart"/>
-      <w:r>
-        <w:t>Kohavi</w:t>
-      </w:r>
-      <w:proofErr w:type="spellEnd"/>
-      <w:r>
-        <w:t>, R., 1995. A study of cross-validation and bootstrap for accuracy estimation and model selection. In: </w:t>
+      <w:r>
+        <w:t xml:space="preserve">Kaufman, S., Rosset, S., Perlich, C. and Stitelman, O., 2012. Leakage in data mining: Formulation, detection, and avoidance. </w:t>
       </w:r>
       <w:r>
         <w:rPr>
           <w:i/>
           <w:iCs/>
         </w:rPr>
-        <w:t>Proceedings of the 14th International Joint Conference on Artificial Intelligence (IJCAI)</w:t>
-      </w:r>
-      <w:r>
-        <w:t>.</w:t>
-      </w:r>
-      <w:r>
-        <w:t xml:space="preserve"> </w:t>
-      </w:r>
-      <w:r>
-        <w:t xml:space="preserve">Available at: </w:t>
+        <w:t>ACM Transactions on Knowledge Discovery from Data</w:t>
+      </w:r>
+      <w:r>
+        <w:t xml:space="preserve">, 6(4), pp.1–21. Available at: </w:t>
       </w:r>
       <w:hyperlink r:id="rId23" w:history="1">
         <w:r>
           <w:rPr>
             <w:rStyle w:val="Hyperlink"/>
           </w:rPr>
-          <w:t>https://api.semanticscholar.org/CorpusID:2702042</w:t>
+          <w:t>https://dl.acm.org/doi/10.1145/2382577.2382579</w:t>
         </w:r>
       </w:hyperlink>
       <w:r>
-        <w:t xml:space="preserve"> </w:t>
-      </w:r>
-      <w:r>
-        <w:t>[Accessed 30 May 2026].</w:t>
-      </w:r>
-    </w:p>
-    <w:p>
-      <w:pPr>
-        <w:pStyle w:val="ListParagraph"/>
-        <w:numPr>
-          <w:ilvl w:val="0"/>
-          <w:numId w:val="14"/>
-        </w:numPr>
+        <w:t xml:space="preserve"> [Accessed 30 May 2026].</w:t>
+      </w:r>
+    </w:p>
+    <w:p>
+      <w:pPr>
         <w:spacing w:before="240" w:line="360" w:lineRule="auto"/>
       </w:pPr>
       <w:r>
-        <w:t>Platt, J., 1999. Probabilistic outputs for support vector machines and comparisons to regularized likelihood methods. In: </w:t>
+        <w:t xml:space="preserve">Kohavi, R., 1995. A study of cross-validation and bootstrap for accuracy estimation and model selection. In: </w:t>
       </w:r>
       <w:r>
         <w:rPr>
           <w:i/>
           <w:iCs/>
         </w:rPr>
-        <w:t>Advances in Large Margin Classifiers</w:t>
-      </w:r>
-      <w:r>
-        <w:t xml:space="preserve">. Summary slides available at: </w:t>
+        <w:t>Proceedings of the 14th International Joint Conference on Artificial Intelligence (IJCAI)</w:t>
+      </w:r>
+      <w:r>
+        <w:t xml:space="preserve">, Montreal, pp.1137–1143. Available at: </w:t>
       </w:r>
       <w:hyperlink r:id="rId24" w:history="1">
         <w:r>
           <w:rPr>
             <w:rStyle w:val="Hyperlink"/>
           </w:rPr>
-          <w:t>https://users.cs.fiu.edu/~sjha/class2023/Lecture7/Slides/1999PlattScaling.pdf</w:t>
+          <w:t>https://www.ijcai.org/Proceedings/95-2/Papers/016.pdf</w:t>
         </w:r>
       </w:hyperlink>
       <w:r>
-        <w:t xml:space="preserve"> </w:t>
-      </w:r>
-      <w:r>
-        <w:t>[Accessed 30 May 2026].</w:t>
-      </w:r>
-    </w:p>
-    <w:p>
-      <w:pPr>
-        <w:pStyle w:val="ListParagraph"/>
-        <w:numPr>
-          <w:ilvl w:val="0"/>
-          <w:numId w:val="14"/>
-        </w:numPr>
+        <w:t xml:space="preserve"> [Accessed 30 May 2026].</w:t>
+      </w:r>
+    </w:p>
+    <w:p>
+      <w:pPr>
         <w:spacing w:before="240" w:line="360" w:lineRule="auto"/>
       </w:pPr>
       <w:r>
-        <w:t>Yeh, I.C. and Lien, C.H., 2009. The comparisons of data mining techniques for the predictive accuracy of probability of default of credit card clients. </w:t>
+        <w:t xml:space="preserve">Platt, J., 1999. Probabilistic outputs for support vector machines and comparisons to regularized likelihood methods. In: Smola, A., Bartlett, P., Schölkopf, B. and Schuurmans, D. (eds.) </w:t>
       </w:r>
       <w:r>
         <w:rPr>
           <w:i/>
           <w:iCs/>
         </w:rPr>
-        <w:t>Expert Systems with Applications</w:t>
-      </w:r>
-      <w:r>
-        <w:t xml:space="preserve">, 36(2), pp.2473–2480. Dataset description: </w:t>
-      </w:r>
-      <w:hyperlink r:id="rId25" w:history="1">
-        <w:r>
-          <w:rPr>
-            <w:rStyle w:val="Hyperlink"/>
-          </w:rPr>
-          <w:t>https://search.r-project.org/CRAN/refmans/creditmodel/html/UCICreditCard.html</w:t>
-        </w:r>
-      </w:hyperlink>
-      <w:r>
-        <w:t xml:space="preserve"> </w:t>
-      </w:r>
-      <w:r>
-        <w:t>[Accessed 30 May 2026].</w:t>
-      </w:r>
-    </w:p>
-    <w:p>
-      <w:pPr>
-        <w:pStyle w:val="ListParagraph"/>
-        <w:numPr>
-          <w:ilvl w:val="0"/>
-          <w:numId w:val="14"/>
-        </w:numPr>
+        <w:t>Advances in Large Margin Classifiers</w:t>
+      </w:r>
+      <w:r>
+        <w:t>. Cambridge, MA: MIT Press, pp.61–74.</w:t>
+      </w:r>
+    </w:p>
+    <w:p>
+      <w:pPr>
         <w:spacing w:before="240" w:line="360" w:lineRule="auto"/>
       </w:pPr>
       <w:r>
-        <w:t>Brown, I. and Mues, C., 2012. An experimental comparison of classification algorithms for imbalanced credit scoring data sets. </w:t>
+        <w:t xml:space="preserve">Yeh, I.C. and Lien, C.H., 2009. The comparisons of data mining techniques for the predictive accuracy of probability of default of credit card clients. </w:t>
       </w:r>
       <w:r>
         <w:rPr>
@@ -6870,10 +6982,18 @@
         <w:t>Expert Systems with Applications</w:t>
       </w:r>
       <w:r>
-        <w:t>, 39(3), pp.3446–3453</w:t>
-      </w:r>
-      <w:r>
-        <w:t>.</w:t>
+        <w:t xml:space="preserve">, 36(2), pp.2473–2480. Available at: </w:t>
+      </w:r>
+      <w:hyperlink r:id="rId25" w:history="1">
+        <w:r>
+          <w:rPr>
+            <w:rStyle w:val="Hyperlink"/>
+          </w:rPr>
+          <w:t>https://doi.org/10.1016/j.eswa.2007.12.020</w:t>
+        </w:r>
+      </w:hyperlink>
+      <w:r>
+        <w:t xml:space="preserve"> [Accessed 30 May 2026].</w:t>
       </w:r>
     </w:p>
     <w:sectPr>
@@ -9909,6 +10029,18 @@
       <w:shd w:val="clear" w:color="auto" w:fill="E1DFDD"/>
     </w:rPr>
   </w:style>
+  <w:style w:type="character" w:styleId="FollowedHyperlink">
+    <w:name w:val="FollowedHyperlink"/>
+    <w:basedOn w:val="DefaultParagraphFont"/>
+    <w:uiPriority w:val="99"/>
+    <w:semiHidden/>
+    <w:unhideWhenUsed/>
+    <w:rsid w:val="00E236B3"/>
+    <w:rPr>
+      <w:color w:val="954F72" w:themeColor="followedHyperlink"/>
+      <w:u w:val="single"/>
+    </w:rPr>
+  </w:style>
 </w:styles>
 </file>
 

--- a/Sem1/Introduction to Artificial Intelligence/project-assignment/report.docx
+++ b/Sem1/Introduction to Artificial Intelligence/project-assignment/report.docx
@@ -167,39 +167,230 @@
         <w:jc w:val="left"/>
         <w:rPr>
           <w:b/>
-          <w:sz w:val="32"/>
-          <w:szCs w:val="32"/>
+          <w:sz w:val="28"/>
+          <w:szCs w:val="28"/>
           <w:u w:val="single"/>
         </w:rPr>
       </w:pPr>
       <w:r>
-        <w:rPr>
-          <w:b/>
-          <w:sz w:val="32"/>
-          <w:szCs w:val="32"/>
-          <w:u w:val="single"/>
-        </w:rPr>
-        <w:t xml:space="preserve">Essay / Assignment Title: </w:t>
-      </w:r>
-    </w:p>
-    <w:p>
-      <w:pPr>
-        <w:spacing w:line="360" w:lineRule="auto"/>
-        <w:jc w:val="left"/>
         <w:rPr>
           <w:b/>
           <w:sz w:val="28"/>
           <w:szCs w:val="28"/>
-        </w:rPr>
-      </w:pPr>
-      <w:r>
+          <w:u w:val="single"/>
+        </w:rPr>
+        <w:t xml:space="preserve">Assignment Title: </w:t>
+      </w:r>
+    </w:p>
+    <w:p>
+      <w:pPr>
+        <w:spacing w:line="360" w:lineRule="auto"/>
+        <w:jc w:val="left"/>
+        <w:rPr>
+          <w:sz w:val="28"/>
+          <w:szCs w:val="28"/>
+        </w:rPr>
+      </w:pPr>
+      <w:r>
+        <w:rPr>
+          <w:sz w:val="28"/>
+          <w:szCs w:val="28"/>
+        </w:rPr>
+        <w:t>Predictive Modelling for Credit Card Default Using Machine Learning</w:t>
+      </w:r>
+    </w:p>
+    <w:p>
+      <w:pPr>
+        <w:spacing w:line="360" w:lineRule="auto"/>
+        <w:jc w:val="left"/>
+        <w:rPr>
+          <w:b/>
+          <w:sz w:val="28"/>
+          <w:szCs w:val="28"/>
+          <w:u w:val="single"/>
+        </w:rPr>
+      </w:pPr>
+      <w:proofErr w:type="spellStart"/>
+      <w:r>
+        <w:rPr>
+          <w:b/>
+          <w:sz w:val="28"/>
+          <w:szCs w:val="28"/>
+          <w:u w:val="single"/>
+        </w:rPr>
+        <w:t>Programme</w:t>
+      </w:r>
+      <w:proofErr w:type="spellEnd"/>
+      <w:r>
+        <w:rPr>
+          <w:b/>
+          <w:sz w:val="28"/>
+          <w:szCs w:val="28"/>
+          <w:u w:val="single"/>
+        </w:rPr>
+        <w:t xml:space="preserve"> title:</w:t>
+      </w:r>
+    </w:p>
+    <w:p>
+      <w:pPr>
+        <w:spacing w:line="360" w:lineRule="auto"/>
+        <w:jc w:val="left"/>
+        <w:rPr>
+          <w:bCs/>
+          <w:sz w:val="28"/>
+          <w:szCs w:val="28"/>
+        </w:rPr>
+      </w:pPr>
+      <w:r>
+        <w:rPr>
+          <w:bCs/>
+          <w:sz w:val="28"/>
+          <w:szCs w:val="28"/>
+        </w:rPr>
+        <w:t>MSc Artificial Intelligence</w:t>
+      </w:r>
+    </w:p>
+    <w:p>
+      <w:pPr>
+        <w:spacing w:line="360" w:lineRule="auto"/>
+        <w:jc w:val="left"/>
+        <w:rPr>
+          <w:b/>
+          <w:sz w:val="28"/>
+          <w:szCs w:val="28"/>
+          <w:u w:val="single"/>
+        </w:rPr>
+      </w:pPr>
+      <w:r>
+        <w:rPr>
+          <w:b/>
+          <w:sz w:val="28"/>
+          <w:szCs w:val="28"/>
+          <w:u w:val="single"/>
+        </w:rPr>
+        <w:t>Prepared by:</w:t>
+      </w:r>
+    </w:p>
+    <w:p>
+      <w:pPr>
+        <w:spacing w:line="360" w:lineRule="auto"/>
+        <w:jc w:val="left"/>
+        <w:rPr>
+          <w:bCs/>
+          <w:sz w:val="28"/>
+          <w:szCs w:val="28"/>
+        </w:rPr>
+      </w:pPr>
+      <w:r>
+        <w:rPr>
+          <w:bCs/>
+          <w:sz w:val="28"/>
+          <w:szCs w:val="28"/>
+        </w:rPr>
+        <w:t>Amaan Mohammed Khalander</w:t>
+      </w:r>
+    </w:p>
+    <w:p>
+      <w:pPr>
+        <w:spacing w:line="360" w:lineRule="auto"/>
+        <w:jc w:val="left"/>
+        <w:rPr>
+          <w:b/>
+          <w:sz w:val="28"/>
+          <w:szCs w:val="28"/>
+          <w:u w:val="single"/>
+        </w:rPr>
+      </w:pPr>
+      <w:r>
+        <w:rPr>
+          <w:b/>
+          <w:sz w:val="28"/>
+          <w:szCs w:val="28"/>
+          <w:u w:val="single"/>
+        </w:rPr>
+        <w:t>Year:</w:t>
+      </w:r>
+    </w:p>
+    <w:p>
+      <w:pPr>
+        <w:spacing w:line="360" w:lineRule="auto"/>
+        <w:jc w:val="left"/>
+        <w:rPr>
+          <w:bCs/>
+          <w:sz w:val="28"/>
+          <w:szCs w:val="28"/>
+        </w:rPr>
+      </w:pPr>
+      <w:r>
+        <w:rPr>
+          <w:bCs/>
+          <w:sz w:val="28"/>
+          <w:szCs w:val="28"/>
+        </w:rPr>
+        <w:t>Term 1 – 2026</w:t>
+      </w:r>
+    </w:p>
+    <w:p>
+      <w:pPr>
+        <w:spacing w:line="360" w:lineRule="auto"/>
+        <w:jc w:val="left"/>
+        <w:rPr>
+          <w:b/>
+          <w:sz w:val="28"/>
+          <w:szCs w:val="28"/>
+          <w:u w:val="single"/>
+        </w:rPr>
+      </w:pPr>
+      <w:r>
+        <w:rPr>
+          <w:b/>
+          <w:sz w:val="28"/>
+          <w:szCs w:val="28"/>
+          <w:u w:val="single"/>
+        </w:rPr>
+        <w:t>Submission Date:</w:t>
+      </w:r>
+    </w:p>
+    <w:p>
+      <w:pPr>
+        <w:spacing w:line="360" w:lineRule="auto"/>
+        <w:jc w:val="left"/>
+        <w:rPr>
+          <w:bCs/>
+          <w:sz w:val="28"/>
+          <w:szCs w:val="28"/>
+        </w:rPr>
+      </w:pPr>
+      <w:r>
+        <w:rPr>
+          <w:bCs/>
+          <w:sz w:val="28"/>
+          <w:szCs w:val="28"/>
+        </w:rPr>
+        <w:t>17 / June / 2026</w:t>
+      </w:r>
+    </w:p>
+    <w:p>
+      <w:pPr>
+        <w:spacing w:line="360" w:lineRule="auto"/>
+        <w:jc w:val="left"/>
         <w:rPr>
           <w:b/>
           <w:bCs/>
           <w:sz w:val="28"/>
           <w:szCs w:val="28"/>
-        </w:rPr>
-        <w:t>Predictive Modelling for Credit Card Default Using Machine Learning</w:t>
+          <w:u w:val="single"/>
+        </w:rPr>
+      </w:pPr>
+      <w:r>
+        <w:rPr>
+          <w:b/>
+          <w:bCs/>
+          <w:sz w:val="28"/>
+          <w:szCs w:val="28"/>
+          <w:u w:val="single"/>
+        </w:rPr>
+        <w:t xml:space="preserve">Issued by: </w:t>
       </w:r>
     </w:p>
     <w:p>
@@ -207,213 +398,18 @@
         <w:spacing w:line="360" w:lineRule="auto"/>
         <w:jc w:val="left"/>
         <w:rPr>
-          <w:b/>
-          <w:sz w:val="32"/>
-          <w:szCs w:val="32"/>
+          <w:sz w:val="44"/>
+          <w:szCs w:val="44"/>
           <w:u w:val="single"/>
         </w:rPr>
       </w:pPr>
       <w:r>
         <w:rPr>
-          <w:b/>
-          <w:sz w:val="32"/>
-          <w:szCs w:val="32"/>
-          <w:u w:val="single"/>
-        </w:rPr>
-        <w:t>Programme title:</w:t>
-      </w:r>
-    </w:p>
-    <w:p>
-      <w:pPr>
-        <w:spacing w:line="360" w:lineRule="auto"/>
-        <w:jc w:val="left"/>
-        <w:rPr>
-          <w:b/>
           <w:sz w:val="28"/>
           <w:szCs w:val="28"/>
         </w:rPr>
-      </w:pPr>
-      <w:r>
-        <w:rPr>
-          <w:b/>
-          <w:sz w:val="28"/>
-          <w:szCs w:val="28"/>
-        </w:rPr>
-        <w:t>MSc Artificial Intelligence</w:t>
-      </w:r>
-    </w:p>
-    <w:p>
-      <w:pPr>
-        <w:spacing w:line="360" w:lineRule="auto"/>
-        <w:jc w:val="left"/>
-        <w:rPr>
-          <w:b/>
-          <w:sz w:val="32"/>
-          <w:szCs w:val="32"/>
-          <w:u w:val="single"/>
-        </w:rPr>
-      </w:pPr>
-      <w:r>
-        <w:rPr>
-          <w:b/>
-          <w:sz w:val="32"/>
-          <w:szCs w:val="32"/>
-          <w:u w:val="single"/>
-        </w:rPr>
-        <w:t>Prepared by</w:t>
-      </w:r>
-      <w:r>
-        <w:rPr>
-          <w:b/>
-          <w:sz w:val="32"/>
-          <w:szCs w:val="32"/>
-          <w:u w:val="single"/>
-        </w:rPr>
-        <w:t>:</w:t>
-      </w:r>
-    </w:p>
-    <w:p>
-      <w:pPr>
-        <w:spacing w:line="360" w:lineRule="auto"/>
-        <w:jc w:val="left"/>
-        <w:rPr>
-          <w:b/>
-          <w:sz w:val="28"/>
-          <w:szCs w:val="28"/>
-        </w:rPr>
-      </w:pPr>
-      <w:r>
-        <w:rPr>
-          <w:b/>
-          <w:sz w:val="28"/>
-          <w:szCs w:val="28"/>
-        </w:rPr>
-        <w:t>Amaan Mohammed Khalander</w:t>
-      </w:r>
-    </w:p>
-    <w:p>
-      <w:pPr>
-        <w:spacing w:line="360" w:lineRule="auto"/>
-        <w:jc w:val="left"/>
-        <w:rPr>
-          <w:b/>
-          <w:sz w:val="32"/>
-          <w:szCs w:val="32"/>
-          <w:u w:val="single"/>
-        </w:rPr>
-      </w:pPr>
-      <w:r>
-        <w:rPr>
-          <w:b/>
-          <w:sz w:val="32"/>
-          <w:szCs w:val="32"/>
-          <w:u w:val="single"/>
-        </w:rPr>
-        <w:t>Year:</w:t>
-      </w:r>
-    </w:p>
-    <w:p>
-      <w:pPr>
-        <w:spacing w:line="360" w:lineRule="auto"/>
-        <w:jc w:val="left"/>
-        <w:rPr>
-          <w:b/>
-          <w:sz w:val="28"/>
-          <w:szCs w:val="28"/>
-        </w:rPr>
-      </w:pPr>
-      <w:r>
-        <w:rPr>
-          <w:b/>
-          <w:sz w:val="28"/>
-          <w:szCs w:val="28"/>
-        </w:rPr>
-        <w:t xml:space="preserve">Term 1 </w:t>
-      </w:r>
-      <w:r>
-        <w:rPr>
-          <w:b/>
-          <w:sz w:val="28"/>
-          <w:szCs w:val="28"/>
-        </w:rPr>
-        <w:t>–</w:t>
-      </w:r>
-      <w:r>
-        <w:rPr>
-          <w:b/>
-          <w:sz w:val="28"/>
-          <w:szCs w:val="28"/>
-        </w:rPr>
-        <w:t xml:space="preserve"> 2026</w:t>
-      </w:r>
-    </w:p>
-    <w:p>
-      <w:pPr>
-        <w:spacing w:line="360" w:lineRule="auto"/>
-        <w:jc w:val="left"/>
-        <w:rPr>
-          <w:b/>
-          <w:sz w:val="32"/>
-          <w:szCs w:val="32"/>
-          <w:u w:val="single"/>
-        </w:rPr>
-      </w:pPr>
-      <w:r>
-        <w:rPr>
-          <w:b/>
-          <w:sz w:val="32"/>
-          <w:szCs w:val="32"/>
-          <w:u w:val="single"/>
-        </w:rPr>
-        <w:t>Date:</w:t>
-      </w:r>
-    </w:p>
-    <w:p>
-      <w:pPr>
-        <w:spacing w:line="360" w:lineRule="auto"/>
-        <w:jc w:val="left"/>
-        <w:rPr>
-          <w:b/>
-          <w:sz w:val="32"/>
-          <w:szCs w:val="32"/>
-          <w:u w:val="single"/>
-        </w:rPr>
-      </w:pPr>
-      <w:r>
-        <w:rPr>
-          <w:b/>
-          <w:sz w:val="28"/>
-          <w:szCs w:val="28"/>
-        </w:rPr>
-        <w:t>27 / May /</w:t>
-      </w:r>
-      <w:r>
-        <w:rPr>
-          <w:b/>
-          <w:sz w:val="28"/>
-          <w:szCs w:val="28"/>
-        </w:rPr>
-        <w:t xml:space="preserve"> 2026</w:t>
-      </w:r>
-    </w:p>
-    <w:p>
-      <w:pPr>
-        <w:jc w:val="center"/>
-        <w:rPr>
-          <w:sz w:val="32"/>
-          <w:szCs w:val="32"/>
-        </w:rPr>
-      </w:pPr>
-    </w:p>
-    <w:p>
-      <w:pPr>
-        <w:jc w:val="center"/>
-      </w:pPr>
-    </w:p>
-    <w:p>
-      <w:pPr>
-        <w:jc w:val="center"/>
-      </w:pPr>
+        <w:t>Dr. Abdelaziz Triki</w:t>
+      </w:r>
     </w:p>
     <w:p>
       <w:pPr>
@@ -427,9 +423,19 @@
           <w:szCs w:val="40"/>
         </w:rPr>
       </w:pPr>
-      <w:r>
-        <w:br w:type="page"/>
-      </w:r>
+    </w:p>
+    <w:p>
+      <w:pPr>
+        <w:spacing w:after="160"/>
+        <w:jc w:val="left"/>
+        <w:rPr>
+          <w:rFonts w:eastAsiaTheme="majorEastAsia" w:cstheme="majorBidi"/>
+          <w:b/>
+          <w:color w:val="000000" w:themeColor="text1"/>
+          <w:sz w:val="32"/>
+          <w:szCs w:val="40"/>
+        </w:rPr>
+      </w:pPr>
     </w:p>
     <w:sdt>
       <w:sdtPr>
@@ -464,6 +470,7 @@
               <w:b/>
               <w:bCs/>
               <w:color w:val="000000" w:themeColor="text1"/>
+              <w:szCs w:val="28"/>
             </w:rPr>
           </w:pPr>
           <w:r>
@@ -472,6 +479,7 @@
               <w:b/>
               <w:bCs/>
               <w:color w:val="000000" w:themeColor="text1"/>
+              <w:szCs w:val="28"/>
             </w:rPr>
             <w:t xml:space="preserve">Table of </w:t>
           </w:r>
@@ -481,6 +489,7 @@
               <w:b/>
               <w:bCs/>
               <w:color w:val="000000" w:themeColor="text1"/>
+              <w:szCs w:val="28"/>
             </w:rPr>
             <w:t>Contents</w:t>
           </w:r>
@@ -1063,8 +1072,8 @@
           <w:b/>
           <w:bCs/>
           <w:color w:val="000000" w:themeColor="text1"/>
-          <w:sz w:val="32"/>
-          <w:szCs w:val="32"/>
+          <w:sz w:val="28"/>
+          <w:szCs w:val="28"/>
         </w:rPr>
       </w:pPr>
       <w:r>
@@ -1072,8 +1081,8 @@
           <w:b/>
           <w:bCs/>
           <w:color w:val="000000" w:themeColor="text1"/>
-          <w:sz w:val="32"/>
-          <w:szCs w:val="32"/>
+          <w:sz w:val="28"/>
+          <w:szCs w:val="28"/>
         </w:rPr>
         <w:t>Table of Figures</w:t>
       </w:r>
@@ -1874,6 +1883,10 @@
     <w:p>
       <w:pPr>
         <w:spacing w:line="360" w:lineRule="auto"/>
+        <w:rPr>
+          <w:sz w:val="22"/>
+          <w:szCs w:val="22"/>
+        </w:rPr>
       </w:pPr>
       <w:r>
         <w:fldChar w:fldCharType="end"/>
@@ -1882,13 +1895,44 @@
     <w:p>
       <w:pPr>
         <w:spacing w:line="360" w:lineRule="auto"/>
+        <w:rPr>
+          <w:b/>
+          <w:bCs/>
+          <w:sz w:val="28"/>
+          <w:szCs w:val="28"/>
+        </w:rPr>
+      </w:pPr>
+      <w:r>
+        <w:rPr>
+          <w:b/>
+          <w:bCs/>
+          <w:sz w:val="28"/>
+          <w:szCs w:val="28"/>
+        </w:rPr>
+        <w:t>List of Tables</w:t>
+      </w:r>
+    </w:p>
+    <w:p>
+      <w:pPr>
+        <w:pStyle w:val="TableofFigures"/>
+        <w:tabs>
+          <w:tab w:val="right" w:leader="dot" w:pos="9016"/>
+        </w:tabs>
+        <w:spacing w:line="360" w:lineRule="auto"/>
+        <w:rPr>
+          <w:rFonts w:asciiTheme="minorHAnsi" w:eastAsiaTheme="minorEastAsia" w:hAnsiTheme="minorHAnsi"/>
+          <w:noProof/>
+        </w:rPr>
+      </w:pPr>
+      <w:r>
         <w:rPr>
           <w:b/>
           <w:bCs/>
           <w:sz w:val="32"/>
           <w:szCs w:val="32"/>
         </w:rPr>
-      </w:pPr>
+        <w:fldChar w:fldCharType="begin"/>
+      </w:r>
       <w:r>
         <w:rPr>
           <w:b/>
@@ -1896,21 +1940,8 @@
           <w:sz w:val="32"/>
           <w:szCs w:val="32"/>
         </w:rPr>
-        <w:t>List of Tables</w:t>
-      </w:r>
-    </w:p>
-    <w:p>
-      <w:pPr>
-        <w:pStyle w:val="TableofFigures"/>
-        <w:tabs>
-          <w:tab w:val="right" w:leader="dot" w:pos="9016"/>
-        </w:tabs>
-        <w:spacing w:line="360" w:lineRule="auto"/>
-        <w:rPr>
-          <w:rFonts w:asciiTheme="minorHAnsi" w:eastAsiaTheme="minorEastAsia" w:hAnsiTheme="minorHAnsi"/>
-          <w:noProof/>
-        </w:rPr>
-      </w:pPr>
+        <w:instrText xml:space="preserve"> TOC \h \z \c "Table" </w:instrText>
+      </w:r>
       <w:r>
         <w:rPr>
           <w:b/>
@@ -1918,8 +1949,362 @@
           <w:sz w:val="32"/>
           <w:szCs w:val="32"/>
         </w:rPr>
-        <w:fldChar w:fldCharType="begin"/>
-      </w:r>
+        <w:fldChar w:fldCharType="separate"/>
+      </w:r>
+      <w:hyperlink w:anchor="_Toc231084974" w:history="1">
+        <w:r>
+          <w:rPr>
+            <w:rStyle w:val="Hyperlink"/>
+            <w:noProof/>
+          </w:rPr>
+          <w:t>Table 1: Descriptive statistics for key numerical features.</w:t>
+        </w:r>
+        <w:r>
+          <w:rPr>
+            <w:noProof/>
+            <w:webHidden/>
+          </w:rPr>
+          <w:tab/>
+        </w:r>
+        <w:r>
+          <w:rPr>
+            <w:noProof/>
+            <w:webHidden/>
+          </w:rPr>
+          <w:fldChar w:fldCharType="begin"/>
+        </w:r>
+        <w:r>
+          <w:rPr>
+            <w:noProof/>
+            <w:webHidden/>
+          </w:rPr>
+          <w:instrText xml:space="preserve"> PAGEREF _Toc231084974 \h </w:instrText>
+        </w:r>
+        <w:r>
+          <w:rPr>
+            <w:noProof/>
+            <w:webHidden/>
+          </w:rPr>
+        </w:r>
+        <w:r>
+          <w:rPr>
+            <w:noProof/>
+            <w:webHidden/>
+          </w:rPr>
+          <w:fldChar w:fldCharType="separate"/>
+        </w:r>
+        <w:r>
+          <w:rPr>
+            <w:noProof/>
+            <w:webHidden/>
+          </w:rPr>
+          <w:t>5</w:t>
+        </w:r>
+        <w:r>
+          <w:rPr>
+            <w:noProof/>
+            <w:webHidden/>
+          </w:rPr>
+          <w:fldChar w:fldCharType="end"/>
+        </w:r>
+      </w:hyperlink>
+    </w:p>
+    <w:p>
+      <w:pPr>
+        <w:pStyle w:val="TableofFigures"/>
+        <w:tabs>
+          <w:tab w:val="right" w:leader="dot" w:pos="9016"/>
+        </w:tabs>
+        <w:spacing w:line="360" w:lineRule="auto"/>
+        <w:rPr>
+          <w:rFonts w:asciiTheme="minorHAnsi" w:eastAsiaTheme="minorEastAsia" w:hAnsiTheme="minorHAnsi"/>
+          <w:noProof/>
+        </w:rPr>
+      </w:pPr>
+      <w:hyperlink w:anchor="_Toc231084975" w:history="1">
+        <w:r>
+          <w:rPr>
+            <w:rStyle w:val="Hyperlink"/>
+            <w:noProof/>
+          </w:rPr>
+          <w:t>Table 2: Missing values before preprocessing for selected features.</w:t>
+        </w:r>
+        <w:r>
+          <w:rPr>
+            <w:noProof/>
+            <w:webHidden/>
+          </w:rPr>
+          <w:tab/>
+        </w:r>
+        <w:r>
+          <w:rPr>
+            <w:noProof/>
+            <w:webHidden/>
+          </w:rPr>
+          <w:fldChar w:fldCharType="begin"/>
+        </w:r>
+        <w:r>
+          <w:rPr>
+            <w:noProof/>
+            <w:webHidden/>
+          </w:rPr>
+          <w:instrText xml:space="preserve"> PAGEREF _Toc231084975 \h </w:instrText>
+        </w:r>
+        <w:r>
+          <w:rPr>
+            <w:noProof/>
+            <w:webHidden/>
+          </w:rPr>
+        </w:r>
+        <w:r>
+          <w:rPr>
+            <w:noProof/>
+            <w:webHidden/>
+          </w:rPr>
+          <w:fldChar w:fldCharType="separate"/>
+        </w:r>
+        <w:r>
+          <w:rPr>
+            <w:noProof/>
+            <w:webHidden/>
+          </w:rPr>
+          <w:t>9</w:t>
+        </w:r>
+        <w:r>
+          <w:rPr>
+            <w:noProof/>
+            <w:webHidden/>
+          </w:rPr>
+          <w:fldChar w:fldCharType="end"/>
+        </w:r>
+      </w:hyperlink>
+    </w:p>
+    <w:p>
+      <w:pPr>
+        <w:pStyle w:val="TableofFigures"/>
+        <w:tabs>
+          <w:tab w:val="right" w:leader="dot" w:pos="9016"/>
+        </w:tabs>
+        <w:spacing w:line="360" w:lineRule="auto"/>
+        <w:rPr>
+          <w:rFonts w:asciiTheme="minorHAnsi" w:eastAsiaTheme="minorEastAsia" w:hAnsiTheme="minorHAnsi"/>
+          <w:noProof/>
+        </w:rPr>
+      </w:pPr>
+      <w:hyperlink w:anchor="_Toc231084976" w:history="1">
+        <w:r>
+          <w:rPr>
+            <w:rStyle w:val="Hyperlink"/>
+            <w:noProof/>
+          </w:rPr>
+          <w:t>Table 3: Baseline model performance on the test set (accuracy, precision, recall, F1, AUC</w:t>
+        </w:r>
+        <w:r>
+          <w:rPr>
+            <w:rStyle w:val="Hyperlink"/>
+            <w:noProof/>
+          </w:rPr>
+          <w:noBreakHyphen/>
+          <w:t>ROC).</w:t>
+        </w:r>
+        <w:r>
+          <w:rPr>
+            <w:noProof/>
+            <w:webHidden/>
+          </w:rPr>
+          <w:tab/>
+        </w:r>
+        <w:r>
+          <w:rPr>
+            <w:noProof/>
+            <w:webHidden/>
+          </w:rPr>
+          <w:fldChar w:fldCharType="begin"/>
+        </w:r>
+        <w:r>
+          <w:rPr>
+            <w:noProof/>
+            <w:webHidden/>
+          </w:rPr>
+          <w:instrText xml:space="preserve"> PAGEREF _Toc231084976 \h </w:instrText>
+        </w:r>
+        <w:r>
+          <w:rPr>
+            <w:noProof/>
+            <w:webHidden/>
+          </w:rPr>
+        </w:r>
+        <w:r>
+          <w:rPr>
+            <w:noProof/>
+            <w:webHidden/>
+          </w:rPr>
+          <w:fldChar w:fldCharType="separate"/>
+        </w:r>
+        <w:r>
+          <w:rPr>
+            <w:noProof/>
+            <w:webHidden/>
+          </w:rPr>
+          <w:t>11</w:t>
+        </w:r>
+        <w:r>
+          <w:rPr>
+            <w:noProof/>
+            <w:webHidden/>
+          </w:rPr>
+          <w:fldChar w:fldCharType="end"/>
+        </w:r>
+      </w:hyperlink>
+    </w:p>
+    <w:p>
+      <w:pPr>
+        <w:pStyle w:val="TableofFigures"/>
+        <w:tabs>
+          <w:tab w:val="right" w:leader="dot" w:pos="9016"/>
+        </w:tabs>
+        <w:spacing w:line="360" w:lineRule="auto"/>
+        <w:rPr>
+          <w:rFonts w:asciiTheme="minorHAnsi" w:eastAsiaTheme="minorEastAsia" w:hAnsiTheme="minorHAnsi"/>
+          <w:noProof/>
+        </w:rPr>
+      </w:pPr>
+      <w:hyperlink w:anchor="_Toc231084977" w:history="1">
+        <w:r>
+          <w:rPr>
+            <w:rStyle w:val="Hyperlink"/>
+            <w:noProof/>
+          </w:rPr>
+          <w:t>Table 4: Random Forest performance before and after hyperparameter tuning.</w:t>
+        </w:r>
+        <w:r>
+          <w:rPr>
+            <w:noProof/>
+            <w:webHidden/>
+          </w:rPr>
+          <w:tab/>
+        </w:r>
+        <w:r>
+          <w:rPr>
+            <w:noProof/>
+            <w:webHidden/>
+          </w:rPr>
+          <w:fldChar w:fldCharType="begin"/>
+        </w:r>
+        <w:r>
+          <w:rPr>
+            <w:noProof/>
+            <w:webHidden/>
+          </w:rPr>
+          <w:instrText xml:space="preserve"> PAGEREF _Toc231084977 \h </w:instrText>
+        </w:r>
+        <w:r>
+          <w:rPr>
+            <w:noProof/>
+            <w:webHidden/>
+          </w:rPr>
+        </w:r>
+        <w:r>
+          <w:rPr>
+            <w:noProof/>
+            <w:webHidden/>
+          </w:rPr>
+          <w:fldChar w:fldCharType="separate"/>
+        </w:r>
+        <w:r>
+          <w:rPr>
+            <w:noProof/>
+            <w:webHidden/>
+          </w:rPr>
+          <w:t>13</w:t>
+        </w:r>
+        <w:r>
+          <w:rPr>
+            <w:noProof/>
+            <w:webHidden/>
+          </w:rPr>
+          <w:fldChar w:fldCharType="end"/>
+        </w:r>
+      </w:hyperlink>
+    </w:p>
+    <w:p>
+      <w:pPr>
+        <w:pStyle w:val="TableofFigures"/>
+        <w:tabs>
+          <w:tab w:val="right" w:leader="dot" w:pos="9016"/>
+        </w:tabs>
+        <w:spacing w:line="360" w:lineRule="auto"/>
+        <w:rPr>
+          <w:rFonts w:asciiTheme="minorHAnsi" w:eastAsiaTheme="minorEastAsia" w:hAnsiTheme="minorHAnsi"/>
+          <w:noProof/>
+        </w:rPr>
+      </w:pPr>
+      <w:hyperlink w:anchor="_Toc231084978" w:history="1">
+        <w:r>
+          <w:rPr>
+            <w:rStyle w:val="Hyperlink"/>
+            <w:noProof/>
+          </w:rPr>
+          <w:t>Table 5: Top features ranked by permutation importance for the Random Forest model.</w:t>
+        </w:r>
+        <w:r>
+          <w:rPr>
+            <w:noProof/>
+            <w:webHidden/>
+          </w:rPr>
+          <w:tab/>
+        </w:r>
+        <w:r>
+          <w:rPr>
+            <w:noProof/>
+            <w:webHidden/>
+          </w:rPr>
+          <w:fldChar w:fldCharType="begin"/>
+        </w:r>
+        <w:r>
+          <w:rPr>
+            <w:noProof/>
+            <w:webHidden/>
+          </w:rPr>
+          <w:instrText xml:space="preserve"> PAGEREF _Toc231084978 \h </w:instrText>
+        </w:r>
+        <w:r>
+          <w:rPr>
+            <w:noProof/>
+            <w:webHidden/>
+          </w:rPr>
+        </w:r>
+        <w:r>
+          <w:rPr>
+            <w:noProof/>
+            <w:webHidden/>
+          </w:rPr>
+          <w:fldChar w:fldCharType="separate"/>
+        </w:r>
+        <w:r>
+          <w:rPr>
+            <w:noProof/>
+            <w:webHidden/>
+          </w:rPr>
+          <w:t>13</w:t>
+        </w:r>
+        <w:r>
+          <w:rPr>
+            <w:noProof/>
+            <w:webHidden/>
+          </w:rPr>
+          <w:fldChar w:fldCharType="end"/>
+        </w:r>
+      </w:hyperlink>
+    </w:p>
+    <w:p>
+      <w:pPr>
+        <w:pStyle w:val="TableofFigures"/>
+        <w:tabs>
+          <w:tab w:val="right" w:leader="dot" w:pos="9016"/>
+        </w:tabs>
+        <w:spacing w:line="360" w:lineRule="auto"/>
+      </w:pPr>
       <w:r>
         <w:rPr>
           <w:b/>
@@ -1927,378 +2312,6 @@
           <w:sz w:val="32"/>
           <w:szCs w:val="32"/>
         </w:rPr>
-        <w:instrText xml:space="preserve"> TOC \h \z \c "Table" </w:instrText>
-      </w:r>
-      <w:r>
-        <w:rPr>
-          <w:b/>
-          <w:bCs/>
-          <w:sz w:val="32"/>
-          <w:szCs w:val="32"/>
-        </w:rPr>
-        <w:fldChar w:fldCharType="separate"/>
-      </w:r>
-      <w:hyperlink w:anchor="_Toc231084974" w:history="1">
-        <w:r>
-          <w:rPr>
-            <w:rStyle w:val="Hyperlink"/>
-            <w:noProof/>
-          </w:rPr>
-          <w:t>Table 1: Descriptive statistics for key numerical features.</w:t>
-        </w:r>
-        <w:r>
-          <w:rPr>
-            <w:noProof/>
-            <w:webHidden/>
-          </w:rPr>
-          <w:tab/>
-        </w:r>
-        <w:r>
-          <w:rPr>
-            <w:noProof/>
-            <w:webHidden/>
-          </w:rPr>
-          <w:fldChar w:fldCharType="begin"/>
-        </w:r>
-        <w:r>
-          <w:rPr>
-            <w:noProof/>
-            <w:webHidden/>
-          </w:rPr>
-          <w:instrText xml:space="preserve"> PAGEREF _Toc231084974 \h </w:instrText>
-        </w:r>
-        <w:r>
-          <w:rPr>
-            <w:noProof/>
-            <w:webHidden/>
-          </w:rPr>
-        </w:r>
-        <w:r>
-          <w:rPr>
-            <w:noProof/>
-            <w:webHidden/>
-          </w:rPr>
-          <w:fldChar w:fldCharType="separate"/>
-        </w:r>
-        <w:r>
-          <w:rPr>
-            <w:noProof/>
-            <w:webHidden/>
-          </w:rPr>
-          <w:t>5</w:t>
-        </w:r>
-        <w:r>
-          <w:rPr>
-            <w:noProof/>
-            <w:webHidden/>
-          </w:rPr>
-          <w:fldChar w:fldCharType="end"/>
-        </w:r>
-      </w:hyperlink>
-    </w:p>
-    <w:p>
-      <w:pPr>
-        <w:pStyle w:val="TableofFigures"/>
-        <w:tabs>
-          <w:tab w:val="right" w:leader="dot" w:pos="9016"/>
-        </w:tabs>
-        <w:spacing w:line="360" w:lineRule="auto"/>
-        <w:rPr>
-          <w:rFonts w:asciiTheme="minorHAnsi" w:eastAsiaTheme="minorEastAsia" w:hAnsiTheme="minorHAnsi"/>
-          <w:noProof/>
-        </w:rPr>
-      </w:pPr>
-      <w:hyperlink w:anchor="_Toc231084975" w:history="1">
-        <w:r>
-          <w:rPr>
-            <w:rStyle w:val="Hyperlink"/>
-            <w:noProof/>
-          </w:rPr>
-          <w:t>Table 2: Missing values before preprocessing for selected features.</w:t>
-        </w:r>
-        <w:r>
-          <w:rPr>
-            <w:noProof/>
-            <w:webHidden/>
-          </w:rPr>
-          <w:tab/>
-        </w:r>
-        <w:r>
-          <w:rPr>
-            <w:noProof/>
-            <w:webHidden/>
-          </w:rPr>
-          <w:fldChar w:fldCharType="begin"/>
-        </w:r>
-        <w:r>
-          <w:rPr>
-            <w:noProof/>
-            <w:webHidden/>
-          </w:rPr>
-          <w:instrText xml:space="preserve"> PAGEREF _Toc231084975 \h </w:instrText>
-        </w:r>
-        <w:r>
-          <w:rPr>
-            <w:noProof/>
-            <w:webHidden/>
-          </w:rPr>
-        </w:r>
-        <w:r>
-          <w:rPr>
-            <w:noProof/>
-            <w:webHidden/>
-          </w:rPr>
-          <w:fldChar w:fldCharType="separate"/>
-        </w:r>
-        <w:r>
-          <w:rPr>
-            <w:noProof/>
-            <w:webHidden/>
-          </w:rPr>
-          <w:t>9</w:t>
-        </w:r>
-        <w:r>
-          <w:rPr>
-            <w:noProof/>
-            <w:webHidden/>
-          </w:rPr>
-          <w:fldChar w:fldCharType="end"/>
-        </w:r>
-      </w:hyperlink>
-    </w:p>
-    <w:p>
-      <w:pPr>
-        <w:pStyle w:val="TableofFigures"/>
-        <w:tabs>
-          <w:tab w:val="right" w:leader="dot" w:pos="9016"/>
-        </w:tabs>
-        <w:spacing w:line="360" w:lineRule="auto"/>
-        <w:rPr>
-          <w:rFonts w:asciiTheme="minorHAnsi" w:eastAsiaTheme="minorEastAsia" w:hAnsiTheme="minorHAnsi"/>
-          <w:noProof/>
-        </w:rPr>
-      </w:pPr>
-      <w:hyperlink w:anchor="_Toc231084976" w:history="1">
-        <w:r>
-          <w:rPr>
-            <w:rStyle w:val="Hyperlink"/>
-            <w:noProof/>
-          </w:rPr>
-          <w:t>Table 3: Baseline model performance on the test set (accuracy, precision, recall, F1, AUC</w:t>
-        </w:r>
-        <w:r>
-          <w:rPr>
-            <w:rStyle w:val="Hyperlink"/>
-            <w:noProof/>
-          </w:rPr>
-          <w:noBreakHyphen/>
-          <w:t>ROC).</w:t>
-        </w:r>
-        <w:r>
-          <w:rPr>
-            <w:noProof/>
-            <w:webHidden/>
-          </w:rPr>
-          <w:tab/>
-        </w:r>
-        <w:r>
-          <w:rPr>
-            <w:noProof/>
-            <w:webHidden/>
-          </w:rPr>
-          <w:fldChar w:fldCharType="begin"/>
-        </w:r>
-        <w:r>
-          <w:rPr>
-            <w:noProof/>
-            <w:webHidden/>
-          </w:rPr>
-          <w:instrText xml:space="preserve"> PAGEREF _Toc231084976 \h </w:instrText>
-        </w:r>
-        <w:r>
-          <w:rPr>
-            <w:noProof/>
-            <w:webHidden/>
-          </w:rPr>
-        </w:r>
-        <w:r>
-          <w:rPr>
-            <w:noProof/>
-            <w:webHidden/>
-          </w:rPr>
-          <w:fldChar w:fldCharType="separate"/>
-        </w:r>
-        <w:r>
-          <w:rPr>
-            <w:noProof/>
-            <w:webHidden/>
-          </w:rPr>
-          <w:t>11</w:t>
-        </w:r>
-        <w:r>
-          <w:rPr>
-            <w:noProof/>
-            <w:webHidden/>
-          </w:rPr>
-          <w:fldChar w:fldCharType="end"/>
-        </w:r>
-      </w:hyperlink>
-    </w:p>
-    <w:p>
-      <w:pPr>
-        <w:pStyle w:val="TableofFigures"/>
-        <w:tabs>
-          <w:tab w:val="right" w:leader="dot" w:pos="9016"/>
-        </w:tabs>
-        <w:spacing w:line="360" w:lineRule="auto"/>
-        <w:rPr>
-          <w:rFonts w:asciiTheme="minorHAnsi" w:eastAsiaTheme="minorEastAsia" w:hAnsiTheme="minorHAnsi"/>
-          <w:noProof/>
-        </w:rPr>
-      </w:pPr>
-      <w:hyperlink w:anchor="_Toc231084977" w:history="1">
-        <w:r>
-          <w:rPr>
-            <w:rStyle w:val="Hyperlink"/>
-            <w:noProof/>
-          </w:rPr>
-          <w:t>Table 4: Random Forest performance before and after hyperparameter tuning.</w:t>
-        </w:r>
-        <w:r>
-          <w:rPr>
-            <w:noProof/>
-            <w:webHidden/>
-          </w:rPr>
-          <w:tab/>
-        </w:r>
-        <w:r>
-          <w:rPr>
-            <w:noProof/>
-            <w:webHidden/>
-          </w:rPr>
-          <w:fldChar w:fldCharType="begin"/>
-        </w:r>
-        <w:r>
-          <w:rPr>
-            <w:noProof/>
-            <w:webHidden/>
-          </w:rPr>
-          <w:instrText xml:space="preserve"> PAGEREF _Toc231084977 \h </w:instrText>
-        </w:r>
-        <w:r>
-          <w:rPr>
-            <w:noProof/>
-            <w:webHidden/>
-          </w:rPr>
-        </w:r>
-        <w:r>
-          <w:rPr>
-            <w:noProof/>
-            <w:webHidden/>
-          </w:rPr>
-          <w:fldChar w:fldCharType="separate"/>
-        </w:r>
-        <w:r>
-          <w:rPr>
-            <w:noProof/>
-            <w:webHidden/>
-          </w:rPr>
-          <w:t>13</w:t>
-        </w:r>
-        <w:r>
-          <w:rPr>
-            <w:noProof/>
-            <w:webHidden/>
-          </w:rPr>
-          <w:fldChar w:fldCharType="end"/>
-        </w:r>
-      </w:hyperlink>
-    </w:p>
-    <w:p>
-      <w:pPr>
-        <w:pStyle w:val="TableofFigures"/>
-        <w:tabs>
-          <w:tab w:val="right" w:leader="dot" w:pos="9016"/>
-        </w:tabs>
-        <w:spacing w:line="360" w:lineRule="auto"/>
-        <w:rPr>
-          <w:rFonts w:asciiTheme="minorHAnsi" w:eastAsiaTheme="minorEastAsia" w:hAnsiTheme="minorHAnsi"/>
-          <w:noProof/>
-        </w:rPr>
-      </w:pPr>
-      <w:hyperlink w:anchor="_Toc231084978" w:history="1">
-        <w:r>
-          <w:rPr>
-            <w:rStyle w:val="Hyperlink"/>
-            <w:noProof/>
-          </w:rPr>
-          <w:t>Table 5: Top features ranked by permutation importance for the Random Forest model.</w:t>
-        </w:r>
-        <w:r>
-          <w:rPr>
-            <w:noProof/>
-            <w:webHidden/>
-          </w:rPr>
-          <w:tab/>
-        </w:r>
-        <w:r>
-          <w:rPr>
-            <w:noProof/>
-            <w:webHidden/>
-          </w:rPr>
-          <w:fldChar w:fldCharType="begin"/>
-        </w:r>
-        <w:r>
-          <w:rPr>
-            <w:noProof/>
-            <w:webHidden/>
-          </w:rPr>
-          <w:instrText xml:space="preserve"> PAGEREF _Toc231084978 \h </w:instrText>
-        </w:r>
-        <w:r>
-          <w:rPr>
-            <w:noProof/>
-            <w:webHidden/>
-          </w:rPr>
-        </w:r>
-        <w:r>
-          <w:rPr>
-            <w:noProof/>
-            <w:webHidden/>
-          </w:rPr>
-          <w:fldChar w:fldCharType="separate"/>
-        </w:r>
-        <w:r>
-          <w:rPr>
-            <w:noProof/>
-            <w:webHidden/>
-          </w:rPr>
-          <w:t>13</w:t>
-        </w:r>
-        <w:r>
-          <w:rPr>
-            <w:noProof/>
-            <w:webHidden/>
-          </w:rPr>
-          <w:fldChar w:fldCharType="end"/>
-        </w:r>
-      </w:hyperlink>
-    </w:p>
-    <w:p>
-      <w:pPr>
-        <w:pStyle w:val="TableofFigures"/>
-        <w:tabs>
-          <w:tab w:val="right" w:leader="dot" w:pos="9016"/>
-        </w:tabs>
-        <w:spacing w:line="360" w:lineRule="auto"/>
-      </w:pPr>
-      <w:r>
-        <w:rPr>
-          <w:b/>
-          <w:bCs/>
-          <w:sz w:val="32"/>
-          <w:szCs w:val="32"/>
-        </w:rPr>
         <w:fldChar w:fldCharType="end"/>
       </w:r>
     </w:p>
@@ -2309,15 +2322,15 @@
         <w:rPr>
           <w:rFonts w:ascii="Times New Roman Bold" w:hAnsi="Times New Roman Bold"/>
           <w:b/>
-          <w:sz w:val="30"/>
-          <w:szCs w:val="32"/>
+          <w:sz w:val="28"/>
+          <w:szCs w:val="28"/>
         </w:rPr>
       </w:pPr>
       <w:r>
         <w:rPr>
           <w:b/>
-          <w:sz w:val="32"/>
-          <w:szCs w:val="32"/>
+          <w:sz w:val="28"/>
+          <w:szCs w:val="28"/>
         </w:rPr>
         <w:lastRenderedPageBreak/>
         <w:t>Statement of compliance with academic ethics and the avoidance of plagiarism</w:t>
@@ -2530,6 +2543,7 @@
       <w:r>
         <w:t xml:space="preserve"> to predict the target variable </w:t>
       </w:r>
+      <w:proofErr w:type="spellStart"/>
       <w:proofErr w:type="gramStart"/>
       <w:r>
         <w:t>default.payment</w:t>
@@ -2542,6 +2556,7 @@
       <w:r>
         <w:t>next.month</w:t>
       </w:r>
+      <w:proofErr w:type="spellEnd"/>
       <w:proofErr w:type="gramEnd"/>
       <w:r>
         <w:t xml:space="preserve"> (1 = default, 0 = no default), as described by Yeh and Lien (2009</w:t>
@@ -2570,6 +2585,7 @@
       <w:r>
         <w:t xml:space="preserve">RATING and a risk score </w:t>
       </w:r>
+      <w:proofErr w:type="spellStart"/>
       <w:r>
         <w:rPr>
           <w:rFonts w:eastAsia="Courier New"/>
@@ -2591,6 +2607,7 @@
         </w:rPr>
         <w:t>leak</w:t>
       </w:r>
+      <w:proofErr w:type="spellEnd"/>
       <w:r>
         <w:t>. The aim was to perform end‑to‑end exploratory data analysis (EDA), data preparation, model training, evaluation and interpretation</w:t>
       </w:r>
@@ -2732,27 +2749,14 @@
       <w:r>
         <w:t xml:space="preserve">Figure </w:t>
       </w:r>
-      <w:r>
-        <w:fldChar w:fldCharType="begin"/>
-      </w:r>
-      <w:r>
-        <w:instrText xml:space="preserve"> SEQ Figure \* ARABIC </w:instrText>
-      </w:r>
-      <w:r>
-        <w:fldChar w:fldCharType="separate"/>
-      </w:r>
-      <w:r>
-        <w:rPr>
-          <w:noProof/>
-        </w:rPr>
-        <w:t>1</w:t>
-      </w:r>
-      <w:r>
-        <w:rPr>
-          <w:noProof/>
-        </w:rPr>
-        <w:fldChar w:fldCharType="end"/>
-      </w:r>
+      <w:fldSimple w:instr=" SEQ Figure \* ARABIC ">
+        <w:r>
+          <w:rPr>
+            <w:noProof/>
+          </w:rPr>
+          <w:t>1</w:t>
+        </w:r>
+      </w:fldSimple>
       <w:r>
         <w:t>: Distribution of the target variable (default vs. non default)</w:t>
       </w:r>
@@ -2763,7 +2767,15 @@
         <w:spacing w:before="240" w:line="360" w:lineRule="auto"/>
       </w:pPr>
       <w:r>
-        <w:t>Descriptive statistics show that LIMIT_BAL, AGE, BILL_AMT_SUM and risk_leak are all skewed variables</w:t>
+        <w:t xml:space="preserve">Descriptive statistics show that LIMIT_BAL, AGE, BILL_AMT_SUM and </w:t>
+      </w:r>
+      <w:proofErr w:type="spellStart"/>
+      <w:r>
+        <w:t>risk_leak</w:t>
+      </w:r>
+      <w:proofErr w:type="spellEnd"/>
+      <w:r>
+        <w:t xml:space="preserve"> are all skewed variables</w:t>
       </w:r>
       <w:r>
         <w:t xml:space="preserve">. </w:t>
@@ -2787,27 +2799,14 @@
       <w:r>
         <w:t xml:space="preserve">Table </w:t>
       </w:r>
-      <w:r>
-        <w:fldChar w:fldCharType="begin"/>
-      </w:r>
-      <w:r>
-        <w:instrText xml:space="preserve"> SEQ Table \* ARABIC </w:instrText>
-      </w:r>
-      <w:r>
-        <w:fldChar w:fldCharType="separate"/>
-      </w:r>
-      <w:r>
-        <w:rPr>
-          <w:noProof/>
-        </w:rPr>
-        <w:t>1</w:t>
-      </w:r>
-      <w:r>
-        <w:rPr>
-          <w:noProof/>
-        </w:rPr>
-        <w:fldChar w:fldCharType="end"/>
-      </w:r>
+      <w:fldSimple w:instr=" SEQ Table \* ARABIC ">
+        <w:r>
+          <w:rPr>
+            <w:noProof/>
+          </w:rPr>
+          <w:t>1</w:t>
+        </w:r>
+      </w:fldSimple>
       <w:r>
         <w:t xml:space="preserve">: </w:t>
       </w:r>
@@ -3220,9 +3219,11 @@
             <w:pPr>
               <w:spacing w:line="360" w:lineRule="auto"/>
             </w:pPr>
+            <w:proofErr w:type="spellStart"/>
             <w:r>
               <w:t>risk_leak</w:t>
             </w:r>
+            <w:proofErr w:type="spellEnd"/>
           </w:p>
         </w:tc>
         <w:tc>
@@ -3324,7 +3325,7 @@
         </w:rPr>
         <w:lastRenderedPageBreak/>
         <w:drawing>
-          <wp:inline distT="0" distB="0" distL="0" distR="0" wp14:anchorId="4F1D0CA3" wp14:editId="6E999715">
+          <wp:inline distT="0" distB="0" distL="0" distR="0" wp14:anchorId="4F1D0CA3" wp14:editId="0731D315">
             <wp:extent cx="5731510" cy="3876675"/>
             <wp:effectExtent l="0" t="0" r="2540" b="9525"/>
             <wp:docPr id="2040631384" name="Picture 2"/>
@@ -3381,27 +3382,14 @@
       <w:r>
         <w:t xml:space="preserve">Figure </w:t>
       </w:r>
-      <w:r>
-        <w:fldChar w:fldCharType="begin"/>
-      </w:r>
-      <w:r>
-        <w:instrText xml:space="preserve"> SEQ Figure \* ARABIC </w:instrText>
-      </w:r>
-      <w:r>
-        <w:fldChar w:fldCharType="separate"/>
-      </w:r>
-      <w:r>
-        <w:rPr>
-          <w:noProof/>
-        </w:rPr>
-        <w:t>2</w:t>
-      </w:r>
-      <w:r>
-        <w:rPr>
-          <w:noProof/>
-        </w:rPr>
-        <w:fldChar w:fldCharType="end"/>
-      </w:r>
+      <w:fldSimple w:instr=" SEQ Figure \* ARABIC ">
+        <w:r>
+          <w:rPr>
+            <w:noProof/>
+          </w:rPr>
+          <w:t>2</w:t>
+        </w:r>
+      </w:fldSimple>
       <w:r>
         <w:t xml:space="preserve">: </w:t>
       </w:r>
@@ -3434,7 +3422,7 @@
           <w:noProof/>
         </w:rPr>
         <w:drawing>
-          <wp:inline distT="0" distB="0" distL="0" distR="0" wp14:anchorId="5C8F2F03" wp14:editId="67F9A0C5">
+          <wp:inline distT="0" distB="0" distL="0" distR="0" wp14:anchorId="5C8F2F03" wp14:editId="46D8D360">
             <wp:extent cx="5731510" cy="1637665"/>
             <wp:effectExtent l="0" t="0" r="2540" b="635"/>
             <wp:docPr id="81985261" name="Picture 3"/>
@@ -3491,27 +3479,14 @@
       <w:r>
         <w:t xml:space="preserve">Figure </w:t>
       </w:r>
-      <w:r>
-        <w:fldChar w:fldCharType="begin"/>
-      </w:r>
-      <w:r>
-        <w:instrText xml:space="preserve"> SEQ Figure \* ARABIC </w:instrText>
-      </w:r>
-      <w:r>
-        <w:fldChar w:fldCharType="separate"/>
-      </w:r>
-      <w:r>
-        <w:rPr>
-          <w:noProof/>
-        </w:rPr>
-        <w:t>3</w:t>
-      </w:r>
-      <w:r>
-        <w:rPr>
-          <w:noProof/>
-        </w:rPr>
-        <w:fldChar w:fldCharType="end"/>
-      </w:r>
+      <w:fldSimple w:instr=" SEQ Figure \* ARABIC ">
+        <w:r>
+          <w:rPr>
+            <w:noProof/>
+          </w:rPr>
+          <w:t>3</w:t>
+        </w:r>
+      </w:fldSimple>
       <w:r>
         <w:t xml:space="preserve">: </w:t>
       </w:r>
@@ -3562,7 +3537,7 @@
         </w:rPr>
         <w:lastRenderedPageBreak/>
         <w:drawing>
-          <wp:inline distT="0" distB="0" distL="0" distR="0" wp14:anchorId="5A2E4140" wp14:editId="6824D483">
+          <wp:inline distT="0" distB="0" distL="0" distR="0" wp14:anchorId="5A2E4140" wp14:editId="3786BBA1">
             <wp:extent cx="5577219" cy="3648710"/>
             <wp:effectExtent l="0" t="0" r="4445" b="8890"/>
             <wp:docPr id="2103910768" name="Picture 4"/>
@@ -3619,27 +3594,14 @@
       <w:r>
         <w:t xml:space="preserve">Figure </w:t>
       </w:r>
-      <w:r>
-        <w:fldChar w:fldCharType="begin"/>
-      </w:r>
-      <w:r>
-        <w:instrText xml:space="preserve"> SEQ Figure \* ARABIC </w:instrText>
-      </w:r>
-      <w:r>
-        <w:fldChar w:fldCharType="separate"/>
-      </w:r>
-      <w:r>
-        <w:rPr>
-          <w:noProof/>
-        </w:rPr>
-        <w:t>4</w:t>
-      </w:r>
-      <w:r>
-        <w:rPr>
-          <w:noProof/>
-        </w:rPr>
-        <w:fldChar w:fldCharType="end"/>
-      </w:r>
+      <w:fldSimple w:instr=" SEQ Figure \* ARABIC ">
+        <w:r>
+          <w:rPr>
+            <w:noProof/>
+          </w:rPr>
+          <w:t>4</w:t>
+        </w:r>
+      </w:fldSimple>
       <w:r>
         <w:t>: Distributions of categorical variables (SEX, EDUCATION, MARRIAGE, RISK_RATING).</w:t>
       </w:r>
@@ -3712,27 +3674,14 @@
       <w:r>
         <w:t xml:space="preserve">Figure </w:t>
       </w:r>
-      <w:r>
-        <w:fldChar w:fldCharType="begin"/>
-      </w:r>
-      <w:r>
-        <w:instrText xml:space="preserve"> SEQ Figure \* ARABIC </w:instrText>
-      </w:r>
-      <w:r>
-        <w:fldChar w:fldCharType="separate"/>
-      </w:r>
-      <w:r>
-        <w:rPr>
-          <w:noProof/>
-        </w:rPr>
-        <w:t>5</w:t>
-      </w:r>
-      <w:r>
-        <w:rPr>
-          <w:noProof/>
-        </w:rPr>
-        <w:fldChar w:fldCharType="end"/>
-      </w:r>
+      <w:fldSimple w:instr=" SEQ Figure \* ARABIC ">
+        <w:r>
+          <w:rPr>
+            <w:noProof/>
+          </w:rPr>
+          <w:t>5</w:t>
+        </w:r>
+      </w:fldSimple>
       <w:r>
         <w:t>: Top‑20 city labels by number of credit card clients.</w:t>
       </w:r>
@@ -3749,13 +3698,21 @@
         <w:t xml:space="preserve">. </w:t>
       </w:r>
       <w:r>
-        <w:t>The engineered risk score risk</w:t>
+        <w:t xml:space="preserve">The engineered risk score </w:t>
+      </w:r>
+      <w:proofErr w:type="spellStart"/>
+      <w:r>
+        <w:t>risk</w:t>
       </w:r>
       <w:r>
         <w:t>_</w:t>
       </w:r>
       <w:r>
-        <w:t>leak looked extremely predictive but was treated as a leakage feature and excluded from modelling (Kaufman et al., 2012).</w:t>
+        <w:t>leak</w:t>
+      </w:r>
+      <w:proofErr w:type="spellEnd"/>
+      <w:r>
+        <w:t xml:space="preserve"> looked extremely predictive but was treated as a leakage feature and excluded from modelling (Kaufman et al., 2012).</w:t>
       </w:r>
     </w:p>
     <w:p>
@@ -3831,27 +3788,14 @@
       <w:r>
         <w:t xml:space="preserve">Figure </w:t>
       </w:r>
-      <w:r>
-        <w:fldChar w:fldCharType="begin"/>
-      </w:r>
-      <w:r>
-        <w:instrText xml:space="preserve"> SEQ Figure \* ARABIC </w:instrText>
-      </w:r>
-      <w:r>
-        <w:fldChar w:fldCharType="separate"/>
-      </w:r>
-      <w:r>
-        <w:rPr>
-          <w:noProof/>
-        </w:rPr>
-        <w:t>6</w:t>
-      </w:r>
-      <w:r>
-        <w:rPr>
-          <w:noProof/>
-        </w:rPr>
-        <w:fldChar w:fldCharType="end"/>
-      </w:r>
+      <w:fldSimple w:instr=" SEQ Figure \* ARABIC ">
+        <w:r>
+          <w:rPr>
+            <w:noProof/>
+          </w:rPr>
+          <w:t>6</w:t>
+        </w:r>
+      </w:fldSimple>
       <w:r>
         <w:t>: Correlation of selected features with the default indicator.</w:t>
       </w:r>
@@ -3867,7 +3811,7 @@
           <w:noProof/>
         </w:rPr>
         <w:drawing>
-          <wp:inline distT="0" distB="0" distL="0" distR="0" wp14:anchorId="215DABB7" wp14:editId="2948C7C7">
+          <wp:inline distT="0" distB="0" distL="0" distR="0" wp14:anchorId="215DABB7" wp14:editId="22F54C8E">
             <wp:extent cx="5220660" cy="4775200"/>
             <wp:effectExtent l="0" t="0" r="0" b="6350"/>
             <wp:docPr id="1113977803" name="Picture 10"/>
@@ -3929,27 +3873,14 @@
       <w:r>
         <w:t xml:space="preserve">Figure </w:t>
       </w:r>
-      <w:r>
-        <w:fldChar w:fldCharType="begin"/>
-      </w:r>
-      <w:r>
-        <w:instrText xml:space="preserve"> SEQ Figure \* ARABIC </w:instrText>
-      </w:r>
-      <w:r>
-        <w:fldChar w:fldCharType="separate"/>
-      </w:r>
-      <w:r>
-        <w:rPr>
-          <w:noProof/>
-        </w:rPr>
-        <w:t>7</w:t>
-      </w:r>
-      <w:r>
-        <w:rPr>
-          <w:noProof/>
-        </w:rPr>
-        <w:fldChar w:fldCharType="end"/>
-      </w:r>
+      <w:fldSimple w:instr=" SEQ Figure \* ARABIC ">
+        <w:r>
+          <w:rPr>
+            <w:noProof/>
+          </w:rPr>
+          <w:t>7</w:t>
+        </w:r>
+      </w:fldSimple>
       <w:r>
         <w:t>: Correlation heatmap for numerical features.</w:t>
       </w:r>
@@ -3967,7 +3898,7 @@
         </w:rPr>
         <w:lastRenderedPageBreak/>
         <w:drawing>
-          <wp:inline distT="0" distB="0" distL="0" distR="0" wp14:anchorId="5BFCAD9C" wp14:editId="4EDDAD28">
+          <wp:inline distT="0" distB="0" distL="0" distR="0" wp14:anchorId="5BFCAD9C" wp14:editId="6E17D28D">
             <wp:extent cx="5731510" cy="2865755"/>
             <wp:effectExtent l="0" t="0" r="0" b="0"/>
             <wp:docPr id="71645025" name="Picture 11"/>
@@ -4024,27 +3955,14 @@
       <w:r>
         <w:t xml:space="preserve">Figure </w:t>
       </w:r>
-      <w:r>
-        <w:fldChar w:fldCharType="begin"/>
-      </w:r>
-      <w:r>
-        <w:instrText xml:space="preserve"> SEQ Figure \* ARABIC </w:instrText>
-      </w:r>
-      <w:r>
-        <w:fldChar w:fldCharType="separate"/>
-      </w:r>
-      <w:r>
-        <w:rPr>
-          <w:noProof/>
-        </w:rPr>
-        <w:t>8</w:t>
-      </w:r>
-      <w:r>
-        <w:rPr>
-          <w:noProof/>
-        </w:rPr>
-        <w:fldChar w:fldCharType="end"/>
-      </w:r>
+      <w:fldSimple w:instr=" SEQ Figure \* ARABIC ">
+        <w:r>
+          <w:rPr>
+            <w:noProof/>
+          </w:rPr>
+          <w:t>8</w:t>
+        </w:r>
+      </w:fldSimple>
       <w:r>
         <w:t>: Payment history patterns for PAY0–PAY6.</w:t>
       </w:r>
@@ -4106,27 +4024,14 @@
       <w:r>
         <w:t xml:space="preserve">Table </w:t>
       </w:r>
-      <w:r>
-        <w:fldChar w:fldCharType="begin"/>
-      </w:r>
-      <w:r>
-        <w:instrText xml:space="preserve"> SEQ Table \* ARABIC </w:instrText>
-      </w:r>
-      <w:r>
-        <w:fldChar w:fldCharType="separate"/>
-      </w:r>
-      <w:r>
-        <w:rPr>
-          <w:noProof/>
-        </w:rPr>
-        <w:t>2</w:t>
-      </w:r>
-      <w:r>
-        <w:rPr>
-          <w:noProof/>
-        </w:rPr>
-        <w:fldChar w:fldCharType="end"/>
-      </w:r>
+      <w:fldSimple w:instr=" SEQ Table \* ARABIC ">
+        <w:r>
+          <w:rPr>
+            <w:noProof/>
+          </w:rPr>
+          <w:t>2</w:t>
+        </w:r>
+      </w:fldSimple>
       <w:r>
         <w:t xml:space="preserve">: </w:t>
       </w:r>
@@ -4642,6 +4547,7 @@
         <w:lastRenderedPageBreak/>
         <w:t xml:space="preserve">and log‑transformed features. The leakage‑prone </w:t>
       </w:r>
+      <w:proofErr w:type="spellStart"/>
       <w:r>
         <w:rPr>
           <w:rFonts w:eastAsia="Courier New"/>
@@ -4663,6 +4569,7 @@
         </w:rPr>
         <w:t>leak</w:t>
       </w:r>
+      <w:proofErr w:type="spellEnd"/>
       <w:r>
         <w:t xml:space="preserve"> and the ID column were dropped completely before modelling.</w:t>
       </w:r>
@@ -4692,6 +4599,7 @@
       <w:r>
         <w:t xml:space="preserve"> remaining numeric features were scaled using </w:t>
       </w:r>
+      <w:proofErr w:type="spellStart"/>
       <w:r>
         <w:rPr>
           <w:rFonts w:eastAsia="Courier New"/>
@@ -4699,6 +4607,7 @@
         </w:rPr>
         <w:t>StandardScaler</w:t>
       </w:r>
+      <w:proofErr w:type="spellEnd"/>
       <w:r>
         <w:t xml:space="preserve">, so that distance‑based models such as K‑Nearest </w:t>
       </w:r>
@@ -4734,6 +4643,7 @@
       <w:r>
         <w:t xml:space="preserve">Finally, the data were split into train and test sets using an 80/20 stratified split, preserving the original 81:19 class ratio in both subsets. Stratification is recommended in the literature to obtain more reliable performance estimates on imbalanced classification problems. After preprocessing, no missing values remained and 27 predictors (excluding </w:t>
       </w:r>
+      <w:proofErr w:type="spellStart"/>
       <w:r>
         <w:rPr>
           <w:rFonts w:eastAsia="Courier New"/>
@@ -4755,6 +4665,7 @@
         </w:rPr>
         <w:t>leak</w:t>
       </w:r>
+      <w:proofErr w:type="spellEnd"/>
       <w:r>
         <w:t>) were used for model training.</w:t>
       </w:r>
@@ -4777,6 +4688,7 @@
       <w:r>
         <w:t xml:space="preserve">Six baseline classifiers were trained on the processed training set using default hyperparameters, recorded in </w:t>
       </w:r>
+      <w:proofErr w:type="spellStart"/>
       <w:r>
         <w:rPr>
           <w:rFonts w:eastAsia="Courier New"/>
@@ -4792,6 +4704,7 @@
         </w:rPr>
         <w:t>hyperparameters.json</w:t>
       </w:r>
+      <w:proofErr w:type="spellEnd"/>
       <w:proofErr w:type="gramEnd"/>
       <w:r>
         <w:t xml:space="preserve"> for transparency and reproducibility.  The models were:</w:t>
@@ -4834,7 +4747,15 @@
         <w:contextualSpacing w:val="0"/>
       </w:pPr>
       <w:r>
-        <w:t>Linear SVM wrapped in CalibratedClassifierCV to obtain probability outputs for AUC computation using Platt scaling (Platt, 1999)</w:t>
+        <w:t xml:space="preserve">Linear SVM wrapped in </w:t>
+      </w:r>
+      <w:proofErr w:type="spellStart"/>
+      <w:r>
+        <w:t>CalibratedClassifierCV</w:t>
+      </w:r>
+      <w:proofErr w:type="spellEnd"/>
+      <w:r>
+        <w:t xml:space="preserve"> to obtain probability outputs for AUC computation using Platt scaling (Platt, 1999)</w:t>
       </w:r>
       <w:r>
         <w:t>.</w:t>
@@ -4935,7 +4856,6 @@
       </w:pPr>
       <w:bookmarkStart w:id="14" w:name="_Toc231084592"/>
       <w:r>
-        <w:lastRenderedPageBreak/>
         <w:t xml:space="preserve">Model Evaluation and </w:t>
       </w:r>
       <w:r>
@@ -4971,32 +4891,20 @@
       </w:pPr>
       <w:bookmarkStart w:id="15" w:name="_Toc231084976"/>
       <w:r>
+        <w:lastRenderedPageBreak/>
         <w:t>Ta</w:t>
       </w:r>
       <w:r>
         <w:t xml:space="preserve">ble </w:t>
       </w:r>
-      <w:r>
-        <w:fldChar w:fldCharType="begin"/>
-      </w:r>
-      <w:r>
-        <w:instrText xml:space="preserve"> SEQ Table \* ARABIC </w:instrText>
-      </w:r>
-      <w:r>
-        <w:fldChar w:fldCharType="separate"/>
-      </w:r>
-      <w:r>
-        <w:rPr>
-          <w:noProof/>
-        </w:rPr>
-        <w:t>3</w:t>
-      </w:r>
-      <w:r>
-        <w:rPr>
-          <w:noProof/>
-        </w:rPr>
-        <w:fldChar w:fldCharType="end"/>
-      </w:r>
+      <w:fldSimple w:instr=" SEQ Table \* ARABIC ">
+        <w:r>
+          <w:rPr>
+            <w:noProof/>
+          </w:rPr>
+          <w:t>3</w:t>
+        </w:r>
+      </w:fldSimple>
       <w:r>
         <w:t xml:space="preserve">: Baseline model performance </w:t>
       </w:r>
@@ -5684,7 +5592,7 @@
           <w:noProof/>
         </w:rPr>
         <w:drawing>
-          <wp:inline distT="0" distB="0" distL="0" distR="0" wp14:anchorId="32580F65" wp14:editId="76600B45">
+          <wp:inline distT="0" distB="0" distL="0" distR="0" wp14:anchorId="32580F65" wp14:editId="7B14F56A">
             <wp:extent cx="3605687" cy="2704466"/>
             <wp:effectExtent l="0" t="0" r="0" b="635"/>
             <wp:docPr id="832124166" name="Picture 15"/>
@@ -5741,27 +5649,14 @@
       <w:r>
         <w:t xml:space="preserve">Figure </w:t>
       </w:r>
-      <w:r>
-        <w:fldChar w:fldCharType="begin"/>
-      </w:r>
-      <w:r>
-        <w:instrText xml:space="preserve"> SEQ Figure \* ARABIC </w:instrText>
-      </w:r>
-      <w:r>
-        <w:fldChar w:fldCharType="separate"/>
-      </w:r>
-      <w:r>
-        <w:rPr>
-          <w:noProof/>
-        </w:rPr>
-        <w:t>9</w:t>
-      </w:r>
-      <w:r>
-        <w:rPr>
-          <w:noProof/>
-        </w:rPr>
-        <w:fldChar w:fldCharType="end"/>
-      </w:r>
+      <w:fldSimple w:instr=" SEQ Figure \* ARABIC ">
+        <w:r>
+          <w:rPr>
+            <w:noProof/>
+          </w:rPr>
+          <w:t>9</w:t>
+        </w:r>
+      </w:fldSimple>
       <w:r>
         <w:t>: ROC curves for all classification models on the test set.</w:t>
       </w:r>
@@ -5834,27 +5729,14 @@
       <w:r>
         <w:t xml:space="preserve">Figure </w:t>
       </w:r>
-      <w:r>
-        <w:fldChar w:fldCharType="begin"/>
-      </w:r>
-      <w:r>
-        <w:instrText xml:space="preserve"> SEQ Figure \* ARABIC </w:instrText>
-      </w:r>
-      <w:r>
-        <w:fldChar w:fldCharType="separate"/>
-      </w:r>
-      <w:r>
-        <w:rPr>
-          <w:noProof/>
-        </w:rPr>
-        <w:t>10</w:t>
-      </w:r>
-      <w:r>
-        <w:rPr>
-          <w:noProof/>
-        </w:rPr>
-        <w:fldChar w:fldCharType="end"/>
-      </w:r>
+      <w:fldSimple w:instr=" SEQ Figure \* ARABIC ">
+        <w:r>
+          <w:rPr>
+            <w:noProof/>
+          </w:rPr>
+          <w:t>10</w:t>
+        </w:r>
+      </w:fldSimple>
       <w:r>
         <w:t>: Confusion matrices for all classification models on the test set.</w:t>
       </w:r>
@@ -5865,7 +5747,15 @@
         <w:spacing w:before="240" w:line="360" w:lineRule="auto"/>
       </w:pPr>
       <w:r>
-        <w:t>Confusion matrices show that models favour the majority class, so many defaulters are still missed.</w:t>
+        <w:t xml:space="preserve">Confusion matrices show that models </w:t>
+      </w:r>
+      <w:proofErr w:type="spellStart"/>
+      <w:r>
+        <w:t>favour</w:t>
+      </w:r>
+      <w:proofErr w:type="spellEnd"/>
+      <w:r>
+        <w:t xml:space="preserve"> the majority class, so many defaulters are still missed.</w:t>
       </w:r>
       <w:r>
         <w:t xml:space="preserve"> </w:t>
@@ -5881,6 +5771,7 @@
       <w:r>
         <w:t>Hyperparameter tuning was then applied to the best baseline model.  A grid search over Random Forest parameters (</w:t>
       </w:r>
+      <w:proofErr w:type="spellStart"/>
       <w:r>
         <w:rPr>
           <w:rFonts w:eastAsia="Courier New"/>
@@ -5888,9 +5779,11 @@
         </w:rPr>
         <w:t>n_estimators</w:t>
       </w:r>
+      <w:proofErr w:type="spellEnd"/>
       <w:r>
         <w:t xml:space="preserve">, </w:t>
       </w:r>
+      <w:proofErr w:type="spellStart"/>
       <w:r>
         <w:rPr>
           <w:rFonts w:eastAsia="Courier New"/>
@@ -5898,9 +5791,11 @@
         </w:rPr>
         <w:t>max_depth</w:t>
       </w:r>
+      <w:proofErr w:type="spellEnd"/>
       <w:r>
         <w:t xml:space="preserve">, </w:t>
       </w:r>
+      <w:proofErr w:type="spellStart"/>
       <w:r>
         <w:rPr>
           <w:rFonts w:eastAsia="Courier New"/>
@@ -5908,6 +5803,7 @@
         </w:rPr>
         <w:t>min_samples_split</w:t>
       </w:r>
+      <w:proofErr w:type="spellEnd"/>
       <w:r>
         <w:t>) identified a tuned configuration of 200 trees, maximum depth 10, and minimum samples split 5.</w:t>
       </w:r>
@@ -5926,27 +5822,14 @@
       <w:r>
         <w:t xml:space="preserve">Table </w:t>
       </w:r>
-      <w:r>
-        <w:fldChar w:fldCharType="begin"/>
-      </w:r>
-      <w:r>
-        <w:instrText xml:space="preserve"> SEQ Table \* ARABIC </w:instrText>
-      </w:r>
-      <w:r>
-        <w:fldChar w:fldCharType="separate"/>
-      </w:r>
-      <w:r>
-        <w:rPr>
-          <w:noProof/>
-        </w:rPr>
-        <w:t>4</w:t>
-      </w:r>
-      <w:r>
-        <w:rPr>
-          <w:noProof/>
-        </w:rPr>
-        <w:fldChar w:fldCharType="end"/>
-      </w:r>
+      <w:fldSimple w:instr=" SEQ Table \* ARABIC ">
+        <w:r>
+          <w:rPr>
+            <w:noProof/>
+          </w:rPr>
+          <w:t>4</w:t>
+        </w:r>
+      </w:fldSimple>
       <w:r>
         <w:t xml:space="preserve">: </w:t>
       </w:r>
@@ -6423,21 +6306,11 @@
       <w:r>
         <w:t xml:space="preserve">Table </w:t>
       </w:r>
-      <w:r>
-        <w:fldChar w:fldCharType="begin"/>
-      </w:r>
-      <w:r>
-        <w:instrText xml:space="preserve"> SEQ Table \* ARABIC </w:instrText>
-      </w:r>
-      <w:r>
-        <w:fldChar w:fldCharType="separate"/>
-      </w:r>
-      <w:r>
-        <w:t>5</w:t>
-      </w:r>
-      <w:r>
-        <w:fldChar w:fldCharType="end"/>
-      </w:r>
+      <w:fldSimple w:instr=" SEQ Table \* ARABIC ">
+        <w:r>
+          <w:t>5</w:t>
+        </w:r>
+      </w:fldSimple>
       <w:r>
         <w:t xml:space="preserve">: </w:t>
       </w:r>
@@ -6703,27 +6576,14 @@
       <w:r>
         <w:t xml:space="preserve">Figure </w:t>
       </w:r>
-      <w:r>
-        <w:fldChar w:fldCharType="begin"/>
-      </w:r>
-      <w:r>
-        <w:instrText xml:space="preserve"> SEQ Figure \* ARABIC </w:instrText>
-      </w:r>
-      <w:r>
-        <w:fldChar w:fldCharType="separate"/>
-      </w:r>
-      <w:r>
-        <w:rPr>
-          <w:noProof/>
-        </w:rPr>
-        <w:t>11</w:t>
-      </w:r>
-      <w:r>
-        <w:rPr>
-          <w:noProof/>
-        </w:rPr>
-        <w:fldChar w:fldCharType="end"/>
-      </w:r>
+      <w:fldSimple w:instr=" SEQ Figure \* ARABIC ">
+        <w:r>
+          <w:rPr>
+            <w:noProof/>
+          </w:rPr>
+          <w:t>11</w:t>
+        </w:r>
+      </w:fldSimple>
       <w:r>
         <w:t>: Feature importance for the Random Forest model (permutation importance).</w:t>
       </w:r>
@@ -6807,7 +6667,15 @@
         <w:spacing w:line="360" w:lineRule="auto"/>
       </w:pPr>
       <w:r>
-        <w:t>More robust validation and tuning: Replace the single 80/20 split with stratified k‑fold cross‑validation and perform hyperparameter tuning inside the cross‑validation loop, as recommended by Kohavi (1995) for reliable model selection.</w:t>
+        <w:t xml:space="preserve">More robust validation and tuning: Replace the single 80/20 split with stratified k‑fold cross‑validation and perform hyperparameter tuning inside the cross‑validation loop, as recommended by </w:t>
+      </w:r>
+      <w:proofErr w:type="spellStart"/>
+      <w:r>
+        <w:t>Kohavi</w:t>
+      </w:r>
+      <w:proofErr w:type="spellEnd"/>
+      <w:r>
+        <w:t xml:space="preserve"> (1995) for reliable model selection.</w:t>
       </w:r>
     </w:p>
     <w:p>
@@ -6896,7 +6764,15 @@
         <w:spacing w:before="240" w:line="360" w:lineRule="auto"/>
       </w:pPr>
       <w:r>
-        <w:t xml:space="preserve">Kaufman, S., Rosset, S., Perlich, C. and Stitelman, O., 2012. Leakage in data mining: Formulation, detection, and avoidance. </w:t>
+        <w:t xml:space="preserve">Kaufman, S., Rosset, S., Perlich, C. and </w:t>
+      </w:r>
+      <w:proofErr w:type="spellStart"/>
+      <w:r>
+        <w:t>Stitelman</w:t>
+      </w:r>
+      <w:proofErr w:type="spellEnd"/>
+      <w:r>
+        <w:t xml:space="preserve">, O., 2012. Leakage in data mining: Formulation, detection, and avoidance. </w:t>
       </w:r>
       <w:r>
         <w:rPr>
@@ -6924,8 +6800,13 @@
       <w:pPr>
         <w:spacing w:before="240" w:line="360" w:lineRule="auto"/>
       </w:pPr>
-      <w:r>
-        <w:t xml:space="preserve">Kohavi, R., 1995. A study of cross-validation and bootstrap for accuracy estimation and model selection. In: </w:t>
+      <w:proofErr w:type="spellStart"/>
+      <w:r>
+        <w:t>Kohavi</w:t>
+      </w:r>
+      <w:proofErr w:type="spellEnd"/>
+      <w:r>
+        <w:t xml:space="preserve">, R., 1995. A study of cross-validation and bootstrap for accuracy estimation and model selection. In: </w:t>
       </w:r>
       <w:r>
         <w:rPr>
@@ -9337,9 +9218,10 @@
     <w:basedOn w:val="Normal"/>
     <w:next w:val="Normal"/>
     <w:link w:val="Heading1Char"/>
+    <w:autoRedefine/>
     <w:uiPriority w:val="9"/>
     <w:qFormat/>
-    <w:rsid w:val="00CB676E"/>
+    <w:rsid w:val="00D82D4B"/>
     <w:pPr>
       <w:keepNext/>
       <w:keepLines/>
@@ -9350,7 +9232,7 @@
       <w:rFonts w:eastAsiaTheme="majorEastAsia" w:cstheme="majorBidi"/>
       <w:b/>
       <w:color w:val="000000" w:themeColor="text1"/>
-      <w:sz w:val="32"/>
+      <w:sz w:val="28"/>
       <w:szCs w:val="40"/>
     </w:rPr>
   </w:style>
@@ -9520,6 +9402,7 @@
   <w:style w:type="character" w:default="1" w:styleId="DefaultParagraphFont">
     <w:name w:val="Default Paragraph Font"/>
     <w:uiPriority w:val="1"/>
+    <w:semiHidden/>
     <w:unhideWhenUsed/>
   </w:style>
   <w:style w:type="table" w:default="1" w:styleId="TableNormal">
@@ -9548,12 +9431,12 @@
     <w:basedOn w:val="DefaultParagraphFont"/>
     <w:link w:val="Heading1"/>
     <w:uiPriority w:val="9"/>
-    <w:rsid w:val="00CB676E"/>
+    <w:rsid w:val="00D82D4B"/>
     <w:rPr>
       <w:rFonts w:ascii="Times New Roman" w:eastAsiaTheme="majorEastAsia" w:hAnsi="Times New Roman" w:cstheme="majorBidi"/>
       <w:b/>
       <w:color w:val="000000" w:themeColor="text1"/>
-      <w:sz w:val="32"/>
+      <w:sz w:val="28"/>
       <w:szCs w:val="40"/>
     </w:rPr>
   </w:style>

--- a/Sem1/Introduction to Artificial Intelligence/project-assignment/report.docx
+++ b/Sem1/Introduction to Artificial Intelligence/project-assignment/report.docx
@@ -155,14 +155,6 @@
     </w:p>
     <w:p>
       <w:pPr>
-        <w:jc w:val="center"/>
-        <w:rPr>
-          <w:noProof/>
-        </w:rPr>
-      </w:pPr>
-    </w:p>
-    <w:p>
-      <w:pPr>
         <w:spacing w:line="360" w:lineRule="auto"/>
         <w:jc w:val="left"/>
         <w:rPr>
@@ -268,7 +260,7 @@
           <w:szCs w:val="28"/>
           <w:u w:val="single"/>
         </w:rPr>
-        <w:t>Prepared by:</w:t>
+        <w:t>Module:</w:t>
       </w:r>
     </w:p>
     <w:p>
@@ -287,7 +279,7 @@
           <w:sz w:val="28"/>
           <w:szCs w:val="28"/>
         </w:rPr>
-        <w:t>Amaan Mohammed Khalander</w:t>
+        <w:t xml:space="preserve">Introduction to Artificial Intelligence </w:t>
       </w:r>
     </w:p>
     <w:p>
@@ -308,7 +300,7 @@
           <w:szCs w:val="28"/>
           <w:u w:val="single"/>
         </w:rPr>
-        <w:t>Year:</w:t>
+        <w:t>Prepared by:</w:t>
       </w:r>
     </w:p>
     <w:p>
@@ -327,7 +319,7 @@
           <w:sz w:val="28"/>
           <w:szCs w:val="28"/>
         </w:rPr>
-        <w:t>Term 1 – 2026</w:t>
+        <w:t>Amaan Mohammed Khalander</w:t>
       </w:r>
     </w:p>
     <w:p>
@@ -348,7 +340,7 @@
           <w:szCs w:val="28"/>
           <w:u w:val="single"/>
         </w:rPr>
-        <w:t>Submission Date:</w:t>
+        <w:t>Year:</w:t>
       </w:r>
     </w:p>
     <w:p>
@@ -367,7 +359,63 @@
           <w:sz w:val="28"/>
           <w:szCs w:val="28"/>
         </w:rPr>
-        <w:t>17 / June / 2026</w:t>
+        <w:t>Term 1 – 2026</w:t>
+      </w:r>
+    </w:p>
+    <w:p>
+      <w:pPr>
+        <w:spacing w:line="360" w:lineRule="auto"/>
+        <w:jc w:val="left"/>
+        <w:rPr>
+          <w:b/>
+          <w:sz w:val="28"/>
+          <w:szCs w:val="28"/>
+          <w:u w:val="single"/>
+        </w:rPr>
+      </w:pPr>
+      <w:r>
+        <w:rPr>
+          <w:b/>
+          <w:sz w:val="28"/>
+          <w:szCs w:val="28"/>
+          <w:u w:val="single"/>
+        </w:rPr>
+        <w:t>Submission Date:</w:t>
+      </w:r>
+    </w:p>
+    <w:p>
+      <w:pPr>
+        <w:spacing w:line="360" w:lineRule="auto"/>
+        <w:jc w:val="left"/>
+        <w:rPr>
+          <w:bCs/>
+          <w:sz w:val="28"/>
+          <w:szCs w:val="28"/>
+        </w:rPr>
+      </w:pPr>
+      <w:r>
+        <w:rPr>
+          <w:bCs/>
+          <w:sz w:val="28"/>
+          <w:szCs w:val="28"/>
+        </w:rPr>
+        <w:t>1</w:t>
+      </w:r>
+      <w:r>
+        <w:rPr>
+          <w:bCs/>
+          <w:sz w:val="28"/>
+          <w:szCs w:val="28"/>
+        </w:rPr>
+        <w:t>0</w:t>
+      </w:r>
+      <w:r>
+        <w:rPr>
+          <w:bCs/>
+          <w:sz w:val="28"/>
+          <w:szCs w:val="28"/>
+        </w:rPr>
+        <w:t xml:space="preserve"> / June / 2026</w:t>
       </w:r>
     </w:p>
     <w:p>
@@ -3325,7 +3373,7 @@
         </w:rPr>
         <w:lastRenderedPageBreak/>
         <w:drawing>
-          <wp:inline distT="0" distB="0" distL="0" distR="0" wp14:anchorId="4F1D0CA3" wp14:editId="0731D315">
+          <wp:inline distT="0" distB="0" distL="0" distR="0" wp14:anchorId="4F1D0CA3" wp14:editId="24DED966">
             <wp:extent cx="5731510" cy="3876675"/>
             <wp:effectExtent l="0" t="0" r="2540" b="9525"/>
             <wp:docPr id="2040631384" name="Picture 2"/>
@@ -3422,7 +3470,7 @@
           <w:noProof/>
         </w:rPr>
         <w:drawing>
-          <wp:inline distT="0" distB="0" distL="0" distR="0" wp14:anchorId="5C8F2F03" wp14:editId="46D8D360">
+          <wp:inline distT="0" distB="0" distL="0" distR="0" wp14:anchorId="5C8F2F03" wp14:editId="444EFA23">
             <wp:extent cx="5731510" cy="1637665"/>
             <wp:effectExtent l="0" t="0" r="2540" b="635"/>
             <wp:docPr id="81985261" name="Picture 3"/>
@@ -3537,7 +3585,7 @@
         </w:rPr>
         <w:lastRenderedPageBreak/>
         <w:drawing>
-          <wp:inline distT="0" distB="0" distL="0" distR="0" wp14:anchorId="5A2E4140" wp14:editId="3786BBA1">
+          <wp:inline distT="0" distB="0" distL="0" distR="0" wp14:anchorId="5A2E4140" wp14:editId="1D4D94B7">
             <wp:extent cx="5577219" cy="3648710"/>
             <wp:effectExtent l="0" t="0" r="4445" b="8890"/>
             <wp:docPr id="2103910768" name="Picture 4"/>
@@ -3811,7 +3859,7 @@
           <w:noProof/>
         </w:rPr>
         <w:drawing>
-          <wp:inline distT="0" distB="0" distL="0" distR="0" wp14:anchorId="215DABB7" wp14:editId="22F54C8E">
+          <wp:inline distT="0" distB="0" distL="0" distR="0" wp14:anchorId="215DABB7" wp14:editId="6F4AA29F">
             <wp:extent cx="5220660" cy="4775200"/>
             <wp:effectExtent l="0" t="0" r="0" b="6350"/>
             <wp:docPr id="1113977803" name="Picture 10"/>
@@ -3898,7 +3946,7 @@
         </w:rPr>
         <w:lastRenderedPageBreak/>
         <w:drawing>
-          <wp:inline distT="0" distB="0" distL="0" distR="0" wp14:anchorId="5BFCAD9C" wp14:editId="6E17D28D">
+          <wp:inline distT="0" distB="0" distL="0" distR="0" wp14:anchorId="5BFCAD9C" wp14:editId="47C51886">
             <wp:extent cx="5731510" cy="2865755"/>
             <wp:effectExtent l="0" t="0" r="0" b="0"/>
             <wp:docPr id="71645025" name="Picture 11"/>
@@ -5592,7 +5640,7 @@
           <w:noProof/>
         </w:rPr>
         <w:drawing>
-          <wp:inline distT="0" distB="0" distL="0" distR="0" wp14:anchorId="32580F65" wp14:editId="7B14F56A">
+          <wp:inline distT="0" distB="0" distL="0" distR="0" wp14:anchorId="32580F65" wp14:editId="0396B5B2">
             <wp:extent cx="3605687" cy="2704466"/>
             <wp:effectExtent l="0" t="0" r="0" b="635"/>
             <wp:docPr id="832124166" name="Picture 15"/>

--- a/Sem1/Introduction to Artificial Intelligence/project-assignment/report.docx
+++ b/Sem1/Introduction to Artificial Intelligence/project-assignment/report.docx
@@ -884,7 +884,7 @@
                 <w:noProof/>
                 <w:webHidden/>
               </w:rPr>
-              <w:t>11</w:t>
+              <w:t>10</w:t>
             </w:r>
             <w:r>
               <w:rPr>
@@ -1016,7 +1016,7 @@
                 <w:noProof/>
                 <w:webHidden/>
               </w:rPr>
-              <w:t>15</w:t>
+              <w:t>14</w:t>
             </w:r>
             <w:r>
               <w:rPr>
@@ -1083,7 +1083,7 @@
                 <w:noProof/>
                 <w:webHidden/>
               </w:rPr>
-              <w:t>16</w:t>
+              <w:t>15</w:t>
             </w:r>
             <w:r>
               <w:rPr>
@@ -2264,7 +2264,7 @@
             <w:noProof/>
             <w:webHidden/>
           </w:rPr>
-          <w:t>13</w:t>
+          <w:t>12</w:t>
         </w:r>
         <w:r>
           <w:rPr>
@@ -3373,7 +3373,7 @@
         </w:rPr>
         <w:lastRenderedPageBreak/>
         <w:drawing>
-          <wp:inline distT="0" distB="0" distL="0" distR="0" wp14:anchorId="4F1D0CA3" wp14:editId="24DED966">
+          <wp:inline distT="0" distB="0" distL="0" distR="0" wp14:anchorId="4F1D0CA3" wp14:editId="2ACA0056">
             <wp:extent cx="5731510" cy="3876675"/>
             <wp:effectExtent l="0" t="0" r="2540" b="9525"/>
             <wp:docPr id="2040631384" name="Picture 2"/>
@@ -3470,7 +3470,7 @@
           <w:noProof/>
         </w:rPr>
         <w:drawing>
-          <wp:inline distT="0" distB="0" distL="0" distR="0" wp14:anchorId="5C8F2F03" wp14:editId="444EFA23">
+          <wp:inline distT="0" distB="0" distL="0" distR="0" wp14:anchorId="5C8F2F03" wp14:editId="0E0D2ED3">
             <wp:extent cx="5731510" cy="1637665"/>
             <wp:effectExtent l="0" t="0" r="2540" b="635"/>
             <wp:docPr id="81985261" name="Picture 3"/>
@@ -3585,7 +3585,7 @@
         </w:rPr>
         <w:lastRenderedPageBreak/>
         <w:drawing>
-          <wp:inline distT="0" distB="0" distL="0" distR="0" wp14:anchorId="5A2E4140" wp14:editId="1D4D94B7">
+          <wp:inline distT="0" distB="0" distL="0" distR="0" wp14:anchorId="5A2E4140" wp14:editId="76F0C6F2">
             <wp:extent cx="5577219" cy="3648710"/>
             <wp:effectExtent l="0" t="0" r="4445" b="8890"/>
             <wp:docPr id="2103910768" name="Picture 4"/>
@@ -3859,7 +3859,7 @@
           <w:noProof/>
         </w:rPr>
         <w:drawing>
-          <wp:inline distT="0" distB="0" distL="0" distR="0" wp14:anchorId="215DABB7" wp14:editId="6F4AA29F">
+          <wp:inline distT="0" distB="0" distL="0" distR="0" wp14:anchorId="215DABB7" wp14:editId="78EB538A">
             <wp:extent cx="5220660" cy="4775200"/>
             <wp:effectExtent l="0" t="0" r="0" b="6350"/>
             <wp:docPr id="1113977803" name="Picture 10"/>
@@ -3946,7 +3946,7 @@
         </w:rPr>
         <w:lastRenderedPageBreak/>
         <w:drawing>
-          <wp:inline distT="0" distB="0" distL="0" distR="0" wp14:anchorId="5BFCAD9C" wp14:editId="47C51886">
+          <wp:inline distT="0" distB="0" distL="0" distR="0" wp14:anchorId="5BFCAD9C" wp14:editId="5195BFC9">
             <wp:extent cx="5731510" cy="2865755"/>
             <wp:effectExtent l="0" t="0" r="0" b="0"/>
             <wp:docPr id="71645025" name="Picture 11"/>
@@ -5640,7 +5640,7 @@
           <w:noProof/>
         </w:rPr>
         <w:drawing>
-          <wp:inline distT="0" distB="0" distL="0" distR="0" wp14:anchorId="32580F65" wp14:editId="0396B5B2">
+          <wp:inline distT="0" distB="0" distL="0" distR="0" wp14:anchorId="32580F65" wp14:editId="28E418BC">
             <wp:extent cx="3605687" cy="2704466"/>
             <wp:effectExtent l="0" t="0" r="0" b="635"/>
             <wp:docPr id="832124166" name="Picture 15"/>

--- a/Sem1/Introduction to Artificial Intelligence/project-assignment/report.docx
+++ b/Sem1/Introduction to Artificial Intelligence/project-assignment/report.docx
@@ -14,7 +14,7 @@
           <w:noProof/>
         </w:rPr>
         <w:drawing>
-          <wp:inline distT="0" distB="0" distL="0" distR="0" wp14:anchorId="421473EE" wp14:editId="3B56E720">
+          <wp:inline distT="0" distB="0" distL="0" distR="0" wp14:anchorId="421473EE" wp14:editId="5CFFFD39">
             <wp:extent cx="5731510" cy="1276985"/>
             <wp:effectExtent l="0" t="0" r="0" b="0"/>
             <wp:docPr id="880059220" name="Picture 1" descr="Shape&#10;&#10;Description automatically generated with medium confidence"/>
@@ -90,7 +90,7 @@
           <w:noProof/>
         </w:rPr>
         <w:drawing>
-          <wp:inline distT="0" distB="0" distL="0" distR="0" wp14:anchorId="0965AE87" wp14:editId="1CE5286B">
+          <wp:inline distT="0" distB="0" distL="0" distR="0" wp14:anchorId="0965AE87" wp14:editId="266D5B44">
             <wp:extent cx="2886075" cy="1819275"/>
             <wp:effectExtent l="0" t="0" r="0" b="0"/>
             <wp:docPr id="857031257" name="Picture 2"/>
@@ -415,7 +415,23 @@
           <w:sz w:val="28"/>
           <w:szCs w:val="28"/>
         </w:rPr>
-        <w:t xml:space="preserve"> / June / 2026</w:t>
+        <w:t xml:space="preserve"> / </w:t>
+      </w:r>
+      <w:r>
+        <w:rPr>
+          <w:bCs/>
+          <w:sz w:val="28"/>
+          <w:szCs w:val="28"/>
+        </w:rPr>
+        <w:t>06</w:t>
+      </w:r>
+      <w:r>
+        <w:rPr>
+          <w:bCs/>
+          <w:sz w:val="28"/>
+          <w:szCs w:val="28"/>
+        </w:rPr>
+        <w:t xml:space="preserve"> / 2026</w:t>
       </w:r>
     </w:p>
     <w:p>
@@ -458,6 +474,956 @@
         </w:rPr>
         <w:t>Dr. Abdelaziz Triki</w:t>
       </w:r>
+    </w:p>
+    <w:p>
+      <w:pPr>
+        <w:spacing w:after="160"/>
+        <w:jc w:val="left"/>
+        <w:rPr>
+          <w:rFonts w:eastAsiaTheme="majorEastAsia" w:cstheme="majorBidi"/>
+          <w:b/>
+          <w:color w:val="000000" w:themeColor="text1"/>
+          <w:sz w:val="32"/>
+          <w:szCs w:val="40"/>
+        </w:rPr>
+      </w:pPr>
+    </w:p>
+    <w:p>
+      <w:pPr>
+        <w:spacing w:after="160"/>
+        <w:jc w:val="left"/>
+        <w:rPr>
+          <w:rFonts w:eastAsiaTheme="majorEastAsia" w:cstheme="majorBidi"/>
+          <w:b/>
+          <w:color w:val="000000" w:themeColor="text1"/>
+          <w:sz w:val="32"/>
+          <w:szCs w:val="40"/>
+        </w:rPr>
+      </w:pPr>
+    </w:p>
+    <w:p>
+      <w:pPr>
+        <w:spacing w:after="160"/>
+        <w:jc w:val="left"/>
+        <w:rPr>
+          <w:rFonts w:eastAsiaTheme="majorEastAsia" w:cstheme="majorBidi"/>
+          <w:b/>
+          <w:color w:val="000000" w:themeColor="text1"/>
+          <w:sz w:val="32"/>
+          <w:szCs w:val="40"/>
+        </w:rPr>
+      </w:pPr>
+      <w:r>
+        <w:rPr>
+          <w:rFonts w:eastAsiaTheme="majorEastAsia" w:cstheme="majorBidi"/>
+          <w:b/>
+          <w:color w:val="000000" w:themeColor="text1"/>
+          <w:sz w:val="32"/>
+          <w:szCs w:val="40"/>
+        </w:rPr>
+        <w:br w:type="page"/>
+      </w:r>
+      <w:r>
+        <w:rPr>
+          <w:rFonts w:eastAsiaTheme="majorEastAsia" w:cstheme="majorBidi"/>
+          <w:b/>
+          <w:color w:val="000000" w:themeColor="text1"/>
+          <w:sz w:val="28"/>
+          <w:szCs w:val="36"/>
+        </w:rPr>
+        <w:lastRenderedPageBreak/>
+        <w:t>Learner declaration</w:t>
+      </w:r>
+    </w:p>
+    <w:tbl>
+      <w:tblPr>
+        <w:tblW w:w="5000" w:type="pct"/>
+        <w:tblCellMar>
+          <w:top w:w="15" w:type="dxa"/>
+          <w:left w:w="15" w:type="dxa"/>
+          <w:bottom w:w="15" w:type="dxa"/>
+          <w:right w:w="15" w:type="dxa"/>
+        </w:tblCellMar>
+        <w:tblLook w:val="04A0" w:firstRow="1" w:lastRow="0" w:firstColumn="1" w:lastColumn="0" w:noHBand="0" w:noVBand="1"/>
+      </w:tblPr>
+      <w:tblGrid>
+        <w:gridCol w:w="7809"/>
+        <w:gridCol w:w="1201"/>
+      </w:tblGrid>
+      <w:tr>
+        <w:trPr>
+          <w:tblHeader/>
+        </w:trPr>
+        <w:tc>
+          <w:tcPr>
+            <w:tcW w:w="0" w:type="auto"/>
+            <w:tcBorders>
+              <w:top w:val="single" w:sz="6" w:space="0" w:color="DDDDDD"/>
+              <w:left w:val="single" w:sz="6" w:space="0" w:color="DDDDDD"/>
+              <w:bottom w:val="single" w:sz="6" w:space="0" w:color="DDDDDD"/>
+              <w:right w:val="single" w:sz="6" w:space="0" w:color="DDDDDD"/>
+            </w:tcBorders>
+            <w:shd w:val="clear" w:color="auto" w:fill="F2F2F2"/>
+            <w:tcMar>
+              <w:top w:w="120" w:type="dxa"/>
+              <w:left w:w="120" w:type="dxa"/>
+              <w:bottom w:w="120" w:type="dxa"/>
+              <w:right w:w="120" w:type="dxa"/>
+            </w:tcMar>
+            <w:vAlign w:val="center"/>
+            <w:hideMark/>
+          </w:tcPr>
+          <w:p>
+            <w:pPr>
+              <w:jc w:val="left"/>
+              <w:rPr>
+                <w:rFonts w:eastAsiaTheme="majorEastAsia" w:cstheme="majorBidi"/>
+                <w:b/>
+                <w:bCs/>
+                <w:color w:val="000000" w:themeColor="text1"/>
+              </w:rPr>
+            </w:pPr>
+            <w:r>
+              <w:rPr>
+                <w:rFonts w:eastAsiaTheme="majorEastAsia" w:cstheme="majorBidi"/>
+                <w:b/>
+                <w:bCs/>
+                <w:color w:val="000000" w:themeColor="text1"/>
+              </w:rPr>
+              <w:t>Item</w:t>
+            </w:r>
+          </w:p>
+        </w:tc>
+        <w:tc>
+          <w:tcPr>
+            <w:tcW w:w="0" w:type="auto"/>
+            <w:tcBorders>
+              <w:top w:val="single" w:sz="6" w:space="0" w:color="DDDDDD"/>
+              <w:left w:val="single" w:sz="6" w:space="0" w:color="DDDDDD"/>
+              <w:bottom w:val="single" w:sz="6" w:space="0" w:color="DDDDDD"/>
+              <w:right w:val="single" w:sz="6" w:space="0" w:color="DDDDDD"/>
+            </w:tcBorders>
+            <w:shd w:val="clear" w:color="auto" w:fill="F2F2F2"/>
+            <w:tcMar>
+              <w:top w:w="120" w:type="dxa"/>
+              <w:left w:w="120" w:type="dxa"/>
+              <w:bottom w:w="120" w:type="dxa"/>
+              <w:right w:w="120" w:type="dxa"/>
+            </w:tcMar>
+            <w:vAlign w:val="center"/>
+            <w:hideMark/>
+          </w:tcPr>
+          <w:p>
+            <w:pPr>
+              <w:jc w:val="left"/>
+              <w:rPr>
+                <w:rFonts w:eastAsiaTheme="majorEastAsia" w:cstheme="majorBidi"/>
+                <w:b/>
+                <w:bCs/>
+                <w:color w:val="000000" w:themeColor="text1"/>
+              </w:rPr>
+            </w:pPr>
+            <w:r>
+              <w:rPr>
+                <w:rFonts w:eastAsiaTheme="majorEastAsia" w:cstheme="majorBidi"/>
+                <w:b/>
+                <w:bCs/>
+                <w:color w:val="000000" w:themeColor="text1"/>
+              </w:rPr>
+              <w:t>Response</w:t>
+            </w:r>
+          </w:p>
+        </w:tc>
+      </w:tr>
+      <w:tr>
+        <w:tc>
+          <w:tcPr>
+            <w:tcW w:w="0" w:type="auto"/>
+            <w:tcBorders>
+              <w:top w:val="single" w:sz="6" w:space="0" w:color="DDDDDD"/>
+              <w:left w:val="single" w:sz="6" w:space="0" w:color="DDDDDD"/>
+              <w:bottom w:val="single" w:sz="6" w:space="0" w:color="DDDDDD"/>
+              <w:right w:val="single" w:sz="6" w:space="0" w:color="DDDDDD"/>
+            </w:tcBorders>
+            <w:tcMar>
+              <w:top w:w="120" w:type="dxa"/>
+              <w:left w:w="120" w:type="dxa"/>
+              <w:bottom w:w="120" w:type="dxa"/>
+              <w:right w:w="120" w:type="dxa"/>
+            </w:tcMar>
+            <w:vAlign w:val="center"/>
+            <w:hideMark/>
+          </w:tcPr>
+          <w:p>
+            <w:pPr>
+              <w:jc w:val="left"/>
+              <w:rPr>
+                <w:rFonts w:eastAsiaTheme="majorEastAsia" w:cstheme="majorBidi"/>
+                <w:color w:val="000000" w:themeColor="text1"/>
+              </w:rPr>
+            </w:pPr>
+            <w:r>
+              <w:rPr>
+                <w:rFonts w:eastAsiaTheme="majorEastAsia" w:cstheme="majorBidi"/>
+                <w:color w:val="000000" w:themeColor="text1"/>
+              </w:rPr>
+              <w:t>Word count</w:t>
+            </w:r>
+          </w:p>
+        </w:tc>
+        <w:tc>
+          <w:tcPr>
+            <w:tcW w:w="0" w:type="auto"/>
+            <w:tcBorders>
+              <w:top w:val="single" w:sz="6" w:space="0" w:color="DDDDDD"/>
+              <w:left w:val="single" w:sz="6" w:space="0" w:color="DDDDDD"/>
+              <w:bottom w:val="single" w:sz="6" w:space="0" w:color="DDDDDD"/>
+              <w:right w:val="single" w:sz="6" w:space="0" w:color="DDDDDD"/>
+            </w:tcBorders>
+            <w:tcMar>
+              <w:top w:w="120" w:type="dxa"/>
+              <w:left w:w="120" w:type="dxa"/>
+              <w:bottom w:w="120" w:type="dxa"/>
+              <w:right w:w="120" w:type="dxa"/>
+            </w:tcMar>
+            <w:vAlign w:val="center"/>
+            <w:hideMark/>
+          </w:tcPr>
+          <w:p>
+            <w:pPr>
+              <w:jc w:val="left"/>
+              <w:rPr>
+                <w:rFonts w:eastAsiaTheme="majorEastAsia" w:cstheme="majorBidi"/>
+                <w:color w:val="000000" w:themeColor="text1"/>
+              </w:rPr>
+            </w:pPr>
+            <w:r>
+              <w:rPr>
+                <w:rFonts w:eastAsiaTheme="majorEastAsia" w:cstheme="majorBidi"/>
+                <w:color w:val="000000" w:themeColor="text1"/>
+              </w:rPr>
+              <w:t>1424</w:t>
+            </w:r>
+          </w:p>
+        </w:tc>
+      </w:tr>
+      <w:tr>
+        <w:tc>
+          <w:tcPr>
+            <w:tcW w:w="0" w:type="auto"/>
+            <w:tcBorders>
+              <w:top w:val="single" w:sz="6" w:space="0" w:color="DDDDDD"/>
+              <w:left w:val="single" w:sz="6" w:space="0" w:color="DDDDDD"/>
+              <w:bottom w:val="single" w:sz="6" w:space="0" w:color="DDDDDD"/>
+              <w:right w:val="single" w:sz="6" w:space="0" w:color="DDDDDD"/>
+            </w:tcBorders>
+            <w:tcMar>
+              <w:top w:w="120" w:type="dxa"/>
+              <w:left w:w="120" w:type="dxa"/>
+              <w:bottom w:w="120" w:type="dxa"/>
+              <w:right w:w="120" w:type="dxa"/>
+            </w:tcMar>
+            <w:vAlign w:val="center"/>
+            <w:hideMark/>
+          </w:tcPr>
+          <w:p>
+            <w:pPr>
+              <w:jc w:val="left"/>
+              <w:rPr>
+                <w:rFonts w:eastAsiaTheme="majorEastAsia" w:cstheme="majorBidi"/>
+                <w:color w:val="000000" w:themeColor="text1"/>
+              </w:rPr>
+            </w:pPr>
+            <w:r>
+              <w:rPr>
+                <w:rFonts w:eastAsiaTheme="majorEastAsia" w:cstheme="majorBidi"/>
+                <w:color w:val="000000" w:themeColor="text1"/>
+              </w:rPr>
+              <w:t>Use of proof-reader/proof-reading service</w:t>
+            </w:r>
+          </w:p>
+        </w:tc>
+        <w:tc>
+          <w:tcPr>
+            <w:tcW w:w="0" w:type="auto"/>
+            <w:tcBorders>
+              <w:top w:val="single" w:sz="6" w:space="0" w:color="DDDDDD"/>
+              <w:left w:val="single" w:sz="6" w:space="0" w:color="DDDDDD"/>
+              <w:bottom w:val="single" w:sz="6" w:space="0" w:color="DDDDDD"/>
+              <w:right w:val="single" w:sz="6" w:space="0" w:color="DDDDDD"/>
+            </w:tcBorders>
+            <w:tcMar>
+              <w:top w:w="120" w:type="dxa"/>
+              <w:left w:w="120" w:type="dxa"/>
+              <w:bottom w:w="120" w:type="dxa"/>
+              <w:right w:w="120" w:type="dxa"/>
+            </w:tcMar>
+            <w:vAlign w:val="center"/>
+            <w:hideMark/>
+          </w:tcPr>
+          <w:p>
+            <w:pPr>
+              <w:jc w:val="left"/>
+              <w:rPr>
+                <w:rFonts w:eastAsiaTheme="majorEastAsia" w:cstheme="majorBidi"/>
+                <w:color w:val="000000" w:themeColor="text1"/>
+              </w:rPr>
+            </w:pPr>
+            <w:r>
+              <w:rPr>
+                <w:rFonts w:eastAsiaTheme="majorEastAsia" w:cstheme="majorBidi"/>
+                <w:color w:val="000000" w:themeColor="text1"/>
+              </w:rPr>
+              <w:t>NO</w:t>
+            </w:r>
+          </w:p>
+        </w:tc>
+      </w:tr>
+      <w:tr>
+        <w:tc>
+          <w:tcPr>
+            <w:tcW w:w="0" w:type="auto"/>
+            <w:tcBorders>
+              <w:top w:val="single" w:sz="6" w:space="0" w:color="DDDDDD"/>
+              <w:left w:val="single" w:sz="6" w:space="0" w:color="DDDDDD"/>
+              <w:bottom w:val="single" w:sz="6" w:space="0" w:color="DDDDDD"/>
+              <w:right w:val="single" w:sz="6" w:space="0" w:color="DDDDDD"/>
+            </w:tcBorders>
+            <w:tcMar>
+              <w:top w:w="120" w:type="dxa"/>
+              <w:left w:w="120" w:type="dxa"/>
+              <w:bottom w:w="120" w:type="dxa"/>
+              <w:right w:w="120" w:type="dxa"/>
+            </w:tcMar>
+            <w:vAlign w:val="center"/>
+            <w:hideMark/>
+          </w:tcPr>
+          <w:p>
+            <w:pPr>
+              <w:jc w:val="left"/>
+              <w:rPr>
+                <w:rFonts w:eastAsiaTheme="majorEastAsia" w:cstheme="majorBidi"/>
+                <w:color w:val="000000" w:themeColor="text1"/>
+              </w:rPr>
+            </w:pPr>
+            <w:r>
+              <w:rPr>
+                <w:rFonts w:eastAsiaTheme="majorEastAsia" w:cstheme="majorBidi"/>
+                <w:color w:val="000000" w:themeColor="text1"/>
+              </w:rPr>
+              <w:t>If yes, specify which service</w:t>
+            </w:r>
+          </w:p>
+        </w:tc>
+        <w:tc>
+          <w:tcPr>
+            <w:tcW w:w="0" w:type="auto"/>
+            <w:tcBorders>
+              <w:top w:val="single" w:sz="6" w:space="0" w:color="DDDDDD"/>
+              <w:left w:val="single" w:sz="6" w:space="0" w:color="DDDDDD"/>
+              <w:bottom w:val="single" w:sz="6" w:space="0" w:color="DDDDDD"/>
+              <w:right w:val="single" w:sz="6" w:space="0" w:color="DDDDDD"/>
+            </w:tcBorders>
+            <w:tcMar>
+              <w:top w:w="120" w:type="dxa"/>
+              <w:left w:w="120" w:type="dxa"/>
+              <w:bottom w:w="120" w:type="dxa"/>
+              <w:right w:w="120" w:type="dxa"/>
+            </w:tcMar>
+            <w:vAlign w:val="center"/>
+            <w:hideMark/>
+          </w:tcPr>
+          <w:p>
+            <w:pPr>
+              <w:jc w:val="left"/>
+              <w:rPr>
+                <w:rFonts w:eastAsiaTheme="majorEastAsia" w:cstheme="majorBidi"/>
+                <w:color w:val="000000" w:themeColor="text1"/>
+              </w:rPr>
+            </w:pPr>
+            <w:r>
+              <w:rPr>
+                <w:rFonts w:eastAsiaTheme="majorEastAsia" w:cstheme="majorBidi"/>
+                <w:color w:val="000000" w:themeColor="text1"/>
+              </w:rPr>
+              <w:t>N/A</w:t>
+            </w:r>
+          </w:p>
+        </w:tc>
+      </w:tr>
+      <w:tr>
+        <w:tc>
+          <w:tcPr>
+            <w:tcW w:w="0" w:type="auto"/>
+            <w:tcBorders>
+              <w:top w:val="single" w:sz="6" w:space="0" w:color="DDDDDD"/>
+              <w:left w:val="single" w:sz="6" w:space="0" w:color="DDDDDD"/>
+              <w:bottom w:val="single" w:sz="6" w:space="0" w:color="DDDDDD"/>
+              <w:right w:val="single" w:sz="6" w:space="0" w:color="DDDDDD"/>
+            </w:tcBorders>
+            <w:tcMar>
+              <w:top w:w="120" w:type="dxa"/>
+              <w:left w:w="120" w:type="dxa"/>
+              <w:bottom w:w="120" w:type="dxa"/>
+              <w:right w:w="120" w:type="dxa"/>
+            </w:tcMar>
+            <w:vAlign w:val="center"/>
+            <w:hideMark/>
+          </w:tcPr>
+          <w:p>
+            <w:pPr>
+              <w:jc w:val="left"/>
+              <w:rPr>
+                <w:rFonts w:eastAsiaTheme="majorEastAsia" w:cstheme="majorBidi"/>
+                <w:color w:val="000000" w:themeColor="text1"/>
+              </w:rPr>
+            </w:pPr>
+            <w:r>
+              <w:rPr>
+                <w:rFonts w:eastAsiaTheme="majorEastAsia" w:cstheme="majorBidi"/>
+                <w:color w:val="000000" w:themeColor="text1"/>
+              </w:rPr>
+              <w:t>I confirm that I submit this work as my own work and have cited all sources used</w:t>
+            </w:r>
+          </w:p>
+        </w:tc>
+        <w:tc>
+          <w:tcPr>
+            <w:tcW w:w="0" w:type="auto"/>
+            <w:tcBorders>
+              <w:top w:val="single" w:sz="6" w:space="0" w:color="DDDDDD"/>
+              <w:left w:val="single" w:sz="6" w:space="0" w:color="DDDDDD"/>
+              <w:bottom w:val="single" w:sz="6" w:space="0" w:color="DDDDDD"/>
+              <w:right w:val="single" w:sz="6" w:space="0" w:color="DDDDDD"/>
+            </w:tcBorders>
+            <w:tcMar>
+              <w:top w:w="120" w:type="dxa"/>
+              <w:left w:w="120" w:type="dxa"/>
+              <w:bottom w:w="120" w:type="dxa"/>
+              <w:right w:w="120" w:type="dxa"/>
+            </w:tcMar>
+            <w:vAlign w:val="center"/>
+            <w:hideMark/>
+          </w:tcPr>
+          <w:p>
+            <w:pPr>
+              <w:jc w:val="left"/>
+              <w:rPr>
+                <w:rFonts w:eastAsiaTheme="majorEastAsia" w:cstheme="majorBidi"/>
+                <w:color w:val="000000" w:themeColor="text1"/>
+              </w:rPr>
+            </w:pPr>
+            <w:r>
+              <w:rPr>
+                <w:rFonts w:eastAsiaTheme="majorEastAsia" w:cstheme="majorBidi"/>
+                <w:color w:val="000000" w:themeColor="text1"/>
+              </w:rPr>
+              <w:t>YES</w:t>
+            </w:r>
+          </w:p>
+        </w:tc>
+      </w:tr>
+      <w:tr>
+        <w:tc>
+          <w:tcPr>
+            <w:tcW w:w="0" w:type="auto"/>
+            <w:tcBorders>
+              <w:top w:val="single" w:sz="6" w:space="0" w:color="DDDDDD"/>
+              <w:left w:val="single" w:sz="6" w:space="0" w:color="DDDDDD"/>
+              <w:bottom w:val="single" w:sz="6" w:space="0" w:color="DDDDDD"/>
+              <w:right w:val="single" w:sz="6" w:space="0" w:color="DDDDDD"/>
+            </w:tcBorders>
+            <w:tcMar>
+              <w:top w:w="120" w:type="dxa"/>
+              <w:left w:w="120" w:type="dxa"/>
+              <w:bottom w:w="120" w:type="dxa"/>
+              <w:right w:w="120" w:type="dxa"/>
+            </w:tcMar>
+            <w:vAlign w:val="center"/>
+            <w:hideMark/>
+          </w:tcPr>
+          <w:p>
+            <w:pPr>
+              <w:jc w:val="left"/>
+              <w:rPr>
+                <w:rFonts w:eastAsiaTheme="majorEastAsia" w:cstheme="majorBidi"/>
+                <w:color w:val="000000" w:themeColor="text1"/>
+              </w:rPr>
+            </w:pPr>
+            <w:r>
+              <w:rPr>
+                <w:rFonts w:eastAsiaTheme="majorEastAsia" w:cstheme="majorBidi"/>
+                <w:color w:val="000000" w:themeColor="text1"/>
+              </w:rPr>
+              <w:t>I confirm that I have followed guidance on the acceptable use of AI tools for this assignment</w:t>
+            </w:r>
+          </w:p>
+        </w:tc>
+        <w:tc>
+          <w:tcPr>
+            <w:tcW w:w="0" w:type="auto"/>
+            <w:tcBorders>
+              <w:top w:val="single" w:sz="6" w:space="0" w:color="DDDDDD"/>
+              <w:left w:val="single" w:sz="6" w:space="0" w:color="DDDDDD"/>
+              <w:bottom w:val="single" w:sz="6" w:space="0" w:color="DDDDDD"/>
+              <w:right w:val="single" w:sz="6" w:space="0" w:color="DDDDDD"/>
+            </w:tcBorders>
+            <w:tcMar>
+              <w:top w:w="120" w:type="dxa"/>
+              <w:left w:w="120" w:type="dxa"/>
+              <w:bottom w:w="120" w:type="dxa"/>
+              <w:right w:w="120" w:type="dxa"/>
+            </w:tcMar>
+            <w:vAlign w:val="center"/>
+            <w:hideMark/>
+          </w:tcPr>
+          <w:p>
+            <w:pPr>
+              <w:jc w:val="left"/>
+              <w:rPr>
+                <w:rFonts w:eastAsiaTheme="majorEastAsia" w:cstheme="majorBidi"/>
+                <w:color w:val="000000" w:themeColor="text1"/>
+              </w:rPr>
+            </w:pPr>
+            <w:r>
+              <w:rPr>
+                <w:rFonts w:eastAsiaTheme="majorEastAsia" w:cstheme="majorBidi"/>
+                <w:color w:val="000000" w:themeColor="text1"/>
+              </w:rPr>
+              <w:t>YES</w:t>
+            </w:r>
+          </w:p>
+        </w:tc>
+      </w:tr>
+      <w:tr>
+        <w:tc>
+          <w:tcPr>
+            <w:tcW w:w="0" w:type="auto"/>
+            <w:tcBorders>
+              <w:top w:val="single" w:sz="6" w:space="0" w:color="DDDDDD"/>
+              <w:left w:val="single" w:sz="6" w:space="0" w:color="DDDDDD"/>
+              <w:bottom w:val="single" w:sz="6" w:space="0" w:color="DDDDDD"/>
+              <w:right w:val="single" w:sz="6" w:space="0" w:color="DDDDDD"/>
+            </w:tcBorders>
+            <w:tcMar>
+              <w:top w:w="120" w:type="dxa"/>
+              <w:left w:w="120" w:type="dxa"/>
+              <w:bottom w:w="120" w:type="dxa"/>
+              <w:right w:w="120" w:type="dxa"/>
+            </w:tcMar>
+            <w:vAlign w:val="center"/>
+            <w:hideMark/>
+          </w:tcPr>
+          <w:p>
+            <w:pPr>
+              <w:jc w:val="left"/>
+              <w:rPr>
+                <w:rFonts w:eastAsiaTheme="majorEastAsia" w:cstheme="majorBidi"/>
+                <w:color w:val="000000" w:themeColor="text1"/>
+              </w:rPr>
+            </w:pPr>
+            <w:r>
+              <w:rPr>
+                <w:rFonts w:eastAsiaTheme="majorEastAsia" w:cstheme="majorBidi"/>
+                <w:color w:val="000000" w:themeColor="text1"/>
+              </w:rPr>
+              <w:t>Where use of appropriately cited AI tools is permitted, I confirm that I have cited in accordance with the UCA Harvard Referencing Standard</w:t>
+            </w:r>
+          </w:p>
+        </w:tc>
+        <w:tc>
+          <w:tcPr>
+            <w:tcW w:w="0" w:type="auto"/>
+            <w:tcBorders>
+              <w:top w:val="single" w:sz="6" w:space="0" w:color="DDDDDD"/>
+              <w:left w:val="single" w:sz="6" w:space="0" w:color="DDDDDD"/>
+              <w:bottom w:val="single" w:sz="6" w:space="0" w:color="DDDDDD"/>
+              <w:right w:val="single" w:sz="6" w:space="0" w:color="DDDDDD"/>
+            </w:tcBorders>
+            <w:tcMar>
+              <w:top w:w="120" w:type="dxa"/>
+              <w:left w:w="120" w:type="dxa"/>
+              <w:bottom w:w="120" w:type="dxa"/>
+              <w:right w:w="120" w:type="dxa"/>
+            </w:tcMar>
+            <w:vAlign w:val="center"/>
+            <w:hideMark/>
+          </w:tcPr>
+          <w:p>
+            <w:pPr>
+              <w:jc w:val="left"/>
+              <w:rPr>
+                <w:rFonts w:eastAsiaTheme="majorEastAsia" w:cstheme="majorBidi"/>
+                <w:color w:val="000000" w:themeColor="text1"/>
+              </w:rPr>
+            </w:pPr>
+            <w:r>
+              <w:rPr>
+                <w:rFonts w:eastAsiaTheme="majorEastAsia" w:cstheme="majorBidi"/>
+                <w:color w:val="000000" w:themeColor="text1"/>
+              </w:rPr>
+              <w:t>YES</w:t>
+            </w:r>
+          </w:p>
+        </w:tc>
+      </w:tr>
+    </w:tbl>
+    <w:p>
+      <w:pPr>
+        <w:spacing w:after="160"/>
+        <w:jc w:val="left"/>
+        <w:rPr>
+          <w:rFonts w:eastAsiaTheme="majorEastAsia" w:cstheme="majorBidi"/>
+          <w:b/>
+          <w:color w:val="000000" w:themeColor="text1"/>
+          <w:sz w:val="32"/>
+          <w:szCs w:val="40"/>
+        </w:rPr>
+      </w:pPr>
+    </w:p>
+    <w:tbl>
+      <w:tblPr>
+        <w:tblW w:w="5000" w:type="pct"/>
+        <w:tblCellMar>
+          <w:top w:w="15" w:type="dxa"/>
+          <w:left w:w="15" w:type="dxa"/>
+          <w:bottom w:w="15" w:type="dxa"/>
+          <w:right w:w="15" w:type="dxa"/>
+        </w:tblCellMar>
+        <w:tblLook w:val="04A0" w:firstRow="1" w:lastRow="0" w:firstColumn="1" w:lastColumn="0" w:noHBand="0" w:noVBand="1"/>
+      </w:tblPr>
+      <w:tblGrid>
+        <w:gridCol w:w="5329"/>
+        <w:gridCol w:w="3681"/>
+      </w:tblGrid>
+      <w:tr>
+        <w:trPr>
+          <w:tblHeader/>
+        </w:trPr>
+        <w:tc>
+          <w:tcPr>
+            <w:tcW w:w="0" w:type="auto"/>
+            <w:tcBorders>
+              <w:top w:val="single" w:sz="6" w:space="0" w:color="DDDDDD"/>
+              <w:left w:val="single" w:sz="6" w:space="0" w:color="DDDDDD"/>
+              <w:bottom w:val="single" w:sz="6" w:space="0" w:color="DDDDDD"/>
+              <w:right w:val="single" w:sz="6" w:space="0" w:color="DDDDDD"/>
+            </w:tcBorders>
+            <w:shd w:val="clear" w:color="auto" w:fill="F2F2F2"/>
+            <w:tcMar>
+              <w:top w:w="120" w:type="dxa"/>
+              <w:left w:w="120" w:type="dxa"/>
+              <w:bottom w:w="120" w:type="dxa"/>
+              <w:right w:w="120" w:type="dxa"/>
+            </w:tcMar>
+            <w:vAlign w:val="center"/>
+            <w:hideMark/>
+          </w:tcPr>
+          <w:p>
+            <w:pPr>
+              <w:spacing w:after="160"/>
+              <w:jc w:val="left"/>
+              <w:rPr>
+                <w:rFonts w:eastAsiaTheme="majorEastAsia" w:cstheme="majorBidi"/>
+                <w:b/>
+                <w:bCs/>
+                <w:color w:val="000000" w:themeColor="text1"/>
+                <w:szCs w:val="32"/>
+              </w:rPr>
+            </w:pPr>
+            <w:r>
+              <w:rPr>
+                <w:rFonts w:eastAsiaTheme="majorEastAsia" w:cstheme="majorBidi"/>
+                <w:b/>
+                <w:bCs/>
+                <w:color w:val="000000" w:themeColor="text1"/>
+                <w:szCs w:val="32"/>
+              </w:rPr>
+              <w:t>Student signature</w:t>
+            </w:r>
+          </w:p>
+        </w:tc>
+        <w:tc>
+          <w:tcPr>
+            <w:tcW w:w="0" w:type="auto"/>
+            <w:tcBorders>
+              <w:top w:val="single" w:sz="6" w:space="0" w:color="DDDDDD"/>
+              <w:left w:val="single" w:sz="6" w:space="0" w:color="DDDDDD"/>
+              <w:bottom w:val="single" w:sz="6" w:space="0" w:color="DDDDDD"/>
+              <w:right w:val="single" w:sz="6" w:space="0" w:color="DDDDDD"/>
+            </w:tcBorders>
+            <w:shd w:val="clear" w:color="auto" w:fill="F2F2F2"/>
+            <w:tcMar>
+              <w:top w:w="120" w:type="dxa"/>
+              <w:left w:w="120" w:type="dxa"/>
+              <w:bottom w:w="120" w:type="dxa"/>
+              <w:right w:w="120" w:type="dxa"/>
+            </w:tcMar>
+            <w:vAlign w:val="center"/>
+            <w:hideMark/>
+          </w:tcPr>
+          <w:p>
+            <w:pPr>
+              <w:spacing w:after="160"/>
+              <w:jc w:val="left"/>
+              <w:rPr>
+                <w:rFonts w:eastAsiaTheme="majorEastAsia" w:cstheme="majorBidi"/>
+                <w:b/>
+                <w:bCs/>
+                <w:color w:val="000000" w:themeColor="text1"/>
+                <w:szCs w:val="32"/>
+              </w:rPr>
+            </w:pPr>
+            <w:r>
+              <w:rPr>
+                <w:rFonts w:eastAsiaTheme="majorEastAsia" w:cstheme="majorBidi"/>
+                <w:b/>
+                <w:bCs/>
+                <w:color w:val="000000" w:themeColor="text1"/>
+                <w:szCs w:val="32"/>
+              </w:rPr>
+              <w:t>Date</w:t>
+            </w:r>
+          </w:p>
+        </w:tc>
+      </w:tr>
+      <w:tr>
+        <w:tc>
+          <w:tcPr>
+            <w:tcW w:w="0" w:type="auto"/>
+            <w:tcBorders>
+              <w:top w:val="single" w:sz="6" w:space="0" w:color="DDDDDD"/>
+              <w:left w:val="single" w:sz="6" w:space="0" w:color="DDDDDD"/>
+              <w:bottom w:val="single" w:sz="6" w:space="0" w:color="DDDDDD"/>
+              <w:right w:val="single" w:sz="6" w:space="0" w:color="DDDDDD"/>
+            </w:tcBorders>
+            <w:tcMar>
+              <w:top w:w="120" w:type="dxa"/>
+              <w:left w:w="120" w:type="dxa"/>
+              <w:bottom w:w="120" w:type="dxa"/>
+              <w:right w:w="120" w:type="dxa"/>
+            </w:tcMar>
+            <w:vAlign w:val="center"/>
+            <w:hideMark/>
+          </w:tcPr>
+          <w:p>
+            <w:pPr>
+              <w:jc w:val="left"/>
+              <w:rPr>
+                <w:rFonts w:eastAsiaTheme="majorEastAsia" w:cstheme="majorBidi"/>
+                <w:b/>
+                <w:bCs/>
+                <w:color w:val="000000" w:themeColor="text1"/>
+              </w:rPr>
+            </w:pPr>
+            <w:r>
+              <w:rPr>
+                <w:noProof/>
+              </w:rPr>
+              <w:drawing>
+                <wp:inline distT="0" distB="0" distL="0" distR="0" wp14:anchorId="7EAD650A" wp14:editId="4399C600">
+                  <wp:extent cx="1295138" cy="495300"/>
+                  <wp:effectExtent l="0" t="0" r="0" b="0"/>
+                  <wp:docPr id="1079849710" name="Picture 4"/>
+                  <wp:cNvGraphicFramePr>
+                    <a:graphicFrameLocks xmlns:a="http://schemas.openxmlformats.org/drawingml/2006/main" noChangeAspect="1"/>
+                  </wp:cNvGraphicFramePr>
+                  <a:graphic xmlns:a="http://schemas.openxmlformats.org/drawingml/2006/main">
+                    <a:graphicData uri="http://schemas.openxmlformats.org/drawingml/2006/picture">
+                      <pic:pic xmlns:pic="http://schemas.openxmlformats.org/drawingml/2006/picture">
+                        <pic:nvPicPr>
+                          <pic:cNvPr id="542859284" name="Picture 542859284"/>
+                          <pic:cNvPicPr/>
+                        </pic:nvPicPr>
+                        <pic:blipFill rotWithShape="1">
+                          <a:blip r:embed="rId10" cstate="print">
+                            <a:extLst>
+                              <a:ext uri="{28A0092B-C50C-407E-A947-70E740481C1C}">
+                                <a14:useLocalDpi xmlns:a14="http://schemas.microsoft.com/office/drawing/2010/main" val="0"/>
+                              </a:ext>
+                            </a:extLst>
+                          </a:blip>
+                          <a:srcRect t="16857" b="16493"/>
+                          <a:stretch>
+                            <a:fillRect/>
+                          </a:stretch>
+                        </pic:blipFill>
+                        <pic:spPr bwMode="auto">
+                          <a:xfrm>
+                            <a:off x="0" y="0"/>
+                            <a:ext cx="1318583" cy="504266"/>
+                          </a:xfrm>
+                          <a:prstGeom prst="rect">
+                            <a:avLst/>
+                          </a:prstGeom>
+                          <a:ln>
+                            <a:noFill/>
+                          </a:ln>
+                          <a:extLst>
+                            <a:ext uri="{53640926-AAD7-44D8-BBD7-CCE9431645EC}">
+                              <a14:shadowObscured xmlns:a14="http://schemas.microsoft.com/office/drawing/2010/main"/>
+                            </a:ext>
+                          </a:extLst>
+                        </pic:spPr>
+                      </pic:pic>
+                    </a:graphicData>
+                  </a:graphic>
+                </wp:inline>
+              </w:drawing>
+            </w:r>
+          </w:p>
+        </w:tc>
+        <w:tc>
+          <w:tcPr>
+            <w:tcW w:w="0" w:type="auto"/>
+            <w:tcBorders>
+              <w:top w:val="single" w:sz="6" w:space="0" w:color="DDDDDD"/>
+              <w:left w:val="single" w:sz="6" w:space="0" w:color="DDDDDD"/>
+              <w:bottom w:val="single" w:sz="6" w:space="0" w:color="DDDDDD"/>
+              <w:right w:val="single" w:sz="6" w:space="0" w:color="DDDDDD"/>
+            </w:tcBorders>
+            <w:tcMar>
+              <w:top w:w="120" w:type="dxa"/>
+              <w:left w:w="120" w:type="dxa"/>
+              <w:bottom w:w="120" w:type="dxa"/>
+              <w:right w:w="120" w:type="dxa"/>
+            </w:tcMar>
+            <w:vAlign w:val="center"/>
+            <w:hideMark/>
+          </w:tcPr>
+          <w:p>
+            <w:pPr>
+              <w:spacing w:line="360" w:lineRule="auto"/>
+              <w:jc w:val="left"/>
+              <w:rPr>
+                <w:bCs/>
+              </w:rPr>
+            </w:pPr>
+            <w:r>
+              <w:rPr>
+                <w:bCs/>
+              </w:rPr>
+              <w:t xml:space="preserve">10 / </w:t>
+            </w:r>
+            <w:r>
+              <w:rPr>
+                <w:bCs/>
+              </w:rPr>
+              <w:t>06</w:t>
+            </w:r>
+            <w:r>
+              <w:rPr>
+                <w:bCs/>
+              </w:rPr>
+              <w:t xml:space="preserve"> / 2026</w:t>
+            </w:r>
+          </w:p>
+        </w:tc>
+      </w:tr>
+    </w:tbl>
+    <w:p>
+      <w:pPr>
+        <w:spacing w:after="160"/>
+        <w:jc w:val="left"/>
+        <w:rPr>
+          <w:rFonts w:eastAsiaTheme="majorEastAsia" w:cstheme="majorBidi"/>
+          <w:b/>
+          <w:color w:val="000000" w:themeColor="text1"/>
+          <w:sz w:val="32"/>
+          <w:szCs w:val="40"/>
+        </w:rPr>
+      </w:pPr>
+    </w:p>
+    <w:p>
+      <w:pPr>
+        <w:spacing w:after="160"/>
+        <w:jc w:val="left"/>
+        <w:rPr>
+          <w:rFonts w:eastAsiaTheme="majorEastAsia" w:cstheme="majorBidi"/>
+          <w:b/>
+          <w:color w:val="000000" w:themeColor="text1"/>
+          <w:sz w:val="32"/>
+          <w:szCs w:val="40"/>
+        </w:rPr>
+      </w:pPr>
+    </w:p>
+    <w:p>
+      <w:pPr>
+        <w:spacing w:after="160"/>
+        <w:jc w:val="left"/>
+        <w:rPr>
+          <w:rFonts w:eastAsiaTheme="majorEastAsia" w:cstheme="majorBidi"/>
+          <w:b/>
+          <w:color w:val="000000" w:themeColor="text1"/>
+          <w:sz w:val="32"/>
+          <w:szCs w:val="40"/>
+        </w:rPr>
+      </w:pPr>
+    </w:p>
+    <w:p>
+      <w:pPr>
+        <w:spacing w:after="160"/>
+        <w:jc w:val="left"/>
+        <w:rPr>
+          <w:rFonts w:eastAsiaTheme="majorEastAsia" w:cstheme="majorBidi"/>
+          <w:b/>
+          <w:color w:val="000000" w:themeColor="text1"/>
+          <w:sz w:val="32"/>
+          <w:szCs w:val="40"/>
+        </w:rPr>
+      </w:pPr>
+    </w:p>
+    <w:p>
+      <w:pPr>
+        <w:spacing w:after="160"/>
+        <w:jc w:val="left"/>
+        <w:rPr>
+          <w:rFonts w:eastAsiaTheme="majorEastAsia" w:cstheme="majorBidi"/>
+          <w:b/>
+          <w:color w:val="000000" w:themeColor="text1"/>
+          <w:sz w:val="32"/>
+          <w:szCs w:val="40"/>
+        </w:rPr>
+      </w:pPr>
+    </w:p>
+    <w:p>
+      <w:pPr>
+        <w:spacing w:after="160"/>
+        <w:jc w:val="left"/>
+        <w:rPr>
+          <w:rFonts w:eastAsiaTheme="majorEastAsia" w:cstheme="majorBidi"/>
+          <w:b/>
+          <w:color w:val="000000" w:themeColor="text1"/>
+          <w:sz w:val="32"/>
+          <w:szCs w:val="40"/>
+        </w:rPr>
+      </w:pPr>
+    </w:p>
+    <w:p>
+      <w:pPr>
+        <w:spacing w:after="160"/>
+        <w:jc w:val="left"/>
+        <w:rPr>
+          <w:rFonts w:eastAsiaTheme="majorEastAsia" w:cstheme="majorBidi"/>
+          <w:b/>
+          <w:color w:val="000000" w:themeColor="text1"/>
+          <w:sz w:val="32"/>
+          <w:szCs w:val="40"/>
+        </w:rPr>
+      </w:pPr>
+    </w:p>
+    <w:p>
+      <w:pPr>
+        <w:spacing w:after="160"/>
+        <w:jc w:val="left"/>
+        <w:rPr>
+          <w:rFonts w:eastAsiaTheme="majorEastAsia" w:cstheme="majorBidi"/>
+          <w:b/>
+          <w:color w:val="000000" w:themeColor="text1"/>
+          <w:sz w:val="32"/>
+          <w:szCs w:val="40"/>
+        </w:rPr>
+      </w:pPr>
     </w:p>
     <w:p>
       <w:pPr>
@@ -606,7 +1572,7 @@
                 <w:noProof/>
                 <w:webHidden/>
               </w:rPr>
-              <w:t>4</w:t>
+              <w:t>5</w:t>
             </w:r>
             <w:r>
               <w:rPr>
@@ -672,7 +1638,7 @@
                 <w:noProof/>
                 <w:webHidden/>
               </w:rPr>
-              <w:t>5</w:t>
+              <w:t>6</w:t>
             </w:r>
             <w:r>
               <w:rPr>
@@ -738,7 +1704,7 @@
                 <w:noProof/>
                 <w:webHidden/>
               </w:rPr>
-              <w:t>9</w:t>
+              <w:t>10</w:t>
             </w:r>
             <w:r>
               <w:rPr>
@@ -804,7 +1770,7 @@
                 <w:noProof/>
                 <w:webHidden/>
               </w:rPr>
-              <w:t>10</w:t>
+              <w:t>11</w:t>
             </w:r>
             <w:r>
               <w:rPr>
@@ -884,7 +1850,7 @@
                 <w:noProof/>
                 <w:webHidden/>
               </w:rPr>
-              <w:t>10</w:t>
+              <w:t>11</w:t>
             </w:r>
             <w:r>
               <w:rPr>
@@ -950,7 +1916,7 @@
                 <w:noProof/>
                 <w:webHidden/>
               </w:rPr>
-              <w:t>13</w:t>
+              <w:t>14</w:t>
             </w:r>
             <w:r>
               <w:rPr>
@@ -1016,7 +1982,7 @@
                 <w:noProof/>
                 <w:webHidden/>
               </w:rPr>
-              <w:t>14</w:t>
+              <w:t>15</w:t>
             </w:r>
             <w:r>
               <w:rPr>
@@ -1083,7 +2049,7 @@
                 <w:noProof/>
                 <w:webHidden/>
               </w:rPr>
-              <w:t>15</w:t>
+              <w:t>16</w:t>
             </w:r>
             <w:r>
               <w:rPr>
@@ -1203,7 +2169,7 @@
             <w:noProof/>
             <w:webHidden/>
           </w:rPr>
-          <w:t>5</w:t>
+          <w:t>6</w:t>
         </w:r>
         <w:r>
           <w:rPr>
@@ -1287,7 +2253,7 @@
             <w:noProof/>
             <w:webHidden/>
           </w:rPr>
-          <w:t>6</w:t>
+          <w:t>7</w:t>
         </w:r>
         <w:r>
           <w:rPr>
@@ -1357,7 +2323,7 @@
             <w:noProof/>
             <w:webHidden/>
           </w:rPr>
-          <w:t>6</w:t>
+          <w:t>7</w:t>
         </w:r>
         <w:r>
           <w:rPr>
@@ -1427,7 +2393,7 @@
             <w:noProof/>
             <w:webHidden/>
           </w:rPr>
-          <w:t>7</w:t>
+          <w:t>8</w:t>
         </w:r>
         <w:r>
           <w:rPr>
@@ -1497,7 +2463,7 @@
             <w:noProof/>
             <w:webHidden/>
           </w:rPr>
-          <w:t>7</w:t>
+          <w:t>8</w:t>
         </w:r>
         <w:r>
           <w:rPr>
@@ -1567,7 +2533,7 @@
             <w:noProof/>
             <w:webHidden/>
           </w:rPr>
-          <w:t>8</w:t>
+          <w:t>9</w:t>
         </w:r>
         <w:r>
           <w:rPr>
@@ -1637,7 +2603,7 @@
             <w:noProof/>
             <w:webHidden/>
           </w:rPr>
-          <w:t>8</w:t>
+          <w:t>9</w:t>
         </w:r>
         <w:r>
           <w:rPr>
@@ -1707,7 +2673,7 @@
             <w:noProof/>
             <w:webHidden/>
           </w:rPr>
-          <w:t>9</w:t>
+          <w:t>10</w:t>
         </w:r>
         <w:r>
           <w:rPr>
@@ -1777,7 +2743,7 @@
             <w:noProof/>
             <w:webHidden/>
           </w:rPr>
-          <w:t>11</w:t>
+          <w:t>12</w:t>
         </w:r>
         <w:r>
           <w:rPr>
@@ -1847,7 +2813,7 @@
             <w:noProof/>
             <w:webHidden/>
           </w:rPr>
-          <w:t>12</w:t>
+          <w:t>13</w:t>
         </w:r>
         <w:r>
           <w:rPr>
@@ -1917,7 +2883,7 @@
             <w:noProof/>
             <w:webHidden/>
           </w:rPr>
-          <w:t>13</w:t>
+          <w:t>14</w:t>
         </w:r>
         <w:r>
           <w:rPr>
@@ -2046,7 +3012,7 @@
             <w:noProof/>
             <w:webHidden/>
           </w:rPr>
-          <w:t>5</w:t>
+          <w:t>6</w:t>
         </w:r>
         <w:r>
           <w:rPr>
@@ -2116,7 +3082,7 @@
             <w:noProof/>
             <w:webHidden/>
           </w:rPr>
-          <w:t>9</w:t>
+          <w:t>10</w:t>
         </w:r>
         <w:r>
           <w:rPr>
@@ -2194,7 +3160,7 @@
             <w:noProof/>
             <w:webHidden/>
           </w:rPr>
-          <w:t>11</w:t>
+          <w:t>12</w:t>
         </w:r>
         <w:r>
           <w:rPr>
@@ -2264,7 +3230,7 @@
             <w:noProof/>
             <w:webHidden/>
           </w:rPr>
-          <w:t>12</w:t>
+          <w:t>13</w:t>
         </w:r>
         <w:r>
           <w:rPr>
@@ -2334,7 +3300,7 @@
             <w:noProof/>
             <w:webHidden/>
           </w:rPr>
-          <w:t>13</w:t>
+          <w:t>14</w:t>
         </w:r>
         <w:r>
           <w:rPr>
@@ -2536,7 +3502,25 @@
         <w:rPr>
           <w:u w:val="dotted"/>
         </w:rPr>
-        <w:t>27 / May / 2026</w:t>
+        <w:t>10</w:t>
+      </w:r>
+      <w:r>
+        <w:rPr>
+          <w:u w:val="dotted"/>
+        </w:rPr>
+        <w:t xml:space="preserve"> / </w:t>
+      </w:r>
+      <w:r>
+        <w:rPr>
+          <w:u w:val="dotted"/>
+        </w:rPr>
+        <w:t>06</w:t>
+      </w:r>
+      <w:r>
+        <w:rPr>
+          <w:u w:val="dotted"/>
+        </w:rPr>
+        <w:t xml:space="preserve"> / 2026</w:t>
       </w:r>
     </w:p>
     <w:p>
@@ -2797,14 +3781,27 @@
       <w:r>
         <w:t xml:space="preserve">Figure </w:t>
       </w:r>
-      <w:fldSimple w:instr=" SEQ Figure \* ARABIC ">
-        <w:r>
-          <w:rPr>
-            <w:noProof/>
-          </w:rPr>
-          <w:t>1</w:t>
-        </w:r>
-      </w:fldSimple>
+      <w:r>
+        <w:fldChar w:fldCharType="begin"/>
+      </w:r>
+      <w:r>
+        <w:instrText xml:space="preserve"> SEQ Figure \* ARABIC </w:instrText>
+      </w:r>
+      <w:r>
+        <w:fldChar w:fldCharType="separate"/>
+      </w:r>
+      <w:r>
+        <w:rPr>
+          <w:noProof/>
+        </w:rPr>
+        <w:t>1</w:t>
+      </w:r>
+      <w:r>
+        <w:rPr>
+          <w:noProof/>
+        </w:rPr>
+        <w:fldChar w:fldCharType="end"/>
+      </w:r>
       <w:r>
         <w:t>: Distribution of the target variable (default vs. non default)</w:t>
       </w:r>
@@ -2847,14 +3844,27 @@
       <w:r>
         <w:t xml:space="preserve">Table </w:t>
       </w:r>
-      <w:fldSimple w:instr=" SEQ Table \* ARABIC ">
-        <w:r>
-          <w:rPr>
-            <w:noProof/>
-          </w:rPr>
-          <w:t>1</w:t>
-        </w:r>
-      </w:fldSimple>
+      <w:r>
+        <w:fldChar w:fldCharType="begin"/>
+      </w:r>
+      <w:r>
+        <w:instrText xml:space="preserve"> SEQ Table \* ARABIC </w:instrText>
+      </w:r>
+      <w:r>
+        <w:fldChar w:fldCharType="separate"/>
+      </w:r>
+      <w:r>
+        <w:rPr>
+          <w:noProof/>
+        </w:rPr>
+        <w:t>1</w:t>
+      </w:r>
+      <w:r>
+        <w:rPr>
+          <w:noProof/>
+        </w:rPr>
+        <w:fldChar w:fldCharType="end"/>
+      </w:r>
       <w:r>
         <w:t xml:space="preserve">: </w:t>
       </w:r>
@@ -3373,7 +4383,7 @@
         </w:rPr>
         <w:lastRenderedPageBreak/>
         <w:drawing>
-          <wp:inline distT="0" distB="0" distL="0" distR="0" wp14:anchorId="4F1D0CA3" wp14:editId="2ACA0056">
+          <wp:inline distT="0" distB="0" distL="0" distR="0" wp14:anchorId="4F1D0CA3" wp14:editId="3776B451">
             <wp:extent cx="5731510" cy="3876675"/>
             <wp:effectExtent l="0" t="0" r="2540" b="9525"/>
             <wp:docPr id="2040631384" name="Picture 2"/>
@@ -3430,14 +4440,27 @@
       <w:r>
         <w:t xml:space="preserve">Figure </w:t>
       </w:r>
-      <w:fldSimple w:instr=" SEQ Figure \* ARABIC ">
-        <w:r>
-          <w:rPr>
-            <w:noProof/>
-          </w:rPr>
-          <w:t>2</w:t>
-        </w:r>
-      </w:fldSimple>
+      <w:r>
+        <w:fldChar w:fldCharType="begin"/>
+      </w:r>
+      <w:r>
+        <w:instrText xml:space="preserve"> SEQ Figure \* ARABIC </w:instrText>
+      </w:r>
+      <w:r>
+        <w:fldChar w:fldCharType="separate"/>
+      </w:r>
+      <w:r>
+        <w:rPr>
+          <w:noProof/>
+        </w:rPr>
+        <w:t>2</w:t>
+      </w:r>
+      <w:r>
+        <w:rPr>
+          <w:noProof/>
+        </w:rPr>
+        <w:fldChar w:fldCharType="end"/>
+      </w:r>
       <w:r>
         <w:t xml:space="preserve">: </w:t>
       </w:r>
@@ -3470,7 +4493,7 @@
           <w:noProof/>
         </w:rPr>
         <w:drawing>
-          <wp:inline distT="0" distB="0" distL="0" distR="0" wp14:anchorId="5C8F2F03" wp14:editId="0E0D2ED3">
+          <wp:inline distT="0" distB="0" distL="0" distR="0" wp14:anchorId="5C8F2F03" wp14:editId="08657644">
             <wp:extent cx="5731510" cy="1637665"/>
             <wp:effectExtent l="0" t="0" r="2540" b="635"/>
             <wp:docPr id="81985261" name="Picture 3"/>
@@ -3527,14 +4550,27 @@
       <w:r>
         <w:t xml:space="preserve">Figure </w:t>
       </w:r>
-      <w:fldSimple w:instr=" SEQ Figure \* ARABIC ">
-        <w:r>
-          <w:rPr>
-            <w:noProof/>
-          </w:rPr>
-          <w:t>3</w:t>
-        </w:r>
-      </w:fldSimple>
+      <w:r>
+        <w:fldChar w:fldCharType="begin"/>
+      </w:r>
+      <w:r>
+        <w:instrText xml:space="preserve"> SEQ Figure \* ARABIC </w:instrText>
+      </w:r>
+      <w:r>
+        <w:fldChar w:fldCharType="separate"/>
+      </w:r>
+      <w:r>
+        <w:rPr>
+          <w:noProof/>
+        </w:rPr>
+        <w:t>3</w:t>
+      </w:r>
+      <w:r>
+        <w:rPr>
+          <w:noProof/>
+        </w:rPr>
+        <w:fldChar w:fldCharType="end"/>
+      </w:r>
       <w:r>
         <w:t xml:space="preserve">: </w:t>
       </w:r>
@@ -3585,7 +4621,7 @@
         </w:rPr>
         <w:lastRenderedPageBreak/>
         <w:drawing>
-          <wp:inline distT="0" distB="0" distL="0" distR="0" wp14:anchorId="5A2E4140" wp14:editId="76F0C6F2">
+          <wp:inline distT="0" distB="0" distL="0" distR="0" wp14:anchorId="5A2E4140" wp14:editId="334F686A">
             <wp:extent cx="5577219" cy="3648710"/>
             <wp:effectExtent l="0" t="0" r="4445" b="8890"/>
             <wp:docPr id="2103910768" name="Picture 4"/>
@@ -3642,14 +4678,27 @@
       <w:r>
         <w:t xml:space="preserve">Figure </w:t>
       </w:r>
-      <w:fldSimple w:instr=" SEQ Figure \* ARABIC ">
-        <w:r>
-          <w:rPr>
-            <w:noProof/>
-          </w:rPr>
-          <w:t>4</w:t>
-        </w:r>
-      </w:fldSimple>
+      <w:r>
+        <w:fldChar w:fldCharType="begin"/>
+      </w:r>
+      <w:r>
+        <w:instrText xml:space="preserve"> SEQ Figure \* ARABIC </w:instrText>
+      </w:r>
+      <w:r>
+        <w:fldChar w:fldCharType="separate"/>
+      </w:r>
+      <w:r>
+        <w:rPr>
+          <w:noProof/>
+        </w:rPr>
+        <w:t>4</w:t>
+      </w:r>
+      <w:r>
+        <w:rPr>
+          <w:noProof/>
+        </w:rPr>
+        <w:fldChar w:fldCharType="end"/>
+      </w:r>
       <w:r>
         <w:t>: Distributions of categorical variables (SEX, EDUCATION, MARRIAGE, RISK_RATING).</w:t>
       </w:r>
@@ -3722,14 +4771,27 @@
       <w:r>
         <w:t xml:space="preserve">Figure </w:t>
       </w:r>
-      <w:fldSimple w:instr=" SEQ Figure \* ARABIC ">
-        <w:r>
-          <w:rPr>
-            <w:noProof/>
-          </w:rPr>
-          <w:t>5</w:t>
-        </w:r>
-      </w:fldSimple>
+      <w:r>
+        <w:fldChar w:fldCharType="begin"/>
+      </w:r>
+      <w:r>
+        <w:instrText xml:space="preserve"> SEQ Figure \* ARABIC </w:instrText>
+      </w:r>
+      <w:r>
+        <w:fldChar w:fldCharType="separate"/>
+      </w:r>
+      <w:r>
+        <w:rPr>
+          <w:noProof/>
+        </w:rPr>
+        <w:t>5</w:t>
+      </w:r>
+      <w:r>
+        <w:rPr>
+          <w:noProof/>
+        </w:rPr>
+        <w:fldChar w:fldCharType="end"/>
+      </w:r>
       <w:r>
         <w:t>: Top‑20 city labels by number of credit card clients.</w:t>
       </w:r>
@@ -3836,14 +4898,27 @@
       <w:r>
         <w:t xml:space="preserve">Figure </w:t>
       </w:r>
-      <w:fldSimple w:instr=" SEQ Figure \* ARABIC ">
-        <w:r>
-          <w:rPr>
-            <w:noProof/>
-          </w:rPr>
-          <w:t>6</w:t>
-        </w:r>
-      </w:fldSimple>
+      <w:r>
+        <w:fldChar w:fldCharType="begin"/>
+      </w:r>
+      <w:r>
+        <w:instrText xml:space="preserve"> SEQ Figure \* ARABIC </w:instrText>
+      </w:r>
+      <w:r>
+        <w:fldChar w:fldCharType="separate"/>
+      </w:r>
+      <w:r>
+        <w:rPr>
+          <w:noProof/>
+        </w:rPr>
+        <w:t>6</w:t>
+      </w:r>
+      <w:r>
+        <w:rPr>
+          <w:noProof/>
+        </w:rPr>
+        <w:fldChar w:fldCharType="end"/>
+      </w:r>
       <w:r>
         <w:t>: Correlation of selected features with the default indicator.</w:t>
       </w:r>
@@ -3859,7 +4934,7 @@
           <w:noProof/>
         </w:rPr>
         <w:drawing>
-          <wp:inline distT="0" distB="0" distL="0" distR="0" wp14:anchorId="215DABB7" wp14:editId="78EB538A">
+          <wp:inline distT="0" distB="0" distL="0" distR="0" wp14:anchorId="215DABB7" wp14:editId="4B08FFF0">
             <wp:extent cx="5220660" cy="4775200"/>
             <wp:effectExtent l="0" t="0" r="0" b="6350"/>
             <wp:docPr id="1113977803" name="Picture 10"/>
@@ -3921,14 +4996,27 @@
       <w:r>
         <w:t xml:space="preserve">Figure </w:t>
       </w:r>
-      <w:fldSimple w:instr=" SEQ Figure \* ARABIC ">
-        <w:r>
-          <w:rPr>
-            <w:noProof/>
-          </w:rPr>
-          <w:t>7</w:t>
-        </w:r>
-      </w:fldSimple>
+      <w:r>
+        <w:fldChar w:fldCharType="begin"/>
+      </w:r>
+      <w:r>
+        <w:instrText xml:space="preserve"> SEQ Figure \* ARABIC </w:instrText>
+      </w:r>
+      <w:r>
+        <w:fldChar w:fldCharType="separate"/>
+      </w:r>
+      <w:r>
+        <w:rPr>
+          <w:noProof/>
+        </w:rPr>
+        <w:t>7</w:t>
+      </w:r>
+      <w:r>
+        <w:rPr>
+          <w:noProof/>
+        </w:rPr>
+        <w:fldChar w:fldCharType="end"/>
+      </w:r>
       <w:r>
         <w:t>: Correlation heatmap for numerical features.</w:t>
       </w:r>
@@ -3946,7 +5034,7 @@
         </w:rPr>
         <w:lastRenderedPageBreak/>
         <w:drawing>
-          <wp:inline distT="0" distB="0" distL="0" distR="0" wp14:anchorId="5BFCAD9C" wp14:editId="5195BFC9">
+          <wp:inline distT="0" distB="0" distL="0" distR="0" wp14:anchorId="5BFCAD9C" wp14:editId="5EA3BFFC">
             <wp:extent cx="5731510" cy="2865755"/>
             <wp:effectExtent l="0" t="0" r="0" b="0"/>
             <wp:docPr id="71645025" name="Picture 11"/>
@@ -4003,14 +5091,27 @@
       <w:r>
         <w:t xml:space="preserve">Figure </w:t>
       </w:r>
-      <w:fldSimple w:instr=" SEQ Figure \* ARABIC ">
-        <w:r>
-          <w:rPr>
-            <w:noProof/>
-          </w:rPr>
-          <w:t>8</w:t>
-        </w:r>
-      </w:fldSimple>
+      <w:r>
+        <w:fldChar w:fldCharType="begin"/>
+      </w:r>
+      <w:r>
+        <w:instrText xml:space="preserve"> SEQ Figure \* ARABIC </w:instrText>
+      </w:r>
+      <w:r>
+        <w:fldChar w:fldCharType="separate"/>
+      </w:r>
+      <w:r>
+        <w:rPr>
+          <w:noProof/>
+        </w:rPr>
+        <w:t>8</w:t>
+      </w:r>
+      <w:r>
+        <w:rPr>
+          <w:noProof/>
+        </w:rPr>
+        <w:fldChar w:fldCharType="end"/>
+      </w:r>
       <w:r>
         <w:t>: Payment history patterns for PAY0–PAY6.</w:t>
       </w:r>
@@ -4072,14 +5173,27 @@
       <w:r>
         <w:t xml:space="preserve">Table </w:t>
       </w:r>
-      <w:fldSimple w:instr=" SEQ Table \* ARABIC ">
-        <w:r>
-          <w:rPr>
-            <w:noProof/>
-          </w:rPr>
-          <w:t>2</w:t>
-        </w:r>
-      </w:fldSimple>
+      <w:r>
+        <w:fldChar w:fldCharType="begin"/>
+      </w:r>
+      <w:r>
+        <w:instrText xml:space="preserve"> SEQ Table \* ARABIC </w:instrText>
+      </w:r>
+      <w:r>
+        <w:fldChar w:fldCharType="separate"/>
+      </w:r>
+      <w:r>
+        <w:rPr>
+          <w:noProof/>
+        </w:rPr>
+        <w:t>2</w:t>
+      </w:r>
+      <w:r>
+        <w:rPr>
+          <w:noProof/>
+        </w:rPr>
+        <w:fldChar w:fldCharType="end"/>
+      </w:r>
       <w:r>
         <w:t xml:space="preserve">: </w:t>
       </w:r>
@@ -4639,11 +5753,9 @@
       <w:r>
         <w:t xml:space="preserve">, </w:t>
       </w:r>
-      <w:proofErr w:type="gramStart"/>
-      <w:r>
-        <w:t>All</w:t>
-      </w:r>
-      <w:proofErr w:type="gramEnd"/>
+      <w:r>
+        <w:t>all</w:t>
+      </w:r>
       <w:r>
         <w:t xml:space="preserve"> remaining numeric features were scaled using </w:t>
       </w:r>
@@ -4945,14 +6057,27 @@
       <w:r>
         <w:t xml:space="preserve">ble </w:t>
       </w:r>
-      <w:fldSimple w:instr=" SEQ Table \* ARABIC ">
-        <w:r>
-          <w:rPr>
-            <w:noProof/>
-          </w:rPr>
-          <w:t>3</w:t>
-        </w:r>
-      </w:fldSimple>
+      <w:r>
+        <w:fldChar w:fldCharType="begin"/>
+      </w:r>
+      <w:r>
+        <w:instrText xml:space="preserve"> SEQ Table \* ARABIC </w:instrText>
+      </w:r>
+      <w:r>
+        <w:fldChar w:fldCharType="separate"/>
+      </w:r>
+      <w:r>
+        <w:rPr>
+          <w:noProof/>
+        </w:rPr>
+        <w:t>3</w:t>
+      </w:r>
+      <w:r>
+        <w:rPr>
+          <w:noProof/>
+        </w:rPr>
+        <w:fldChar w:fldCharType="end"/>
+      </w:r>
       <w:r>
         <w:t xml:space="preserve">: Baseline model performance </w:t>
       </w:r>
@@ -5640,7 +6765,7 @@
           <w:noProof/>
         </w:rPr>
         <w:drawing>
-          <wp:inline distT="0" distB="0" distL="0" distR="0" wp14:anchorId="32580F65" wp14:editId="28E418BC">
+          <wp:inline distT="0" distB="0" distL="0" distR="0" wp14:anchorId="32580F65" wp14:editId="5F7D228F">
             <wp:extent cx="3605687" cy="2704466"/>
             <wp:effectExtent l="0" t="0" r="0" b="635"/>
             <wp:docPr id="832124166" name="Picture 15"/>
@@ -5697,14 +6822,27 @@
       <w:r>
         <w:t xml:space="preserve">Figure </w:t>
       </w:r>
-      <w:fldSimple w:instr=" SEQ Figure \* ARABIC ">
-        <w:r>
-          <w:rPr>
-            <w:noProof/>
-          </w:rPr>
-          <w:t>9</w:t>
-        </w:r>
-      </w:fldSimple>
+      <w:r>
+        <w:fldChar w:fldCharType="begin"/>
+      </w:r>
+      <w:r>
+        <w:instrText xml:space="preserve"> SEQ Figure \* ARABIC </w:instrText>
+      </w:r>
+      <w:r>
+        <w:fldChar w:fldCharType="separate"/>
+      </w:r>
+      <w:r>
+        <w:rPr>
+          <w:noProof/>
+        </w:rPr>
+        <w:t>9</w:t>
+      </w:r>
+      <w:r>
+        <w:rPr>
+          <w:noProof/>
+        </w:rPr>
+        <w:fldChar w:fldCharType="end"/>
+      </w:r>
       <w:r>
         <w:t>: ROC curves for all classification models on the test set.</w:t>
       </w:r>
@@ -5777,14 +6915,27 @@
       <w:r>
         <w:t xml:space="preserve">Figure </w:t>
       </w:r>
-      <w:fldSimple w:instr=" SEQ Figure \* ARABIC ">
-        <w:r>
-          <w:rPr>
-            <w:noProof/>
-          </w:rPr>
-          <w:t>10</w:t>
-        </w:r>
-      </w:fldSimple>
+      <w:r>
+        <w:fldChar w:fldCharType="begin"/>
+      </w:r>
+      <w:r>
+        <w:instrText xml:space="preserve"> SEQ Figure \* ARABIC </w:instrText>
+      </w:r>
+      <w:r>
+        <w:fldChar w:fldCharType="separate"/>
+      </w:r>
+      <w:r>
+        <w:rPr>
+          <w:noProof/>
+        </w:rPr>
+        <w:t>10</w:t>
+      </w:r>
+      <w:r>
+        <w:rPr>
+          <w:noProof/>
+        </w:rPr>
+        <w:fldChar w:fldCharType="end"/>
+      </w:r>
       <w:r>
         <w:t>: Confusion matrices for all classification models on the test set.</w:t>
       </w:r>
@@ -5797,11 +6948,9 @@
       <w:r>
         <w:t xml:space="preserve">Confusion matrices show that models </w:t>
       </w:r>
-      <w:proofErr w:type="spellStart"/>
-      <w:r>
-        <w:t>favour</w:t>
-      </w:r>
-      <w:proofErr w:type="spellEnd"/>
+      <w:r>
+        <w:t>favor</w:t>
+      </w:r>
       <w:r>
         <w:t xml:space="preserve"> the majority class, so many defaulters are still missed.</w:t>
       </w:r>
@@ -5870,14 +7019,27 @@
       <w:r>
         <w:t xml:space="preserve">Table </w:t>
       </w:r>
-      <w:fldSimple w:instr=" SEQ Table \* ARABIC ">
-        <w:r>
-          <w:rPr>
-            <w:noProof/>
-          </w:rPr>
-          <w:t>4</w:t>
-        </w:r>
-      </w:fldSimple>
+      <w:r>
+        <w:fldChar w:fldCharType="begin"/>
+      </w:r>
+      <w:r>
+        <w:instrText xml:space="preserve"> SEQ Table \* ARABIC </w:instrText>
+      </w:r>
+      <w:r>
+        <w:fldChar w:fldCharType="separate"/>
+      </w:r>
+      <w:r>
+        <w:rPr>
+          <w:noProof/>
+        </w:rPr>
+        <w:t>4</w:t>
+      </w:r>
+      <w:r>
+        <w:rPr>
+          <w:noProof/>
+        </w:rPr>
+        <w:fldChar w:fldCharType="end"/>
+      </w:r>
       <w:r>
         <w:t xml:space="preserve">: </w:t>
       </w:r>
@@ -6354,11 +7516,24 @@
       <w:r>
         <w:t xml:space="preserve">Table </w:t>
       </w:r>
-      <w:fldSimple w:instr=" SEQ Table \* ARABIC ">
-        <w:r>
-          <w:t>5</w:t>
-        </w:r>
-      </w:fldSimple>
+      <w:r>
+        <w:fldChar w:fldCharType="begin"/>
+      </w:r>
+      <w:r>
+        <w:instrText xml:space="preserve"> SEQ Table \* ARABIC </w:instrText>
+      </w:r>
+      <w:r>
+        <w:fldChar w:fldCharType="separate"/>
+      </w:r>
+      <w:r>
+        <w:rPr>
+          <w:noProof/>
+        </w:rPr>
+        <w:t>5</w:t>
+      </w:r>
+      <w:r>
+        <w:fldChar w:fldCharType="end"/>
+      </w:r>
       <w:r>
         <w:t xml:space="preserve">: </w:t>
       </w:r>
@@ -6624,14 +7799,27 @@
       <w:r>
         <w:t xml:space="preserve">Figure </w:t>
       </w:r>
-      <w:fldSimple w:instr=" SEQ Figure \* ARABIC ">
-        <w:r>
-          <w:rPr>
-            <w:noProof/>
-          </w:rPr>
-          <w:t>11</w:t>
-        </w:r>
-      </w:fldSimple>
+      <w:r>
+        <w:fldChar w:fldCharType="begin"/>
+      </w:r>
+      <w:r>
+        <w:instrText xml:space="preserve"> SEQ Figure \* ARABIC </w:instrText>
+      </w:r>
+      <w:r>
+        <w:fldChar w:fldCharType="separate"/>
+      </w:r>
+      <w:r>
+        <w:rPr>
+          <w:noProof/>
+        </w:rPr>
+        <w:t>11</w:t>
+      </w:r>
+      <w:r>
+        <w:rPr>
+          <w:noProof/>
+        </w:rPr>
+        <w:fldChar w:fldCharType="end"/>
+      </w:r>
       <w:r>
         <w:t>: Feature importance for the Random Forest model (permutation importance).</w:t>
       </w:r>
@@ -6769,9 +7957,51 @@
     <w:p>
       <w:pPr>
         <w:pStyle w:val="Heading1"/>
+      </w:pPr>
+      <w:bookmarkStart w:id="23" w:name="_Toc231084595"/>
+      <w:r>
+        <w:lastRenderedPageBreak/>
+        <w:t>Acknowledgement</w:t>
+      </w:r>
+    </w:p>
+    <w:p>
+      <w:pPr>
+        <w:spacing w:before="240" w:line="360" w:lineRule="auto"/>
+      </w:pPr>
+      <w:r>
+        <w:t>Perplexity AI was used in the preparation of this report to support literature searching, identify potentially relevant academic sources, and assist with grammar correction and word-limit reduction during editing. All sources included in the reference list were checked by the author and cited as the original academic works rather than citing Perplexity AI as a source. The analysis, interpretation, discussion, and final written content submitted in this report are the author’s own work and responsibility.</w:t>
+      </w:r>
+    </w:p>
+    <w:p>
+      <w:pPr>
+        <w:spacing w:after="160"/>
+        <w:jc w:val="left"/>
+        <w:rPr>
+          <w:rFonts w:eastAsiaTheme="majorEastAsia" w:cstheme="majorBidi"/>
+          <w:b/>
+          <w:bCs/>
+          <w:color w:val="000000" w:themeColor="text1"/>
+          <w:sz w:val="28"/>
+          <w:szCs w:val="40"/>
+        </w:rPr>
+      </w:pPr>
+      <w:r>
+        <w:rPr>
+          <w:rFonts w:eastAsiaTheme="majorEastAsia" w:cstheme="majorBidi"/>
+          <w:b/>
+          <w:bCs/>
+          <w:color w:val="000000" w:themeColor="text1"/>
+          <w:sz w:val="28"/>
+          <w:szCs w:val="40"/>
+        </w:rPr>
+        <w:br w:type="page"/>
+      </w:r>
+    </w:p>
+    <w:p>
+      <w:pPr>
+        <w:pStyle w:val="Heading1"/>
         <w:spacing w:before="240" w:after="0"/>
       </w:pPr>
-      <w:bookmarkStart w:id="23" w:name="_Toc231084595"/>
       <w:r>
         <w:lastRenderedPageBreak/>
         <w:t>References</w:t>
@@ -9252,7 +10482,7 @@
   <w:style w:type="paragraph" w:default="1" w:styleId="Normal">
     <w:name w:val="Normal"/>
     <w:qFormat/>
-    <w:rsid w:val="00732265"/>
+    <w:rsid w:val="00D94928"/>
     <w:pPr>
       <w:spacing w:after="0"/>
       <w:jc w:val="both"/>
@@ -9450,7 +10680,6 @@
   <w:style w:type="character" w:default="1" w:styleId="DefaultParagraphFont">
     <w:name w:val="Default Paragraph Font"/>
     <w:uiPriority w:val="1"/>
-    <w:semiHidden/>
     <w:unhideWhenUsed/>
   </w:style>
   <w:style w:type="table" w:default="1" w:styleId="TableNormal">

--- a/Sem1/Introduction to Artificial Intelligence/project-assignment/report.docx
+++ b/Sem1/Introduction to Artificial Intelligence/project-assignment/report.docx
@@ -3781,27 +3781,14 @@
       <w:r>
         <w:t xml:space="preserve">Figure </w:t>
       </w:r>
-      <w:r>
-        <w:fldChar w:fldCharType="begin"/>
-      </w:r>
-      <w:r>
-        <w:instrText xml:space="preserve"> SEQ Figure \* ARABIC </w:instrText>
-      </w:r>
-      <w:r>
-        <w:fldChar w:fldCharType="separate"/>
-      </w:r>
-      <w:r>
-        <w:rPr>
-          <w:noProof/>
-        </w:rPr>
-        <w:t>1</w:t>
-      </w:r>
-      <w:r>
-        <w:rPr>
-          <w:noProof/>
-        </w:rPr>
-        <w:fldChar w:fldCharType="end"/>
-      </w:r>
+      <w:fldSimple w:instr=" SEQ Figure \* ARABIC ">
+        <w:r>
+          <w:rPr>
+            <w:noProof/>
+          </w:rPr>
+          <w:t>1</w:t>
+        </w:r>
+      </w:fldSimple>
       <w:r>
         <w:t>: Distribution of the target variable (default vs. non default)</w:t>
       </w:r>
@@ -3844,27 +3831,14 @@
       <w:r>
         <w:t xml:space="preserve">Table </w:t>
       </w:r>
-      <w:r>
-        <w:fldChar w:fldCharType="begin"/>
-      </w:r>
-      <w:r>
-        <w:instrText xml:space="preserve"> SEQ Table \* ARABIC </w:instrText>
-      </w:r>
-      <w:r>
-        <w:fldChar w:fldCharType="separate"/>
-      </w:r>
-      <w:r>
-        <w:rPr>
-          <w:noProof/>
-        </w:rPr>
-        <w:t>1</w:t>
-      </w:r>
-      <w:r>
-        <w:rPr>
-          <w:noProof/>
-        </w:rPr>
-        <w:fldChar w:fldCharType="end"/>
-      </w:r>
+      <w:fldSimple w:instr=" SEQ Table \* ARABIC ">
+        <w:r>
+          <w:rPr>
+            <w:noProof/>
+          </w:rPr>
+          <w:t>1</w:t>
+        </w:r>
+      </w:fldSimple>
       <w:r>
         <w:t xml:space="preserve">: </w:t>
       </w:r>
@@ -4383,7 +4357,7 @@
         </w:rPr>
         <w:lastRenderedPageBreak/>
         <w:drawing>
-          <wp:inline distT="0" distB="0" distL="0" distR="0" wp14:anchorId="4F1D0CA3" wp14:editId="3776B451">
+          <wp:inline distT="0" distB="0" distL="0" distR="0" wp14:anchorId="4F1D0CA3" wp14:editId="79F84A67">
             <wp:extent cx="5731510" cy="3876675"/>
             <wp:effectExtent l="0" t="0" r="2540" b="9525"/>
             <wp:docPr id="2040631384" name="Picture 2"/>
@@ -4440,27 +4414,14 @@
       <w:r>
         <w:t xml:space="preserve">Figure </w:t>
       </w:r>
-      <w:r>
-        <w:fldChar w:fldCharType="begin"/>
-      </w:r>
-      <w:r>
-        <w:instrText xml:space="preserve"> SEQ Figure \* ARABIC </w:instrText>
-      </w:r>
-      <w:r>
-        <w:fldChar w:fldCharType="separate"/>
-      </w:r>
-      <w:r>
-        <w:rPr>
-          <w:noProof/>
-        </w:rPr>
-        <w:t>2</w:t>
-      </w:r>
-      <w:r>
-        <w:rPr>
-          <w:noProof/>
-        </w:rPr>
-        <w:fldChar w:fldCharType="end"/>
-      </w:r>
+      <w:fldSimple w:instr=" SEQ Figure \* ARABIC ">
+        <w:r>
+          <w:rPr>
+            <w:noProof/>
+          </w:rPr>
+          <w:t>2</w:t>
+        </w:r>
+      </w:fldSimple>
       <w:r>
         <w:t xml:space="preserve">: </w:t>
       </w:r>
@@ -4493,7 +4454,7 @@
           <w:noProof/>
         </w:rPr>
         <w:drawing>
-          <wp:inline distT="0" distB="0" distL="0" distR="0" wp14:anchorId="5C8F2F03" wp14:editId="08657644">
+          <wp:inline distT="0" distB="0" distL="0" distR="0" wp14:anchorId="5C8F2F03" wp14:editId="1F46CB77">
             <wp:extent cx="5731510" cy="1637665"/>
             <wp:effectExtent l="0" t="0" r="2540" b="635"/>
             <wp:docPr id="81985261" name="Picture 3"/>
@@ -4550,27 +4511,14 @@
       <w:r>
         <w:t xml:space="preserve">Figure </w:t>
       </w:r>
-      <w:r>
-        <w:fldChar w:fldCharType="begin"/>
-      </w:r>
-      <w:r>
-        <w:instrText xml:space="preserve"> SEQ Figure \* ARABIC </w:instrText>
-      </w:r>
-      <w:r>
-        <w:fldChar w:fldCharType="separate"/>
-      </w:r>
-      <w:r>
-        <w:rPr>
-          <w:noProof/>
-        </w:rPr>
-        <w:t>3</w:t>
-      </w:r>
-      <w:r>
-        <w:rPr>
-          <w:noProof/>
-        </w:rPr>
-        <w:fldChar w:fldCharType="end"/>
-      </w:r>
+      <w:fldSimple w:instr=" SEQ Figure \* ARABIC ">
+        <w:r>
+          <w:rPr>
+            <w:noProof/>
+          </w:rPr>
+          <w:t>3</w:t>
+        </w:r>
+      </w:fldSimple>
       <w:r>
         <w:t xml:space="preserve">: </w:t>
       </w:r>
@@ -4621,7 +4569,7 @@
         </w:rPr>
         <w:lastRenderedPageBreak/>
         <w:drawing>
-          <wp:inline distT="0" distB="0" distL="0" distR="0" wp14:anchorId="5A2E4140" wp14:editId="334F686A">
+          <wp:inline distT="0" distB="0" distL="0" distR="0" wp14:anchorId="5A2E4140" wp14:editId="658AF786">
             <wp:extent cx="5577219" cy="3648710"/>
             <wp:effectExtent l="0" t="0" r="4445" b="8890"/>
             <wp:docPr id="2103910768" name="Picture 4"/>
@@ -4678,27 +4626,14 @@
       <w:r>
         <w:t xml:space="preserve">Figure </w:t>
       </w:r>
-      <w:r>
-        <w:fldChar w:fldCharType="begin"/>
-      </w:r>
-      <w:r>
-        <w:instrText xml:space="preserve"> SEQ Figure \* ARABIC </w:instrText>
-      </w:r>
-      <w:r>
-        <w:fldChar w:fldCharType="separate"/>
-      </w:r>
-      <w:r>
-        <w:rPr>
-          <w:noProof/>
-        </w:rPr>
-        <w:t>4</w:t>
-      </w:r>
-      <w:r>
-        <w:rPr>
-          <w:noProof/>
-        </w:rPr>
-        <w:fldChar w:fldCharType="end"/>
-      </w:r>
+      <w:fldSimple w:instr=" SEQ Figure \* ARABIC ">
+        <w:r>
+          <w:rPr>
+            <w:noProof/>
+          </w:rPr>
+          <w:t>4</w:t>
+        </w:r>
+      </w:fldSimple>
       <w:r>
         <w:t>: Distributions of categorical variables (SEX, EDUCATION, MARRIAGE, RISK_RATING).</w:t>
       </w:r>
@@ -4771,27 +4706,14 @@
       <w:r>
         <w:t xml:space="preserve">Figure </w:t>
       </w:r>
-      <w:r>
-        <w:fldChar w:fldCharType="begin"/>
-      </w:r>
-      <w:r>
-        <w:instrText xml:space="preserve"> SEQ Figure \* ARABIC </w:instrText>
-      </w:r>
-      <w:r>
-        <w:fldChar w:fldCharType="separate"/>
-      </w:r>
-      <w:r>
-        <w:rPr>
-          <w:noProof/>
-        </w:rPr>
-        <w:t>5</w:t>
-      </w:r>
-      <w:r>
-        <w:rPr>
-          <w:noProof/>
-        </w:rPr>
-        <w:fldChar w:fldCharType="end"/>
-      </w:r>
+      <w:fldSimple w:instr=" SEQ Figure \* ARABIC ">
+        <w:r>
+          <w:rPr>
+            <w:noProof/>
+          </w:rPr>
+          <w:t>5</w:t>
+        </w:r>
+      </w:fldSimple>
       <w:r>
         <w:t>: Top‑20 city labels by number of credit card clients.</w:t>
       </w:r>
@@ -4898,27 +4820,14 @@
       <w:r>
         <w:t xml:space="preserve">Figure </w:t>
       </w:r>
-      <w:r>
-        <w:fldChar w:fldCharType="begin"/>
-      </w:r>
-      <w:r>
-        <w:instrText xml:space="preserve"> SEQ Figure \* ARABIC </w:instrText>
-      </w:r>
-      <w:r>
-        <w:fldChar w:fldCharType="separate"/>
-      </w:r>
-      <w:r>
-        <w:rPr>
-          <w:noProof/>
-        </w:rPr>
-        <w:t>6</w:t>
-      </w:r>
-      <w:r>
-        <w:rPr>
-          <w:noProof/>
-        </w:rPr>
-        <w:fldChar w:fldCharType="end"/>
-      </w:r>
+      <w:fldSimple w:instr=" SEQ Figure \* ARABIC ">
+        <w:r>
+          <w:rPr>
+            <w:noProof/>
+          </w:rPr>
+          <w:t>6</w:t>
+        </w:r>
+      </w:fldSimple>
       <w:r>
         <w:t>: Correlation of selected features with the default indicator.</w:t>
       </w:r>
@@ -4934,7 +4843,7 @@
           <w:noProof/>
         </w:rPr>
         <w:drawing>
-          <wp:inline distT="0" distB="0" distL="0" distR="0" wp14:anchorId="215DABB7" wp14:editId="4B08FFF0">
+          <wp:inline distT="0" distB="0" distL="0" distR="0" wp14:anchorId="215DABB7" wp14:editId="3034681D">
             <wp:extent cx="5220660" cy="4775200"/>
             <wp:effectExtent l="0" t="0" r="0" b="6350"/>
             <wp:docPr id="1113977803" name="Picture 10"/>
@@ -4996,27 +4905,14 @@
       <w:r>
         <w:t xml:space="preserve">Figure </w:t>
       </w:r>
-      <w:r>
-        <w:fldChar w:fldCharType="begin"/>
-      </w:r>
-      <w:r>
-        <w:instrText xml:space="preserve"> SEQ Figure \* ARABIC </w:instrText>
-      </w:r>
-      <w:r>
-        <w:fldChar w:fldCharType="separate"/>
-      </w:r>
-      <w:r>
-        <w:rPr>
-          <w:noProof/>
-        </w:rPr>
-        <w:t>7</w:t>
-      </w:r>
-      <w:r>
-        <w:rPr>
-          <w:noProof/>
-        </w:rPr>
-        <w:fldChar w:fldCharType="end"/>
-      </w:r>
+      <w:fldSimple w:instr=" SEQ Figure \* ARABIC ">
+        <w:r>
+          <w:rPr>
+            <w:noProof/>
+          </w:rPr>
+          <w:t>7</w:t>
+        </w:r>
+      </w:fldSimple>
       <w:r>
         <w:t>: Correlation heatmap for numerical features.</w:t>
       </w:r>
@@ -5034,7 +4930,7 @@
         </w:rPr>
         <w:lastRenderedPageBreak/>
         <w:drawing>
-          <wp:inline distT="0" distB="0" distL="0" distR="0" wp14:anchorId="5BFCAD9C" wp14:editId="5EA3BFFC">
+          <wp:inline distT="0" distB="0" distL="0" distR="0" wp14:anchorId="5BFCAD9C" wp14:editId="62D56945">
             <wp:extent cx="5731510" cy="2865755"/>
             <wp:effectExtent l="0" t="0" r="0" b="0"/>
             <wp:docPr id="71645025" name="Picture 11"/>
@@ -5091,27 +4987,14 @@
       <w:r>
         <w:t xml:space="preserve">Figure </w:t>
       </w:r>
-      <w:r>
-        <w:fldChar w:fldCharType="begin"/>
-      </w:r>
-      <w:r>
-        <w:instrText xml:space="preserve"> SEQ Figure \* ARABIC </w:instrText>
-      </w:r>
-      <w:r>
-        <w:fldChar w:fldCharType="separate"/>
-      </w:r>
-      <w:r>
-        <w:rPr>
-          <w:noProof/>
-        </w:rPr>
-        <w:t>8</w:t>
-      </w:r>
-      <w:r>
-        <w:rPr>
-          <w:noProof/>
-        </w:rPr>
-        <w:fldChar w:fldCharType="end"/>
-      </w:r>
+      <w:fldSimple w:instr=" SEQ Figure \* ARABIC ">
+        <w:r>
+          <w:rPr>
+            <w:noProof/>
+          </w:rPr>
+          <w:t>8</w:t>
+        </w:r>
+      </w:fldSimple>
       <w:r>
         <w:t>: Payment history patterns for PAY0–PAY6.</w:t>
       </w:r>
@@ -5173,27 +5056,14 @@
       <w:r>
         <w:t xml:space="preserve">Table </w:t>
       </w:r>
-      <w:r>
-        <w:fldChar w:fldCharType="begin"/>
-      </w:r>
-      <w:r>
-        <w:instrText xml:space="preserve"> SEQ Table \* ARABIC </w:instrText>
-      </w:r>
-      <w:r>
-        <w:fldChar w:fldCharType="separate"/>
-      </w:r>
-      <w:r>
-        <w:rPr>
-          <w:noProof/>
-        </w:rPr>
-        <w:t>2</w:t>
-      </w:r>
-      <w:r>
-        <w:rPr>
-          <w:noProof/>
-        </w:rPr>
-        <w:fldChar w:fldCharType="end"/>
-      </w:r>
+      <w:fldSimple w:instr=" SEQ Table \* ARABIC ">
+        <w:r>
+          <w:rPr>
+            <w:noProof/>
+          </w:rPr>
+          <w:t>2</w:t>
+        </w:r>
+      </w:fldSimple>
       <w:r>
         <w:t xml:space="preserve">: </w:t>
       </w:r>
@@ -6057,27 +5927,14 @@
       <w:r>
         <w:t xml:space="preserve">ble </w:t>
       </w:r>
-      <w:r>
-        <w:fldChar w:fldCharType="begin"/>
-      </w:r>
-      <w:r>
-        <w:instrText xml:space="preserve"> SEQ Table \* ARABIC </w:instrText>
-      </w:r>
-      <w:r>
-        <w:fldChar w:fldCharType="separate"/>
-      </w:r>
-      <w:r>
-        <w:rPr>
-          <w:noProof/>
-        </w:rPr>
-        <w:t>3</w:t>
-      </w:r>
-      <w:r>
-        <w:rPr>
-          <w:noProof/>
-        </w:rPr>
-        <w:fldChar w:fldCharType="end"/>
-      </w:r>
+      <w:fldSimple w:instr=" SEQ Table \* ARABIC ">
+        <w:r>
+          <w:rPr>
+            <w:noProof/>
+          </w:rPr>
+          <w:t>3</w:t>
+        </w:r>
+      </w:fldSimple>
       <w:r>
         <w:t xml:space="preserve">: Baseline model performance </w:t>
       </w:r>
@@ -6765,7 +6622,7 @@
           <w:noProof/>
         </w:rPr>
         <w:drawing>
-          <wp:inline distT="0" distB="0" distL="0" distR="0" wp14:anchorId="32580F65" wp14:editId="5F7D228F">
+          <wp:inline distT="0" distB="0" distL="0" distR="0" wp14:anchorId="32580F65" wp14:editId="6A1C82DE">
             <wp:extent cx="3605687" cy="2704466"/>
             <wp:effectExtent l="0" t="0" r="0" b="635"/>
             <wp:docPr id="832124166" name="Picture 15"/>
@@ -6822,27 +6679,14 @@
       <w:r>
         <w:t xml:space="preserve">Figure </w:t>
       </w:r>
-      <w:r>
-        <w:fldChar w:fldCharType="begin"/>
-      </w:r>
-      <w:r>
-        <w:instrText xml:space="preserve"> SEQ Figure \* ARABIC </w:instrText>
-      </w:r>
-      <w:r>
-        <w:fldChar w:fldCharType="separate"/>
-      </w:r>
-      <w:r>
-        <w:rPr>
-          <w:noProof/>
-        </w:rPr>
-        <w:t>9</w:t>
-      </w:r>
-      <w:r>
-        <w:rPr>
-          <w:noProof/>
-        </w:rPr>
-        <w:fldChar w:fldCharType="end"/>
-      </w:r>
+      <w:fldSimple w:instr=" SEQ Figure \* ARABIC ">
+        <w:r>
+          <w:rPr>
+            <w:noProof/>
+          </w:rPr>
+          <w:t>9</w:t>
+        </w:r>
+      </w:fldSimple>
       <w:r>
         <w:t>: ROC curves for all classification models on the test set.</w:t>
       </w:r>
@@ -6915,27 +6759,14 @@
       <w:r>
         <w:t xml:space="preserve">Figure </w:t>
       </w:r>
-      <w:r>
-        <w:fldChar w:fldCharType="begin"/>
-      </w:r>
-      <w:r>
-        <w:instrText xml:space="preserve"> SEQ Figure \* ARABIC </w:instrText>
-      </w:r>
-      <w:r>
-        <w:fldChar w:fldCharType="separate"/>
-      </w:r>
-      <w:r>
-        <w:rPr>
-          <w:noProof/>
-        </w:rPr>
-        <w:t>10</w:t>
-      </w:r>
-      <w:r>
-        <w:rPr>
-          <w:noProof/>
-        </w:rPr>
-        <w:fldChar w:fldCharType="end"/>
-      </w:r>
+      <w:fldSimple w:instr=" SEQ Figure \* ARABIC ">
+        <w:r>
+          <w:rPr>
+            <w:noProof/>
+          </w:rPr>
+          <w:t>10</w:t>
+        </w:r>
+      </w:fldSimple>
       <w:r>
         <w:t>: Confusion matrices for all classification models on the test set.</w:t>
       </w:r>
@@ -7019,27 +6850,14 @@
       <w:r>
         <w:t xml:space="preserve">Table </w:t>
       </w:r>
-      <w:r>
-        <w:fldChar w:fldCharType="begin"/>
-      </w:r>
-      <w:r>
-        <w:instrText xml:space="preserve"> SEQ Table \* ARABIC </w:instrText>
-      </w:r>
-      <w:r>
-        <w:fldChar w:fldCharType="separate"/>
-      </w:r>
-      <w:r>
-        <w:rPr>
-          <w:noProof/>
-        </w:rPr>
-        <w:t>4</w:t>
-      </w:r>
-      <w:r>
-        <w:rPr>
-          <w:noProof/>
-        </w:rPr>
-        <w:fldChar w:fldCharType="end"/>
-      </w:r>
+      <w:fldSimple w:instr=" SEQ Table \* ARABIC ">
+        <w:r>
+          <w:rPr>
+            <w:noProof/>
+          </w:rPr>
+          <w:t>4</w:t>
+        </w:r>
+      </w:fldSimple>
       <w:r>
         <w:t xml:space="preserve">: </w:t>
       </w:r>
@@ -7516,24 +7334,14 @@
       <w:r>
         <w:t xml:space="preserve">Table </w:t>
       </w:r>
-      <w:r>
-        <w:fldChar w:fldCharType="begin"/>
-      </w:r>
-      <w:r>
-        <w:instrText xml:space="preserve"> SEQ Table \* ARABIC </w:instrText>
-      </w:r>
-      <w:r>
-        <w:fldChar w:fldCharType="separate"/>
-      </w:r>
-      <w:r>
-        <w:rPr>
-          <w:noProof/>
-        </w:rPr>
-        <w:t>5</w:t>
-      </w:r>
-      <w:r>
-        <w:fldChar w:fldCharType="end"/>
-      </w:r>
+      <w:fldSimple w:instr=" SEQ Table \* ARABIC ">
+        <w:r>
+          <w:rPr>
+            <w:noProof/>
+          </w:rPr>
+          <w:t>5</w:t>
+        </w:r>
+      </w:fldSimple>
       <w:r>
         <w:t xml:space="preserve">: </w:t>
       </w:r>
@@ -7799,27 +7607,14 @@
       <w:r>
         <w:t xml:space="preserve">Figure </w:t>
       </w:r>
-      <w:r>
-        <w:fldChar w:fldCharType="begin"/>
-      </w:r>
-      <w:r>
-        <w:instrText xml:space="preserve"> SEQ Figure \* ARABIC </w:instrText>
-      </w:r>
-      <w:r>
-        <w:fldChar w:fldCharType="separate"/>
-      </w:r>
-      <w:r>
-        <w:rPr>
-          <w:noProof/>
-        </w:rPr>
-        <w:t>11</w:t>
-      </w:r>
-      <w:r>
-        <w:rPr>
-          <w:noProof/>
-        </w:rPr>
-        <w:fldChar w:fldCharType="end"/>
-      </w:r>
+      <w:fldSimple w:instr=" SEQ Figure \* ARABIC ">
+        <w:r>
+          <w:rPr>
+            <w:noProof/>
+          </w:rPr>
+          <w:t>11</w:t>
+        </w:r>
+      </w:fldSimple>
       <w:r>
         <w:t>: Feature importance for the Random Forest model (permutation importance).</w:t>
       </w:r>
@@ -10680,6 +10475,7 @@
   <w:style w:type="character" w:default="1" w:styleId="DefaultParagraphFont">
     <w:name w:val="Default Paragraph Font"/>
     <w:uiPriority w:val="1"/>
+    <w:semiHidden/>
     <w:unhideWhenUsed/>
   </w:style>
   <w:style w:type="table" w:default="1" w:styleId="TableNormal">
